--- a/Datasheet/Datasheet_graphit_sensor.docx
+++ b/Datasheet/Datasheet_graphit_sensor.docx
@@ -1,6 +1,6 @@
 
 <file path=word/document.xml><?xml version="1.0" encoding="utf-8"?>
-<w:document xmlns:wpc="http://schemas.microsoft.com/office/word/2010/wordprocessingCanvas" xmlns:cx="http://schemas.microsoft.com/office/drawing/2014/chartex" xmlns:cx1="http://schemas.microsoft.com/office/drawing/2015/9/8/chartex" xmlns:cx2="http://schemas.microsoft.com/office/drawing/2015/10/21/chartex" xmlns:cx3="http://schemas.microsoft.com/office/drawing/2016/5/9/chartex" xmlns:cx4="http://schemas.microsoft.com/office/drawing/2016/5/10/chartex" xmlns:cx5="http://schemas.microsoft.com/office/drawing/2016/5/11/chartex" xmlns:cx6="http://schemas.microsoft.com/office/drawing/2016/5/12/chartex" xmlns:cx7="http://schemas.microsoft.com/office/drawing/2016/5/13/chartex" xmlns:cx8="http://schemas.microsoft.com/office/drawing/2016/5/14/chartex" xmlns:mc="http://schemas.openxmlformats.org/markup-compatibility/2006" xmlns:aink="http://schemas.microsoft.com/office/drawing/2016/ink" xmlns:am3d="http://schemas.microsoft.com/office/drawing/2017/model3d" xmlns:o="urn:schemas-microsoft-com:office:office" xmlns:r="http://schemas.openxmlformats.org/officeDocument/2006/relationships" xmlns:m="http://schemas.openxmlformats.org/officeDocument/2006/math" xmlns:v="urn:schemas-microsoft-com:vml" xmlns:wp14="http://schemas.microsoft.com/office/word/2010/wordprocessingDrawing" xmlns:wp="http://schemas.openxmlformats.org/drawingml/2006/wordprocessingDrawing" xmlns:w10="urn:schemas-microsoft-com:office:word" xmlns:w="http://schemas.openxmlformats.org/wordprocessingml/2006/main" xmlns:w14="http://schemas.microsoft.com/office/word/2010/wordml" xmlns:w15="http://schemas.microsoft.com/office/word/2012/wordml" xmlns:w16cex="http://schemas.microsoft.com/office/word/2018/wordml/cex" xmlns:w16cid="http://schemas.microsoft.com/office/word/2016/wordml/cid" xmlns:w16="http://schemas.microsoft.com/office/word/2018/wordml" xmlns:w16sdtdh="http://schemas.microsoft.com/office/word/2020/wordml/sdtdatahash" xmlns:w16se="http://schemas.microsoft.com/office/word/2015/wordml/symex" xmlns:wpg="http://schemas.microsoft.com/office/word/2010/wordprocessingGroup" xmlns:wpi="http://schemas.microsoft.com/office/word/2010/wordprocessingInk" xmlns:wne="http://schemas.microsoft.com/office/word/2006/wordml" xmlns:wps="http://schemas.microsoft.com/office/word/2010/wordprocessingShape" mc:Ignorable="w14 w15 w16se w16cid w16 w16cex w16sdtdh wp14">
+<w:document xmlns:wpc="http://schemas.microsoft.com/office/word/2010/wordprocessingCanvas" xmlns:cx="http://schemas.microsoft.com/office/drawing/2014/chartex" xmlns:cx1="http://schemas.microsoft.com/office/drawing/2015/9/8/chartex" xmlns:cx2="http://schemas.microsoft.com/office/drawing/2015/10/21/chartex" xmlns:cx3="http://schemas.microsoft.com/office/drawing/2016/5/9/chartex" xmlns:cx4="http://schemas.microsoft.com/office/drawing/2016/5/10/chartex" xmlns:cx5="http://schemas.microsoft.com/office/drawing/2016/5/11/chartex" xmlns:cx6="http://schemas.microsoft.com/office/drawing/2016/5/12/chartex" xmlns:cx7="http://schemas.microsoft.com/office/drawing/2016/5/13/chartex" xmlns:cx8="http://schemas.microsoft.com/office/drawing/2016/5/14/chartex" xmlns:mc="http://schemas.openxmlformats.org/markup-compatibility/2006" xmlns:aink="http://schemas.microsoft.com/office/drawing/2016/ink" xmlns:am3d="http://schemas.microsoft.com/office/drawing/2017/model3d" xmlns:o="urn:schemas-microsoft-com:office:office" xmlns:oel="http://schemas.microsoft.com/office/2019/extlst" xmlns:r="http://schemas.openxmlformats.org/officeDocument/2006/relationships" xmlns:m="http://schemas.openxmlformats.org/officeDocument/2006/math" xmlns:v="urn:schemas-microsoft-com:vml" xmlns:wp14="http://schemas.microsoft.com/office/word/2010/wordprocessingDrawing" xmlns:wp="http://schemas.openxmlformats.org/drawingml/2006/wordprocessingDrawing" xmlns:w10="urn:schemas-microsoft-com:office:word" xmlns:w="http://schemas.openxmlformats.org/wordprocessingml/2006/main" xmlns:w14="http://schemas.microsoft.com/office/word/2010/wordml" xmlns:w15="http://schemas.microsoft.com/office/word/2012/wordml" xmlns:w16cex="http://schemas.microsoft.com/office/word/2018/wordml/cex" xmlns:w16cid="http://schemas.microsoft.com/office/word/2016/wordml/cid" xmlns:w16="http://schemas.microsoft.com/office/word/2018/wordml" xmlns:w16du="http://schemas.microsoft.com/office/word/2023/wordml/word16du" xmlns:w16sdtdh="http://schemas.microsoft.com/office/word/2020/wordml/sdtdatahash" xmlns:w16sdtfl="http://schemas.microsoft.com/office/word/2024/wordml/sdtformatlock" xmlns:w16se="http://schemas.microsoft.com/office/word/2015/wordml/symex" xmlns:wpg="http://schemas.microsoft.com/office/word/2010/wordprocessingGroup" xmlns:wpi="http://schemas.microsoft.com/office/word/2010/wordprocessingInk" xmlns:wne="http://schemas.microsoft.com/office/word/2006/wordml" xmlns:wps="http://schemas.microsoft.com/office/word/2010/wordprocessingShape" mc:Ignorable="w14 w15 w16se w16cid w16 w16cex w16sdtdh w16sdtfl w16du wp14">
   <w:body>
     <w:p>
       <w:pPr>
@@ -20,14 +20,15 @@
     </w:p>
     <w:p>
       <w:pPr>
-        <w:jc w:val="both"/>
+        <w:jc w:val="center"/>
         <w:rPr>
           <w:rFonts w:cstheme="minorHAnsi"/>
           <w:b/>
           <w:bCs/>
-          <w:color w:val="FF0000"/>
+          <w:color w:val="4472C4" w:themeColor="accent1"/>
           <w:sz w:val="44"/>
           <w:szCs w:val="44"/>
+          <w:lang w:val="en-US"/>
         </w:rPr>
       </w:pPr>
       <w:r>
@@ -35,9 +36,10 @@
           <w:rFonts w:cstheme="minorHAnsi"/>
           <w:b/>
           <w:bCs/>
-          <w:color w:val="FF0000"/>
+          <w:color w:val="4472C4" w:themeColor="accent1"/>
           <w:sz w:val="44"/>
           <w:szCs w:val="44"/>
+          <w:lang w:val="en-US"/>
         </w:rPr>
         <w:t>CG-YVH25</w:t>
       </w:r>
@@ -47,12 +49,12 @@
         <w:pBdr>
           <w:bottom w:val="single" w:sz="12" w:space="1" w:color="auto"/>
         </w:pBdr>
-        <w:jc w:val="both"/>
+        <w:jc w:val="center"/>
         <w:rPr>
           <w:rFonts w:cstheme="minorHAnsi"/>
           <w:b/>
           <w:bCs/>
-          <w:color w:val="FF0000"/>
+          <w:color w:val="4472C4" w:themeColor="accent1"/>
           <w:sz w:val="32"/>
           <w:szCs w:val="32"/>
           <w:lang w:val="en-US"/>
@@ -63,7 +65,7 @@
           <w:rFonts w:cstheme="minorHAnsi"/>
           <w:b/>
           <w:bCs/>
-          <w:color w:val="FF0000"/>
+          <w:color w:val="4472C4" w:themeColor="accent1"/>
           <w:sz w:val="32"/>
           <w:szCs w:val="32"/>
           <w:lang w:val="en-US"/>
@@ -127,6 +129,87 @@
       <w:r>
         <w:rPr>
           <w:rFonts w:cstheme="minorHAnsi"/>
+          <w:b/>
+          <w:bCs/>
+          <w:color w:val="FF0000"/>
+          <w:sz w:val="24"/>
+          <w:szCs w:val="24"/>
+          <w:lang w:val="en-US"/>
+        </w:rPr>
+        <w:drawing>
+          <wp:anchor distT="0" distB="0" distL="114300" distR="114300" simplePos="0" relativeHeight="251658240" behindDoc="1" locked="0" layoutInCell="1" allowOverlap="1" wp14:anchorId="640C564E" wp14:editId="733CFA64">
+            <wp:simplePos x="0" y="0"/>
+            <wp:positionH relativeFrom="margin">
+              <wp:posOffset>3194050</wp:posOffset>
+            </wp:positionH>
+            <wp:positionV relativeFrom="paragraph">
+              <wp:posOffset>9525</wp:posOffset>
+            </wp:positionV>
+            <wp:extent cx="2569210" cy="909320"/>
+            <wp:effectExtent l="0" t="0" r="2540" b="5080"/>
+            <wp:wrapTight wrapText="bothSides">
+              <wp:wrapPolygon edited="0">
+                <wp:start x="0" y="0"/>
+                <wp:lineTo x="0" y="21268"/>
+                <wp:lineTo x="21461" y="21268"/>
+                <wp:lineTo x="21461" y="0"/>
+                <wp:lineTo x="0" y="0"/>
+              </wp:wrapPolygon>
+            </wp:wrapTight>
+            <wp:docPr id="2138769145" name="Image 1" descr="Une image contenant ligne, capture d’écran, Rectangle&#10;&#10;Le contenu généré par l’IA peut être incorrect."/>
+            <wp:cNvGraphicFramePr>
+              <a:graphicFrameLocks xmlns:a="http://schemas.openxmlformats.org/drawingml/2006/main" noChangeAspect="1"/>
+            </wp:cNvGraphicFramePr>
+            <a:graphic xmlns:a="http://schemas.openxmlformats.org/drawingml/2006/main">
+              <a:graphicData uri="http://schemas.openxmlformats.org/drawingml/2006/picture">
+                <pic:pic xmlns:pic="http://schemas.openxmlformats.org/drawingml/2006/picture">
+                  <pic:nvPicPr>
+                    <pic:cNvPr id="2138769145" name="Image 1" descr="Une image contenant ligne, capture d’écran, Rectangle&#10;&#10;Le contenu généré par l’IA peut être incorrect."/>
+                    <pic:cNvPicPr/>
+                  </pic:nvPicPr>
+                  <pic:blipFill rotWithShape="1">
+                    <a:blip r:embed="rId8" cstate="print">
+                      <a:extLst>
+                        <a:ext uri="{28A0092B-C50C-407E-A947-70E740481C1C}">
+                          <a14:useLocalDpi xmlns:a14="http://schemas.microsoft.com/office/drawing/2010/main" val="0"/>
+                        </a:ext>
+                      </a:extLst>
+                    </a:blip>
+                    <a:srcRect l="2369"/>
+                    <a:stretch/>
+                  </pic:blipFill>
+                  <pic:spPr bwMode="auto">
+                    <a:xfrm>
+                      <a:off x="0" y="0"/>
+                      <a:ext cx="2569210" cy="909320"/>
+                    </a:xfrm>
+                    <a:prstGeom prst="rect">
+                      <a:avLst/>
+                    </a:prstGeom>
+                    <a:ln>
+                      <a:noFill/>
+                    </a:ln>
+                    <a:extLst>
+                      <a:ext uri="{53640926-AAD7-44D8-BBD7-CCE9431645EC}">
+                        <a14:shadowObscured xmlns:a14="http://schemas.microsoft.com/office/drawing/2010/main"/>
+                      </a:ext>
+                    </a:extLst>
+                  </pic:spPr>
+                </pic:pic>
+              </a:graphicData>
+            </a:graphic>
+            <wp14:sizeRelH relativeFrom="margin">
+              <wp14:pctWidth>0</wp14:pctWidth>
+            </wp14:sizeRelH>
+            <wp14:sizeRelV relativeFrom="margin">
+              <wp14:pctHeight>0</wp14:pctHeight>
+            </wp14:sizeRelV>
+          </wp:anchor>
+        </w:drawing>
+      </w:r>
+      <w:r>
+        <w:rPr>
+          <w:rFonts w:cstheme="minorHAnsi"/>
           <w:sz w:val="24"/>
           <w:szCs w:val="24"/>
           <w:lang w:val="en-US"/>
@@ -325,16 +408,18 @@
           <w:szCs w:val="24"/>
           <w:lang w:val="en-US"/>
         </w:rPr>
-        <w:t xml:space="preserve">This graphite sensor is based on graphite nanoparticles, which </w:t>
+        <w:t xml:space="preserve">The </w:t>
       </w:r>
       <w:r>
         <w:rPr>
           <w:rFonts w:cstheme="minorHAnsi"/>
-          <w:sz w:val="24"/>
-          <w:szCs w:val="24"/>
-          <w:lang w:val="en-US"/>
-        </w:rPr>
-        <w:t>can be done anywhere with a pencil and a small piece of paper</w:t>
+          <w:b/>
+          <w:bCs/>
+          <w:sz w:val="24"/>
+          <w:szCs w:val="24"/>
+          <w:lang w:val="en-US"/>
+        </w:rPr>
+        <w:t>CG-YVH25</w:t>
       </w:r>
       <w:r>
         <w:rPr>
@@ -343,7 +428,7 @@
           <w:szCs w:val="24"/>
           <w:lang w:val="en-US"/>
         </w:rPr>
-        <w:t xml:space="preserve">. Based on the granular system of graphite nanoparticles, we can measure resistance depend on the types of deformation. </w:t>
+        <w:t xml:space="preserve"> is a flexible, low-cost strain gauge sensor made from graphite nanoparticles deposited using a standard pencil on paper. This sensor leverages the piezoresistive properties of granular graphite systems to detect mechanical deformation such as bending or stretching. Its simplicity allows for rapid prototyping and educational use, while still being capable of integration into more complex systems through Bluetooth-enabled readout.</w:t>
       </w:r>
     </w:p>
     <w:p>
@@ -367,9 +452,979 @@
           <w:szCs w:val="24"/>
           <w:lang w:val="en-US"/>
         </w:rPr>
+        <w:drawing>
+          <wp:anchor distT="0" distB="0" distL="114300" distR="114300" simplePos="0" relativeHeight="251660288" behindDoc="1" locked="0" layoutInCell="1" allowOverlap="1" wp14:anchorId="4CE9B161" wp14:editId="40F97895">
+            <wp:simplePos x="0" y="0"/>
+            <wp:positionH relativeFrom="margin">
+              <wp:align>right</wp:align>
+            </wp:positionH>
+            <wp:positionV relativeFrom="paragraph">
+              <wp:posOffset>6292</wp:posOffset>
+            </wp:positionV>
+            <wp:extent cx="2611120" cy="1405890"/>
+            <wp:effectExtent l="0" t="0" r="0" b="3810"/>
+            <wp:wrapTight wrapText="bothSides">
+              <wp:wrapPolygon edited="0">
+                <wp:start x="0" y="0"/>
+                <wp:lineTo x="0" y="21366"/>
+                <wp:lineTo x="21432" y="21366"/>
+                <wp:lineTo x="21432" y="0"/>
+                <wp:lineTo x="0" y="0"/>
+              </wp:wrapPolygon>
+            </wp:wrapTight>
+            <wp:docPr id="1027669944" name="Image 1" descr="Une image contenant ligne, diagramme, Parallèle, Dessin technique&#10;&#10;Le contenu généré par l’IA peut être incorrect."/>
+            <wp:cNvGraphicFramePr>
+              <a:graphicFrameLocks xmlns:a="http://schemas.openxmlformats.org/drawingml/2006/main" noChangeAspect="1"/>
+            </wp:cNvGraphicFramePr>
+            <a:graphic xmlns:a="http://schemas.openxmlformats.org/drawingml/2006/main">
+              <a:graphicData uri="http://schemas.openxmlformats.org/drawingml/2006/picture">
+                <pic:pic xmlns:pic="http://schemas.openxmlformats.org/drawingml/2006/picture">
+                  <pic:nvPicPr>
+                    <pic:cNvPr id="1027669944" name="Image 1" descr="Une image contenant ligne, diagramme, Parallèle, Dessin technique&#10;&#10;Le contenu généré par l’IA peut être incorrect."/>
+                    <pic:cNvPicPr/>
+                  </pic:nvPicPr>
+                  <pic:blipFill>
+                    <a:blip r:embed="rId9" cstate="print">
+                      <a:extLst>
+                        <a:ext uri="{28A0092B-C50C-407E-A947-70E740481C1C}">
+                          <a14:useLocalDpi xmlns:a14="http://schemas.microsoft.com/office/drawing/2010/main" val="0"/>
+                        </a:ext>
+                      </a:extLst>
+                    </a:blip>
+                    <a:stretch>
+                      <a:fillRect/>
+                    </a:stretch>
+                  </pic:blipFill>
+                  <pic:spPr>
+                    <a:xfrm>
+                      <a:off x="0" y="0"/>
+                      <a:ext cx="2611120" cy="1405890"/>
+                    </a:xfrm>
+                    <a:prstGeom prst="rect">
+                      <a:avLst/>
+                    </a:prstGeom>
+                  </pic:spPr>
+                </pic:pic>
+              </a:graphicData>
+            </a:graphic>
+            <wp14:sizeRelH relativeFrom="margin">
+              <wp14:pctWidth>0</wp14:pctWidth>
+            </wp14:sizeRelH>
+            <wp14:sizeRelV relativeFrom="margin">
+              <wp14:pctHeight>0</wp14:pctHeight>
+            </wp14:sizeRelV>
+          </wp:anchor>
+        </w:drawing>
+      </w:r>
+      <w:r>
+        <w:rPr>
+          <w:rFonts w:cstheme="minorHAnsi"/>
+          <w:b/>
+          <w:bCs/>
+          <w:sz w:val="24"/>
+          <w:szCs w:val="24"/>
+          <w:lang w:val="en-US"/>
+        </w:rPr>
+        <w:t>Pins connection</w:t>
+      </w:r>
+    </w:p>
+    <w:tbl>
+      <w:tblPr>
+        <w:tblStyle w:val="Grilledutableau"/>
+        <w:tblW w:w="0" w:type="auto"/>
+        <w:jc w:val="center"/>
+        <w:tblLook w:val="04A0" w:firstRow="1" w:lastRow="0" w:firstColumn="1" w:lastColumn="0" w:noHBand="0" w:noVBand="1"/>
+      </w:tblPr>
+      <w:tblGrid>
+        <w:gridCol w:w="1804"/>
+        <w:gridCol w:w="2869"/>
+      </w:tblGrid>
+      <w:tr>
+        <w:trPr>
+          <w:trHeight w:val="288"/>
+          <w:jc w:val="center"/>
+        </w:trPr>
+        <w:tc>
+          <w:tcPr>
+            <w:tcW w:w="1804" w:type="dxa"/>
+            <w:shd w:val="clear" w:color="auto" w:fill="5B9BD5" w:themeFill="accent5"/>
+            <w:vAlign w:val="center"/>
+          </w:tcPr>
+          <w:p>
+            <w:pPr>
+              <w:jc w:val="both"/>
+              <w:rPr>
+                <w:rFonts w:cstheme="minorHAnsi"/>
+                <w:b/>
+                <w:bCs/>
+                <w:sz w:val="24"/>
+                <w:szCs w:val="24"/>
+                <w:lang w:val="en-US"/>
+              </w:rPr>
+            </w:pPr>
+            <w:r>
+              <w:rPr>
+                <w:rFonts w:cstheme="minorHAnsi"/>
+                <w:b/>
+                <w:bCs/>
+                <w:sz w:val="24"/>
+                <w:szCs w:val="24"/>
+                <w:lang w:val="en-US"/>
+              </w:rPr>
+              <w:t>Number of pins</w:t>
+            </w:r>
+          </w:p>
+        </w:tc>
+        <w:tc>
+          <w:tcPr>
+            <w:tcW w:w="2869" w:type="dxa"/>
+            <w:shd w:val="clear" w:color="auto" w:fill="5B9BD5" w:themeFill="accent5"/>
+            <w:vAlign w:val="center"/>
+          </w:tcPr>
+          <w:p>
+            <w:pPr>
+              <w:jc w:val="both"/>
+              <w:rPr>
+                <w:rFonts w:cstheme="minorHAnsi"/>
+                <w:b/>
+                <w:bCs/>
+                <w:sz w:val="24"/>
+                <w:szCs w:val="24"/>
+                <w:lang w:val="en-US"/>
+              </w:rPr>
+            </w:pPr>
+            <w:r>
+              <w:rPr>
+                <w:rFonts w:cstheme="minorHAnsi"/>
+                <w:b/>
+                <w:bCs/>
+                <w:sz w:val="24"/>
+                <w:szCs w:val="24"/>
+                <w:lang w:val="en-US"/>
+              </w:rPr>
+              <w:t>Connection</w:t>
+            </w:r>
+          </w:p>
+        </w:tc>
+      </w:tr>
+      <w:tr>
+        <w:trPr>
+          <w:trHeight w:val="288"/>
+          <w:jc w:val="center"/>
+        </w:trPr>
+        <w:tc>
+          <w:tcPr>
+            <w:tcW w:w="1804" w:type="dxa"/>
+            <w:vAlign w:val="center"/>
+          </w:tcPr>
+          <w:p>
+            <w:pPr>
+              <w:rPr>
+                <w:rFonts w:cstheme="minorHAnsi"/>
+                <w:sz w:val="24"/>
+                <w:szCs w:val="24"/>
+                <w:lang w:val="en-US"/>
+              </w:rPr>
+            </w:pPr>
+            <w:r>
+              <w:rPr>
+                <w:rFonts w:cstheme="minorHAnsi"/>
+                <w:sz w:val="24"/>
+                <w:szCs w:val="24"/>
+                <w:lang w:val="en-US"/>
+              </w:rPr>
+              <w:t>1</w:t>
+            </w:r>
+          </w:p>
+        </w:tc>
+        <w:tc>
+          <w:tcPr>
+            <w:tcW w:w="2869" w:type="dxa"/>
+            <w:vAlign w:val="center"/>
+          </w:tcPr>
+          <w:p>
+            <w:pPr>
+              <w:rPr>
+                <w:rFonts w:cstheme="minorHAnsi"/>
+                <w:sz w:val="24"/>
+                <w:szCs w:val="24"/>
+                <w:lang w:val="en-US"/>
+              </w:rPr>
+            </w:pPr>
+            <w:r>
+              <w:rPr>
+                <w:rFonts w:cstheme="minorHAnsi"/>
+                <w:sz w:val="24"/>
+                <w:szCs w:val="24"/>
+                <w:lang w:val="en-US"/>
+              </w:rPr>
+              <w:t>Connected to the circuit power supply +V</w:t>
+            </w:r>
+            <w:r>
+              <w:rPr>
+                <w:rFonts w:cstheme="minorHAnsi"/>
+                <w:sz w:val="24"/>
+                <w:szCs w:val="24"/>
+                <w:vertAlign w:val="subscript"/>
+                <w:lang w:val="en-US"/>
+              </w:rPr>
+              <w:t>CC</w:t>
+            </w:r>
+            <w:r>
+              <w:rPr>
+                <w:rFonts w:cstheme="minorHAnsi"/>
+                <w:sz w:val="24"/>
+                <w:szCs w:val="24"/>
+                <w:lang w:val="en-US"/>
+              </w:rPr>
+              <w:t xml:space="preserve"> = 5V</w:t>
+            </w:r>
+          </w:p>
+        </w:tc>
+      </w:tr>
+      <w:tr>
+        <w:trPr>
+          <w:trHeight w:val="277"/>
+          <w:jc w:val="center"/>
+        </w:trPr>
+        <w:tc>
+          <w:tcPr>
+            <w:tcW w:w="1804" w:type="dxa"/>
+            <w:vAlign w:val="center"/>
+          </w:tcPr>
+          <w:p>
+            <w:pPr>
+              <w:rPr>
+                <w:rFonts w:cstheme="minorHAnsi"/>
+                <w:sz w:val="24"/>
+                <w:szCs w:val="24"/>
+                <w:lang w:val="en-US"/>
+              </w:rPr>
+            </w:pPr>
+            <w:r>
+              <w:rPr>
+                <w:rFonts w:cstheme="minorHAnsi"/>
+                <w:sz w:val="24"/>
+                <w:szCs w:val="24"/>
+                <w:lang w:val="en-US"/>
+              </w:rPr>
+              <w:t>2</w:t>
+            </w:r>
+          </w:p>
+        </w:tc>
+        <w:tc>
+          <w:tcPr>
+            <w:tcW w:w="2869" w:type="dxa"/>
+            <w:vAlign w:val="center"/>
+          </w:tcPr>
+          <w:p>
+            <w:pPr>
+              <w:rPr>
+                <w:rFonts w:cstheme="minorHAnsi"/>
+                <w:sz w:val="24"/>
+                <w:szCs w:val="24"/>
+                <w:lang w:val="en-US"/>
+              </w:rPr>
+            </w:pPr>
+            <w:r>
+              <w:rPr>
+                <w:rFonts w:cstheme="minorHAnsi"/>
+                <w:sz w:val="24"/>
+                <w:szCs w:val="24"/>
+                <w:lang w:val="en-US"/>
+              </w:rPr>
+              <w:t>Connected to the conditioning circuit input</w:t>
+            </w:r>
+          </w:p>
+        </w:tc>
+      </w:tr>
+    </w:tbl>
+    <w:p>
+      <w:pPr>
+        <w:jc w:val="both"/>
+        <w:rPr>
+          <w:rFonts w:cstheme="minorHAnsi"/>
+          <w:b/>
+          <w:bCs/>
+          <w:sz w:val="24"/>
+          <w:szCs w:val="24"/>
+          <w:lang w:val="en-US"/>
+        </w:rPr>
+      </w:pPr>
+    </w:p>
+    <w:p>
+      <w:pPr>
+        <w:jc w:val="both"/>
+        <w:rPr>
+          <w:rFonts w:cstheme="minorHAnsi"/>
+          <w:b/>
+          <w:bCs/>
+          <w:sz w:val="24"/>
+          <w:szCs w:val="24"/>
+          <w:lang w:val="en-US"/>
+        </w:rPr>
+      </w:pPr>
+      <w:r>
+        <w:rPr>
+          <w:rFonts w:cstheme="minorHAnsi"/>
+          <w:b/>
+          <w:bCs/>
+          <w:sz w:val="24"/>
+          <w:szCs w:val="24"/>
+          <w:lang w:val="en-US"/>
+        </w:rPr>
         <w:t>Specifications</w:t>
       </w:r>
     </w:p>
+    <w:tbl>
+      <w:tblPr>
+        <w:tblStyle w:val="Grilledutableau"/>
+        <w:tblW w:w="0" w:type="auto"/>
+        <w:tblLook w:val="04A0" w:firstRow="1" w:lastRow="0" w:firstColumn="1" w:lastColumn="0" w:noHBand="0" w:noVBand="1"/>
+      </w:tblPr>
+      <w:tblGrid>
+        <w:gridCol w:w="4531"/>
+        <w:gridCol w:w="4531"/>
+      </w:tblGrid>
+      <w:tr>
+        <w:tc>
+          <w:tcPr>
+            <w:tcW w:w="4531" w:type="dxa"/>
+            <w:shd w:val="clear" w:color="auto" w:fill="5B9BD5" w:themeFill="accent5"/>
+          </w:tcPr>
+          <w:p>
+            <w:pPr>
+              <w:rPr>
+                <w:rFonts w:cstheme="minorHAnsi"/>
+                <w:b/>
+                <w:bCs/>
+                <w:sz w:val="24"/>
+                <w:szCs w:val="24"/>
+                <w:lang w:val="en-US"/>
+              </w:rPr>
+            </w:pPr>
+            <w:r>
+              <w:rPr>
+                <w:rFonts w:cstheme="minorHAnsi"/>
+                <w:b/>
+                <w:bCs/>
+                <w:sz w:val="24"/>
+                <w:szCs w:val="24"/>
+                <w:lang w:val="en-US"/>
+              </w:rPr>
+              <w:t>Parameter</w:t>
+            </w:r>
+          </w:p>
+        </w:tc>
+        <w:tc>
+          <w:tcPr>
+            <w:tcW w:w="4531" w:type="dxa"/>
+            <w:shd w:val="clear" w:color="auto" w:fill="5B9BD5" w:themeFill="accent5"/>
+          </w:tcPr>
+          <w:p>
+            <w:pPr>
+              <w:rPr>
+                <w:rFonts w:cstheme="minorHAnsi"/>
+                <w:b/>
+                <w:bCs/>
+                <w:sz w:val="24"/>
+                <w:szCs w:val="24"/>
+                <w:lang w:val="en-US"/>
+              </w:rPr>
+            </w:pPr>
+            <w:r>
+              <w:rPr>
+                <w:rFonts w:cstheme="minorHAnsi"/>
+                <w:b/>
+                <w:bCs/>
+                <w:sz w:val="24"/>
+                <w:szCs w:val="24"/>
+                <w:lang w:val="en-US"/>
+              </w:rPr>
+              <w:t>Value</w:t>
+            </w:r>
+          </w:p>
+        </w:tc>
+      </w:tr>
+      <w:tr>
+        <w:tc>
+          <w:tcPr>
+            <w:tcW w:w="4531" w:type="dxa"/>
+          </w:tcPr>
+          <w:p>
+            <w:pPr>
+              <w:rPr>
+                <w:rFonts w:cstheme="minorHAnsi"/>
+                <w:sz w:val="24"/>
+                <w:szCs w:val="24"/>
+                <w:lang w:val="en-US"/>
+              </w:rPr>
+            </w:pPr>
+            <w:r>
+              <w:rPr>
+                <w:rFonts w:cstheme="minorHAnsi"/>
+                <w:sz w:val="24"/>
+                <w:szCs w:val="24"/>
+                <w:lang w:val="en-US"/>
+              </w:rPr>
+              <w:t>Sensor type</w:t>
+            </w:r>
+          </w:p>
+        </w:tc>
+        <w:tc>
+          <w:tcPr>
+            <w:tcW w:w="4531" w:type="dxa"/>
+          </w:tcPr>
+          <w:p>
+            <w:pPr>
+              <w:rPr>
+                <w:rFonts w:cstheme="minorHAnsi"/>
+                <w:sz w:val="24"/>
+                <w:szCs w:val="24"/>
+              </w:rPr>
+            </w:pPr>
+            <w:r>
+              <w:rPr>
+                <w:rFonts w:cstheme="minorHAnsi"/>
+                <w:sz w:val="24"/>
+                <w:szCs w:val="24"/>
+              </w:rPr>
+              <w:t xml:space="preserve">Passive graphite </w:t>
+            </w:r>
+            <w:proofErr w:type="spellStart"/>
+            <w:r>
+              <w:rPr>
+                <w:rFonts w:cstheme="minorHAnsi"/>
+                <w:sz w:val="24"/>
+                <w:szCs w:val="24"/>
+              </w:rPr>
+              <w:t>strain</w:t>
+            </w:r>
+            <w:proofErr w:type="spellEnd"/>
+            <w:r>
+              <w:rPr>
+                <w:rFonts w:cstheme="minorHAnsi"/>
+                <w:sz w:val="24"/>
+                <w:szCs w:val="24"/>
+              </w:rPr>
+              <w:t xml:space="preserve"> gauge </w:t>
+            </w:r>
+            <w:proofErr w:type="spellStart"/>
+            <w:r>
+              <w:rPr>
+                <w:rFonts w:cstheme="minorHAnsi"/>
+                <w:sz w:val="24"/>
+                <w:szCs w:val="24"/>
+              </w:rPr>
+              <w:t>sensor</w:t>
+            </w:r>
+            <w:proofErr w:type="spellEnd"/>
+          </w:p>
+        </w:tc>
+      </w:tr>
+      <w:tr>
+        <w:tc>
+          <w:tcPr>
+            <w:tcW w:w="4531" w:type="dxa"/>
+          </w:tcPr>
+          <w:p>
+            <w:pPr>
+              <w:rPr>
+                <w:rFonts w:cstheme="minorHAnsi"/>
+                <w:sz w:val="24"/>
+                <w:szCs w:val="24"/>
+                <w:lang w:val="en-US"/>
+              </w:rPr>
+            </w:pPr>
+            <w:proofErr w:type="spellStart"/>
+            <w:r>
+              <w:rPr>
+                <w:rFonts w:cstheme="minorHAnsi"/>
+                <w:sz w:val="24"/>
+                <w:szCs w:val="24"/>
+              </w:rPr>
+              <w:t>Measurand</w:t>
+            </w:r>
+            <w:proofErr w:type="spellEnd"/>
+          </w:p>
+        </w:tc>
+        <w:tc>
+          <w:tcPr>
+            <w:tcW w:w="4531" w:type="dxa"/>
+          </w:tcPr>
+          <w:p>
+            <w:pPr>
+              <w:rPr>
+                <w:rFonts w:cstheme="minorHAnsi"/>
+                <w:sz w:val="24"/>
+                <w:szCs w:val="24"/>
+                <w:lang w:val="en-US"/>
+              </w:rPr>
+            </w:pPr>
+            <w:r>
+              <w:rPr>
+                <w:rFonts w:cstheme="minorHAnsi"/>
+                <w:sz w:val="24"/>
+                <w:szCs w:val="24"/>
+              </w:rPr>
+              <w:t>Resistance</w:t>
+            </w:r>
+          </w:p>
+        </w:tc>
+      </w:tr>
+      <w:tr>
+        <w:tc>
+          <w:tcPr>
+            <w:tcW w:w="4531" w:type="dxa"/>
+          </w:tcPr>
+          <w:p>
+            <w:pPr>
+              <w:tabs>
+                <w:tab w:val="left" w:pos="1145"/>
+              </w:tabs>
+              <w:rPr>
+                <w:rFonts w:cstheme="minorHAnsi"/>
+                <w:sz w:val="24"/>
+                <w:szCs w:val="24"/>
+                <w:lang w:val="en-US"/>
+              </w:rPr>
+            </w:pPr>
+            <w:r>
+              <w:rPr>
+                <w:rFonts w:cstheme="minorHAnsi"/>
+                <w:sz w:val="24"/>
+                <w:szCs w:val="24"/>
+              </w:rPr>
+              <w:t>Output Signal Type</w:t>
+            </w:r>
+          </w:p>
+        </w:tc>
+        <w:tc>
+          <w:tcPr>
+            <w:tcW w:w="4531" w:type="dxa"/>
+          </w:tcPr>
+          <w:p>
+            <w:pPr>
+              <w:rPr>
+                <w:rFonts w:cstheme="minorHAnsi"/>
+                <w:sz w:val="24"/>
+                <w:szCs w:val="24"/>
+                <w:lang w:val="en-US"/>
+              </w:rPr>
+            </w:pPr>
+            <w:proofErr w:type="spellStart"/>
+            <w:r>
+              <w:rPr>
+                <w:rFonts w:cstheme="minorHAnsi"/>
+                <w:sz w:val="24"/>
+                <w:szCs w:val="24"/>
+              </w:rPr>
+              <w:t>Analog</w:t>
+            </w:r>
+            <w:proofErr w:type="spellEnd"/>
+          </w:p>
+        </w:tc>
+      </w:tr>
+      <w:tr>
+        <w:tc>
+          <w:tcPr>
+            <w:tcW w:w="4531" w:type="dxa"/>
+          </w:tcPr>
+          <w:p>
+            <w:pPr>
+              <w:rPr>
+                <w:rFonts w:cstheme="minorHAnsi"/>
+                <w:sz w:val="24"/>
+                <w:szCs w:val="24"/>
+                <w:lang w:val="en-US"/>
+              </w:rPr>
+            </w:pPr>
+            <w:r>
+              <w:rPr>
+                <w:rFonts w:cstheme="minorHAnsi"/>
+                <w:sz w:val="24"/>
+                <w:szCs w:val="24"/>
+              </w:rPr>
+              <w:t xml:space="preserve">Power </w:t>
+            </w:r>
+            <w:proofErr w:type="spellStart"/>
+            <w:r>
+              <w:rPr>
+                <w:rFonts w:cstheme="minorHAnsi"/>
+                <w:sz w:val="24"/>
+                <w:szCs w:val="24"/>
+              </w:rPr>
+              <w:t>Supply</w:t>
+            </w:r>
+            <w:proofErr w:type="spellEnd"/>
+          </w:p>
+        </w:tc>
+        <w:tc>
+          <w:tcPr>
+            <w:tcW w:w="4531" w:type="dxa"/>
+          </w:tcPr>
+          <w:p>
+            <w:pPr>
+              <w:rPr>
+                <w:rFonts w:cstheme="minorHAnsi"/>
+                <w:sz w:val="24"/>
+                <w:szCs w:val="24"/>
+                <w:lang w:val="en-US"/>
+              </w:rPr>
+            </w:pPr>
+            <w:r>
+              <w:rPr>
+                <w:rFonts w:cstheme="minorHAnsi"/>
+                <w:sz w:val="24"/>
+                <w:szCs w:val="24"/>
+              </w:rPr>
+              <w:t>5V</w:t>
+            </w:r>
+          </w:p>
+        </w:tc>
+      </w:tr>
+      <w:tr>
+        <w:tc>
+          <w:tcPr>
+            <w:tcW w:w="4531" w:type="dxa"/>
+          </w:tcPr>
+          <w:p>
+            <w:pPr>
+              <w:tabs>
+                <w:tab w:val="left" w:pos="1124"/>
+              </w:tabs>
+              <w:rPr>
+                <w:rFonts w:cstheme="minorHAnsi"/>
+                <w:sz w:val="24"/>
+                <w:szCs w:val="24"/>
+              </w:rPr>
+            </w:pPr>
+            <w:proofErr w:type="spellStart"/>
+            <w:r>
+              <w:rPr>
+                <w:rFonts w:cstheme="minorHAnsi"/>
+                <w:sz w:val="24"/>
+                <w:szCs w:val="24"/>
+              </w:rPr>
+              <w:t>Typical</w:t>
+            </w:r>
+            <w:proofErr w:type="spellEnd"/>
+            <w:r>
+              <w:rPr>
+                <w:rFonts w:cstheme="minorHAnsi"/>
+                <w:sz w:val="24"/>
+                <w:szCs w:val="24"/>
+              </w:rPr>
+              <w:t xml:space="preserve"> </w:t>
+            </w:r>
+            <w:proofErr w:type="spellStart"/>
+            <w:r>
+              <w:rPr>
+                <w:rFonts w:cstheme="minorHAnsi"/>
+                <w:sz w:val="24"/>
+                <w:szCs w:val="24"/>
+              </w:rPr>
+              <w:t>Response</w:t>
+            </w:r>
+            <w:proofErr w:type="spellEnd"/>
+            <w:r>
+              <w:rPr>
+                <w:rFonts w:cstheme="minorHAnsi"/>
+                <w:sz w:val="24"/>
+                <w:szCs w:val="24"/>
+              </w:rPr>
+              <w:t xml:space="preserve"> Time</w:t>
+            </w:r>
+          </w:p>
+        </w:tc>
+        <w:tc>
+          <w:tcPr>
+            <w:tcW w:w="4531" w:type="dxa"/>
+          </w:tcPr>
+          <w:p>
+            <w:pPr>
+              <w:rPr>
+                <w:rFonts w:cstheme="minorHAnsi"/>
+                <w:sz w:val="24"/>
+                <w:szCs w:val="24"/>
+              </w:rPr>
+            </w:pPr>
+            <w:r>
+              <w:rPr>
+                <w:rFonts w:cstheme="minorHAnsi"/>
+                <w:sz w:val="24"/>
+                <w:szCs w:val="24"/>
+              </w:rPr>
+              <w:t>&lt; 100 ms</w:t>
+            </w:r>
+          </w:p>
+        </w:tc>
+      </w:tr>
+      <w:tr>
+        <w:tc>
+          <w:tcPr>
+            <w:tcW w:w="4531" w:type="dxa"/>
+          </w:tcPr>
+          <w:p>
+            <w:pPr>
+              <w:rPr>
+                <w:rFonts w:cstheme="minorHAnsi"/>
+                <w:sz w:val="24"/>
+                <w:szCs w:val="24"/>
+              </w:rPr>
+            </w:pPr>
+            <w:proofErr w:type="spellStart"/>
+            <w:r>
+              <w:rPr>
+                <w:rFonts w:cstheme="minorHAnsi"/>
+                <w:sz w:val="24"/>
+                <w:szCs w:val="24"/>
+              </w:rPr>
+              <w:t>Substrate</w:t>
+            </w:r>
+            <w:proofErr w:type="spellEnd"/>
+            <w:r>
+              <w:rPr>
+                <w:rFonts w:cstheme="minorHAnsi"/>
+                <w:sz w:val="24"/>
+                <w:szCs w:val="24"/>
+              </w:rPr>
+              <w:t xml:space="preserve"> </w:t>
+            </w:r>
+            <w:proofErr w:type="spellStart"/>
+            <w:r>
+              <w:rPr>
+                <w:rFonts w:cstheme="minorHAnsi"/>
+                <w:sz w:val="24"/>
+                <w:szCs w:val="24"/>
+              </w:rPr>
+              <w:t>Material</w:t>
+            </w:r>
+            <w:proofErr w:type="spellEnd"/>
+          </w:p>
+        </w:tc>
+        <w:tc>
+          <w:tcPr>
+            <w:tcW w:w="4531" w:type="dxa"/>
+          </w:tcPr>
+          <w:p>
+            <w:pPr>
+              <w:rPr>
+                <w:rFonts w:cstheme="minorHAnsi"/>
+                <w:sz w:val="24"/>
+                <w:szCs w:val="24"/>
+              </w:rPr>
+            </w:pPr>
+            <w:proofErr w:type="spellStart"/>
+            <w:r>
+              <w:rPr>
+                <w:rFonts w:cstheme="minorHAnsi"/>
+                <w:sz w:val="24"/>
+                <w:szCs w:val="24"/>
+              </w:rPr>
+              <w:t>Cellulosic</w:t>
+            </w:r>
+            <w:proofErr w:type="spellEnd"/>
+            <w:r>
+              <w:rPr>
+                <w:rFonts w:cstheme="minorHAnsi"/>
+                <w:sz w:val="24"/>
+                <w:szCs w:val="24"/>
+              </w:rPr>
+              <w:t xml:space="preserve"> plant </w:t>
+            </w:r>
+            <w:proofErr w:type="spellStart"/>
+            <w:r>
+              <w:rPr>
+                <w:rFonts w:cstheme="minorHAnsi"/>
+                <w:sz w:val="24"/>
+                <w:szCs w:val="24"/>
+              </w:rPr>
+              <w:t>fibers</w:t>
+            </w:r>
+            <w:proofErr w:type="spellEnd"/>
+            <w:r>
+              <w:rPr>
+                <w:rFonts w:cstheme="minorHAnsi"/>
+                <w:sz w:val="24"/>
+                <w:szCs w:val="24"/>
+              </w:rPr>
+              <w:t xml:space="preserve"> (</w:t>
+            </w:r>
+            <w:proofErr w:type="spellStart"/>
+            <w:r>
+              <w:rPr>
+                <w:rFonts w:cstheme="minorHAnsi"/>
+                <w:sz w:val="24"/>
+                <w:szCs w:val="24"/>
+              </w:rPr>
+              <w:t>paper</w:t>
+            </w:r>
+            <w:proofErr w:type="spellEnd"/>
+            <w:r>
+              <w:rPr>
+                <w:rFonts w:cstheme="minorHAnsi"/>
+                <w:sz w:val="24"/>
+                <w:szCs w:val="24"/>
+              </w:rPr>
+              <w:t>)</w:t>
+            </w:r>
+          </w:p>
+        </w:tc>
+      </w:tr>
+      <w:tr>
+        <w:tc>
+          <w:tcPr>
+            <w:tcW w:w="4531" w:type="dxa"/>
+          </w:tcPr>
+          <w:p>
+            <w:pPr>
+              <w:rPr>
+                <w:rFonts w:cstheme="minorHAnsi"/>
+                <w:sz w:val="24"/>
+                <w:szCs w:val="24"/>
+              </w:rPr>
+            </w:pPr>
+            <w:r>
+              <w:rPr>
+                <w:rFonts w:cstheme="minorHAnsi"/>
+                <w:sz w:val="24"/>
+                <w:szCs w:val="24"/>
+              </w:rPr>
+              <w:t>Graphite Composition</w:t>
+            </w:r>
+          </w:p>
+        </w:tc>
+        <w:tc>
+          <w:tcPr>
+            <w:tcW w:w="4531" w:type="dxa"/>
+          </w:tcPr>
+          <w:p>
+            <w:pPr>
+              <w:rPr>
+                <w:rFonts w:cstheme="minorHAnsi"/>
+                <w:sz w:val="24"/>
+                <w:szCs w:val="24"/>
+                <w:lang w:val="en-US"/>
+              </w:rPr>
+            </w:pPr>
+            <w:r>
+              <w:rPr>
+                <w:rFonts w:cstheme="minorHAnsi"/>
+                <w:sz w:val="24"/>
+                <w:szCs w:val="24"/>
+                <w:lang w:val="en-US"/>
+              </w:rPr>
+              <w:t>Graphite nanoparticles deposited using a graphite</w:t>
+            </w:r>
+            <w:r>
+              <w:rPr>
+                <w:rFonts w:cstheme="minorHAnsi"/>
+                <w:sz w:val="24"/>
+                <w:szCs w:val="24"/>
+                <w:lang w:val="en-US"/>
+              </w:rPr>
+              <w:t xml:space="preserve"> </w:t>
+            </w:r>
+            <w:r>
+              <w:rPr>
+                <w:rFonts w:cstheme="minorHAnsi"/>
+                <w:sz w:val="24"/>
+                <w:szCs w:val="24"/>
+                <w:lang w:val="en-US"/>
+              </w:rPr>
+              <w:t>pencil</w:t>
+            </w:r>
+            <w:r>
+              <w:rPr>
+                <w:rFonts w:cstheme="minorHAnsi"/>
+                <w:sz w:val="24"/>
+                <w:szCs w:val="24"/>
+                <w:lang w:val="en-US"/>
+              </w:rPr>
+              <w:t xml:space="preserve"> (</w:t>
+            </w:r>
+            <w:r>
+              <w:rPr>
+                <w:rFonts w:cstheme="minorHAnsi"/>
+                <w:sz w:val="24"/>
+                <w:szCs w:val="24"/>
+                <w:lang w:val="en-US"/>
+              </w:rPr>
+              <w:t>2H, H, HB, B, 2B</w:t>
+            </w:r>
+            <w:r>
+              <w:rPr>
+                <w:rFonts w:cstheme="minorHAnsi"/>
+                <w:sz w:val="24"/>
+                <w:szCs w:val="24"/>
+                <w:lang w:val="en-US"/>
+              </w:rPr>
+              <w:t>)</w:t>
+            </w:r>
+          </w:p>
+        </w:tc>
+      </w:tr>
+      <w:tr>
+        <w:tc>
+          <w:tcPr>
+            <w:tcW w:w="4531" w:type="dxa"/>
+          </w:tcPr>
+          <w:p>
+            <w:pPr>
+              <w:rPr>
+                <w:rFonts w:cstheme="minorHAnsi"/>
+                <w:sz w:val="24"/>
+                <w:szCs w:val="24"/>
+              </w:rPr>
+            </w:pPr>
+            <w:r>
+              <w:rPr>
+                <w:rFonts w:cstheme="minorHAnsi"/>
+                <w:sz w:val="24"/>
+                <w:szCs w:val="24"/>
+              </w:rPr>
+              <w:t xml:space="preserve">Paper </w:t>
+            </w:r>
+            <w:proofErr w:type="spellStart"/>
+            <w:r>
+              <w:rPr>
+                <w:rFonts w:cstheme="minorHAnsi"/>
+                <w:sz w:val="24"/>
+                <w:szCs w:val="24"/>
+              </w:rPr>
+              <w:t>Thickness</w:t>
+            </w:r>
+            <w:proofErr w:type="spellEnd"/>
+          </w:p>
+        </w:tc>
+        <w:tc>
+          <w:tcPr>
+            <w:tcW w:w="4531" w:type="dxa"/>
+          </w:tcPr>
+          <w:p>
+            <w:pPr>
+              <w:tabs>
+                <w:tab w:val="left" w:pos="1265"/>
+              </w:tabs>
+              <w:rPr>
+                <w:rFonts w:cstheme="minorHAnsi"/>
+                <w:sz w:val="24"/>
+                <w:szCs w:val="24"/>
+              </w:rPr>
+            </w:pPr>
+            <w:r>
+              <w:rPr>
+                <w:rFonts w:cstheme="minorHAnsi"/>
+                <w:sz w:val="24"/>
+                <w:szCs w:val="24"/>
+              </w:rPr>
+              <w:t>~0.2 mm</w:t>
+            </w:r>
+          </w:p>
+        </w:tc>
+      </w:tr>
+    </w:tbl>
     <w:p>
       <w:pPr>
         <w:jc w:val="both"/>
@@ -391,9 +1446,341 @@
           <w:szCs w:val="24"/>
           <w:lang w:val="en-US"/>
         </w:rPr>
+        <w:lastRenderedPageBreak/>
         <w:t>Standard use condition</w:t>
       </w:r>
     </w:p>
+    <w:tbl>
+      <w:tblPr>
+        <w:tblStyle w:val="Grilledutableau"/>
+        <w:tblW w:w="0" w:type="auto"/>
+        <w:tblLook w:val="04A0" w:firstRow="1" w:lastRow="0" w:firstColumn="1" w:lastColumn="0" w:noHBand="0" w:noVBand="1"/>
+      </w:tblPr>
+      <w:tblGrid>
+        <w:gridCol w:w="3020"/>
+        <w:gridCol w:w="3021"/>
+        <w:gridCol w:w="3021"/>
+      </w:tblGrid>
+      <w:tr>
+        <w:tc>
+          <w:tcPr>
+            <w:tcW w:w="3020" w:type="dxa"/>
+            <w:shd w:val="clear" w:color="auto" w:fill="5B9BD5" w:themeFill="accent5"/>
+          </w:tcPr>
+          <w:p>
+            <w:pPr>
+              <w:jc w:val="both"/>
+              <w:rPr>
+                <w:rFonts w:cstheme="minorHAnsi"/>
+                <w:b/>
+                <w:bCs/>
+                <w:sz w:val="24"/>
+                <w:szCs w:val="24"/>
+                <w:lang w:val="en-US"/>
+              </w:rPr>
+            </w:pPr>
+            <w:r>
+              <w:rPr>
+                <w:rFonts w:cstheme="minorHAnsi"/>
+                <w:b/>
+                <w:bCs/>
+                <w:sz w:val="24"/>
+                <w:szCs w:val="24"/>
+                <w:lang w:val="en-US"/>
+              </w:rPr>
+              <w:t>Condition</w:t>
+            </w:r>
+          </w:p>
+        </w:tc>
+        <w:tc>
+          <w:tcPr>
+            <w:tcW w:w="3021" w:type="dxa"/>
+            <w:shd w:val="clear" w:color="auto" w:fill="5B9BD5" w:themeFill="accent5"/>
+          </w:tcPr>
+          <w:p>
+            <w:pPr>
+              <w:jc w:val="both"/>
+              <w:rPr>
+                <w:rFonts w:cstheme="minorHAnsi"/>
+                <w:b/>
+                <w:bCs/>
+                <w:sz w:val="24"/>
+                <w:szCs w:val="24"/>
+                <w:lang w:val="en-US"/>
+              </w:rPr>
+            </w:pPr>
+            <w:r>
+              <w:rPr>
+                <w:rFonts w:cstheme="minorHAnsi"/>
+                <w:b/>
+                <w:bCs/>
+                <w:sz w:val="24"/>
+                <w:szCs w:val="24"/>
+                <w:lang w:val="en-US"/>
+              </w:rPr>
+              <w:t>Typical value</w:t>
+            </w:r>
+          </w:p>
+        </w:tc>
+        <w:tc>
+          <w:tcPr>
+            <w:tcW w:w="3021" w:type="dxa"/>
+            <w:shd w:val="clear" w:color="auto" w:fill="5B9BD5" w:themeFill="accent5"/>
+          </w:tcPr>
+          <w:p>
+            <w:pPr>
+              <w:jc w:val="both"/>
+              <w:rPr>
+                <w:rFonts w:cstheme="minorHAnsi"/>
+                <w:b/>
+                <w:bCs/>
+                <w:sz w:val="24"/>
+                <w:szCs w:val="24"/>
+                <w:lang w:val="en-US"/>
+              </w:rPr>
+            </w:pPr>
+            <w:r>
+              <w:rPr>
+                <w:rFonts w:cstheme="minorHAnsi"/>
+                <w:b/>
+                <w:bCs/>
+                <w:sz w:val="24"/>
+                <w:szCs w:val="24"/>
+                <w:lang w:val="en-US"/>
+              </w:rPr>
+              <w:t>Unit</w:t>
+            </w:r>
+          </w:p>
+        </w:tc>
+      </w:tr>
+      <w:tr>
+        <w:tc>
+          <w:tcPr>
+            <w:tcW w:w="3020" w:type="dxa"/>
+          </w:tcPr>
+          <w:p>
+            <w:pPr>
+              <w:jc w:val="both"/>
+              <w:rPr>
+                <w:rFonts w:cstheme="minorHAnsi"/>
+                <w:sz w:val="24"/>
+                <w:szCs w:val="24"/>
+                <w:lang w:val="en-US"/>
+              </w:rPr>
+            </w:pPr>
+            <w:r>
+              <w:rPr>
+                <w:rFonts w:cstheme="minorHAnsi"/>
+                <w:sz w:val="24"/>
+                <w:szCs w:val="24"/>
+                <w:lang w:val="en-US"/>
+              </w:rPr>
+              <w:t>Temperature</w:t>
+            </w:r>
+          </w:p>
+        </w:tc>
+        <w:tc>
+          <w:tcPr>
+            <w:tcW w:w="3021" w:type="dxa"/>
+          </w:tcPr>
+          <w:p>
+            <w:pPr>
+              <w:jc w:val="both"/>
+              <w:rPr>
+                <w:rFonts w:cstheme="minorHAnsi"/>
+                <w:sz w:val="24"/>
+                <w:szCs w:val="24"/>
+                <w:lang w:val="en-US"/>
+              </w:rPr>
+            </w:pPr>
+            <w:r>
+              <w:rPr>
+                <w:rFonts w:cstheme="minorHAnsi"/>
+                <w:sz w:val="24"/>
+                <w:szCs w:val="24"/>
+              </w:rPr>
+              <w:t>20±5</w:t>
+            </w:r>
+          </w:p>
+        </w:tc>
+        <w:tc>
+          <w:tcPr>
+            <w:tcW w:w="3021" w:type="dxa"/>
+          </w:tcPr>
+          <w:p>
+            <w:pPr>
+              <w:jc w:val="both"/>
+              <w:rPr>
+                <w:rFonts w:cstheme="minorHAnsi"/>
+                <w:sz w:val="24"/>
+                <w:szCs w:val="24"/>
+                <w:lang w:val="en-US"/>
+              </w:rPr>
+            </w:pPr>
+            <w:r>
+              <w:rPr>
+                <w:rFonts w:cstheme="minorHAnsi"/>
+                <w:sz w:val="24"/>
+                <w:szCs w:val="24"/>
+              </w:rPr>
+              <w:t>°C</w:t>
+            </w:r>
+          </w:p>
+        </w:tc>
+      </w:tr>
+      <w:tr>
+        <w:tc>
+          <w:tcPr>
+            <w:tcW w:w="3020" w:type="dxa"/>
+          </w:tcPr>
+          <w:p>
+            <w:pPr>
+              <w:jc w:val="both"/>
+              <w:rPr>
+                <w:rFonts w:cstheme="minorHAnsi"/>
+                <w:sz w:val="24"/>
+                <w:szCs w:val="24"/>
+                <w:lang w:val="en-US"/>
+              </w:rPr>
+            </w:pPr>
+            <w:r>
+              <w:rPr>
+                <w:rFonts w:cstheme="minorHAnsi"/>
+                <w:sz w:val="24"/>
+                <w:szCs w:val="24"/>
+                <w:lang w:val="en-US"/>
+              </w:rPr>
+              <w:t>Humidity</w:t>
+            </w:r>
+          </w:p>
+        </w:tc>
+        <w:tc>
+          <w:tcPr>
+            <w:tcW w:w="3021" w:type="dxa"/>
+          </w:tcPr>
+          <w:p>
+            <w:pPr>
+              <w:jc w:val="both"/>
+              <w:rPr>
+                <w:rFonts w:cstheme="minorHAnsi"/>
+                <w:sz w:val="24"/>
+                <w:szCs w:val="24"/>
+                <w:lang w:val="en-US"/>
+              </w:rPr>
+            </w:pPr>
+            <w:r>
+              <w:rPr>
+                <w:rFonts w:cstheme="minorHAnsi"/>
+                <w:sz w:val="24"/>
+                <w:szCs w:val="24"/>
+              </w:rPr>
+              <w:t>60±5</w:t>
+            </w:r>
+          </w:p>
+        </w:tc>
+        <w:tc>
+          <w:tcPr>
+            <w:tcW w:w="3021" w:type="dxa"/>
+          </w:tcPr>
+          <w:p>
+            <w:pPr>
+              <w:jc w:val="both"/>
+              <w:rPr>
+                <w:rFonts w:cstheme="minorHAnsi"/>
+                <w:sz w:val="24"/>
+                <w:szCs w:val="24"/>
+                <w:lang w:val="en-US"/>
+              </w:rPr>
+            </w:pPr>
+            <w:r>
+              <w:rPr>
+                <w:rFonts w:cstheme="minorHAnsi"/>
+                <w:sz w:val="24"/>
+                <w:szCs w:val="24"/>
+                <w:lang w:val="en-US"/>
+              </w:rPr>
+              <w:t>%</w:t>
+            </w:r>
+          </w:p>
+        </w:tc>
+      </w:tr>
+      <w:tr>
+        <w:tc>
+          <w:tcPr>
+            <w:tcW w:w="3020" w:type="dxa"/>
+          </w:tcPr>
+          <w:p>
+            <w:pPr>
+              <w:jc w:val="both"/>
+              <w:rPr>
+                <w:rFonts w:cstheme="minorHAnsi"/>
+                <w:sz w:val="24"/>
+                <w:szCs w:val="24"/>
+                <w:lang w:val="en-US"/>
+              </w:rPr>
+            </w:pPr>
+            <w:r>
+              <w:rPr>
+                <w:rFonts w:cstheme="minorHAnsi"/>
+                <w:sz w:val="24"/>
+                <w:szCs w:val="24"/>
+                <w:lang w:val="en-US"/>
+              </w:rPr>
+              <w:t>Bluetooth distance</w:t>
+            </w:r>
+          </w:p>
+        </w:tc>
+        <w:tc>
+          <w:tcPr>
+            <w:tcW w:w="3021" w:type="dxa"/>
+          </w:tcPr>
+          <w:p>
+            <w:pPr>
+              <w:jc w:val="both"/>
+              <w:rPr>
+                <w:rFonts w:cstheme="minorHAnsi"/>
+                <w:sz w:val="24"/>
+                <w:szCs w:val="24"/>
+                <w:lang w:val="en-US"/>
+              </w:rPr>
+            </w:pPr>
+            <w:r>
+              <w:rPr>
+                <w:rFonts w:cstheme="minorHAnsi"/>
+                <w:sz w:val="24"/>
+                <w:szCs w:val="24"/>
+              </w:rPr>
+              <w:t>2±2</w:t>
+            </w:r>
+          </w:p>
+        </w:tc>
+        <w:tc>
+          <w:tcPr>
+            <w:tcW w:w="3021" w:type="dxa"/>
+          </w:tcPr>
+          <w:p>
+            <w:pPr>
+              <w:jc w:val="both"/>
+              <w:rPr>
+                <w:rFonts w:cstheme="minorHAnsi"/>
+                <w:sz w:val="24"/>
+                <w:szCs w:val="24"/>
+                <w:lang w:val="en-US"/>
+              </w:rPr>
+            </w:pPr>
+            <w:r>
+              <w:rPr>
+                <w:rFonts w:cstheme="minorHAnsi"/>
+                <w:sz w:val="24"/>
+                <w:szCs w:val="24"/>
+                <w:lang w:val="en-US"/>
+              </w:rPr>
+              <w:t>m</w:t>
+            </w:r>
+          </w:p>
+        </w:tc>
+      </w:tr>
+    </w:tbl>
     <w:p>
       <w:pPr>
         <w:jc w:val="both"/>
@@ -406,7 +1793,10 @@
           <w:lang w:val="en-US"/>
         </w:rPr>
       </w:pPr>
-      <w:r>
+    </w:p>
+    <w:p>
+      <w:pPr>
+        <w:jc w:val="both"/>
         <w:rPr>
           <w:rFonts w:cstheme="minorHAnsi"/>
           <w:b/>
@@ -415,8 +1805,956 @@
           <w:szCs w:val="24"/>
           <w:lang w:val="en-US"/>
         </w:rPr>
+      </w:pPr>
+      <w:r>
+        <w:rPr>
+          <w:rFonts w:cstheme="minorHAnsi"/>
+          <w:b/>
+          <w:bCs/>
+          <w:sz w:val="24"/>
+          <w:szCs w:val="24"/>
+          <w:lang w:val="en-US"/>
+        </w:rPr>
         <w:t>Electrical characteristics</w:t>
       </w:r>
+    </w:p>
+    <w:tbl>
+      <w:tblPr>
+        <w:tblStyle w:val="Grilledutableau"/>
+        <w:tblW w:w="0" w:type="auto"/>
+        <w:jc w:val="center"/>
+        <w:tblLook w:val="04A0" w:firstRow="1" w:lastRow="0" w:firstColumn="1" w:lastColumn="0" w:noHBand="0" w:noVBand="1"/>
+      </w:tblPr>
+      <w:tblGrid>
+        <w:gridCol w:w="2265"/>
+        <w:gridCol w:w="2265"/>
+        <w:gridCol w:w="2266"/>
+        <w:gridCol w:w="2266"/>
+      </w:tblGrid>
+      <w:tr>
+        <w:trPr>
+          <w:jc w:val="center"/>
+        </w:trPr>
+        <w:tc>
+          <w:tcPr>
+            <w:tcW w:w="2265" w:type="dxa"/>
+            <w:shd w:val="clear" w:color="auto" w:fill="5B9BD5" w:themeFill="accent5"/>
+            <w:vAlign w:val="center"/>
+          </w:tcPr>
+          <w:p>
+            <w:pPr>
+              <w:jc w:val="both"/>
+              <w:rPr>
+                <w:rFonts w:cstheme="minorHAnsi"/>
+                <w:b/>
+                <w:bCs/>
+                <w:sz w:val="24"/>
+                <w:szCs w:val="24"/>
+                <w:lang w:val="en-US"/>
+              </w:rPr>
+            </w:pPr>
+            <w:r>
+              <w:rPr>
+                <w:rFonts w:cstheme="minorHAnsi"/>
+                <w:b/>
+                <w:bCs/>
+                <w:sz w:val="24"/>
+                <w:szCs w:val="24"/>
+                <w:lang w:val="en-US"/>
+              </w:rPr>
+              <w:t>Pencil type</w:t>
+            </w:r>
+          </w:p>
+        </w:tc>
+        <w:tc>
+          <w:tcPr>
+            <w:tcW w:w="2265" w:type="dxa"/>
+            <w:shd w:val="clear" w:color="auto" w:fill="5B9BD5" w:themeFill="accent5"/>
+            <w:vAlign w:val="center"/>
+          </w:tcPr>
+          <w:p>
+            <w:pPr>
+              <w:jc w:val="both"/>
+              <w:rPr>
+                <w:rFonts w:cstheme="minorHAnsi"/>
+                <w:b/>
+                <w:bCs/>
+                <w:sz w:val="24"/>
+                <w:szCs w:val="24"/>
+                <w:lang w:val="en-US"/>
+              </w:rPr>
+            </w:pPr>
+            <w:r>
+              <w:rPr>
+                <w:rFonts w:cstheme="minorHAnsi"/>
+                <w:b/>
+                <w:bCs/>
+                <w:sz w:val="24"/>
+                <w:szCs w:val="24"/>
+                <w:lang w:val="en-US"/>
+              </w:rPr>
+              <w:t>Unit</w:t>
+            </w:r>
+          </w:p>
+        </w:tc>
+        <w:tc>
+          <w:tcPr>
+            <w:tcW w:w="2266" w:type="dxa"/>
+            <w:shd w:val="clear" w:color="auto" w:fill="5B9BD5" w:themeFill="accent5"/>
+            <w:vAlign w:val="center"/>
+          </w:tcPr>
+          <w:p>
+            <w:pPr>
+              <w:jc w:val="both"/>
+              <w:rPr>
+                <w:rFonts w:cstheme="minorHAnsi"/>
+                <w:b/>
+                <w:bCs/>
+                <w:sz w:val="24"/>
+                <w:szCs w:val="24"/>
+                <w:lang w:val="en-US"/>
+              </w:rPr>
+            </w:pPr>
+            <w:r>
+              <w:rPr>
+                <w:rFonts w:cstheme="minorHAnsi"/>
+                <w:b/>
+                <w:bCs/>
+                <w:sz w:val="24"/>
+                <w:szCs w:val="24"/>
+                <w:lang w:val="en-US"/>
+              </w:rPr>
+              <w:t>Measured R range</w:t>
+            </w:r>
+          </w:p>
+        </w:tc>
+        <w:tc>
+          <w:tcPr>
+            <w:tcW w:w="2266" w:type="dxa"/>
+            <w:shd w:val="clear" w:color="auto" w:fill="5B9BD5" w:themeFill="accent5"/>
+            <w:vAlign w:val="center"/>
+          </w:tcPr>
+          <w:p>
+            <w:pPr>
+              <w:jc w:val="both"/>
+              <w:rPr>
+                <w:rFonts w:cstheme="minorHAnsi"/>
+                <w:b/>
+                <w:bCs/>
+                <w:sz w:val="24"/>
+                <w:szCs w:val="24"/>
+                <w:lang w:val="en-US"/>
+              </w:rPr>
+            </w:pPr>
+            <w:r>
+              <w:rPr>
+                <w:rFonts w:cstheme="minorHAnsi"/>
+                <w:b/>
+                <w:bCs/>
+                <w:sz w:val="24"/>
+                <w:szCs w:val="24"/>
+                <w:lang w:val="en-US"/>
+              </w:rPr>
+              <w:t>Typical R</w:t>
+            </w:r>
+            <w:r>
+              <w:rPr>
+                <w:rFonts w:cstheme="minorHAnsi"/>
+                <w:b/>
+                <w:bCs/>
+                <w:sz w:val="24"/>
+                <w:szCs w:val="24"/>
+                <w:vertAlign w:val="subscript"/>
+                <w:lang w:val="en-US"/>
+              </w:rPr>
+              <w:t>0</w:t>
+            </w:r>
+            <w:r>
+              <w:rPr>
+                <w:rFonts w:cstheme="minorHAnsi"/>
+                <w:b/>
+                <w:bCs/>
+                <w:sz w:val="24"/>
+                <w:szCs w:val="24"/>
+                <w:lang w:val="en-US"/>
+              </w:rPr>
+              <w:t xml:space="preserve"> rang</w:t>
+            </w:r>
+          </w:p>
+        </w:tc>
+      </w:tr>
+      <w:tr>
+        <w:trPr>
+          <w:jc w:val="center"/>
+        </w:trPr>
+        <w:tc>
+          <w:tcPr>
+            <w:tcW w:w="2265" w:type="dxa"/>
+            <w:vAlign w:val="center"/>
+          </w:tcPr>
+          <w:p>
+            <w:pPr>
+              <w:jc w:val="both"/>
+              <w:rPr>
+                <w:rFonts w:cstheme="minorHAnsi"/>
+                <w:sz w:val="24"/>
+                <w:szCs w:val="24"/>
+                <w:lang w:val="en-US"/>
+              </w:rPr>
+            </w:pPr>
+            <w:r>
+              <w:rPr>
+                <w:rFonts w:cstheme="minorHAnsi"/>
+                <w:sz w:val="24"/>
+                <w:szCs w:val="24"/>
+                <w:lang w:val="en-US"/>
+              </w:rPr>
+              <w:t>HB</w:t>
+            </w:r>
+          </w:p>
+        </w:tc>
+        <w:tc>
+          <w:tcPr>
+            <w:tcW w:w="2265" w:type="dxa"/>
+            <w:vMerge w:val="restart"/>
+            <w:vAlign w:val="center"/>
+          </w:tcPr>
+          <w:p>
+            <w:pPr>
+              <w:jc w:val="both"/>
+              <w:rPr>
+                <w:rFonts w:cstheme="minorHAnsi"/>
+                <w:sz w:val="24"/>
+                <w:szCs w:val="24"/>
+                <w:lang w:val="en-US"/>
+              </w:rPr>
+            </w:pPr>
+            <w:r>
+              <w:rPr>
+                <w:rFonts w:cstheme="minorHAnsi"/>
+                <w:sz w:val="24"/>
+                <w:szCs w:val="24"/>
+                <w:lang w:val="en-US"/>
+              </w:rPr>
+              <w:t>MΩ</w:t>
+            </w:r>
+          </w:p>
+        </w:tc>
+        <w:tc>
+          <w:tcPr>
+            <w:tcW w:w="2266" w:type="dxa"/>
+            <w:vAlign w:val="center"/>
+          </w:tcPr>
+          <w:p>
+            <w:pPr>
+              <w:jc w:val="both"/>
+              <w:rPr>
+                <w:rFonts w:cstheme="minorHAnsi"/>
+                <w:sz w:val="24"/>
+                <w:szCs w:val="24"/>
+                <w:lang w:val="en-US"/>
+              </w:rPr>
+            </w:pPr>
+            <w:r>
+              <w:rPr>
+                <w:rFonts w:cstheme="minorHAnsi"/>
+                <w:sz w:val="24"/>
+                <w:szCs w:val="24"/>
+              </w:rPr>
+              <w:t xml:space="preserve">2.00 – 3.00 </w:t>
+            </w:r>
+          </w:p>
+        </w:tc>
+        <w:tc>
+          <w:tcPr>
+            <w:tcW w:w="2266" w:type="dxa"/>
+            <w:vAlign w:val="center"/>
+          </w:tcPr>
+          <w:p>
+            <w:pPr>
+              <w:jc w:val="both"/>
+              <w:rPr>
+                <w:rFonts w:cstheme="minorHAnsi"/>
+                <w:sz w:val="24"/>
+                <w:szCs w:val="24"/>
+                <w:lang w:val="en-US"/>
+              </w:rPr>
+            </w:pPr>
+            <w:r>
+              <w:rPr>
+                <w:rFonts w:cstheme="minorHAnsi"/>
+                <w:sz w:val="24"/>
+                <w:szCs w:val="24"/>
+              </w:rPr>
+              <w:t>2.30 – 2.70</w:t>
+            </w:r>
+          </w:p>
+        </w:tc>
+      </w:tr>
+      <w:tr>
+        <w:trPr>
+          <w:jc w:val="center"/>
+        </w:trPr>
+        <w:tc>
+          <w:tcPr>
+            <w:tcW w:w="2265" w:type="dxa"/>
+            <w:vAlign w:val="center"/>
+          </w:tcPr>
+          <w:p>
+            <w:pPr>
+              <w:jc w:val="both"/>
+              <w:rPr>
+                <w:rFonts w:cstheme="minorHAnsi"/>
+                <w:sz w:val="24"/>
+                <w:szCs w:val="24"/>
+                <w:lang w:val="en-US"/>
+              </w:rPr>
+            </w:pPr>
+            <w:r>
+              <w:rPr>
+                <w:rFonts w:cstheme="minorHAnsi"/>
+                <w:sz w:val="24"/>
+                <w:szCs w:val="24"/>
+                <w:lang w:val="en-US"/>
+              </w:rPr>
+              <w:t>B</w:t>
+            </w:r>
+          </w:p>
+        </w:tc>
+        <w:tc>
+          <w:tcPr>
+            <w:tcW w:w="2265" w:type="dxa"/>
+            <w:vMerge/>
+            <w:vAlign w:val="center"/>
+          </w:tcPr>
+          <w:p>
+            <w:pPr>
+              <w:jc w:val="both"/>
+              <w:rPr>
+                <w:rFonts w:cstheme="minorHAnsi"/>
+                <w:sz w:val="24"/>
+                <w:szCs w:val="24"/>
+                <w:lang w:val="en-US"/>
+              </w:rPr>
+            </w:pPr>
+          </w:p>
+        </w:tc>
+        <w:tc>
+          <w:tcPr>
+            <w:tcW w:w="2266" w:type="dxa"/>
+            <w:vAlign w:val="center"/>
+          </w:tcPr>
+          <w:p>
+            <w:pPr>
+              <w:jc w:val="both"/>
+              <w:rPr>
+                <w:rFonts w:cstheme="minorHAnsi"/>
+                <w:sz w:val="24"/>
+                <w:szCs w:val="24"/>
+                <w:lang w:val="en-US"/>
+              </w:rPr>
+            </w:pPr>
+            <w:r>
+              <w:rPr>
+                <w:rFonts w:cstheme="minorHAnsi"/>
+                <w:sz w:val="24"/>
+                <w:szCs w:val="24"/>
+              </w:rPr>
+              <w:t xml:space="preserve">1.85 – 3.20 </w:t>
+            </w:r>
+          </w:p>
+        </w:tc>
+        <w:tc>
+          <w:tcPr>
+            <w:tcW w:w="2266" w:type="dxa"/>
+            <w:vAlign w:val="center"/>
+          </w:tcPr>
+          <w:p>
+            <w:pPr>
+              <w:jc w:val="both"/>
+              <w:rPr>
+                <w:rFonts w:cstheme="minorHAnsi"/>
+                <w:sz w:val="24"/>
+                <w:szCs w:val="24"/>
+                <w:lang w:val="en-US"/>
+              </w:rPr>
+            </w:pPr>
+            <w:r>
+              <w:rPr>
+                <w:rFonts w:cstheme="minorHAnsi"/>
+                <w:sz w:val="24"/>
+                <w:szCs w:val="24"/>
+              </w:rPr>
+              <w:t>2.00 – 2.60</w:t>
+            </w:r>
+          </w:p>
+        </w:tc>
+      </w:tr>
+      <w:tr>
+        <w:trPr>
+          <w:jc w:val="center"/>
+        </w:trPr>
+        <w:tc>
+          <w:tcPr>
+            <w:tcW w:w="2265" w:type="dxa"/>
+            <w:vAlign w:val="center"/>
+          </w:tcPr>
+          <w:p>
+            <w:pPr>
+              <w:jc w:val="both"/>
+              <w:rPr>
+                <w:rFonts w:cstheme="minorHAnsi"/>
+                <w:sz w:val="24"/>
+                <w:szCs w:val="24"/>
+                <w:lang w:val="en-US"/>
+              </w:rPr>
+            </w:pPr>
+            <w:r>
+              <w:rPr>
+                <w:rFonts w:cstheme="minorHAnsi"/>
+                <w:sz w:val="24"/>
+                <w:szCs w:val="24"/>
+                <w:lang w:val="en-US"/>
+              </w:rPr>
+              <w:t>2B</w:t>
+            </w:r>
+          </w:p>
+        </w:tc>
+        <w:tc>
+          <w:tcPr>
+            <w:tcW w:w="2265" w:type="dxa"/>
+            <w:vMerge/>
+            <w:vAlign w:val="center"/>
+          </w:tcPr>
+          <w:p>
+            <w:pPr>
+              <w:jc w:val="both"/>
+              <w:rPr>
+                <w:rFonts w:cstheme="minorHAnsi"/>
+                <w:sz w:val="24"/>
+                <w:szCs w:val="24"/>
+                <w:lang w:val="en-US"/>
+              </w:rPr>
+            </w:pPr>
+          </w:p>
+        </w:tc>
+        <w:tc>
+          <w:tcPr>
+            <w:tcW w:w="2266" w:type="dxa"/>
+            <w:vAlign w:val="center"/>
+          </w:tcPr>
+          <w:p>
+            <w:pPr>
+              <w:jc w:val="both"/>
+              <w:rPr>
+                <w:rFonts w:cstheme="minorHAnsi"/>
+                <w:sz w:val="24"/>
+                <w:szCs w:val="24"/>
+                <w:lang w:val="en-US"/>
+              </w:rPr>
+            </w:pPr>
+            <w:r>
+              <w:rPr>
+                <w:rFonts w:cstheme="minorHAnsi"/>
+                <w:sz w:val="24"/>
+                <w:szCs w:val="24"/>
+              </w:rPr>
+              <w:t>3.90 – 5.40 4</w:t>
+            </w:r>
+          </w:p>
+        </w:tc>
+        <w:tc>
+          <w:tcPr>
+            <w:tcW w:w="2266" w:type="dxa"/>
+            <w:vAlign w:val="center"/>
+          </w:tcPr>
+          <w:p>
+            <w:pPr>
+              <w:jc w:val="both"/>
+              <w:rPr>
+                <w:rFonts w:cstheme="minorHAnsi"/>
+                <w:sz w:val="24"/>
+                <w:szCs w:val="24"/>
+                <w:lang w:val="en-US"/>
+              </w:rPr>
+            </w:pPr>
+            <w:r>
+              <w:rPr>
+                <w:rFonts w:cstheme="minorHAnsi"/>
+                <w:sz w:val="24"/>
+                <w:szCs w:val="24"/>
+              </w:rPr>
+              <w:t>.00 – 5.00</w:t>
+            </w:r>
+          </w:p>
+        </w:tc>
+      </w:tr>
+    </w:tbl>
+    <w:p>
+      <w:pPr>
+        <w:jc w:val="both"/>
+        <w:rPr>
+          <w:rFonts w:cstheme="minorHAnsi"/>
+          <w:b/>
+          <w:bCs/>
+          <w:sz w:val="24"/>
+          <w:szCs w:val="24"/>
+          <w:lang w:val="en-US"/>
+        </w:rPr>
+      </w:pPr>
+    </w:p>
+    <w:p>
+      <w:pPr>
+        <w:jc w:val="both"/>
+        <w:rPr>
+          <w:rFonts w:cstheme="minorHAnsi"/>
+          <w:b/>
+          <w:bCs/>
+          <w:sz w:val="24"/>
+          <w:szCs w:val="24"/>
+          <w:lang w:val="en-US"/>
+        </w:rPr>
+      </w:pPr>
+      <w:r>
+        <w:rPr>
+          <w:rFonts w:cstheme="minorHAnsi"/>
+          <w:b/>
+          <w:bCs/>
+          <w:sz w:val="24"/>
+          <w:szCs w:val="24"/>
+          <w:lang w:val="en-US"/>
+        </w:rPr>
+        <w:drawing>
+          <wp:anchor distT="0" distB="0" distL="114300" distR="114300" simplePos="0" relativeHeight="251659264" behindDoc="1" locked="0" layoutInCell="1" allowOverlap="1" wp14:anchorId="6777DE19" wp14:editId="1A6F6FB8">
+            <wp:simplePos x="0" y="0"/>
+            <wp:positionH relativeFrom="margin">
+              <wp:posOffset>2572385</wp:posOffset>
+            </wp:positionH>
+            <wp:positionV relativeFrom="paragraph">
+              <wp:posOffset>278823</wp:posOffset>
+            </wp:positionV>
+            <wp:extent cx="3188335" cy="1288415"/>
+            <wp:effectExtent l="0" t="0" r="0" b="6985"/>
+            <wp:wrapTight wrapText="bothSides">
+              <wp:wrapPolygon edited="0">
+                <wp:start x="0" y="0"/>
+                <wp:lineTo x="0" y="21398"/>
+                <wp:lineTo x="21424" y="21398"/>
+                <wp:lineTo x="21424" y="0"/>
+                <wp:lineTo x="0" y="0"/>
+              </wp:wrapPolygon>
+            </wp:wrapTight>
+            <wp:docPr id="2059417336" name="Image 1" descr="Une image contenant ligne, diagramme, Parallèle, Rectangle&#10;&#10;Le contenu généré par l’IA peut être incorrect."/>
+            <wp:cNvGraphicFramePr>
+              <a:graphicFrameLocks xmlns:a="http://schemas.openxmlformats.org/drawingml/2006/main" noChangeAspect="1"/>
+            </wp:cNvGraphicFramePr>
+            <a:graphic xmlns:a="http://schemas.openxmlformats.org/drawingml/2006/main">
+              <a:graphicData uri="http://schemas.openxmlformats.org/drawingml/2006/picture">
+                <pic:pic xmlns:pic="http://schemas.openxmlformats.org/drawingml/2006/picture">
+                  <pic:nvPicPr>
+                    <pic:cNvPr id="2059417336" name="Image 1" descr="Une image contenant ligne, diagramme, Parallèle, Rectangle&#10;&#10;Le contenu généré par l’IA peut être incorrect."/>
+                    <pic:cNvPicPr/>
+                  </pic:nvPicPr>
+                  <pic:blipFill>
+                    <a:blip r:embed="rId10" cstate="print">
+                      <a:extLst>
+                        <a:ext uri="{28A0092B-C50C-407E-A947-70E740481C1C}">
+                          <a14:useLocalDpi xmlns:a14="http://schemas.microsoft.com/office/drawing/2010/main" val="0"/>
+                        </a:ext>
+                      </a:extLst>
+                    </a:blip>
+                    <a:stretch>
+                      <a:fillRect/>
+                    </a:stretch>
+                  </pic:blipFill>
+                  <pic:spPr>
+                    <a:xfrm>
+                      <a:off x="0" y="0"/>
+                      <a:ext cx="3188335" cy="1288415"/>
+                    </a:xfrm>
+                    <a:prstGeom prst="rect">
+                      <a:avLst/>
+                    </a:prstGeom>
+                  </pic:spPr>
+                </pic:pic>
+              </a:graphicData>
+            </a:graphic>
+          </wp:anchor>
+        </w:drawing>
+      </w:r>
+      <w:r>
+        <w:rPr>
+          <w:rFonts w:cstheme="minorHAnsi"/>
+          <w:b/>
+          <w:bCs/>
+          <w:sz w:val="24"/>
+          <w:szCs w:val="24"/>
+          <w:lang w:val="en-US"/>
+        </w:rPr>
+        <w:t>Dimensions</w:t>
+      </w:r>
+    </w:p>
+    <w:tbl>
+      <w:tblPr>
+        <w:tblStyle w:val="Grilledutableau"/>
+        <w:tblW w:w="0" w:type="auto"/>
+        <w:tblLook w:val="04A0" w:firstRow="1" w:lastRow="0" w:firstColumn="1" w:lastColumn="0" w:noHBand="0" w:noVBand="1"/>
+      </w:tblPr>
+      <w:tblGrid>
+        <w:gridCol w:w="1439"/>
+        <w:gridCol w:w="1675"/>
+      </w:tblGrid>
+      <w:tr>
+        <w:trPr>
+          <w:trHeight w:val="321"/>
+        </w:trPr>
+        <w:tc>
+          <w:tcPr>
+            <w:tcW w:w="1439" w:type="dxa"/>
+            <w:shd w:val="clear" w:color="auto" w:fill="5B9BD5" w:themeFill="accent5"/>
+          </w:tcPr>
+          <w:p>
+            <w:pPr>
+              <w:rPr>
+                <w:rFonts w:cstheme="minorHAnsi"/>
+                <w:b/>
+                <w:bCs/>
+                <w:sz w:val="24"/>
+                <w:szCs w:val="24"/>
+                <w:lang w:val="en-US"/>
+              </w:rPr>
+            </w:pPr>
+            <w:r>
+              <w:rPr>
+                <w:rFonts w:cstheme="minorHAnsi"/>
+                <w:b/>
+                <w:bCs/>
+                <w:sz w:val="24"/>
+                <w:szCs w:val="24"/>
+                <w:lang w:val="en-US"/>
+              </w:rPr>
+              <w:t>Measure</w:t>
+            </w:r>
+          </w:p>
+        </w:tc>
+        <w:tc>
+          <w:tcPr>
+            <w:tcW w:w="1675" w:type="dxa"/>
+            <w:shd w:val="clear" w:color="auto" w:fill="5B9BD5" w:themeFill="accent5"/>
+          </w:tcPr>
+          <w:p>
+            <w:pPr>
+              <w:rPr>
+                <w:rFonts w:cstheme="minorHAnsi"/>
+                <w:b/>
+                <w:bCs/>
+                <w:sz w:val="24"/>
+                <w:szCs w:val="24"/>
+                <w:lang w:val="en-US"/>
+              </w:rPr>
+            </w:pPr>
+            <w:r>
+              <w:rPr>
+                <w:rFonts w:cstheme="minorHAnsi"/>
+                <w:b/>
+                <w:bCs/>
+                <w:sz w:val="24"/>
+                <w:szCs w:val="24"/>
+                <w:lang w:val="en-US"/>
+              </w:rPr>
+              <w:t>Distance (mm)</w:t>
+            </w:r>
+          </w:p>
+        </w:tc>
+      </w:tr>
+      <w:tr>
+        <w:trPr>
+          <w:trHeight w:val="321"/>
+        </w:trPr>
+        <w:tc>
+          <w:tcPr>
+            <w:tcW w:w="1439" w:type="dxa"/>
+          </w:tcPr>
+          <w:p>
+            <w:pPr>
+              <w:jc w:val="both"/>
+              <w:rPr>
+                <w:rFonts w:cstheme="minorHAnsi"/>
+                <w:sz w:val="24"/>
+                <w:szCs w:val="24"/>
+                <w:lang w:val="en-US"/>
+              </w:rPr>
+            </w:pPr>
+            <w:r>
+              <w:rPr>
+                <w:rFonts w:cstheme="minorHAnsi"/>
+                <w:sz w:val="24"/>
+                <w:szCs w:val="24"/>
+                <w:lang w:val="en-US"/>
+              </w:rPr>
+              <w:t>A</w:t>
+            </w:r>
+          </w:p>
+        </w:tc>
+        <w:tc>
+          <w:tcPr>
+            <w:tcW w:w="1675" w:type="dxa"/>
+          </w:tcPr>
+          <w:p>
+            <w:pPr>
+              <w:jc w:val="both"/>
+              <w:rPr>
+                <w:rFonts w:cstheme="minorHAnsi"/>
+                <w:sz w:val="24"/>
+                <w:szCs w:val="24"/>
+                <w:lang w:val="en-US"/>
+              </w:rPr>
+            </w:pPr>
+            <w:r>
+              <w:rPr>
+                <w:rFonts w:cstheme="minorHAnsi"/>
+                <w:sz w:val="24"/>
+                <w:szCs w:val="24"/>
+                <w:lang w:val="en-US"/>
+              </w:rPr>
+              <w:t>3.5</w:t>
+            </w:r>
+          </w:p>
+        </w:tc>
+      </w:tr>
+      <w:tr>
+        <w:trPr>
+          <w:trHeight w:val="309"/>
+        </w:trPr>
+        <w:tc>
+          <w:tcPr>
+            <w:tcW w:w="1439" w:type="dxa"/>
+          </w:tcPr>
+          <w:p>
+            <w:pPr>
+              <w:jc w:val="both"/>
+              <w:rPr>
+                <w:rFonts w:cstheme="minorHAnsi"/>
+                <w:sz w:val="24"/>
+                <w:szCs w:val="24"/>
+                <w:lang w:val="en-US"/>
+              </w:rPr>
+            </w:pPr>
+            <w:r>
+              <w:rPr>
+                <w:rFonts w:cstheme="minorHAnsi"/>
+                <w:sz w:val="24"/>
+                <w:szCs w:val="24"/>
+                <w:lang w:val="en-US"/>
+              </w:rPr>
+              <w:t>B</w:t>
+            </w:r>
+          </w:p>
+        </w:tc>
+        <w:tc>
+          <w:tcPr>
+            <w:tcW w:w="1675" w:type="dxa"/>
+          </w:tcPr>
+          <w:p>
+            <w:pPr>
+              <w:jc w:val="both"/>
+              <w:rPr>
+                <w:rFonts w:cstheme="minorHAnsi"/>
+                <w:sz w:val="24"/>
+                <w:szCs w:val="24"/>
+                <w:lang w:val="en-US"/>
+              </w:rPr>
+            </w:pPr>
+            <w:r>
+              <w:rPr>
+                <w:rFonts w:cstheme="minorHAnsi"/>
+                <w:sz w:val="24"/>
+                <w:szCs w:val="24"/>
+                <w:lang w:val="en-US"/>
+              </w:rPr>
+              <w:t>10</w:t>
+            </w:r>
+          </w:p>
+        </w:tc>
+      </w:tr>
+      <w:tr>
+        <w:trPr>
+          <w:trHeight w:val="321"/>
+        </w:trPr>
+        <w:tc>
+          <w:tcPr>
+            <w:tcW w:w="1439" w:type="dxa"/>
+          </w:tcPr>
+          <w:p>
+            <w:pPr>
+              <w:jc w:val="both"/>
+              <w:rPr>
+                <w:rFonts w:cstheme="minorHAnsi"/>
+                <w:sz w:val="24"/>
+                <w:szCs w:val="24"/>
+                <w:lang w:val="en-US"/>
+              </w:rPr>
+            </w:pPr>
+            <w:r>
+              <w:rPr>
+                <w:rFonts w:cstheme="minorHAnsi"/>
+                <w:sz w:val="24"/>
+                <w:szCs w:val="24"/>
+                <w:lang w:val="en-US"/>
+              </w:rPr>
+              <w:t>C</w:t>
+            </w:r>
+          </w:p>
+        </w:tc>
+        <w:tc>
+          <w:tcPr>
+            <w:tcW w:w="1675" w:type="dxa"/>
+          </w:tcPr>
+          <w:p>
+            <w:pPr>
+              <w:jc w:val="both"/>
+              <w:rPr>
+                <w:rFonts w:cstheme="minorHAnsi"/>
+                <w:sz w:val="24"/>
+                <w:szCs w:val="24"/>
+                <w:lang w:val="en-US"/>
+              </w:rPr>
+            </w:pPr>
+            <w:r>
+              <w:rPr>
+                <w:rFonts w:cstheme="minorHAnsi"/>
+                <w:sz w:val="24"/>
+                <w:szCs w:val="24"/>
+                <w:lang w:val="en-US"/>
+              </w:rPr>
+              <w:t>3.5</w:t>
+            </w:r>
+          </w:p>
+        </w:tc>
+      </w:tr>
+      <w:tr>
+        <w:trPr>
+          <w:trHeight w:val="321"/>
+        </w:trPr>
+        <w:tc>
+          <w:tcPr>
+            <w:tcW w:w="1439" w:type="dxa"/>
+          </w:tcPr>
+          <w:p>
+            <w:pPr>
+              <w:jc w:val="both"/>
+              <w:rPr>
+                <w:rFonts w:cstheme="minorHAnsi"/>
+                <w:sz w:val="24"/>
+                <w:szCs w:val="24"/>
+                <w:lang w:val="en-US"/>
+              </w:rPr>
+            </w:pPr>
+            <w:r>
+              <w:rPr>
+                <w:rFonts w:cstheme="minorHAnsi"/>
+                <w:sz w:val="24"/>
+                <w:szCs w:val="24"/>
+                <w:lang w:val="en-US"/>
+              </w:rPr>
+              <w:t>D</w:t>
+            </w:r>
+          </w:p>
+        </w:tc>
+        <w:tc>
+          <w:tcPr>
+            <w:tcW w:w="1675" w:type="dxa"/>
+          </w:tcPr>
+          <w:p>
+            <w:pPr>
+              <w:jc w:val="both"/>
+              <w:rPr>
+                <w:rFonts w:cstheme="minorHAnsi"/>
+                <w:sz w:val="24"/>
+                <w:szCs w:val="24"/>
+                <w:lang w:val="en-US"/>
+              </w:rPr>
+            </w:pPr>
+            <w:r>
+              <w:rPr>
+                <w:rFonts w:cstheme="minorHAnsi"/>
+                <w:sz w:val="24"/>
+                <w:szCs w:val="24"/>
+                <w:lang w:val="en-US"/>
+              </w:rPr>
+              <w:t>23</w:t>
+            </w:r>
+          </w:p>
+        </w:tc>
+      </w:tr>
+      <w:tr>
+        <w:trPr>
+          <w:trHeight w:val="321"/>
+        </w:trPr>
+        <w:tc>
+          <w:tcPr>
+            <w:tcW w:w="1439" w:type="dxa"/>
+          </w:tcPr>
+          <w:p>
+            <w:pPr>
+              <w:jc w:val="both"/>
+              <w:rPr>
+                <w:rFonts w:cstheme="minorHAnsi"/>
+                <w:sz w:val="24"/>
+                <w:szCs w:val="24"/>
+                <w:lang w:val="en-US"/>
+              </w:rPr>
+            </w:pPr>
+            <w:r>
+              <w:rPr>
+                <w:rFonts w:cstheme="minorHAnsi"/>
+                <w:sz w:val="24"/>
+                <w:szCs w:val="24"/>
+                <w:lang w:val="en-US"/>
+              </w:rPr>
+              <w:t>E</w:t>
+            </w:r>
+          </w:p>
+        </w:tc>
+        <w:tc>
+          <w:tcPr>
+            <w:tcW w:w="1675" w:type="dxa"/>
+          </w:tcPr>
+          <w:p>
+            <w:pPr>
+              <w:jc w:val="both"/>
+              <w:rPr>
+                <w:rFonts w:cstheme="minorHAnsi"/>
+                <w:sz w:val="24"/>
+                <w:szCs w:val="24"/>
+                <w:lang w:val="en-US"/>
+              </w:rPr>
+            </w:pPr>
+            <w:r>
+              <w:rPr>
+                <w:rFonts w:cstheme="minorHAnsi"/>
+                <w:sz w:val="24"/>
+                <w:szCs w:val="24"/>
+                <w:lang w:val="en-US"/>
+              </w:rPr>
+              <w:t>1.5</w:t>
+            </w:r>
+          </w:p>
+        </w:tc>
+      </w:tr>
+    </w:tbl>
+    <w:p>
+      <w:pPr>
+        <w:jc w:val="both"/>
+        <w:rPr>
+          <w:rFonts w:cstheme="minorHAnsi"/>
+          <w:b/>
+          <w:bCs/>
+          <w:sz w:val="24"/>
+          <w:szCs w:val="24"/>
+          <w:lang w:val="en-US"/>
+        </w:rPr>
+      </w:pPr>
     </w:p>
     <w:p>
       <w:pPr>
@@ -463,8 +2801,21 @@
           <w:szCs w:val="24"/>
           <w:lang w:val="en-US"/>
         </w:rPr>
-        <w:t>Dimensions</w:t>
+        <w:t xml:space="preserve">Test bench </w:t>
       </w:r>
+    </w:p>
+    <w:p>
+      <w:pPr>
+        <w:jc w:val="both"/>
+        <w:rPr>
+          <w:rFonts w:cstheme="minorHAnsi"/>
+          <w:b/>
+          <w:bCs/>
+          <w:sz w:val="24"/>
+          <w:szCs w:val="24"/>
+          <w:lang w:val="en-US"/>
+        </w:rPr>
+      </w:pPr>
     </w:p>
     <w:p>
       <w:pPr>
@@ -504,7 +2855,8 @@
       </w:pPr>
     </w:p>
     <w:sectPr>
-      <w:headerReference w:type="default" r:id="rId7"/>
+      <w:headerReference w:type="default" r:id="rId11"/>
+      <w:footerReference w:type="default" r:id="rId12"/>
       <w:pgSz w:w="11906" w:h="16838"/>
       <w:pgMar w:top="1417" w:right="1417" w:bottom="1417" w:left="1417" w:header="708" w:footer="708" w:gutter="0"/>
       <w:cols w:space="708"/>
@@ -515,7 +2867,7 @@
 </file>
 
 <file path=word/endnotes.xml><?xml version="1.0" encoding="utf-8"?>
-<w:endnotes xmlns:wpc="http://schemas.microsoft.com/office/word/2010/wordprocessingCanvas" xmlns:cx="http://schemas.microsoft.com/office/drawing/2014/chartex" xmlns:cx1="http://schemas.microsoft.com/office/drawing/2015/9/8/chartex" xmlns:cx2="http://schemas.microsoft.com/office/drawing/2015/10/21/chartex" xmlns:cx3="http://schemas.microsoft.com/office/drawing/2016/5/9/chartex" xmlns:cx4="http://schemas.microsoft.com/office/drawing/2016/5/10/chartex" xmlns:cx5="http://schemas.microsoft.com/office/drawing/2016/5/11/chartex" xmlns:cx6="http://schemas.microsoft.com/office/drawing/2016/5/12/chartex" xmlns:cx7="http://schemas.microsoft.com/office/drawing/2016/5/13/chartex" xmlns:cx8="http://schemas.microsoft.com/office/drawing/2016/5/14/chartex" xmlns:mc="http://schemas.openxmlformats.org/markup-compatibility/2006" xmlns:aink="http://schemas.microsoft.com/office/drawing/2016/ink" xmlns:am3d="http://schemas.microsoft.com/office/drawing/2017/model3d" xmlns:o="urn:schemas-microsoft-com:office:office" xmlns:r="http://schemas.openxmlformats.org/officeDocument/2006/relationships" xmlns:m="http://schemas.openxmlformats.org/officeDocument/2006/math" xmlns:v="urn:schemas-microsoft-com:vml" xmlns:wp14="http://schemas.microsoft.com/office/word/2010/wordprocessingDrawing" xmlns:wp="http://schemas.openxmlformats.org/drawingml/2006/wordprocessingDrawing" xmlns:w10="urn:schemas-microsoft-com:office:word" xmlns:w="http://schemas.openxmlformats.org/wordprocessingml/2006/main" xmlns:w14="http://schemas.microsoft.com/office/word/2010/wordml" xmlns:w15="http://schemas.microsoft.com/office/word/2012/wordml" xmlns:w16cex="http://schemas.microsoft.com/office/word/2018/wordml/cex" xmlns:w16cid="http://schemas.microsoft.com/office/word/2016/wordml/cid" xmlns:w16="http://schemas.microsoft.com/office/word/2018/wordml" xmlns:w16sdtdh="http://schemas.microsoft.com/office/word/2020/wordml/sdtdatahash" xmlns:w16se="http://schemas.microsoft.com/office/word/2015/wordml/symex" xmlns:wpg="http://schemas.microsoft.com/office/word/2010/wordprocessingGroup" xmlns:wpi="http://schemas.microsoft.com/office/word/2010/wordprocessingInk" xmlns:wne="http://schemas.microsoft.com/office/word/2006/wordml" xmlns:wps="http://schemas.microsoft.com/office/word/2010/wordprocessingShape" mc:Ignorable="w14 w15 w16se w16cid w16 w16cex w16sdtdh wp14">
+<w:endnotes xmlns:wpc="http://schemas.microsoft.com/office/word/2010/wordprocessingCanvas" xmlns:cx="http://schemas.microsoft.com/office/drawing/2014/chartex" xmlns:cx1="http://schemas.microsoft.com/office/drawing/2015/9/8/chartex" xmlns:cx2="http://schemas.microsoft.com/office/drawing/2015/10/21/chartex" xmlns:cx3="http://schemas.microsoft.com/office/drawing/2016/5/9/chartex" xmlns:cx4="http://schemas.microsoft.com/office/drawing/2016/5/10/chartex" xmlns:cx5="http://schemas.microsoft.com/office/drawing/2016/5/11/chartex" xmlns:cx6="http://schemas.microsoft.com/office/drawing/2016/5/12/chartex" xmlns:cx7="http://schemas.microsoft.com/office/drawing/2016/5/13/chartex" xmlns:cx8="http://schemas.microsoft.com/office/drawing/2016/5/14/chartex" xmlns:mc="http://schemas.openxmlformats.org/markup-compatibility/2006" xmlns:aink="http://schemas.microsoft.com/office/drawing/2016/ink" xmlns:am3d="http://schemas.microsoft.com/office/drawing/2017/model3d" xmlns:o="urn:schemas-microsoft-com:office:office" xmlns:oel="http://schemas.microsoft.com/office/2019/extlst" xmlns:r="http://schemas.openxmlformats.org/officeDocument/2006/relationships" xmlns:m="http://schemas.openxmlformats.org/officeDocument/2006/math" xmlns:v="urn:schemas-microsoft-com:vml" xmlns:wp14="http://schemas.microsoft.com/office/word/2010/wordprocessingDrawing" xmlns:wp="http://schemas.openxmlformats.org/drawingml/2006/wordprocessingDrawing" xmlns:w10="urn:schemas-microsoft-com:office:word" xmlns:w="http://schemas.openxmlformats.org/wordprocessingml/2006/main" xmlns:w14="http://schemas.microsoft.com/office/word/2010/wordml" xmlns:w15="http://schemas.microsoft.com/office/word/2012/wordml" xmlns:w16cex="http://schemas.microsoft.com/office/word/2018/wordml/cex" xmlns:w16cid="http://schemas.microsoft.com/office/word/2016/wordml/cid" xmlns:w16="http://schemas.microsoft.com/office/word/2018/wordml" xmlns:w16du="http://schemas.microsoft.com/office/word/2023/wordml/word16du" xmlns:w16sdtdh="http://schemas.microsoft.com/office/word/2020/wordml/sdtdatahash" xmlns:w16sdtfl="http://schemas.microsoft.com/office/word/2024/wordml/sdtformatlock" xmlns:w16se="http://schemas.microsoft.com/office/word/2015/wordml/symex" xmlns:wpg="http://schemas.microsoft.com/office/word/2010/wordprocessingGroup" xmlns:wpi="http://schemas.microsoft.com/office/word/2010/wordprocessingInk" xmlns:wne="http://schemas.microsoft.com/office/word/2006/wordml" xmlns:wps="http://schemas.microsoft.com/office/word/2010/wordprocessingShape" mc:Ignorable="w14 w15 w16se w16cid w16 w16cex w16sdtdh w16sdtfl w16du wp14">
   <w:endnote w:type="separator" w:id="-1">
     <w:p>
       <w:pPr>
@@ -539,8 +2891,50 @@
 </w:endnotes>
 </file>
 
+<file path=word/footer1.xml><?xml version="1.0" encoding="utf-8"?>
+<w:ftr xmlns:wpc="http://schemas.microsoft.com/office/word/2010/wordprocessingCanvas" xmlns:cx="http://schemas.microsoft.com/office/drawing/2014/chartex" xmlns:cx1="http://schemas.microsoft.com/office/drawing/2015/9/8/chartex" xmlns:cx2="http://schemas.microsoft.com/office/drawing/2015/10/21/chartex" xmlns:cx3="http://schemas.microsoft.com/office/drawing/2016/5/9/chartex" xmlns:cx4="http://schemas.microsoft.com/office/drawing/2016/5/10/chartex" xmlns:cx5="http://schemas.microsoft.com/office/drawing/2016/5/11/chartex" xmlns:cx6="http://schemas.microsoft.com/office/drawing/2016/5/12/chartex" xmlns:cx7="http://schemas.microsoft.com/office/drawing/2016/5/13/chartex" xmlns:cx8="http://schemas.microsoft.com/office/drawing/2016/5/14/chartex" xmlns:mc="http://schemas.openxmlformats.org/markup-compatibility/2006" xmlns:aink="http://schemas.microsoft.com/office/drawing/2016/ink" xmlns:am3d="http://schemas.microsoft.com/office/drawing/2017/model3d" xmlns:o="urn:schemas-microsoft-com:office:office" xmlns:oel="http://schemas.microsoft.com/office/2019/extlst" xmlns:r="http://schemas.openxmlformats.org/officeDocument/2006/relationships" xmlns:m="http://schemas.openxmlformats.org/officeDocument/2006/math" xmlns:v="urn:schemas-microsoft-com:vml" xmlns:wp14="http://schemas.microsoft.com/office/word/2010/wordprocessingDrawing" xmlns:wp="http://schemas.openxmlformats.org/drawingml/2006/wordprocessingDrawing" xmlns:w10="urn:schemas-microsoft-com:office:word" xmlns:w="http://schemas.openxmlformats.org/wordprocessingml/2006/main" xmlns:w14="http://schemas.microsoft.com/office/word/2010/wordml" xmlns:w15="http://schemas.microsoft.com/office/word/2012/wordml" xmlns:w16cex="http://schemas.microsoft.com/office/word/2018/wordml/cex" xmlns:w16cid="http://schemas.microsoft.com/office/word/2016/wordml/cid" xmlns:w16="http://schemas.microsoft.com/office/word/2018/wordml" xmlns:w16du="http://schemas.microsoft.com/office/word/2023/wordml/word16du" xmlns:w16sdtdh="http://schemas.microsoft.com/office/word/2020/wordml/sdtdatahash" xmlns:w16sdtfl="http://schemas.microsoft.com/office/word/2024/wordml/sdtformatlock" xmlns:w16se="http://schemas.microsoft.com/office/word/2015/wordml/symex" xmlns:wpg="http://schemas.microsoft.com/office/word/2010/wordprocessingGroup" xmlns:wpi="http://schemas.microsoft.com/office/word/2010/wordprocessingInk" xmlns:wne="http://schemas.microsoft.com/office/word/2006/wordml" xmlns:wps="http://schemas.microsoft.com/office/word/2010/wordprocessingShape" mc:Ignorable="w14 w15 w16se w16cid w16 w16cex w16sdtdh w16sdtfl w16du wp14">
+  <w:sdt>
+    <w:sdtPr>
+      <w:id w:val="1317839001"/>
+      <w:docPartObj>
+        <w:docPartGallery w:val="Page Numbers (Bottom of Page)"/>
+        <w:docPartUnique/>
+      </w:docPartObj>
+    </w:sdtPr>
+    <w:sdtContent>
+      <w:p>
+        <w:pPr>
+          <w:pStyle w:val="Pieddepage"/>
+          <w:jc w:val="right"/>
+        </w:pPr>
+        <w:r>
+          <w:fldChar w:fldCharType="begin"/>
+        </w:r>
+        <w:r>
+          <w:instrText>PAGE   \* MERGEFORMAT</w:instrText>
+        </w:r>
+        <w:r>
+          <w:fldChar w:fldCharType="separate"/>
+        </w:r>
+        <w:r>
+          <w:t>2</w:t>
+        </w:r>
+        <w:r>
+          <w:fldChar w:fldCharType="end"/>
+        </w:r>
+      </w:p>
+    </w:sdtContent>
+  </w:sdt>
+  <w:p>
+    <w:pPr>
+      <w:pStyle w:val="Pieddepage"/>
+    </w:pPr>
+  </w:p>
+</w:ftr>
+</file>
+
 <file path=word/footnotes.xml><?xml version="1.0" encoding="utf-8"?>
-<w:footnotes xmlns:wpc="http://schemas.microsoft.com/office/word/2010/wordprocessingCanvas" xmlns:cx="http://schemas.microsoft.com/office/drawing/2014/chartex" xmlns:cx1="http://schemas.microsoft.com/office/drawing/2015/9/8/chartex" xmlns:cx2="http://schemas.microsoft.com/office/drawing/2015/10/21/chartex" xmlns:cx3="http://schemas.microsoft.com/office/drawing/2016/5/9/chartex" xmlns:cx4="http://schemas.microsoft.com/office/drawing/2016/5/10/chartex" xmlns:cx5="http://schemas.microsoft.com/office/drawing/2016/5/11/chartex" xmlns:cx6="http://schemas.microsoft.com/office/drawing/2016/5/12/chartex" xmlns:cx7="http://schemas.microsoft.com/office/drawing/2016/5/13/chartex" xmlns:cx8="http://schemas.microsoft.com/office/drawing/2016/5/14/chartex" xmlns:mc="http://schemas.openxmlformats.org/markup-compatibility/2006" xmlns:aink="http://schemas.microsoft.com/office/drawing/2016/ink" xmlns:am3d="http://schemas.microsoft.com/office/drawing/2017/model3d" xmlns:o="urn:schemas-microsoft-com:office:office" xmlns:r="http://schemas.openxmlformats.org/officeDocument/2006/relationships" xmlns:m="http://schemas.openxmlformats.org/officeDocument/2006/math" xmlns:v="urn:schemas-microsoft-com:vml" xmlns:wp14="http://schemas.microsoft.com/office/word/2010/wordprocessingDrawing" xmlns:wp="http://schemas.openxmlformats.org/drawingml/2006/wordprocessingDrawing" xmlns:w10="urn:schemas-microsoft-com:office:word" xmlns:w="http://schemas.openxmlformats.org/wordprocessingml/2006/main" xmlns:w14="http://schemas.microsoft.com/office/word/2010/wordml" xmlns:w15="http://schemas.microsoft.com/office/word/2012/wordml" xmlns:w16cex="http://schemas.microsoft.com/office/word/2018/wordml/cex" xmlns:w16cid="http://schemas.microsoft.com/office/word/2016/wordml/cid" xmlns:w16="http://schemas.microsoft.com/office/word/2018/wordml" xmlns:w16sdtdh="http://schemas.microsoft.com/office/word/2020/wordml/sdtdatahash" xmlns:w16se="http://schemas.microsoft.com/office/word/2015/wordml/symex" xmlns:wpg="http://schemas.microsoft.com/office/word/2010/wordprocessingGroup" xmlns:wpi="http://schemas.microsoft.com/office/word/2010/wordprocessingInk" xmlns:wne="http://schemas.microsoft.com/office/word/2006/wordml" xmlns:wps="http://schemas.microsoft.com/office/word/2010/wordprocessingShape" mc:Ignorable="w14 w15 w16se w16cid w16 w16cex w16sdtdh wp14">
+<w:footnotes xmlns:wpc="http://schemas.microsoft.com/office/word/2010/wordprocessingCanvas" xmlns:cx="http://schemas.microsoft.com/office/drawing/2014/chartex" xmlns:cx1="http://schemas.microsoft.com/office/drawing/2015/9/8/chartex" xmlns:cx2="http://schemas.microsoft.com/office/drawing/2015/10/21/chartex" xmlns:cx3="http://schemas.microsoft.com/office/drawing/2016/5/9/chartex" xmlns:cx4="http://schemas.microsoft.com/office/drawing/2016/5/10/chartex" xmlns:cx5="http://schemas.microsoft.com/office/drawing/2016/5/11/chartex" xmlns:cx6="http://schemas.microsoft.com/office/drawing/2016/5/12/chartex" xmlns:cx7="http://schemas.microsoft.com/office/drawing/2016/5/13/chartex" xmlns:cx8="http://schemas.microsoft.com/office/drawing/2016/5/14/chartex" xmlns:mc="http://schemas.openxmlformats.org/markup-compatibility/2006" xmlns:aink="http://schemas.microsoft.com/office/drawing/2016/ink" xmlns:am3d="http://schemas.microsoft.com/office/drawing/2017/model3d" xmlns:o="urn:schemas-microsoft-com:office:office" xmlns:oel="http://schemas.microsoft.com/office/2019/extlst" xmlns:r="http://schemas.openxmlformats.org/officeDocument/2006/relationships" xmlns:m="http://schemas.openxmlformats.org/officeDocument/2006/math" xmlns:v="urn:schemas-microsoft-com:vml" xmlns:wp14="http://schemas.microsoft.com/office/word/2010/wordprocessingDrawing" xmlns:wp="http://schemas.openxmlformats.org/drawingml/2006/wordprocessingDrawing" xmlns:w10="urn:schemas-microsoft-com:office:word" xmlns:w="http://schemas.openxmlformats.org/wordprocessingml/2006/main" xmlns:w14="http://schemas.microsoft.com/office/word/2010/wordml" xmlns:w15="http://schemas.microsoft.com/office/word/2012/wordml" xmlns:w16cex="http://schemas.microsoft.com/office/word/2018/wordml/cex" xmlns:w16cid="http://schemas.microsoft.com/office/word/2016/wordml/cid" xmlns:w16="http://schemas.microsoft.com/office/word/2018/wordml" xmlns:w16du="http://schemas.microsoft.com/office/word/2023/wordml/word16du" xmlns:w16sdtdh="http://schemas.microsoft.com/office/word/2020/wordml/sdtdatahash" xmlns:w16sdtfl="http://schemas.microsoft.com/office/word/2024/wordml/sdtformatlock" xmlns:w16se="http://schemas.microsoft.com/office/word/2015/wordml/symex" xmlns:wpg="http://schemas.microsoft.com/office/word/2010/wordprocessingGroup" xmlns:wpi="http://schemas.microsoft.com/office/word/2010/wordprocessingInk" xmlns:wne="http://schemas.microsoft.com/office/word/2006/wordml" xmlns:wps="http://schemas.microsoft.com/office/word/2010/wordprocessingShape" mc:Ignorable="w14 w15 w16se w16cid w16 w16cex w16sdtdh w16sdtfl w16du wp14">
   <w:footnote w:type="separator" w:id="-1">
     <w:p>
       <w:pPr>
@@ -565,29 +2959,32 @@
 </file>
 
 <file path=word/header1.xml><?xml version="1.0" encoding="utf-8"?>
-<w:hdr xmlns:wpc="http://schemas.microsoft.com/office/word/2010/wordprocessingCanvas" xmlns:cx="http://schemas.microsoft.com/office/drawing/2014/chartex" xmlns:cx1="http://schemas.microsoft.com/office/drawing/2015/9/8/chartex" xmlns:cx2="http://schemas.microsoft.com/office/drawing/2015/10/21/chartex" xmlns:cx3="http://schemas.microsoft.com/office/drawing/2016/5/9/chartex" xmlns:cx4="http://schemas.microsoft.com/office/drawing/2016/5/10/chartex" xmlns:cx5="http://schemas.microsoft.com/office/drawing/2016/5/11/chartex" xmlns:cx6="http://schemas.microsoft.com/office/drawing/2016/5/12/chartex" xmlns:cx7="http://schemas.microsoft.com/office/drawing/2016/5/13/chartex" xmlns:cx8="http://schemas.microsoft.com/office/drawing/2016/5/14/chartex" xmlns:mc="http://schemas.openxmlformats.org/markup-compatibility/2006" xmlns:aink="http://schemas.microsoft.com/office/drawing/2016/ink" xmlns:am3d="http://schemas.microsoft.com/office/drawing/2017/model3d" xmlns:o="urn:schemas-microsoft-com:office:office" xmlns:r="http://schemas.openxmlformats.org/officeDocument/2006/relationships" xmlns:m="http://schemas.openxmlformats.org/officeDocument/2006/math" xmlns:v="urn:schemas-microsoft-com:vml" xmlns:wp14="http://schemas.microsoft.com/office/word/2010/wordprocessingDrawing" xmlns:wp="http://schemas.openxmlformats.org/drawingml/2006/wordprocessingDrawing" xmlns:w10="urn:schemas-microsoft-com:office:word" xmlns:w="http://schemas.openxmlformats.org/wordprocessingml/2006/main" xmlns:w14="http://schemas.microsoft.com/office/word/2010/wordml" xmlns:w15="http://schemas.microsoft.com/office/word/2012/wordml" xmlns:w16cex="http://schemas.microsoft.com/office/word/2018/wordml/cex" xmlns:w16cid="http://schemas.microsoft.com/office/word/2016/wordml/cid" xmlns:w16="http://schemas.microsoft.com/office/word/2018/wordml" xmlns:w16sdtdh="http://schemas.microsoft.com/office/word/2020/wordml/sdtdatahash" xmlns:w16se="http://schemas.microsoft.com/office/word/2015/wordml/symex" xmlns:wpg="http://schemas.microsoft.com/office/word/2010/wordprocessingGroup" xmlns:wpi="http://schemas.microsoft.com/office/word/2010/wordprocessingInk" xmlns:wne="http://schemas.microsoft.com/office/word/2006/wordml" xmlns:wps="http://schemas.microsoft.com/office/word/2010/wordprocessingShape" mc:Ignorable="w14 w15 w16se w16cid w16 w16cex w16sdtdh wp14">
+<w:hdr xmlns:wpc="http://schemas.microsoft.com/office/word/2010/wordprocessingCanvas" xmlns:cx="http://schemas.microsoft.com/office/drawing/2014/chartex" xmlns:cx1="http://schemas.microsoft.com/office/drawing/2015/9/8/chartex" xmlns:cx2="http://schemas.microsoft.com/office/drawing/2015/10/21/chartex" xmlns:cx3="http://schemas.microsoft.com/office/drawing/2016/5/9/chartex" xmlns:cx4="http://schemas.microsoft.com/office/drawing/2016/5/10/chartex" xmlns:cx5="http://schemas.microsoft.com/office/drawing/2016/5/11/chartex" xmlns:cx6="http://schemas.microsoft.com/office/drawing/2016/5/12/chartex" xmlns:cx7="http://schemas.microsoft.com/office/drawing/2016/5/13/chartex" xmlns:cx8="http://schemas.microsoft.com/office/drawing/2016/5/14/chartex" xmlns:mc="http://schemas.openxmlformats.org/markup-compatibility/2006" xmlns:aink="http://schemas.microsoft.com/office/drawing/2016/ink" xmlns:am3d="http://schemas.microsoft.com/office/drawing/2017/model3d" xmlns:o="urn:schemas-microsoft-com:office:office" xmlns:oel="http://schemas.microsoft.com/office/2019/extlst" xmlns:r="http://schemas.openxmlformats.org/officeDocument/2006/relationships" xmlns:m="http://schemas.openxmlformats.org/officeDocument/2006/math" xmlns:v="urn:schemas-microsoft-com:vml" xmlns:wp14="http://schemas.microsoft.com/office/word/2010/wordprocessingDrawing" xmlns:wp="http://schemas.openxmlformats.org/drawingml/2006/wordprocessingDrawing" xmlns:w10="urn:schemas-microsoft-com:office:word" xmlns:w="http://schemas.openxmlformats.org/wordprocessingml/2006/main" xmlns:w14="http://schemas.microsoft.com/office/word/2010/wordml" xmlns:w15="http://schemas.microsoft.com/office/word/2012/wordml" xmlns:w16cex="http://schemas.microsoft.com/office/word/2018/wordml/cex" xmlns:w16cid="http://schemas.microsoft.com/office/word/2016/wordml/cid" xmlns:w16="http://schemas.microsoft.com/office/word/2018/wordml" xmlns:w16du="http://schemas.microsoft.com/office/word/2023/wordml/word16du" xmlns:w16sdtdh="http://schemas.microsoft.com/office/word/2020/wordml/sdtdatahash" xmlns:w16sdtfl="http://schemas.microsoft.com/office/word/2024/wordml/sdtformatlock" xmlns:w16se="http://schemas.microsoft.com/office/word/2015/wordml/symex" xmlns:wpg="http://schemas.microsoft.com/office/word/2010/wordprocessingGroup" xmlns:wpi="http://schemas.microsoft.com/office/word/2010/wordprocessingInk" xmlns:wne="http://schemas.microsoft.com/office/word/2006/wordml" xmlns:wps="http://schemas.microsoft.com/office/word/2010/wordprocessingShape" mc:Ignorable="w14 w15 w16se w16cid w16 w16cex w16sdtdh w16sdtfl w16du wp14">
   <w:p>
     <w:pPr>
       <w:pStyle w:val="En-tte"/>
       <w:jc w:val="right"/>
+      <w:rPr>
+        <w:lang w:val="en-US"/>
+      </w:rPr>
     </w:pPr>
     <w:r>
       <w:rPr>
         <w:noProof/>
       </w:rPr>
       <w:drawing>
-        <wp:anchor distT="0" distB="0" distL="114300" distR="114300" simplePos="0" relativeHeight="251658240" behindDoc="0" locked="0" layoutInCell="1" allowOverlap="1" wp14:anchorId="1F98762E" wp14:editId="147C7D44">
+        <wp:anchor distT="0" distB="0" distL="114300" distR="114300" simplePos="0" relativeHeight="251658240" behindDoc="0" locked="0" layoutInCell="1" allowOverlap="1" wp14:anchorId="1F98762E" wp14:editId="3A0B6410">
           <wp:simplePos x="0" y="0"/>
           <wp:positionH relativeFrom="margin">
-            <wp:align>left</wp:align>
+            <wp:posOffset>-629978</wp:posOffset>
           </wp:positionH>
           <wp:positionV relativeFrom="paragraph">
-            <wp:posOffset>-5607</wp:posOffset>
+            <wp:posOffset>-164234</wp:posOffset>
           </wp:positionV>
           <wp:extent cx="2127250" cy="461010"/>
           <wp:effectExtent l="0" t="0" r="6350" b="0"/>
           <wp:wrapSquare wrapText="bothSides"/>
-          <wp:docPr id="3" name="Image 3" descr="INSA Toulouse – Institut National des Sciences Appliquées in France ..."/>
+          <wp:docPr id="1974530109" name="Image 1974530109" descr="INSA Toulouse – Institut National des Sciences Appliquées in France ..."/>
           <wp:cNvGraphicFramePr>
             <a:graphicFrameLocks xmlns:a="http://schemas.openxmlformats.org/drawingml/2006/main" noChangeAspect="1"/>
           </wp:cNvGraphicFramePr>
@@ -639,6 +3036,9 @@
       </w:drawing>
     </w:r>
     <w:r>
+      <w:rPr>
+        <w:lang w:val="en-US"/>
+      </w:rPr>
       <w:t>Yoann LAI KOUN SING</w:t>
     </w:r>
   </w:p>
@@ -646,8 +3046,14 @@
     <w:pPr>
       <w:pStyle w:val="En-tte"/>
       <w:jc w:val="right"/>
+      <w:rPr>
+        <w:lang w:val="en-US"/>
+      </w:rPr>
     </w:pPr>
     <w:r>
+      <w:rPr>
+        <w:lang w:val="en-US"/>
+      </w:rPr>
       <w:t>Ly Hai HOANG</w:t>
     </w:r>
   </w:p>
@@ -669,7 +3075,7 @@
 </file>
 
 <file path=word/numbering.xml><?xml version="1.0" encoding="utf-8"?>
-<w:numbering xmlns:wpc="http://schemas.microsoft.com/office/word/2010/wordprocessingCanvas" xmlns:cx="http://schemas.microsoft.com/office/drawing/2014/chartex" xmlns:cx1="http://schemas.microsoft.com/office/drawing/2015/9/8/chartex" xmlns:cx2="http://schemas.microsoft.com/office/drawing/2015/10/21/chartex" xmlns:cx3="http://schemas.microsoft.com/office/drawing/2016/5/9/chartex" xmlns:cx4="http://schemas.microsoft.com/office/drawing/2016/5/10/chartex" xmlns:cx5="http://schemas.microsoft.com/office/drawing/2016/5/11/chartex" xmlns:cx6="http://schemas.microsoft.com/office/drawing/2016/5/12/chartex" xmlns:cx7="http://schemas.microsoft.com/office/drawing/2016/5/13/chartex" xmlns:cx8="http://schemas.microsoft.com/office/drawing/2016/5/14/chartex" xmlns:mc="http://schemas.openxmlformats.org/markup-compatibility/2006" xmlns:aink="http://schemas.microsoft.com/office/drawing/2016/ink" xmlns:am3d="http://schemas.microsoft.com/office/drawing/2017/model3d" xmlns:o="urn:schemas-microsoft-com:office:office" xmlns:r="http://schemas.openxmlformats.org/officeDocument/2006/relationships" xmlns:m="http://schemas.openxmlformats.org/officeDocument/2006/math" xmlns:v="urn:schemas-microsoft-com:vml" xmlns:wp14="http://schemas.microsoft.com/office/word/2010/wordprocessingDrawing" xmlns:wp="http://schemas.openxmlformats.org/drawingml/2006/wordprocessingDrawing" xmlns:w10="urn:schemas-microsoft-com:office:word" xmlns:w="http://schemas.openxmlformats.org/wordprocessingml/2006/main" xmlns:w14="http://schemas.microsoft.com/office/word/2010/wordml" xmlns:w15="http://schemas.microsoft.com/office/word/2012/wordml" xmlns:w16cex="http://schemas.microsoft.com/office/word/2018/wordml/cex" xmlns:w16cid="http://schemas.microsoft.com/office/word/2016/wordml/cid" xmlns:w16="http://schemas.microsoft.com/office/word/2018/wordml" xmlns:w16sdtdh="http://schemas.microsoft.com/office/word/2020/wordml/sdtdatahash" xmlns:w16se="http://schemas.microsoft.com/office/word/2015/wordml/symex" xmlns:wpg="http://schemas.microsoft.com/office/word/2010/wordprocessingGroup" xmlns:wpi="http://schemas.microsoft.com/office/word/2010/wordprocessingInk" xmlns:wne="http://schemas.microsoft.com/office/word/2006/wordml" xmlns:wps="http://schemas.microsoft.com/office/word/2010/wordprocessingShape" mc:Ignorable="w14 w15 w16se w16cid w16 w16cex w16sdtdh wp14">
+<w:numbering xmlns:wpc="http://schemas.microsoft.com/office/word/2010/wordprocessingCanvas" xmlns:cx="http://schemas.microsoft.com/office/drawing/2014/chartex" xmlns:cx1="http://schemas.microsoft.com/office/drawing/2015/9/8/chartex" xmlns:cx2="http://schemas.microsoft.com/office/drawing/2015/10/21/chartex" xmlns:cx3="http://schemas.microsoft.com/office/drawing/2016/5/9/chartex" xmlns:cx4="http://schemas.microsoft.com/office/drawing/2016/5/10/chartex" xmlns:cx5="http://schemas.microsoft.com/office/drawing/2016/5/11/chartex" xmlns:cx6="http://schemas.microsoft.com/office/drawing/2016/5/12/chartex" xmlns:cx7="http://schemas.microsoft.com/office/drawing/2016/5/13/chartex" xmlns:cx8="http://schemas.microsoft.com/office/drawing/2016/5/14/chartex" xmlns:mc="http://schemas.openxmlformats.org/markup-compatibility/2006" xmlns:aink="http://schemas.microsoft.com/office/drawing/2016/ink" xmlns:am3d="http://schemas.microsoft.com/office/drawing/2017/model3d" xmlns:o="urn:schemas-microsoft-com:office:office" xmlns:oel="http://schemas.microsoft.com/office/2019/extlst" xmlns:r="http://schemas.openxmlformats.org/officeDocument/2006/relationships" xmlns:m="http://schemas.openxmlformats.org/officeDocument/2006/math" xmlns:v="urn:schemas-microsoft-com:vml" xmlns:wp14="http://schemas.microsoft.com/office/word/2010/wordprocessingDrawing" xmlns:wp="http://schemas.openxmlformats.org/drawingml/2006/wordprocessingDrawing" xmlns:w10="urn:schemas-microsoft-com:office:word" xmlns:w="http://schemas.openxmlformats.org/wordprocessingml/2006/main" xmlns:w14="http://schemas.microsoft.com/office/word/2010/wordml" xmlns:w15="http://schemas.microsoft.com/office/word/2012/wordml" xmlns:w16cex="http://schemas.microsoft.com/office/word/2018/wordml/cex" xmlns:w16cid="http://schemas.microsoft.com/office/word/2016/wordml/cid" xmlns:w16="http://schemas.microsoft.com/office/word/2018/wordml" xmlns:w16du="http://schemas.microsoft.com/office/word/2023/wordml/word16du" xmlns:w16sdtdh="http://schemas.microsoft.com/office/word/2020/wordml/sdtdatahash" xmlns:w16sdtfl="http://schemas.microsoft.com/office/word/2024/wordml/sdtformatlock" xmlns:w16se="http://schemas.microsoft.com/office/word/2015/wordml/symex" xmlns:wpg="http://schemas.microsoft.com/office/word/2010/wordprocessingGroup" xmlns:wpi="http://schemas.microsoft.com/office/word/2010/wordprocessingInk" xmlns:wne="http://schemas.microsoft.com/office/word/2006/wordml" xmlns:wps="http://schemas.microsoft.com/office/word/2010/wordprocessingShape" mc:Ignorable="w14 w15 w16se w16cid w16 w16cex w16sdtdh w16sdtfl w16du wp14">
   <w:abstractNum w:abstractNumId="0" w15:restartNumberingAfterBreak="0">
     <w:nsid w:val="258E6EBA"/>
     <w:multiLevelType w:val="hybridMultilevel"/>
@@ -782,14 +3188,14 @@
       </w:rPr>
     </w:lvl>
   </w:abstractNum>
-  <w:num w:numId="1">
+  <w:num w:numId="1" w16cid:durableId="1322153028">
     <w:abstractNumId w:val="0"/>
   </w:num>
 </w:numbering>
 </file>
 
 <file path=word/styles.xml><?xml version="1.0" encoding="utf-8"?>
-<w:styles xmlns:mc="http://schemas.openxmlformats.org/markup-compatibility/2006" xmlns:r="http://schemas.openxmlformats.org/officeDocument/2006/relationships" xmlns:w="http://schemas.openxmlformats.org/wordprocessingml/2006/main" xmlns:w14="http://schemas.microsoft.com/office/word/2010/wordml" xmlns:w15="http://schemas.microsoft.com/office/word/2012/wordml" xmlns:w16cex="http://schemas.microsoft.com/office/word/2018/wordml/cex" xmlns:w16cid="http://schemas.microsoft.com/office/word/2016/wordml/cid" xmlns:w16="http://schemas.microsoft.com/office/word/2018/wordml" xmlns:w16sdtdh="http://schemas.microsoft.com/office/word/2020/wordml/sdtdatahash" xmlns:w16se="http://schemas.microsoft.com/office/word/2015/wordml/symex" mc:Ignorable="w14 w15 w16se w16cid w16 w16cex w16sdtdh">
+<w:styles xmlns:mc="http://schemas.openxmlformats.org/markup-compatibility/2006" xmlns:r="http://schemas.openxmlformats.org/officeDocument/2006/relationships" xmlns:w="http://schemas.openxmlformats.org/wordprocessingml/2006/main" xmlns:w14="http://schemas.microsoft.com/office/word/2010/wordml" xmlns:w15="http://schemas.microsoft.com/office/word/2012/wordml" xmlns:w16cex="http://schemas.microsoft.com/office/word/2018/wordml/cex" xmlns:w16cid="http://schemas.microsoft.com/office/word/2016/wordml/cid" xmlns:w16="http://schemas.microsoft.com/office/word/2018/wordml" xmlns:w16du="http://schemas.microsoft.com/office/word/2023/wordml/word16du" xmlns:w16sdtdh="http://schemas.microsoft.com/office/word/2020/wordml/sdtdatahash" xmlns:w16sdtfl="http://schemas.microsoft.com/office/word/2024/wordml/sdtformatlock" xmlns:w16se="http://schemas.microsoft.com/office/word/2015/wordml/symex" mc:Ignorable="w14 w15 w16se w16cid w16 w16cex w16sdtdh w16sdtfl w16du">
   <w:docDefaults>
     <w:rPrDefault>
       <w:rPr>
@@ -1190,7 +3596,6 @@
   <w:style w:type="character" w:default="1" w:styleId="Policepardfaut">
     <w:name w:val="Default Paragraph Font"/>
     <w:uiPriority w:val="1"/>
-    <w:semiHidden/>
     <w:unhideWhenUsed/>
   </w:style>
   <w:style w:type="table" w:default="1" w:styleId="TableauNormal">
@@ -1268,6 +3673,33 @@
       <w:ind w:left="720"/>
       <w:contextualSpacing/>
     </w:pPr>
+  </w:style>
+  <w:style w:type="table" w:styleId="Grilledutableau">
+    <w:name w:val="Table Grid"/>
+    <w:basedOn w:val="TableauNormal"/>
+    <w:uiPriority w:val="39"/>
+    <w:rsid w:val="006E1444"/>
+    <w:pPr>
+      <w:spacing w:after="0" w:line="240" w:lineRule="auto"/>
+    </w:pPr>
+    <w:tblPr>
+      <w:tblBorders>
+        <w:top w:val="single" w:sz="4" w:space="0" w:color="auto"/>
+        <w:left w:val="single" w:sz="4" w:space="0" w:color="auto"/>
+        <w:bottom w:val="single" w:sz="4" w:space="0" w:color="auto"/>
+        <w:right w:val="single" w:sz="4" w:space="0" w:color="auto"/>
+        <w:insideH w:val="single" w:sz="4" w:space="0" w:color="auto"/>
+        <w:insideV w:val="single" w:sz="4" w:space="0" w:color="auto"/>
+      </w:tblBorders>
+    </w:tblPr>
+  </w:style>
+  <w:style w:type="character" w:styleId="Numrodeligne">
+    <w:name w:val="line number"/>
+    <w:basedOn w:val="Policepardfaut"/>
+    <w:uiPriority w:val="99"/>
+    <w:semiHidden/>
+    <w:unhideWhenUsed/>
+    <w:rsid w:val="00EC0412"/>
   </w:style>
 </w:styles>
 </file>
@@ -1565,4 +3997,16 @@
     </a:ext>
   </a:extLst>
 </a:theme>
+</file>
+
+<file path=customXml/item1.xml><?xml version="1.0" encoding="utf-8"?>
+<b:Sources xmlns:b="http://schemas.openxmlformats.org/officeDocument/2006/bibliography" xmlns="http://schemas.openxmlformats.org/officeDocument/2006/bibliography" SelectedStyle="\APASixthEditionOfficeOnline.xsl" StyleName="APA" Version="6"/>
+</file>
+
+<file path=customXml/itemProps1.xml><?xml version="1.0" encoding="utf-8"?>
+<ds:datastoreItem xmlns:ds="http://schemas.openxmlformats.org/officeDocument/2006/customXml" ds:itemID="{6CD3701F-30F5-4B61-BBC9-4A54AEAB7EE1}">
+  <ds:schemaRefs>
+    <ds:schemaRef ds:uri="http://schemas.openxmlformats.org/officeDocument/2006/bibliography"/>
+  </ds:schemaRefs>
+</ds:datastoreItem>
 </file>
--- a/Datasheet/Datasheet_graphit_sensor.docx
+++ b/Datasheet/Datasheet_graphit_sensor.docx
@@ -525,7 +525,18 @@
           <w:szCs w:val="24"/>
           <w:lang w:val="en-US"/>
         </w:rPr>
-        <w:t>Pins connection</w:t>
+        <w:t>Pin</w:t>
+      </w:r>
+      <w:r>
+        <w:rPr>
+          <w:rFonts w:cstheme="minorHAnsi"/>
+          <w:b/>
+          <w:bCs/>
+          <w:sz w:val="24"/>
+          <w:szCs w:val="24"/>
+          <w:lang w:val="en-US"/>
+        </w:rPr>
+        <w:t xml:space="preserve"> Description</w:t>
       </w:r>
     </w:p>
     <w:tbl>
@@ -2259,7 +2270,7 @@
                 <w:sz w:val="24"/>
                 <w:szCs w:val="24"/>
               </w:rPr>
-              <w:t>3.90 – 5.40 4</w:t>
+              <w:t xml:space="preserve">3.90 – 5.40 </w:t>
             </w:r>
           </w:p>
         </w:tc>
@@ -2278,6 +2289,14 @@
                 <w:lang w:val="en-US"/>
               </w:rPr>
             </w:pPr>
+            <w:r>
+              <w:rPr>
+                <w:rFonts w:cstheme="minorHAnsi"/>
+                <w:sz w:val="24"/>
+                <w:szCs w:val="24"/>
+              </w:rPr>
+              <w:t>4</w:t>
+            </w:r>
             <w:r>
               <w:rPr>
                 <w:rFonts w:cstheme="minorHAnsi"/>

--- a/Datasheet/Datasheet_graphit_sensor.docx
+++ b/Datasheet/Datasheet_graphit_sensor.docx
@@ -7,6 +7,7 @@
         <w:pBdr>
           <w:bottom w:val="single" w:sz="12" w:space="1" w:color="auto"/>
         </w:pBdr>
+        <w:spacing w:line="276" w:lineRule="auto"/>
         <w:jc w:val="both"/>
         <w:rPr>
           <w:rFonts w:cstheme="minorHAnsi"/>
@@ -20,6 +21,7 @@
     </w:p>
     <w:p>
       <w:pPr>
+        <w:spacing w:line="276" w:lineRule="auto"/>
         <w:jc w:val="center"/>
         <w:rPr>
           <w:rFonts w:cstheme="minorHAnsi"/>
@@ -49,6 +51,7 @@
         <w:pBdr>
           <w:bottom w:val="single" w:sz="12" w:space="1" w:color="auto"/>
         </w:pBdr>
+        <w:spacing w:line="276" w:lineRule="auto"/>
         <w:jc w:val="center"/>
         <w:rPr>
           <w:rFonts w:cstheme="minorHAnsi"/>
@@ -75,6 +78,7 @@
     </w:p>
     <w:p>
       <w:pPr>
+        <w:spacing w:line="276" w:lineRule="auto"/>
         <w:jc w:val="both"/>
         <w:rPr>
           <w:rFonts w:cstheme="minorHAnsi"/>
@@ -89,6 +93,7 @@
     </w:p>
     <w:p>
       <w:pPr>
+        <w:spacing w:line="276" w:lineRule="auto"/>
         <w:jc w:val="both"/>
         <w:rPr>
           <w:rFonts w:cstheme="minorHAnsi"/>
@@ -118,6 +123,7 @@
           <w:ilvl w:val="0"/>
           <w:numId w:val="1"/>
         </w:numPr>
+        <w:spacing w:line="276" w:lineRule="auto"/>
         <w:jc w:val="both"/>
         <w:rPr>
           <w:rFonts w:cstheme="minorHAnsi"/>
@@ -137,13 +143,13 @@
           <w:lang w:val="en-US"/>
         </w:rPr>
         <w:drawing>
-          <wp:anchor distT="0" distB="0" distL="114300" distR="114300" simplePos="0" relativeHeight="251658240" behindDoc="1" locked="0" layoutInCell="1" allowOverlap="1" wp14:anchorId="640C564E" wp14:editId="733CFA64">
+          <wp:anchor distT="0" distB="0" distL="114300" distR="114300" simplePos="0" relativeHeight="251658240" behindDoc="1" locked="0" layoutInCell="1" allowOverlap="1" wp14:anchorId="640C564E" wp14:editId="0C3FDAA1">
             <wp:simplePos x="0" y="0"/>
             <wp:positionH relativeFrom="margin">
               <wp:posOffset>3194050</wp:posOffset>
             </wp:positionH>
             <wp:positionV relativeFrom="paragraph">
-              <wp:posOffset>9525</wp:posOffset>
+              <wp:posOffset>154305</wp:posOffset>
             </wp:positionV>
             <wp:extent cx="2569210" cy="909320"/>
             <wp:effectExtent l="0" t="0" r="2540" b="5080"/>
@@ -224,6 +230,7 @@
           <w:ilvl w:val="0"/>
           <w:numId w:val="1"/>
         </w:numPr>
+        <w:spacing w:line="276" w:lineRule="auto"/>
         <w:jc w:val="both"/>
         <w:rPr>
           <w:rFonts w:cstheme="minorHAnsi"/>
@@ -249,6 +256,7 @@
           <w:ilvl w:val="0"/>
           <w:numId w:val="1"/>
         </w:numPr>
+        <w:spacing w:line="276" w:lineRule="auto"/>
         <w:jc w:val="both"/>
         <w:rPr>
           <w:rFonts w:cstheme="minorHAnsi"/>
@@ -274,6 +282,7 @@
           <w:ilvl w:val="0"/>
           <w:numId w:val="1"/>
         </w:numPr>
+        <w:spacing w:line="276" w:lineRule="auto"/>
         <w:jc w:val="both"/>
         <w:rPr>
           <w:rFonts w:cstheme="minorHAnsi"/>
@@ -299,6 +308,7 @@
           <w:ilvl w:val="0"/>
           <w:numId w:val="1"/>
         </w:numPr>
+        <w:spacing w:line="276" w:lineRule="auto"/>
         <w:jc w:val="both"/>
         <w:rPr>
           <w:rFonts w:cstheme="minorHAnsi"/>
@@ -324,6 +334,7 @@
           <w:ilvl w:val="0"/>
           <w:numId w:val="1"/>
         </w:numPr>
+        <w:spacing w:line="276" w:lineRule="auto"/>
         <w:jc w:val="both"/>
         <w:rPr>
           <w:rFonts w:cstheme="minorHAnsi"/>
@@ -349,6 +360,7 @@
           <w:ilvl w:val="0"/>
           <w:numId w:val="1"/>
         </w:numPr>
+        <w:spacing w:line="276" w:lineRule="auto"/>
         <w:jc w:val="both"/>
         <w:rPr>
           <w:rFonts w:cstheme="minorHAnsi"/>
@@ -369,6 +381,7 @@
     </w:p>
     <w:p>
       <w:pPr>
+        <w:spacing w:line="276" w:lineRule="auto"/>
         <w:jc w:val="both"/>
         <w:rPr>
           <w:rFonts w:cstheme="minorHAnsi"/>
@@ -393,6 +406,7 @@
     </w:p>
     <w:p>
       <w:pPr>
+        <w:spacing w:line="276" w:lineRule="auto"/>
         <w:jc w:val="both"/>
         <w:rPr>
           <w:rFonts w:cstheme="minorHAnsi"/>
@@ -433,6 +447,7 @@
     </w:p>
     <w:p>
       <w:pPr>
+        <w:spacing w:line="276" w:lineRule="auto"/>
         <w:jc w:val="both"/>
         <w:rPr>
           <w:rFonts w:cstheme="minorHAnsi"/>
@@ -563,6 +578,7 @@
           </w:tcPr>
           <w:p>
             <w:pPr>
+              <w:spacing w:line="276" w:lineRule="auto"/>
               <w:jc w:val="both"/>
               <w:rPr>
                 <w:rFonts w:cstheme="minorHAnsi"/>
@@ -594,6 +610,7 @@
           </w:tcPr>
           <w:p>
             <w:pPr>
+              <w:spacing w:line="276" w:lineRule="auto"/>
               <w:jc w:val="both"/>
               <w:rPr>
                 <w:rFonts w:cstheme="minorHAnsi"/>
@@ -630,6 +647,7 @@
           </w:tcPr>
           <w:p>
             <w:pPr>
+              <w:spacing w:line="276" w:lineRule="auto"/>
               <w:rPr>
                 <w:rFonts w:cstheme="minorHAnsi"/>
                 <w:sz w:val="24"/>
@@ -655,6 +673,7 @@
           </w:tcPr>
           <w:p>
             <w:pPr>
+              <w:spacing w:line="276" w:lineRule="auto"/>
               <w:rPr>
                 <w:rFonts w:cstheme="minorHAnsi"/>
                 <w:sz w:val="24"/>
@@ -705,6 +724,7 @@
           </w:tcPr>
           <w:p>
             <w:pPr>
+              <w:spacing w:line="276" w:lineRule="auto"/>
               <w:rPr>
                 <w:rFonts w:cstheme="minorHAnsi"/>
                 <w:sz w:val="24"/>
@@ -730,6 +750,7 @@
           </w:tcPr>
           <w:p>
             <w:pPr>
+              <w:spacing w:line="276" w:lineRule="auto"/>
               <w:rPr>
                 <w:rFonts w:cstheme="minorHAnsi"/>
                 <w:sz w:val="24"/>
@@ -752,6 +773,7 @@
     </w:tbl>
     <w:p>
       <w:pPr>
+        <w:spacing w:line="276" w:lineRule="auto"/>
         <w:jc w:val="both"/>
         <w:rPr>
           <w:rFonts w:cstheme="minorHAnsi"/>
@@ -765,6 +787,7 @@
     </w:p>
     <w:p>
       <w:pPr>
+        <w:spacing w:line="276" w:lineRule="auto"/>
         <w:jc w:val="both"/>
         <w:rPr>
           <w:rFonts w:cstheme="minorHAnsi"/>
@@ -805,6 +828,7 @@
           </w:tcPr>
           <w:p>
             <w:pPr>
+              <w:spacing w:line="276" w:lineRule="auto"/>
               <w:rPr>
                 <w:rFonts w:cstheme="minorHAnsi"/>
                 <w:b/>
@@ -834,6 +858,7 @@
           </w:tcPr>
           <w:p>
             <w:pPr>
+              <w:spacing w:line="276" w:lineRule="auto"/>
               <w:rPr>
                 <w:rFonts w:cstheme="minorHAnsi"/>
                 <w:b/>
@@ -864,6 +889,7 @@
           </w:tcPr>
           <w:p>
             <w:pPr>
+              <w:spacing w:line="276" w:lineRule="auto"/>
               <w:rPr>
                 <w:rFonts w:cstheme="minorHAnsi"/>
                 <w:sz w:val="24"/>
@@ -888,6 +914,7 @@
           </w:tcPr>
           <w:p>
             <w:pPr>
+              <w:spacing w:line="276" w:lineRule="auto"/>
               <w:rPr>
                 <w:rFonts w:cstheme="minorHAnsi"/>
                 <w:sz w:val="24"/>
@@ -940,6 +967,7 @@
           </w:tcPr>
           <w:p>
             <w:pPr>
+              <w:spacing w:line="276" w:lineRule="auto"/>
               <w:rPr>
                 <w:rFonts w:cstheme="minorHAnsi"/>
                 <w:sz w:val="24"/>
@@ -965,6 +993,7 @@
           </w:tcPr>
           <w:p>
             <w:pPr>
+              <w:spacing w:line="276" w:lineRule="auto"/>
               <w:rPr>
                 <w:rFonts w:cstheme="minorHAnsi"/>
                 <w:sz w:val="24"/>
@@ -993,6 +1022,7 @@
               <w:tabs>
                 <w:tab w:val="left" w:pos="1145"/>
               </w:tabs>
+              <w:spacing w:line="276" w:lineRule="auto"/>
               <w:rPr>
                 <w:rFonts w:cstheme="minorHAnsi"/>
                 <w:sz w:val="24"/>
@@ -1016,6 +1046,7 @@
           </w:tcPr>
           <w:p>
             <w:pPr>
+              <w:spacing w:line="276" w:lineRule="auto"/>
               <w:rPr>
                 <w:rFonts w:cstheme="minorHAnsi"/>
                 <w:sz w:val="24"/>
@@ -1043,6 +1074,7 @@
           </w:tcPr>
           <w:p>
             <w:pPr>
+              <w:spacing w:line="276" w:lineRule="auto"/>
               <w:rPr>
                 <w:rFonts w:cstheme="minorHAnsi"/>
                 <w:sz w:val="24"/>
@@ -1076,6 +1108,7 @@
           </w:tcPr>
           <w:p>
             <w:pPr>
+              <w:spacing w:line="276" w:lineRule="auto"/>
               <w:rPr>
                 <w:rFonts w:cstheme="minorHAnsi"/>
                 <w:sz w:val="24"/>
@@ -1104,6 +1137,7 @@
               <w:tabs>
                 <w:tab w:val="left" w:pos="1124"/>
               </w:tabs>
+              <w:spacing w:line="276" w:lineRule="auto"/>
               <w:rPr>
                 <w:rFonts w:cstheme="minorHAnsi"/>
                 <w:sz w:val="24"/>
@@ -1154,6 +1188,7 @@
           </w:tcPr>
           <w:p>
             <w:pPr>
+              <w:spacing w:line="276" w:lineRule="auto"/>
               <w:rPr>
                 <w:rFonts w:cstheme="minorHAnsi"/>
                 <w:sz w:val="24"/>
@@ -1178,6 +1213,7 @@
           </w:tcPr>
           <w:p>
             <w:pPr>
+              <w:spacing w:line="276" w:lineRule="auto"/>
               <w:rPr>
                 <w:rFonts w:cstheme="minorHAnsi"/>
                 <w:sz w:val="24"/>
@@ -1220,6 +1256,7 @@
           </w:tcPr>
           <w:p>
             <w:pPr>
+              <w:spacing w:line="276" w:lineRule="auto"/>
               <w:rPr>
                 <w:rFonts w:cstheme="minorHAnsi"/>
                 <w:sz w:val="24"/>
@@ -1290,6 +1327,7 @@
           </w:tcPr>
           <w:p>
             <w:pPr>
+              <w:spacing w:line="276" w:lineRule="auto"/>
               <w:rPr>
                 <w:rFonts w:cstheme="minorHAnsi"/>
                 <w:sz w:val="24"/>
@@ -1302,6 +1340,7 @@
                 <w:sz w:val="24"/>
                 <w:szCs w:val="24"/>
               </w:rPr>
+              <w:lastRenderedPageBreak/>
               <w:t>Graphite Composition</w:t>
             </w:r>
           </w:p>
@@ -1312,6 +1351,7 @@
           </w:tcPr>
           <w:p>
             <w:pPr>
+              <w:spacing w:line="276" w:lineRule="auto"/>
               <w:rPr>
                 <w:rFonts w:cstheme="minorHAnsi"/>
                 <w:sz w:val="24"/>
@@ -1383,6 +1423,7 @@
           </w:tcPr>
           <w:p>
             <w:pPr>
+              <w:spacing w:line="276" w:lineRule="auto"/>
               <w:rPr>
                 <w:rFonts w:cstheme="minorHAnsi"/>
                 <w:sz w:val="24"/>
@@ -1418,6 +1459,7 @@
               <w:tabs>
                 <w:tab w:val="left" w:pos="1265"/>
               </w:tabs>
+              <w:spacing w:line="276" w:lineRule="auto"/>
               <w:rPr>
                 <w:rFonts w:cstheme="minorHAnsi"/>
                 <w:sz w:val="24"/>
@@ -1438,6 +1480,7 @@
     </w:tbl>
     <w:p>
       <w:pPr>
+        <w:spacing w:line="276" w:lineRule="auto"/>
         <w:jc w:val="both"/>
         <w:rPr>
           <w:rFonts w:cstheme="minorHAnsi"/>
@@ -1457,7 +1500,6 @@
           <w:szCs w:val="24"/>
           <w:lang w:val="en-US"/>
         </w:rPr>
-        <w:lastRenderedPageBreak/>
         <w:t>Standard use condition</w:t>
       </w:r>
     </w:p>
@@ -1480,6 +1522,7 @@
           </w:tcPr>
           <w:p>
             <w:pPr>
+              <w:spacing w:line="276" w:lineRule="auto"/>
               <w:jc w:val="both"/>
               <w:rPr>
                 <w:rFonts w:cstheme="minorHAnsi"/>
@@ -1510,6 +1553,7 @@
           </w:tcPr>
           <w:p>
             <w:pPr>
+              <w:spacing w:line="276" w:lineRule="auto"/>
               <w:jc w:val="both"/>
               <w:rPr>
                 <w:rFonts w:cstheme="minorHAnsi"/>
@@ -1540,6 +1584,7 @@
           </w:tcPr>
           <w:p>
             <w:pPr>
+              <w:spacing w:line="276" w:lineRule="auto"/>
               <w:jc w:val="both"/>
               <w:rPr>
                 <w:rFonts w:cstheme="minorHAnsi"/>
@@ -1571,6 +1616,7 @@
           </w:tcPr>
           <w:p>
             <w:pPr>
+              <w:spacing w:line="276" w:lineRule="auto"/>
               <w:jc w:val="both"/>
               <w:rPr>
                 <w:rFonts w:cstheme="minorHAnsi"/>
@@ -1596,6 +1642,7 @@
           </w:tcPr>
           <w:p>
             <w:pPr>
+              <w:spacing w:line="276" w:lineRule="auto"/>
               <w:jc w:val="both"/>
               <w:rPr>
                 <w:rFonts w:cstheme="minorHAnsi"/>
@@ -1620,6 +1667,7 @@
           </w:tcPr>
           <w:p>
             <w:pPr>
+              <w:spacing w:line="276" w:lineRule="auto"/>
               <w:jc w:val="both"/>
               <w:rPr>
                 <w:rFonts w:cstheme="minorHAnsi"/>
@@ -1646,6 +1694,7 @@
           </w:tcPr>
           <w:p>
             <w:pPr>
+              <w:spacing w:line="276" w:lineRule="auto"/>
               <w:jc w:val="both"/>
               <w:rPr>
                 <w:rFonts w:cstheme="minorHAnsi"/>
@@ -1671,6 +1720,7 @@
           </w:tcPr>
           <w:p>
             <w:pPr>
+              <w:spacing w:line="276" w:lineRule="auto"/>
               <w:jc w:val="both"/>
               <w:rPr>
                 <w:rFonts w:cstheme="minorHAnsi"/>
@@ -1695,6 +1745,7 @@
           </w:tcPr>
           <w:p>
             <w:pPr>
+              <w:spacing w:line="276" w:lineRule="auto"/>
               <w:jc w:val="both"/>
               <w:rPr>
                 <w:rFonts w:cstheme="minorHAnsi"/>
@@ -1722,6 +1773,7 @@
           </w:tcPr>
           <w:p>
             <w:pPr>
+              <w:spacing w:line="276" w:lineRule="auto"/>
               <w:jc w:val="both"/>
               <w:rPr>
                 <w:rFonts w:cstheme="minorHAnsi"/>
@@ -1747,6 +1799,7 @@
           </w:tcPr>
           <w:p>
             <w:pPr>
+              <w:spacing w:line="276" w:lineRule="auto"/>
               <w:jc w:val="both"/>
               <w:rPr>
                 <w:rFonts w:cstheme="minorHAnsi"/>
@@ -1771,6 +1824,7 @@
           </w:tcPr>
           <w:p>
             <w:pPr>
+              <w:spacing w:line="276" w:lineRule="auto"/>
               <w:jc w:val="both"/>
               <w:rPr>
                 <w:rFonts w:cstheme="minorHAnsi"/>
@@ -1794,6 +1848,7 @@
     </w:tbl>
     <w:p>
       <w:pPr>
+        <w:spacing w:line="276" w:lineRule="auto"/>
         <w:jc w:val="both"/>
         <w:rPr>
           <w:rFonts w:cstheme="minorHAnsi"/>
@@ -1807,6 +1862,7 @@
     </w:p>
     <w:p>
       <w:pPr>
+        <w:spacing w:line="276" w:lineRule="auto"/>
         <w:jc w:val="both"/>
         <w:rPr>
           <w:rFonts w:cstheme="minorHAnsi"/>
@@ -1854,6 +1910,7 @@
           </w:tcPr>
           <w:p>
             <w:pPr>
+              <w:spacing w:line="276" w:lineRule="auto"/>
               <w:jc w:val="both"/>
               <w:rPr>
                 <w:rFonts w:cstheme="minorHAnsi"/>
@@ -1885,6 +1942,7 @@
           </w:tcPr>
           <w:p>
             <w:pPr>
+              <w:spacing w:line="276" w:lineRule="auto"/>
               <w:jc w:val="both"/>
               <w:rPr>
                 <w:rFonts w:cstheme="minorHAnsi"/>
@@ -1916,6 +1974,7 @@
           </w:tcPr>
           <w:p>
             <w:pPr>
+              <w:spacing w:line="276" w:lineRule="auto"/>
               <w:jc w:val="both"/>
               <w:rPr>
                 <w:rFonts w:cstheme="minorHAnsi"/>
@@ -1947,6 +2006,7 @@
           </w:tcPr>
           <w:p>
             <w:pPr>
+              <w:spacing w:line="276" w:lineRule="auto"/>
               <w:jc w:val="both"/>
               <w:rPr>
                 <w:rFonts w:cstheme="minorHAnsi"/>
@@ -2005,6 +2065,7 @@
           </w:tcPr>
           <w:p>
             <w:pPr>
+              <w:spacing w:line="276" w:lineRule="auto"/>
               <w:jc w:val="both"/>
               <w:rPr>
                 <w:rFonts w:cstheme="minorHAnsi"/>
@@ -2032,6 +2093,7 @@
           </w:tcPr>
           <w:p>
             <w:pPr>
+              <w:spacing w:line="276" w:lineRule="auto"/>
               <w:jc w:val="both"/>
               <w:rPr>
                 <w:rFonts w:cstheme="minorHAnsi"/>
@@ -2058,6 +2120,7 @@
           </w:tcPr>
           <w:p>
             <w:pPr>
+              <w:spacing w:line="276" w:lineRule="auto"/>
               <w:jc w:val="both"/>
               <w:rPr>
                 <w:rFonts w:cstheme="minorHAnsi"/>
@@ -2083,6 +2146,7 @@
           </w:tcPr>
           <w:p>
             <w:pPr>
+              <w:spacing w:line="276" w:lineRule="auto"/>
               <w:jc w:val="both"/>
               <w:rPr>
                 <w:rFonts w:cstheme="minorHAnsi"/>
@@ -2113,6 +2177,7 @@
           </w:tcPr>
           <w:p>
             <w:pPr>
+              <w:spacing w:line="276" w:lineRule="auto"/>
               <w:jc w:val="both"/>
               <w:rPr>
                 <w:rFonts w:cstheme="minorHAnsi"/>
@@ -2140,6 +2205,7 @@
           </w:tcPr>
           <w:p>
             <w:pPr>
+              <w:spacing w:line="276" w:lineRule="auto"/>
               <w:jc w:val="both"/>
               <w:rPr>
                 <w:rFonts w:cstheme="minorHAnsi"/>
@@ -2157,6 +2223,7 @@
           </w:tcPr>
           <w:p>
             <w:pPr>
+              <w:spacing w:line="276" w:lineRule="auto"/>
               <w:jc w:val="both"/>
               <w:rPr>
                 <w:rFonts w:cstheme="minorHAnsi"/>
@@ -2182,6 +2249,7 @@
           </w:tcPr>
           <w:p>
             <w:pPr>
+              <w:spacing w:line="276" w:lineRule="auto"/>
               <w:jc w:val="both"/>
               <w:rPr>
                 <w:rFonts w:cstheme="minorHAnsi"/>
@@ -2212,6 +2280,7 @@
           </w:tcPr>
           <w:p>
             <w:pPr>
+              <w:spacing w:line="276" w:lineRule="auto"/>
               <w:jc w:val="both"/>
               <w:rPr>
                 <w:rFonts w:cstheme="minorHAnsi"/>
@@ -2239,6 +2308,7 @@
           </w:tcPr>
           <w:p>
             <w:pPr>
+              <w:spacing w:line="276" w:lineRule="auto"/>
               <w:jc w:val="both"/>
               <w:rPr>
                 <w:rFonts w:cstheme="minorHAnsi"/>
@@ -2256,6 +2326,7 @@
           </w:tcPr>
           <w:p>
             <w:pPr>
+              <w:spacing w:line="276" w:lineRule="auto"/>
               <w:jc w:val="both"/>
               <w:rPr>
                 <w:rFonts w:cstheme="minorHAnsi"/>
@@ -2281,6 +2352,7 @@
           </w:tcPr>
           <w:p>
             <w:pPr>
+              <w:spacing w:line="276" w:lineRule="auto"/>
               <w:jc w:val="both"/>
               <w:rPr>
                 <w:rFonts w:cstheme="minorHAnsi"/>
@@ -2311,6 +2383,7 @@
     </w:tbl>
     <w:p>
       <w:pPr>
+        <w:spacing w:line="276" w:lineRule="auto"/>
         <w:jc w:val="both"/>
         <w:rPr>
           <w:rFonts w:cstheme="minorHAnsi"/>
@@ -2324,6 +2397,7 @@
     </w:p>
     <w:p>
       <w:pPr>
+        <w:spacing w:line="276" w:lineRule="auto"/>
         <w:jc w:val="both"/>
         <w:rPr>
           <w:rFonts w:cstheme="minorHAnsi"/>
@@ -2434,6 +2508,7 @@
           </w:tcPr>
           <w:p>
             <w:pPr>
+              <w:spacing w:line="276" w:lineRule="auto"/>
               <w:rPr>
                 <w:rFonts w:cstheme="minorHAnsi"/>
                 <w:b/>
@@ -2463,6 +2538,7 @@
           </w:tcPr>
           <w:p>
             <w:pPr>
+              <w:spacing w:line="276" w:lineRule="auto"/>
               <w:rPr>
                 <w:rFonts w:cstheme="minorHAnsi"/>
                 <w:b/>
@@ -2496,6 +2572,7 @@
           </w:tcPr>
           <w:p>
             <w:pPr>
+              <w:spacing w:line="276" w:lineRule="auto"/>
               <w:jc w:val="both"/>
               <w:rPr>
                 <w:rFonts w:cstheme="minorHAnsi"/>
@@ -2521,6 +2598,7 @@
           </w:tcPr>
           <w:p>
             <w:pPr>
+              <w:spacing w:line="276" w:lineRule="auto"/>
               <w:jc w:val="both"/>
               <w:rPr>
                 <w:rFonts w:cstheme="minorHAnsi"/>
@@ -2551,6 +2629,7 @@
           </w:tcPr>
           <w:p>
             <w:pPr>
+              <w:spacing w:line="276" w:lineRule="auto"/>
               <w:jc w:val="both"/>
               <w:rPr>
                 <w:rFonts w:cstheme="minorHAnsi"/>
@@ -2576,6 +2655,7 @@
           </w:tcPr>
           <w:p>
             <w:pPr>
+              <w:spacing w:line="276" w:lineRule="auto"/>
               <w:jc w:val="both"/>
               <w:rPr>
                 <w:rFonts w:cstheme="minorHAnsi"/>
@@ -2606,6 +2686,7 @@
           </w:tcPr>
           <w:p>
             <w:pPr>
+              <w:spacing w:line="276" w:lineRule="auto"/>
               <w:jc w:val="both"/>
               <w:rPr>
                 <w:rFonts w:cstheme="minorHAnsi"/>
@@ -2631,6 +2712,7 @@
           </w:tcPr>
           <w:p>
             <w:pPr>
+              <w:spacing w:line="276" w:lineRule="auto"/>
               <w:jc w:val="both"/>
               <w:rPr>
                 <w:rFonts w:cstheme="minorHAnsi"/>
@@ -2661,6 +2743,7 @@
           </w:tcPr>
           <w:p>
             <w:pPr>
+              <w:spacing w:line="276" w:lineRule="auto"/>
               <w:jc w:val="both"/>
               <w:rPr>
                 <w:rFonts w:cstheme="minorHAnsi"/>
@@ -2686,6 +2769,7 @@
           </w:tcPr>
           <w:p>
             <w:pPr>
+              <w:spacing w:line="276" w:lineRule="auto"/>
               <w:jc w:val="both"/>
               <w:rPr>
                 <w:rFonts w:cstheme="minorHAnsi"/>
@@ -2716,6 +2800,7 @@
           </w:tcPr>
           <w:p>
             <w:pPr>
+              <w:spacing w:line="276" w:lineRule="auto"/>
               <w:jc w:val="both"/>
               <w:rPr>
                 <w:rFonts w:cstheme="minorHAnsi"/>
@@ -2741,6 +2826,7 @@
           </w:tcPr>
           <w:p>
             <w:pPr>
+              <w:spacing w:line="276" w:lineRule="auto"/>
               <w:jc w:val="both"/>
               <w:rPr>
                 <w:rFonts w:cstheme="minorHAnsi"/>
@@ -2764,6 +2850,7 @@
     </w:tbl>
     <w:p>
       <w:pPr>
+        <w:spacing w:line="276" w:lineRule="auto"/>
         <w:jc w:val="both"/>
         <w:rPr>
           <w:rFonts w:cstheme="minorHAnsi"/>
@@ -2777,6 +2864,7 @@
     </w:p>
     <w:p>
       <w:pPr>
+        <w:spacing w:line="276" w:lineRule="auto"/>
         <w:jc w:val="both"/>
         <w:rPr>
           <w:rFonts w:cstheme="minorHAnsi"/>
@@ -2801,6 +2889,7 @@
     </w:p>
     <w:p>
       <w:pPr>
+        <w:spacing w:line="276" w:lineRule="auto"/>
         <w:jc w:val="both"/>
         <w:rPr>
           <w:rFonts w:cstheme="minorHAnsi"/>
@@ -2825,6 +2914,7 @@
     </w:p>
     <w:p>
       <w:pPr>
+        <w:spacing w:line="276" w:lineRule="auto"/>
         <w:jc w:val="both"/>
         <w:rPr>
           <w:rFonts w:cstheme="minorHAnsi"/>
@@ -2838,7 +2928,7 @@
     </w:p>
     <w:p>
       <w:pPr>
-        <w:jc w:val="both"/>
+        <w:spacing w:line="276" w:lineRule="auto"/>
         <w:rPr>
           <w:rFonts w:cstheme="minorHAnsi"/>
           <w:b/>
@@ -2857,11 +2947,12 @@
           <w:szCs w:val="24"/>
           <w:lang w:val="en-US"/>
         </w:rPr>
-        <w:t>Typical applications</w:t>
+        <w:br w:type="page"/>
       </w:r>
     </w:p>
     <w:p>
       <w:pPr>
+        <w:spacing w:line="276" w:lineRule="auto"/>
         <w:jc w:val="both"/>
         <w:rPr>
           <w:rFonts w:cstheme="minorHAnsi"/>
@@ -2872,10 +2963,2124 @@
           <w:lang w:val="en-US"/>
         </w:rPr>
       </w:pPr>
+      <w:r>
+        <w:rPr>
+          <w:rFonts w:cstheme="minorHAnsi"/>
+          <w:b/>
+          <w:bCs/>
+          <w:sz w:val="24"/>
+          <w:szCs w:val="24"/>
+          <w:lang w:val="en-US"/>
+        </w:rPr>
+        <w:lastRenderedPageBreak/>
+        <w:t xml:space="preserve">Typical </w:t>
+      </w:r>
+      <w:r>
+        <w:rPr>
+          <w:rFonts w:cstheme="minorHAnsi"/>
+          <w:b/>
+          <w:bCs/>
+          <w:sz w:val="24"/>
+          <w:szCs w:val="24"/>
+          <w:lang w:val="en-US"/>
+        </w:rPr>
+        <w:t>A</w:t>
+      </w:r>
+      <w:r>
+        <w:rPr>
+          <w:rFonts w:cstheme="minorHAnsi"/>
+          <w:b/>
+          <w:bCs/>
+          <w:sz w:val="24"/>
+          <w:szCs w:val="24"/>
+          <w:lang w:val="en-US"/>
+        </w:rPr>
+        <w:t>pplications</w:t>
+      </w:r>
+    </w:p>
+    <w:p>
+      <w:pPr>
+        <w:spacing w:line="276" w:lineRule="auto"/>
+        <w:jc w:val="both"/>
+        <w:rPr>
+          <w:rFonts w:cstheme="minorHAnsi"/>
+          <w:sz w:val="24"/>
+          <w:szCs w:val="24"/>
+          <w:lang w:val="en-US"/>
+        </w:rPr>
+      </w:pPr>
+      <w:r>
+        <w:rPr>
+          <w:rFonts w:cstheme="minorHAnsi"/>
+          <w:sz w:val="24"/>
+          <w:szCs w:val="24"/>
+          <w:lang w:val="en-US"/>
+        </w:rPr>
+        <w:t>A typical application of the sensor is shown in the analog circuit diagram, which uses a transimpedance amplifier to convert an input current signal into a voltage output signal.</w:t>
+      </w:r>
+    </w:p>
+    <w:p>
+      <w:pPr>
+        <w:spacing w:line="276" w:lineRule="auto"/>
+        <w:jc w:val="center"/>
+        <w:rPr>
+          <w:rFonts w:cstheme="minorHAnsi"/>
+          <w:sz w:val="24"/>
+          <w:szCs w:val="24"/>
+          <w:lang w:val="en-US"/>
+        </w:rPr>
+      </w:pPr>
+      <w:r>
+        <w:rPr>
+          <w:rFonts w:cstheme="minorHAnsi"/>
+          <w:noProof/>
+        </w:rPr>
+        <w:drawing>
+          <wp:inline distT="0" distB="0" distL="0" distR="0" wp14:anchorId="41483101" wp14:editId="5E26C066">
+            <wp:extent cx="4505191" cy="2567940"/>
+            <wp:effectExtent l="0" t="0" r="0" b="3810"/>
+            <wp:docPr id="798390200" name="Image 1" descr="Mở ảnh"/>
+            <wp:cNvGraphicFramePr>
+              <a:graphicFrameLocks xmlns:a="http://schemas.openxmlformats.org/drawingml/2006/main" noChangeAspect="1"/>
+            </wp:cNvGraphicFramePr>
+            <a:graphic xmlns:a="http://schemas.openxmlformats.org/drawingml/2006/main">
+              <a:graphicData uri="http://schemas.openxmlformats.org/drawingml/2006/picture">
+                <pic:pic xmlns:pic="http://schemas.openxmlformats.org/drawingml/2006/picture">
+                  <pic:nvPicPr>
+                    <pic:cNvPr id="0" name="Picture 1" descr="Mở ảnh"/>
+                    <pic:cNvPicPr>
+                      <a:picLocks noChangeAspect="1" noChangeArrowheads="1"/>
+                    </pic:cNvPicPr>
+                  </pic:nvPicPr>
+                  <pic:blipFill>
+                    <a:blip r:embed="rId11">
+                      <a:extLst>
+                        <a:ext uri="{28A0092B-C50C-407E-A947-70E740481C1C}">
+                          <a14:useLocalDpi xmlns:a14="http://schemas.microsoft.com/office/drawing/2010/main" val="0"/>
+                        </a:ext>
+                      </a:extLst>
+                    </a:blip>
+                    <a:srcRect/>
+                    <a:stretch>
+                      <a:fillRect/>
+                    </a:stretch>
+                  </pic:blipFill>
+                  <pic:spPr bwMode="auto">
+                    <a:xfrm>
+                      <a:off x="0" y="0"/>
+                      <a:ext cx="4511661" cy="2571628"/>
+                    </a:xfrm>
+                    <a:prstGeom prst="rect">
+                      <a:avLst/>
+                    </a:prstGeom>
+                    <a:noFill/>
+                    <a:ln>
+                      <a:noFill/>
+                    </a:ln>
+                  </pic:spPr>
+                </pic:pic>
+              </a:graphicData>
+            </a:graphic>
+          </wp:inline>
+        </w:drawing>
+      </w:r>
+    </w:p>
+    <w:p>
+      <w:pPr>
+        <w:spacing w:line="276" w:lineRule="auto"/>
+        <w:jc w:val="both"/>
+        <w:rPr>
+          <w:rFonts w:cstheme="minorHAnsi"/>
+          <w:sz w:val="24"/>
+          <w:szCs w:val="24"/>
+          <w:lang w:val="en-US"/>
+        </w:rPr>
+      </w:pPr>
+      <w:r>
+        <w:rPr>
+          <w:rFonts w:cstheme="minorHAnsi"/>
+          <w:sz w:val="24"/>
+          <w:szCs w:val="24"/>
+          <w:lang w:val="en-US"/>
+        </w:rPr>
+        <w:t>The circuit includes three filtering stages:</w:t>
+      </w:r>
+    </w:p>
+    <w:p>
+      <w:pPr>
+        <w:pStyle w:val="Paragraphedeliste"/>
+        <w:numPr>
+          <w:ilvl w:val="0"/>
+          <w:numId w:val="1"/>
+        </w:numPr>
+        <w:spacing w:line="276" w:lineRule="auto"/>
+        <w:jc w:val="both"/>
+        <w:rPr>
+          <w:rFonts w:cstheme="minorHAnsi"/>
+          <w:sz w:val="24"/>
+          <w:szCs w:val="24"/>
+          <w:lang w:val="en-US"/>
+        </w:rPr>
+      </w:pPr>
+      <w:r>
+        <w:rPr>
+          <w:rFonts w:cstheme="minorHAnsi"/>
+          <w:sz w:val="24"/>
+          <w:szCs w:val="24"/>
+          <w:lang w:val="en-US"/>
+        </w:rPr>
+        <w:t>Input stage (R</w:t>
+      </w:r>
+      <w:r>
+        <w:rPr>
+          <w:rFonts w:cstheme="minorHAnsi"/>
+          <w:sz w:val="24"/>
+          <w:szCs w:val="24"/>
+          <w:vertAlign w:val="subscript"/>
+          <w:lang w:val="en-US"/>
+        </w:rPr>
+        <w:t>1</w:t>
+      </w:r>
+      <w:r>
+        <w:rPr>
+          <w:rFonts w:cstheme="minorHAnsi"/>
+          <w:sz w:val="24"/>
+          <w:szCs w:val="24"/>
+          <w:lang w:val="en-US"/>
+        </w:rPr>
+        <w:t>C</w:t>
+      </w:r>
+      <w:r>
+        <w:rPr>
+          <w:rFonts w:cstheme="minorHAnsi"/>
+          <w:sz w:val="24"/>
+          <w:szCs w:val="24"/>
+          <w:vertAlign w:val="subscript"/>
+          <w:lang w:val="en-US"/>
+        </w:rPr>
+        <w:t>1</w:t>
+      </w:r>
+      <w:r>
+        <w:rPr>
+          <w:rFonts w:cstheme="minorHAnsi"/>
+          <w:sz w:val="24"/>
+          <w:szCs w:val="24"/>
+          <w:lang w:val="en-US"/>
+        </w:rPr>
+        <w:t>):</w:t>
+      </w:r>
+      <w:r>
+        <w:rPr>
+          <w:rFonts w:cstheme="minorHAnsi"/>
+          <w:sz w:val="24"/>
+          <w:szCs w:val="24"/>
+          <w:lang w:val="en-US"/>
+        </w:rPr>
+        <w:t xml:space="preserve"> A low-pass filter with a cutoff frequency </w:t>
+      </w:r>
+      <w:r>
+        <w:rPr>
+          <w:rFonts w:cstheme="minorHAnsi"/>
+          <w:sz w:val="24"/>
+          <w:szCs w:val="24"/>
+          <w:lang w:val="en-US"/>
+        </w:rPr>
+        <w:t>f</w:t>
+      </w:r>
+      <w:r>
+        <w:rPr>
+          <w:rFonts w:cstheme="minorHAnsi"/>
+          <w:sz w:val="24"/>
+          <w:szCs w:val="24"/>
+          <w:vertAlign w:val="subscript"/>
+          <w:lang w:val="en-US"/>
+        </w:rPr>
+        <w:t>1</w:t>
+      </w:r>
+      <w:r>
+        <w:rPr>
+          <w:rFonts w:cstheme="minorHAnsi"/>
+          <w:sz w:val="24"/>
+          <w:szCs w:val="24"/>
+          <w:lang w:val="en-US"/>
+        </w:rPr>
+        <w:t xml:space="preserve"> </w:t>
+      </w:r>
+      <w:r>
+        <w:rPr>
+          <w:rFonts w:cstheme="minorHAnsi"/>
+          <w:sz w:val="24"/>
+          <w:szCs w:val="24"/>
+          <w:lang w:val="en-US"/>
+        </w:rPr>
+        <w:t>removes current noise from the input signal</w:t>
+      </w:r>
+      <w:r>
+        <w:rPr>
+          <w:rFonts w:cstheme="minorHAnsi"/>
+          <w:sz w:val="24"/>
+          <w:szCs w:val="24"/>
+          <w:lang w:val="en-US"/>
+        </w:rPr>
+        <w:t xml:space="preserve"> </w:t>
+      </w:r>
+      <m:oMath>
+        <m:sSub>
+          <m:sSubPr>
+            <m:ctrlPr>
+              <w:rPr>
+                <w:rFonts w:ascii="Cambria Math" w:hAnsi="Cambria Math" w:cstheme="minorHAnsi"/>
+                <w:sz w:val="24"/>
+                <w:szCs w:val="24"/>
+                <w:lang w:val="en-US"/>
+              </w:rPr>
+            </m:ctrlPr>
+          </m:sSubPr>
+          <m:e>
+            <m:r>
+              <m:rPr>
+                <m:sty m:val="p"/>
+              </m:rPr>
+              <w:rPr>
+                <w:rFonts w:ascii="Cambria Math" w:hAnsi="Cambria Math" w:cstheme="minorHAnsi"/>
+                <w:sz w:val="24"/>
+                <w:szCs w:val="24"/>
+                <w:lang w:val="en-US"/>
+              </w:rPr>
+              <m:t>f</m:t>
+            </m:r>
+          </m:e>
+          <m:sub>
+            <m:r>
+              <m:rPr>
+                <m:sty m:val="p"/>
+              </m:rPr>
+              <w:rPr>
+                <w:rFonts w:ascii="Cambria Math" w:hAnsi="Cambria Math" w:cstheme="minorHAnsi"/>
+                <w:sz w:val="24"/>
+                <w:szCs w:val="24"/>
+                <w:lang w:val="en-US"/>
+              </w:rPr>
+              <m:t>1</m:t>
+            </m:r>
+          </m:sub>
+        </m:sSub>
+        <m:r>
+          <m:rPr>
+            <m:sty m:val="p"/>
+          </m:rPr>
+          <w:rPr>
+            <w:rFonts w:ascii="Cambria Math" w:hAnsi="Cambria Math" w:cstheme="minorHAnsi"/>
+            <w:sz w:val="24"/>
+            <w:szCs w:val="24"/>
+            <w:lang w:val="en-US"/>
+          </w:rPr>
+          <m:t>=</m:t>
+        </m:r>
+        <m:f>
+          <m:fPr>
+            <m:ctrlPr>
+              <w:rPr>
+                <w:rFonts w:ascii="Cambria Math" w:hAnsi="Cambria Math" w:cstheme="minorHAnsi"/>
+                <w:sz w:val="24"/>
+                <w:szCs w:val="24"/>
+                <w:lang w:val="en-US"/>
+              </w:rPr>
+            </m:ctrlPr>
+          </m:fPr>
+          <m:num>
+            <m:r>
+              <m:rPr>
+                <m:sty m:val="p"/>
+              </m:rPr>
+              <w:rPr>
+                <w:rFonts w:ascii="Cambria Math" w:hAnsi="Cambria Math" w:cstheme="minorHAnsi"/>
+                <w:sz w:val="24"/>
+                <w:szCs w:val="24"/>
+                <w:lang w:val="en-US"/>
+              </w:rPr>
+              <m:t>1</m:t>
+            </m:r>
+          </m:num>
+          <m:den>
+            <m:r>
+              <m:rPr>
+                <m:sty m:val="p"/>
+              </m:rPr>
+              <w:rPr>
+                <w:rFonts w:ascii="Cambria Math" w:hAnsi="Cambria Math" w:cstheme="minorHAnsi"/>
+                <w:sz w:val="24"/>
+                <w:szCs w:val="24"/>
+                <w:lang w:val="en-US"/>
+              </w:rPr>
+              <m:t>2π</m:t>
+            </m:r>
+            <m:sSub>
+              <m:sSubPr>
+                <m:ctrlPr>
+                  <w:rPr>
+                    <w:rFonts w:ascii="Cambria Math" w:hAnsi="Cambria Math" w:cstheme="minorHAnsi"/>
+                    <w:sz w:val="24"/>
+                    <w:szCs w:val="24"/>
+                    <w:lang w:val="en-US"/>
+                  </w:rPr>
+                </m:ctrlPr>
+              </m:sSubPr>
+              <m:e>
+                <m:r>
+                  <m:rPr>
+                    <m:sty m:val="p"/>
+                  </m:rPr>
+                  <w:rPr>
+                    <w:rFonts w:ascii="Cambria Math" w:hAnsi="Cambria Math" w:cstheme="minorHAnsi"/>
+                    <w:sz w:val="24"/>
+                    <w:szCs w:val="24"/>
+                    <w:lang w:val="en-US"/>
+                  </w:rPr>
+                  <m:t>R</m:t>
+                </m:r>
+              </m:e>
+              <m:sub>
+                <m:r>
+                  <m:rPr>
+                    <m:sty m:val="p"/>
+                  </m:rPr>
+                  <w:rPr>
+                    <w:rFonts w:ascii="Cambria Math" w:hAnsi="Cambria Math" w:cstheme="minorHAnsi"/>
+                    <w:sz w:val="24"/>
+                    <w:szCs w:val="24"/>
+                    <w:lang w:val="en-US"/>
+                  </w:rPr>
+                  <m:t>1</m:t>
+                </m:r>
+              </m:sub>
+            </m:sSub>
+            <m:sSub>
+              <m:sSubPr>
+                <m:ctrlPr>
+                  <w:rPr>
+                    <w:rFonts w:ascii="Cambria Math" w:hAnsi="Cambria Math" w:cstheme="minorHAnsi"/>
+                    <w:sz w:val="24"/>
+                    <w:szCs w:val="24"/>
+                    <w:lang w:val="en-US"/>
+                  </w:rPr>
+                </m:ctrlPr>
+              </m:sSubPr>
+              <m:e>
+                <m:r>
+                  <m:rPr>
+                    <m:sty m:val="p"/>
+                  </m:rPr>
+                  <w:rPr>
+                    <w:rFonts w:ascii="Cambria Math" w:hAnsi="Cambria Math" w:cstheme="minorHAnsi"/>
+                    <w:sz w:val="24"/>
+                    <w:szCs w:val="24"/>
+                    <w:lang w:val="en-US"/>
+                  </w:rPr>
+                  <m:t>C</m:t>
+                </m:r>
+              </m:e>
+              <m:sub>
+                <m:r>
+                  <m:rPr>
+                    <m:sty m:val="p"/>
+                  </m:rPr>
+                  <w:rPr>
+                    <w:rFonts w:ascii="Cambria Math" w:hAnsi="Cambria Math" w:cstheme="minorHAnsi"/>
+                    <w:sz w:val="24"/>
+                    <w:szCs w:val="24"/>
+                    <w:lang w:val="en-US"/>
+                  </w:rPr>
+                  <m:t>1</m:t>
+                </m:r>
+              </m:sub>
+            </m:sSub>
+          </m:den>
+        </m:f>
+        <m:r>
+          <m:rPr>
+            <m:sty m:val="p"/>
+          </m:rPr>
+          <w:rPr>
+            <w:rFonts w:ascii="Cambria Math" w:hAnsi="Cambria Math" w:cstheme="minorHAnsi"/>
+            <w:sz w:val="24"/>
+            <w:szCs w:val="24"/>
+            <w:lang w:val="en-US"/>
+          </w:rPr>
+          <m:t>=16 Hz</m:t>
+        </m:r>
+      </m:oMath>
+    </w:p>
+    <w:p>
+      <w:pPr>
+        <w:pStyle w:val="Paragraphedeliste"/>
+        <w:numPr>
+          <w:ilvl w:val="0"/>
+          <w:numId w:val="1"/>
+        </w:numPr>
+        <w:spacing w:line="276" w:lineRule="auto"/>
+        <w:jc w:val="both"/>
+        <w:rPr>
+          <w:rFonts w:cstheme="minorHAnsi"/>
+          <w:sz w:val="24"/>
+          <w:szCs w:val="24"/>
+          <w:lang w:val="en-US"/>
+        </w:rPr>
+      </w:pPr>
+      <w:r>
+        <w:rPr>
+          <w:rFonts w:cstheme="minorHAnsi"/>
+          <w:sz w:val="24"/>
+          <w:szCs w:val="24"/>
+          <w:lang w:val="en-US"/>
+        </w:rPr>
+        <w:t>Intermediate stage (R</w:t>
+      </w:r>
+      <w:r>
+        <w:rPr>
+          <w:rFonts w:cstheme="minorHAnsi"/>
+          <w:sz w:val="24"/>
+          <w:szCs w:val="24"/>
+          <w:vertAlign w:val="subscript"/>
+          <w:lang w:val="en-US"/>
+        </w:rPr>
+        <w:t>3</w:t>
+      </w:r>
+      <w:r>
+        <w:rPr>
+          <w:rFonts w:cstheme="minorHAnsi"/>
+          <w:sz w:val="24"/>
+          <w:szCs w:val="24"/>
+          <w:lang w:val="en-US"/>
+        </w:rPr>
+        <w:t>C</w:t>
+      </w:r>
+      <w:r>
+        <w:rPr>
+          <w:rFonts w:cstheme="minorHAnsi"/>
+          <w:sz w:val="24"/>
+          <w:szCs w:val="24"/>
+          <w:vertAlign w:val="subscript"/>
+          <w:lang w:val="en-US"/>
+        </w:rPr>
+        <w:t>4</w:t>
+      </w:r>
+      <w:r>
+        <w:rPr>
+          <w:rFonts w:cstheme="minorHAnsi"/>
+          <w:sz w:val="24"/>
+          <w:szCs w:val="24"/>
+          <w:lang w:val="en-US"/>
+        </w:rPr>
+        <w:t>):</w:t>
+      </w:r>
+      <w:r>
+        <w:rPr>
+          <w:rFonts w:cstheme="minorHAnsi"/>
+          <w:sz w:val="24"/>
+          <w:szCs w:val="24"/>
+          <w:lang w:val="en-US"/>
+        </w:rPr>
+        <w:t xml:space="preserve"> Another low-pass filter with a cutoff frequency</w:t>
+      </w:r>
+      <w:r>
+        <w:rPr>
+          <w:rFonts w:cstheme="minorHAnsi"/>
+          <w:sz w:val="24"/>
+          <w:szCs w:val="24"/>
+          <w:lang w:val="en-US"/>
+        </w:rPr>
+        <w:t xml:space="preserve"> </w:t>
+      </w:r>
+      <w:r>
+        <w:rPr>
+          <w:rFonts w:cstheme="minorHAnsi"/>
+          <w:sz w:val="24"/>
+          <w:szCs w:val="24"/>
+          <w:lang w:val="en-US"/>
+        </w:rPr>
+        <w:t>f</w:t>
+      </w:r>
+      <w:r>
+        <w:rPr>
+          <w:rFonts w:cstheme="minorHAnsi"/>
+          <w:sz w:val="24"/>
+          <w:szCs w:val="24"/>
+          <w:vertAlign w:val="subscript"/>
+          <w:lang w:val="en-US"/>
+        </w:rPr>
+        <w:t>2</w:t>
+      </w:r>
+      <w:r>
+        <w:rPr>
+          <w:rFonts w:cstheme="minorHAnsi"/>
+          <w:sz w:val="24"/>
+          <w:szCs w:val="24"/>
+          <w:lang w:val="en-US"/>
+        </w:rPr>
+        <w:t xml:space="preserve"> filters out the 50 Hz noise component originating from the power grid</w:t>
+      </w:r>
+      <w:r>
+        <w:rPr>
+          <w:rFonts w:cstheme="minorHAnsi"/>
+          <w:sz w:val="24"/>
+          <w:szCs w:val="24"/>
+          <w:lang w:val="en-US"/>
+        </w:rPr>
+        <w:t xml:space="preserve"> </w:t>
+      </w:r>
+      <m:oMath>
+        <m:sSub>
+          <m:sSubPr>
+            <m:ctrlPr>
+              <w:rPr>
+                <w:rFonts w:ascii="Cambria Math" w:hAnsi="Cambria Math" w:cstheme="minorHAnsi"/>
+                <w:sz w:val="24"/>
+                <w:szCs w:val="24"/>
+                <w:lang w:val="en-US"/>
+              </w:rPr>
+            </m:ctrlPr>
+          </m:sSubPr>
+          <m:e>
+            <m:r>
+              <m:rPr>
+                <m:sty m:val="p"/>
+              </m:rPr>
+              <w:rPr>
+                <w:rFonts w:ascii="Cambria Math" w:hAnsi="Cambria Math" w:cstheme="minorHAnsi"/>
+                <w:sz w:val="24"/>
+                <w:szCs w:val="24"/>
+                <w:lang w:val="en-US"/>
+              </w:rPr>
+              <m:t>f</m:t>
+            </m:r>
+          </m:e>
+          <m:sub>
+            <m:r>
+              <m:rPr>
+                <m:sty m:val="p"/>
+              </m:rPr>
+              <w:rPr>
+                <w:rFonts w:ascii="Cambria Math" w:hAnsi="Cambria Math" w:cstheme="minorHAnsi"/>
+                <w:sz w:val="24"/>
+                <w:szCs w:val="24"/>
+                <w:lang w:val="en-US"/>
+              </w:rPr>
+              <m:t>2</m:t>
+            </m:r>
+          </m:sub>
+        </m:sSub>
+        <m:r>
+          <m:rPr>
+            <m:sty m:val="p"/>
+          </m:rPr>
+          <w:rPr>
+            <w:rFonts w:ascii="Cambria Math" w:hAnsi="Cambria Math" w:cstheme="minorHAnsi"/>
+            <w:sz w:val="24"/>
+            <w:szCs w:val="24"/>
+            <w:lang w:val="en-US"/>
+          </w:rPr>
+          <m:t>=</m:t>
+        </m:r>
+        <m:f>
+          <m:fPr>
+            <m:ctrlPr>
+              <w:rPr>
+                <w:rFonts w:ascii="Cambria Math" w:hAnsi="Cambria Math" w:cstheme="minorHAnsi"/>
+                <w:sz w:val="24"/>
+                <w:szCs w:val="24"/>
+                <w:lang w:val="en-US"/>
+              </w:rPr>
+            </m:ctrlPr>
+          </m:fPr>
+          <m:num>
+            <m:r>
+              <m:rPr>
+                <m:sty m:val="p"/>
+              </m:rPr>
+              <w:rPr>
+                <w:rFonts w:ascii="Cambria Math" w:hAnsi="Cambria Math" w:cstheme="minorHAnsi"/>
+                <w:sz w:val="24"/>
+                <w:szCs w:val="24"/>
+                <w:lang w:val="en-US"/>
+              </w:rPr>
+              <m:t>1</m:t>
+            </m:r>
+          </m:num>
+          <m:den>
+            <m:r>
+              <m:rPr>
+                <m:sty m:val="p"/>
+              </m:rPr>
+              <w:rPr>
+                <w:rFonts w:ascii="Cambria Math" w:hAnsi="Cambria Math" w:cstheme="minorHAnsi"/>
+                <w:sz w:val="24"/>
+                <w:szCs w:val="24"/>
+                <w:lang w:val="en-US"/>
+              </w:rPr>
+              <m:t>2π</m:t>
+            </m:r>
+            <m:sSub>
+              <m:sSubPr>
+                <m:ctrlPr>
+                  <w:rPr>
+                    <w:rFonts w:ascii="Cambria Math" w:hAnsi="Cambria Math" w:cstheme="minorHAnsi"/>
+                    <w:sz w:val="24"/>
+                    <w:szCs w:val="24"/>
+                    <w:lang w:val="en-US"/>
+                  </w:rPr>
+                </m:ctrlPr>
+              </m:sSubPr>
+              <m:e>
+                <m:r>
+                  <m:rPr>
+                    <m:sty m:val="p"/>
+                  </m:rPr>
+                  <w:rPr>
+                    <w:rFonts w:ascii="Cambria Math" w:hAnsi="Cambria Math" w:cstheme="minorHAnsi"/>
+                    <w:sz w:val="24"/>
+                    <w:szCs w:val="24"/>
+                    <w:lang w:val="en-US"/>
+                  </w:rPr>
+                  <m:t>R</m:t>
+                </m:r>
+              </m:e>
+              <m:sub>
+                <m:r>
+                  <m:rPr>
+                    <m:sty m:val="p"/>
+                  </m:rPr>
+                  <w:rPr>
+                    <w:rFonts w:ascii="Cambria Math" w:hAnsi="Cambria Math" w:cstheme="minorHAnsi"/>
+                    <w:sz w:val="24"/>
+                    <w:szCs w:val="24"/>
+                    <w:lang w:val="en-US"/>
+                  </w:rPr>
+                  <m:t>3</m:t>
+                </m:r>
+              </m:sub>
+            </m:sSub>
+            <m:sSub>
+              <m:sSubPr>
+                <m:ctrlPr>
+                  <w:rPr>
+                    <w:rFonts w:ascii="Cambria Math" w:hAnsi="Cambria Math" w:cstheme="minorHAnsi"/>
+                    <w:sz w:val="24"/>
+                    <w:szCs w:val="24"/>
+                    <w:lang w:val="en-US"/>
+                  </w:rPr>
+                </m:ctrlPr>
+              </m:sSubPr>
+              <m:e>
+                <m:r>
+                  <m:rPr>
+                    <m:sty m:val="p"/>
+                  </m:rPr>
+                  <w:rPr>
+                    <w:rFonts w:ascii="Cambria Math" w:hAnsi="Cambria Math" w:cstheme="minorHAnsi"/>
+                    <w:sz w:val="24"/>
+                    <w:szCs w:val="24"/>
+                    <w:lang w:val="en-US"/>
+                  </w:rPr>
+                  <m:t>C</m:t>
+                </m:r>
+              </m:e>
+              <m:sub>
+                <m:r>
+                  <m:rPr>
+                    <m:sty m:val="p"/>
+                  </m:rPr>
+                  <w:rPr>
+                    <w:rFonts w:ascii="Cambria Math" w:hAnsi="Cambria Math" w:cstheme="minorHAnsi"/>
+                    <w:sz w:val="24"/>
+                    <w:szCs w:val="24"/>
+                    <w:lang w:val="en-US"/>
+                  </w:rPr>
+                  <m:t>4</m:t>
+                </m:r>
+              </m:sub>
+            </m:sSub>
+          </m:den>
+        </m:f>
+        <m:r>
+          <m:rPr>
+            <m:sty m:val="p"/>
+          </m:rPr>
+          <w:rPr>
+            <w:rFonts w:ascii="Cambria Math" w:hAnsi="Cambria Math" w:cstheme="minorHAnsi"/>
+            <w:sz w:val="24"/>
+            <w:szCs w:val="24"/>
+            <w:lang w:val="en-US"/>
+          </w:rPr>
+          <m:t>=1</m:t>
+        </m:r>
+        <m:r>
+          <m:rPr>
+            <m:sty m:val="p"/>
+          </m:rPr>
+          <w:rPr>
+            <w:rFonts w:ascii="Cambria Math" w:hAnsi="Cambria Math" w:cstheme="minorHAnsi"/>
+            <w:sz w:val="24"/>
+            <w:szCs w:val="24"/>
+            <w:lang w:val="en-US"/>
+          </w:rPr>
+          <m:t>.</m:t>
+        </m:r>
+        <m:r>
+          <m:rPr>
+            <m:sty m:val="p"/>
+          </m:rPr>
+          <w:rPr>
+            <w:rFonts w:ascii="Cambria Math" w:hAnsi="Cambria Math" w:cstheme="minorHAnsi"/>
+            <w:sz w:val="24"/>
+            <w:szCs w:val="24"/>
+            <w:lang w:val="en-US"/>
+          </w:rPr>
+          <m:t>6 Hz</m:t>
+        </m:r>
+      </m:oMath>
+    </w:p>
+    <w:p>
+      <w:pPr>
+        <w:pStyle w:val="Paragraphedeliste"/>
+        <w:numPr>
+          <w:ilvl w:val="0"/>
+          <w:numId w:val="1"/>
+        </w:numPr>
+        <w:spacing w:line="276" w:lineRule="auto"/>
+        <w:jc w:val="both"/>
+        <w:rPr>
+          <w:rFonts w:cstheme="minorHAnsi"/>
+          <w:sz w:val="24"/>
+          <w:szCs w:val="24"/>
+          <w:lang w:val="en-US"/>
+        </w:rPr>
+      </w:pPr>
+      <w:r>
+        <w:rPr>
+          <w:rFonts w:cstheme="minorHAnsi"/>
+          <w:sz w:val="24"/>
+          <w:szCs w:val="24"/>
+          <w:lang w:val="en-US"/>
+        </w:rPr>
+        <w:t>Output stage (R</w:t>
+      </w:r>
+      <w:r>
+        <w:rPr>
+          <w:rFonts w:cstheme="minorHAnsi"/>
+          <w:sz w:val="24"/>
+          <w:szCs w:val="24"/>
+          <w:vertAlign w:val="subscript"/>
+          <w:lang w:val="en-US"/>
+        </w:rPr>
+        <w:t>6</w:t>
+      </w:r>
+      <w:r>
+        <w:rPr>
+          <w:rFonts w:cstheme="minorHAnsi"/>
+          <w:sz w:val="24"/>
+          <w:szCs w:val="24"/>
+          <w:lang w:val="en-US"/>
+        </w:rPr>
+        <w:t>C</w:t>
+      </w:r>
+      <w:r>
+        <w:rPr>
+          <w:rFonts w:cstheme="minorHAnsi"/>
+          <w:sz w:val="24"/>
+          <w:szCs w:val="24"/>
+          <w:vertAlign w:val="subscript"/>
+          <w:lang w:val="en-US"/>
+        </w:rPr>
+        <w:t>2</w:t>
+      </w:r>
+      <w:r>
+        <w:rPr>
+          <w:rFonts w:cstheme="minorHAnsi"/>
+          <w:sz w:val="24"/>
+          <w:szCs w:val="24"/>
+          <w:lang w:val="en-US"/>
+        </w:rPr>
+        <w:t>):</w:t>
+      </w:r>
+      <w:r>
+        <w:rPr>
+          <w:rFonts w:cstheme="minorHAnsi"/>
+          <w:sz w:val="24"/>
+          <w:szCs w:val="24"/>
+          <w:lang w:val="en-US"/>
+        </w:rPr>
+        <w:t xml:space="preserve"> A final low-pass filter with a cutoff frequency of 1.6 kHz reduces noise introduced during ADC sampling</w:t>
+      </w:r>
+      <w:r>
+        <w:rPr>
+          <w:rFonts w:cstheme="minorHAnsi"/>
+          <w:sz w:val="24"/>
+          <w:szCs w:val="24"/>
+          <w:lang w:val="en-US"/>
+        </w:rPr>
+        <w:t xml:space="preserve"> </w:t>
+      </w:r>
+      <m:oMath>
+        <m:sSub>
+          <m:sSubPr>
+            <m:ctrlPr>
+              <w:rPr>
+                <w:rFonts w:ascii="Cambria Math" w:hAnsi="Cambria Math" w:cstheme="minorHAnsi"/>
+                <w:sz w:val="24"/>
+                <w:szCs w:val="24"/>
+                <w:lang w:val="en-US"/>
+              </w:rPr>
+            </m:ctrlPr>
+          </m:sSubPr>
+          <m:e>
+            <m:r>
+              <m:rPr>
+                <m:sty m:val="p"/>
+              </m:rPr>
+              <w:rPr>
+                <w:rFonts w:ascii="Cambria Math" w:hAnsi="Cambria Math" w:cstheme="minorHAnsi"/>
+                <w:sz w:val="24"/>
+                <w:szCs w:val="24"/>
+                <w:lang w:val="en-US"/>
+              </w:rPr>
+              <m:t>f</m:t>
+            </m:r>
+          </m:e>
+          <m:sub>
+            <m:r>
+              <m:rPr>
+                <m:sty m:val="p"/>
+              </m:rPr>
+              <w:rPr>
+                <w:rFonts w:ascii="Cambria Math" w:hAnsi="Cambria Math" w:cstheme="minorHAnsi"/>
+                <w:sz w:val="24"/>
+                <w:szCs w:val="24"/>
+                <w:lang w:val="en-US"/>
+              </w:rPr>
+              <m:t>3</m:t>
+            </m:r>
+          </m:sub>
+        </m:sSub>
+        <m:r>
+          <m:rPr>
+            <m:sty m:val="p"/>
+          </m:rPr>
+          <w:rPr>
+            <w:rFonts w:ascii="Cambria Math" w:hAnsi="Cambria Math" w:cstheme="minorHAnsi"/>
+            <w:sz w:val="24"/>
+            <w:szCs w:val="24"/>
+            <w:lang w:val="en-US"/>
+          </w:rPr>
+          <m:t>=</m:t>
+        </m:r>
+        <m:f>
+          <m:fPr>
+            <m:ctrlPr>
+              <w:rPr>
+                <w:rFonts w:ascii="Cambria Math" w:hAnsi="Cambria Math" w:cstheme="minorHAnsi"/>
+                <w:sz w:val="24"/>
+                <w:szCs w:val="24"/>
+                <w:lang w:val="en-US"/>
+              </w:rPr>
+            </m:ctrlPr>
+          </m:fPr>
+          <m:num>
+            <m:r>
+              <m:rPr>
+                <m:sty m:val="p"/>
+              </m:rPr>
+              <w:rPr>
+                <w:rFonts w:ascii="Cambria Math" w:hAnsi="Cambria Math" w:cstheme="minorHAnsi"/>
+                <w:sz w:val="24"/>
+                <w:szCs w:val="24"/>
+                <w:lang w:val="en-US"/>
+              </w:rPr>
+              <m:t>1</m:t>
+            </m:r>
+          </m:num>
+          <m:den>
+            <m:r>
+              <m:rPr>
+                <m:sty m:val="p"/>
+              </m:rPr>
+              <w:rPr>
+                <w:rFonts w:ascii="Cambria Math" w:hAnsi="Cambria Math" w:cstheme="minorHAnsi"/>
+                <w:sz w:val="24"/>
+                <w:szCs w:val="24"/>
+                <w:lang w:val="en-US"/>
+              </w:rPr>
+              <m:t>2π</m:t>
+            </m:r>
+            <m:sSub>
+              <m:sSubPr>
+                <m:ctrlPr>
+                  <w:rPr>
+                    <w:rFonts w:ascii="Cambria Math" w:hAnsi="Cambria Math" w:cstheme="minorHAnsi"/>
+                    <w:sz w:val="24"/>
+                    <w:szCs w:val="24"/>
+                    <w:lang w:val="en-US"/>
+                  </w:rPr>
+                </m:ctrlPr>
+              </m:sSubPr>
+              <m:e>
+                <m:r>
+                  <m:rPr>
+                    <m:sty m:val="p"/>
+                  </m:rPr>
+                  <w:rPr>
+                    <w:rFonts w:ascii="Cambria Math" w:hAnsi="Cambria Math" w:cstheme="minorHAnsi"/>
+                    <w:sz w:val="24"/>
+                    <w:szCs w:val="24"/>
+                    <w:lang w:val="en-US"/>
+                  </w:rPr>
+                  <m:t>R</m:t>
+                </m:r>
+              </m:e>
+              <m:sub>
+                <m:r>
+                  <m:rPr>
+                    <m:sty m:val="p"/>
+                  </m:rPr>
+                  <w:rPr>
+                    <w:rFonts w:ascii="Cambria Math" w:hAnsi="Cambria Math" w:cstheme="minorHAnsi"/>
+                    <w:sz w:val="24"/>
+                    <w:szCs w:val="24"/>
+                    <w:lang w:val="en-US"/>
+                  </w:rPr>
+                  <m:t>6</m:t>
+                </m:r>
+              </m:sub>
+            </m:sSub>
+            <m:sSub>
+              <m:sSubPr>
+                <m:ctrlPr>
+                  <w:rPr>
+                    <w:rFonts w:ascii="Cambria Math" w:hAnsi="Cambria Math" w:cstheme="minorHAnsi"/>
+                    <w:sz w:val="24"/>
+                    <w:szCs w:val="24"/>
+                    <w:lang w:val="en-US"/>
+                  </w:rPr>
+                </m:ctrlPr>
+              </m:sSubPr>
+              <m:e>
+                <m:r>
+                  <m:rPr>
+                    <m:sty m:val="p"/>
+                  </m:rPr>
+                  <w:rPr>
+                    <w:rFonts w:ascii="Cambria Math" w:hAnsi="Cambria Math" w:cstheme="minorHAnsi"/>
+                    <w:sz w:val="24"/>
+                    <w:szCs w:val="24"/>
+                    <w:lang w:val="en-US"/>
+                  </w:rPr>
+                  <m:t>C</m:t>
+                </m:r>
+              </m:e>
+              <m:sub>
+                <m:r>
+                  <m:rPr>
+                    <m:sty m:val="p"/>
+                  </m:rPr>
+                  <w:rPr>
+                    <w:rFonts w:ascii="Cambria Math" w:hAnsi="Cambria Math" w:cstheme="minorHAnsi"/>
+                    <w:sz w:val="24"/>
+                    <w:szCs w:val="24"/>
+                    <w:lang w:val="en-US"/>
+                  </w:rPr>
+                  <m:t>2</m:t>
+                </m:r>
+              </m:sub>
+            </m:sSub>
+          </m:den>
+        </m:f>
+        <m:r>
+          <m:rPr>
+            <m:sty m:val="p"/>
+          </m:rPr>
+          <w:rPr>
+            <w:rFonts w:ascii="Cambria Math" w:hAnsi="Cambria Math" w:cstheme="minorHAnsi"/>
+            <w:sz w:val="24"/>
+            <w:szCs w:val="24"/>
+            <w:lang w:val="en-US"/>
+          </w:rPr>
+          <m:t>=1.6 Hz</m:t>
+        </m:r>
+      </m:oMath>
+    </w:p>
+    <w:p>
+      <w:pPr>
+        <w:spacing w:line="276" w:lineRule="auto"/>
+        <w:jc w:val="both"/>
+        <w:rPr>
+          <w:rFonts w:cstheme="minorHAnsi"/>
+          <w:sz w:val="24"/>
+          <w:szCs w:val="24"/>
+          <w:lang w:val="en-US"/>
+        </w:rPr>
+      </w:pPr>
+      <w:r>
+        <w:rPr>
+          <w:rFonts w:cstheme="minorHAnsi"/>
+          <w:sz w:val="24"/>
+          <w:szCs w:val="24"/>
+          <w:lang w:val="en-US"/>
+        </w:rPr>
+        <w:t>The C</w:t>
+      </w:r>
+      <w:r>
+        <w:rPr>
+          <w:rFonts w:cstheme="minorHAnsi"/>
+          <w:sz w:val="24"/>
+          <w:szCs w:val="24"/>
+          <w:vertAlign w:val="subscript"/>
+          <w:lang w:val="en-US"/>
+        </w:rPr>
+        <w:t>3</w:t>
+      </w:r>
+      <w:r>
+        <w:rPr>
+          <w:rFonts w:cstheme="minorHAnsi"/>
+          <w:sz w:val="24"/>
+          <w:szCs w:val="24"/>
+          <w:lang w:val="en-US"/>
+        </w:rPr>
+        <w:t xml:space="preserve"> capacitor filters out fluctuations in the amplifier’s supply voltage.</w:t>
+      </w:r>
+      <w:r>
+        <w:rPr>
+          <w:rFonts w:cstheme="minorHAnsi"/>
+          <w:sz w:val="24"/>
+          <w:szCs w:val="24"/>
+          <w:lang w:val="en-US"/>
+        </w:rPr>
+        <w:br/>
+        <w:t>The R</w:t>
+      </w:r>
+      <w:r>
+        <w:rPr>
+          <w:rFonts w:cstheme="minorHAnsi"/>
+          <w:sz w:val="24"/>
+          <w:szCs w:val="24"/>
+          <w:vertAlign w:val="subscript"/>
+          <w:lang w:val="en-US"/>
+        </w:rPr>
+        <w:t>2</w:t>
+      </w:r>
+      <w:r>
+        <w:rPr>
+          <w:rFonts w:cstheme="minorHAnsi"/>
+          <w:sz w:val="24"/>
+          <w:szCs w:val="24"/>
+          <w:lang w:val="en-US"/>
+        </w:rPr>
+        <w:t xml:space="preserve"> resistor is used to calibrate the amplifier’s output to match the voltage range of the microcontroller’s ADC. A digital potentiometer was used during the prototyping phase to determine the optimal value of R</w:t>
+      </w:r>
+      <w:r>
+        <w:rPr>
+          <w:rFonts w:cstheme="minorHAnsi"/>
+          <w:sz w:val="24"/>
+          <w:szCs w:val="24"/>
+          <w:vertAlign w:val="subscript"/>
+          <w:lang w:val="en-US"/>
+        </w:rPr>
+        <w:t>2</w:t>
+      </w:r>
+      <w:r>
+        <w:rPr>
+          <w:rFonts w:cstheme="minorHAnsi"/>
+          <w:sz w:val="24"/>
+          <w:szCs w:val="24"/>
+          <w:lang w:val="en-US"/>
+        </w:rPr>
+        <w:t>.</w:t>
+      </w:r>
+      <w:r>
+        <w:rPr>
+          <w:rFonts w:cstheme="minorHAnsi"/>
+          <w:sz w:val="24"/>
+          <w:szCs w:val="24"/>
+          <w:lang w:val="en-US"/>
+        </w:rPr>
+        <w:t xml:space="preserve"> </w:t>
+      </w:r>
+      <w:r>
+        <w:rPr>
+          <w:rFonts w:cstheme="minorHAnsi"/>
+          <w:sz w:val="24"/>
+          <w:szCs w:val="24"/>
+          <w:lang w:val="en-US"/>
+        </w:rPr>
+        <w:t>Lastly, the R</w:t>
+      </w:r>
+      <w:r>
+        <w:rPr>
+          <w:rFonts w:cstheme="minorHAnsi"/>
+          <w:sz w:val="24"/>
+          <w:szCs w:val="24"/>
+          <w:vertAlign w:val="subscript"/>
+          <w:lang w:val="en-US"/>
+        </w:rPr>
+        <w:t>5</w:t>
+      </w:r>
+      <w:r>
+        <w:rPr>
+          <w:rFonts w:cstheme="minorHAnsi"/>
+          <w:sz w:val="24"/>
+          <w:szCs w:val="24"/>
+          <w:lang w:val="en-US"/>
+        </w:rPr>
+        <w:t xml:space="preserve"> resistor provides electrostatic discharge (ESD) protection for the transimpedance amplifier and, together with C</w:t>
+      </w:r>
+      <w:r>
+        <w:rPr>
+          <w:rFonts w:cstheme="minorHAnsi"/>
+          <w:sz w:val="24"/>
+          <w:szCs w:val="24"/>
+          <w:vertAlign w:val="subscript"/>
+          <w:lang w:val="en-US"/>
+        </w:rPr>
+        <w:t>1</w:t>
+      </w:r>
+      <w:r>
+        <w:rPr>
+          <w:rFonts w:cstheme="minorHAnsi"/>
+          <w:sz w:val="24"/>
+          <w:szCs w:val="24"/>
+          <w:lang w:val="en-US"/>
+        </w:rPr>
+        <w:t>, forms an RC filter to suppress voltage noise.</w:t>
+      </w:r>
+    </w:p>
+    <w:p>
+      <w:pPr>
+        <w:spacing w:line="276" w:lineRule="auto"/>
+        <w:jc w:val="both"/>
+        <w:rPr>
+          <w:rFonts w:cstheme="minorHAnsi"/>
+          <w:sz w:val="24"/>
+          <w:szCs w:val="24"/>
+          <w:lang w:val="en-US"/>
+        </w:rPr>
+      </w:pPr>
+      <w:r>
+        <w:rPr>
+          <w:rFonts w:cstheme="minorHAnsi"/>
+          <w:sz w:val="24"/>
+          <w:szCs w:val="24"/>
+          <w:lang w:val="en-US"/>
+        </w:rPr>
+        <w:t>M</w:t>
+      </w:r>
+      <w:r>
+        <w:rPr>
+          <w:rFonts w:cstheme="minorHAnsi"/>
+          <w:sz w:val="24"/>
+          <w:szCs w:val="24"/>
+          <w:lang w:val="en-US"/>
+        </w:rPr>
+        <w:t xml:space="preserve">aterials </w:t>
+      </w:r>
+      <w:r>
+        <w:rPr>
+          <w:rFonts w:cstheme="minorHAnsi"/>
+          <w:sz w:val="24"/>
+          <w:szCs w:val="24"/>
+          <w:lang w:val="en-US"/>
+        </w:rPr>
+        <w:t xml:space="preserve">used: </w:t>
+      </w:r>
+    </w:p>
+    <w:p>
+      <w:pPr>
+        <w:pStyle w:val="Paragraphedeliste"/>
+        <w:spacing w:line="276" w:lineRule="auto"/>
+        <w:jc w:val="both"/>
+        <w:rPr>
+          <w:rFonts w:cstheme="minorHAnsi"/>
+          <w:sz w:val="24"/>
+          <w:szCs w:val="24"/>
+          <w:lang w:val="en-US"/>
+        </w:rPr>
+        <w:sectPr>
+          <w:headerReference w:type="default" r:id="rId12"/>
+          <w:footerReference w:type="default" r:id="rId13"/>
+          <w:pgSz w:w="11906" w:h="16838"/>
+          <w:pgMar w:top="1417" w:right="1417" w:bottom="1417" w:left="1417" w:header="708" w:footer="708" w:gutter="0"/>
+          <w:cols w:space="708"/>
+          <w:docGrid w:linePitch="360"/>
+        </w:sectPr>
+      </w:pPr>
+    </w:p>
+    <w:p>
+      <w:pPr>
+        <w:spacing w:line="276" w:lineRule="auto"/>
+        <w:jc w:val="both"/>
+        <w:rPr>
+          <w:rFonts w:cstheme="minorHAnsi"/>
+          <w:sz w:val="24"/>
+          <w:szCs w:val="24"/>
+          <w:lang w:val="en-US"/>
+        </w:rPr>
+        <w:sectPr>
+          <w:type w:val="continuous"/>
+          <w:pgSz w:w="11906" w:h="16838"/>
+          <w:pgMar w:top="1417" w:right="1417" w:bottom="1417" w:left="1417" w:header="708" w:footer="708" w:gutter="0"/>
+          <w:cols w:space="708"/>
+          <w:docGrid w:linePitch="360"/>
+        </w:sectPr>
+      </w:pPr>
+      <w:r>
+        <w:rPr>
+          <w:rFonts w:cstheme="minorHAnsi"/>
+          <w:sz w:val="24"/>
+          <w:szCs w:val="24"/>
+          <w:lang w:val="en-US"/>
+        </w:rPr>
+        <w:t>R</w:t>
+      </w:r>
+      <w:r>
+        <w:rPr>
+          <w:rFonts w:cstheme="minorHAnsi"/>
+          <w:sz w:val="24"/>
+          <w:szCs w:val="24"/>
+          <w:vertAlign w:val="subscript"/>
+          <w:lang w:val="en-US"/>
+        </w:rPr>
+        <w:t>1</w:t>
+      </w:r>
+      <w:r>
+        <w:rPr>
+          <w:rFonts w:cstheme="minorHAnsi"/>
+          <w:sz w:val="24"/>
+          <w:szCs w:val="24"/>
+          <w:lang w:val="en-US"/>
+        </w:rPr>
+        <w:t xml:space="preserve"> =</w:t>
+      </w:r>
+      <w:r>
+        <w:rPr>
+          <w:rFonts w:cstheme="minorHAnsi"/>
+          <w:sz w:val="24"/>
+          <w:szCs w:val="24"/>
+          <w:lang w:val="en-US"/>
+        </w:rPr>
+        <w:t xml:space="preserve"> </w:t>
+      </w:r>
+      <w:r>
+        <w:rPr>
+          <w:rFonts w:cstheme="minorHAnsi"/>
+          <w:sz w:val="24"/>
+          <w:szCs w:val="24"/>
+          <w:lang w:val="en-US"/>
+        </w:rPr>
+        <w:t>R</w:t>
+      </w:r>
+      <w:r>
+        <w:rPr>
+          <w:rFonts w:cstheme="minorHAnsi"/>
+          <w:sz w:val="24"/>
+          <w:szCs w:val="24"/>
+          <w:vertAlign w:val="subscript"/>
+          <w:lang w:val="en-US"/>
+        </w:rPr>
+        <w:t>3</w:t>
+      </w:r>
+      <w:r>
+        <w:rPr>
+          <w:rFonts w:cstheme="minorHAnsi"/>
+          <w:sz w:val="24"/>
+          <w:szCs w:val="24"/>
+          <w:lang w:val="en-US"/>
+        </w:rPr>
+        <w:t xml:space="preserve"> </w:t>
+      </w:r>
+      <w:r>
+        <w:rPr>
+          <w:rFonts w:cstheme="minorHAnsi"/>
+          <w:sz w:val="24"/>
+          <w:szCs w:val="24"/>
+          <w:lang w:val="en-US"/>
+        </w:rPr>
+        <w:t xml:space="preserve">= </w:t>
+      </w:r>
+      <w:r>
+        <w:rPr>
+          <w:rFonts w:cstheme="minorHAnsi"/>
+          <w:sz w:val="24"/>
+          <w:szCs w:val="24"/>
+          <w:lang w:val="en-US"/>
+        </w:rPr>
+        <w:t>100 k</w:t>
+      </w:r>
+      <w:r>
+        <w:rPr>
+          <w:rFonts w:cstheme="minorHAnsi"/>
+          <w:sz w:val="24"/>
+          <w:szCs w:val="24"/>
+          <w:lang w:val="en-US"/>
+        </w:rPr>
+        <w:t>Ω</w:t>
+      </w:r>
+      <w:r>
+        <w:rPr>
+          <w:rFonts w:cstheme="minorHAnsi"/>
+          <w:sz w:val="24"/>
+          <w:szCs w:val="24"/>
+          <w:lang w:val="en-US"/>
+        </w:rPr>
+        <w:t xml:space="preserve">, </w:t>
+      </w:r>
+      <w:r>
+        <w:rPr>
+          <w:rFonts w:cstheme="minorHAnsi"/>
+          <w:sz w:val="24"/>
+          <w:szCs w:val="24"/>
+          <w:lang w:val="en-US"/>
+        </w:rPr>
+        <w:t>R</w:t>
+      </w:r>
+      <w:r>
+        <w:rPr>
+          <w:rFonts w:cstheme="minorHAnsi"/>
+          <w:sz w:val="24"/>
+          <w:szCs w:val="24"/>
+          <w:vertAlign w:val="subscript"/>
+          <w:lang w:val="en-US"/>
+        </w:rPr>
+        <w:t>5</w:t>
+      </w:r>
+      <w:r>
+        <w:rPr>
+          <w:rFonts w:cstheme="minorHAnsi"/>
+          <w:sz w:val="24"/>
+          <w:szCs w:val="24"/>
+          <w:lang w:val="en-US"/>
+        </w:rPr>
+        <w:t xml:space="preserve"> = 10 kΩ</w:t>
+      </w:r>
+      <w:r>
+        <w:rPr>
+          <w:rFonts w:cstheme="minorHAnsi"/>
+          <w:sz w:val="24"/>
+          <w:szCs w:val="24"/>
+          <w:lang w:val="en-US"/>
+        </w:rPr>
+        <w:t xml:space="preserve">, </w:t>
+      </w:r>
+      <w:r>
+        <w:rPr>
+          <w:rFonts w:cstheme="minorHAnsi"/>
+          <w:sz w:val="24"/>
+          <w:szCs w:val="24"/>
+          <w:lang w:val="en-US"/>
+        </w:rPr>
+        <w:t>R</w:t>
+      </w:r>
+      <w:r>
+        <w:rPr>
+          <w:rFonts w:cstheme="minorHAnsi"/>
+          <w:sz w:val="24"/>
+          <w:szCs w:val="24"/>
+          <w:vertAlign w:val="subscript"/>
+          <w:lang w:val="en-US"/>
+        </w:rPr>
+        <w:t>6</w:t>
+      </w:r>
+      <w:r>
+        <w:rPr>
+          <w:rFonts w:cstheme="minorHAnsi"/>
+          <w:sz w:val="24"/>
+          <w:szCs w:val="24"/>
+          <w:lang w:val="en-US"/>
+        </w:rPr>
+        <w:t xml:space="preserve"> = 1 kΩ</w:t>
+      </w:r>
+      <w:r>
+        <w:rPr>
+          <w:rFonts w:cstheme="minorHAnsi"/>
+          <w:sz w:val="24"/>
+          <w:szCs w:val="24"/>
+          <w:lang w:val="en-US"/>
+        </w:rPr>
+        <w:t xml:space="preserve">, </w:t>
+      </w:r>
+      <w:r>
+        <w:rPr>
+          <w:rFonts w:cstheme="minorHAnsi"/>
+          <w:sz w:val="24"/>
+          <w:szCs w:val="24"/>
+          <w:lang w:val="en-US"/>
+        </w:rPr>
+        <w:t>C</w:t>
+      </w:r>
+      <w:r>
+        <w:rPr>
+          <w:rFonts w:cstheme="minorHAnsi"/>
+          <w:sz w:val="24"/>
+          <w:szCs w:val="24"/>
+          <w:vertAlign w:val="subscript"/>
+          <w:lang w:val="en-US"/>
+        </w:rPr>
+        <w:t>1</w:t>
+      </w:r>
+      <w:r>
+        <w:rPr>
+          <w:rFonts w:cstheme="minorHAnsi"/>
+          <w:sz w:val="24"/>
+          <w:szCs w:val="24"/>
+          <w:lang w:val="en-US"/>
+        </w:rPr>
+        <w:t xml:space="preserve"> = </w:t>
+      </w:r>
+      <w:r>
+        <w:rPr>
+          <w:rFonts w:cstheme="minorHAnsi"/>
+          <w:sz w:val="24"/>
+          <w:szCs w:val="24"/>
+          <w:lang w:val="en-US"/>
+        </w:rPr>
+        <w:t>C</w:t>
+      </w:r>
+      <w:r>
+        <w:rPr>
+          <w:rFonts w:cstheme="minorHAnsi"/>
+          <w:sz w:val="24"/>
+          <w:szCs w:val="24"/>
+          <w:vertAlign w:val="subscript"/>
+          <w:lang w:val="en-US"/>
+        </w:rPr>
+        <w:t>2</w:t>
+      </w:r>
+      <w:r>
+        <w:rPr>
+          <w:rFonts w:cstheme="minorHAnsi"/>
+          <w:sz w:val="24"/>
+          <w:szCs w:val="24"/>
+          <w:lang w:val="en-US"/>
+        </w:rPr>
+        <w:t xml:space="preserve"> = </w:t>
+      </w:r>
+      <w:r>
+        <w:rPr>
+          <w:rFonts w:cstheme="minorHAnsi"/>
+          <w:sz w:val="24"/>
+          <w:szCs w:val="24"/>
+          <w:lang w:val="en-US"/>
+        </w:rPr>
+        <w:t xml:space="preserve">100 </w:t>
+      </w:r>
+      <w:r>
+        <w:rPr>
+          <w:rFonts w:cstheme="minorHAnsi"/>
+          <w:sz w:val="24"/>
+          <w:szCs w:val="24"/>
+          <w:lang w:val="en-US"/>
+        </w:rPr>
+        <w:t>nF</w:t>
+      </w:r>
+      <w:r>
+        <w:rPr>
+          <w:rFonts w:cstheme="minorHAnsi"/>
+          <w:sz w:val="24"/>
+          <w:szCs w:val="24"/>
+          <w:lang w:val="en-US"/>
+        </w:rPr>
+        <w:t xml:space="preserve">, </w:t>
+      </w:r>
+      <w:r>
+        <w:rPr>
+          <w:rFonts w:cstheme="minorHAnsi"/>
+          <w:sz w:val="24"/>
+          <w:szCs w:val="24"/>
+          <w:lang w:val="en-US"/>
+        </w:rPr>
+        <w:t>C</w:t>
+      </w:r>
+      <w:r>
+        <w:rPr>
+          <w:rFonts w:cstheme="minorHAnsi"/>
+          <w:sz w:val="24"/>
+          <w:szCs w:val="24"/>
+          <w:vertAlign w:val="subscript"/>
+          <w:lang w:val="en-US"/>
+        </w:rPr>
+        <w:t>4</w:t>
+      </w:r>
+      <w:r>
+        <w:rPr>
+          <w:rFonts w:cstheme="minorHAnsi"/>
+          <w:sz w:val="24"/>
+          <w:szCs w:val="24"/>
+          <w:lang w:val="en-US"/>
+        </w:rPr>
+        <w:t xml:space="preserve"> = 1 </w:t>
+      </w:r>
+      <w:r>
+        <w:rPr>
+          <w:rFonts w:cstheme="minorHAnsi"/>
+          <w:sz w:val="24"/>
+          <w:szCs w:val="24"/>
+          <w:lang w:val="en-US"/>
+        </w:rPr>
+        <w:t>µ</w:t>
+      </w:r>
+      <w:r>
+        <w:rPr>
+          <w:rFonts w:cstheme="minorHAnsi"/>
+          <w:sz w:val="24"/>
+          <w:szCs w:val="24"/>
+          <w:lang w:val="en-US"/>
+        </w:rPr>
+        <w:t>F</w:t>
+      </w:r>
+      <w:r>
+        <w:rPr>
+          <w:rFonts w:cstheme="minorHAnsi"/>
+          <w:sz w:val="24"/>
+          <w:szCs w:val="24"/>
+          <w:lang w:val="en-US"/>
+        </w:rPr>
+        <w:t xml:space="preserve">, </w:t>
+      </w:r>
+      <w:r>
+        <w:rPr>
+          <w:rFonts w:cstheme="minorHAnsi"/>
+          <w:sz w:val="24"/>
+          <w:szCs w:val="24"/>
+          <w:lang w:val="en-US"/>
+        </w:rPr>
+        <w:t>LTC105</w:t>
+      </w:r>
+      <w:r>
+        <w:rPr>
+          <w:rFonts w:cstheme="minorHAnsi"/>
+          <w:sz w:val="24"/>
+          <w:szCs w:val="24"/>
+          <w:lang w:val="en-US"/>
+        </w:rPr>
+        <w:t>0</w:t>
+      </w:r>
+    </w:p>
+    <w:p>
+      <w:pPr>
+        <w:spacing w:line="276" w:lineRule="auto"/>
+        <w:jc w:val="both"/>
+        <w:rPr>
+          <w:rFonts w:cstheme="minorHAnsi"/>
+          <w:sz w:val="24"/>
+          <w:szCs w:val="24"/>
+          <w:lang w:val="en-US"/>
+        </w:rPr>
+        <w:sectPr>
+          <w:type w:val="continuous"/>
+          <w:pgSz w:w="11906" w:h="16838"/>
+          <w:pgMar w:top="1417" w:right="1417" w:bottom="1417" w:left="1417" w:header="708" w:footer="708" w:gutter="0"/>
+          <w:cols w:num="2" w:space="708"/>
+          <w:docGrid w:linePitch="360"/>
+        </w:sectPr>
+      </w:pPr>
+    </w:p>
+    <w:p>
+      <w:pPr>
+        <w:spacing w:line="276" w:lineRule="auto"/>
+        <w:rPr>
+          <w:rFonts w:cstheme="minorHAnsi"/>
+          <w:sz w:val="24"/>
+          <w:szCs w:val="24"/>
+          <w:lang w:val="en-US"/>
+        </w:rPr>
+      </w:pPr>
+      <w:r>
+        <w:rPr>
+          <w:rFonts w:cstheme="minorHAnsi"/>
+          <w:sz w:val="24"/>
+          <w:szCs w:val="24"/>
+          <w:lang w:val="en-US"/>
+        </w:rPr>
+        <w:t xml:space="preserve">The resistance obtained from graphite sensor: </w:t>
+      </w:r>
+    </w:p>
+    <w:p>
+      <w:pPr>
+        <w:spacing w:line="276" w:lineRule="auto"/>
+        <w:jc w:val="both"/>
+        <w:rPr>
+          <w:rFonts w:cstheme="minorHAnsi"/>
+          <w:iCs/>
+          <w:sz w:val="24"/>
+          <w:szCs w:val="24"/>
+          <w:lang w:val="en-US"/>
+        </w:rPr>
+      </w:pPr>
+      <m:oMathPara>
+        <m:oMath>
+          <m:sSub>
+            <m:sSubPr>
+              <m:ctrlPr>
+                <w:rPr>
+                  <w:rFonts w:ascii="Cambria Math" w:hAnsi="Cambria Math" w:cstheme="minorHAnsi"/>
+                  <w:iCs/>
+                  <w:sz w:val="24"/>
+                  <w:szCs w:val="24"/>
+                  <w:lang w:val="en-US"/>
+                </w:rPr>
+              </m:ctrlPr>
+            </m:sSubPr>
+            <m:e>
+              <m:r>
+                <m:rPr>
+                  <m:sty m:val="p"/>
+                </m:rPr>
+                <w:rPr>
+                  <w:rFonts w:ascii="Cambria Math" w:hAnsi="Cambria Math" w:cstheme="minorHAnsi"/>
+                  <w:sz w:val="24"/>
+                  <w:szCs w:val="24"/>
+                  <w:lang w:val="en-US"/>
+                </w:rPr>
+                <m:t>R</m:t>
+              </m:r>
+            </m:e>
+            <m:sub>
+              <m:r>
+                <m:rPr>
+                  <m:sty m:val="p"/>
+                </m:rPr>
+                <w:rPr>
+                  <w:rFonts w:ascii="Cambria Math" w:hAnsi="Cambria Math" w:cstheme="minorHAnsi"/>
+                  <w:sz w:val="24"/>
+                  <w:szCs w:val="24"/>
+                  <w:lang w:val="en-US"/>
+                </w:rPr>
+                <m:t>gs</m:t>
+              </m:r>
+            </m:sub>
+          </m:sSub>
+          <m:r>
+            <m:rPr>
+              <m:sty m:val="p"/>
+            </m:rPr>
+            <w:rPr>
+              <w:rFonts w:ascii="Cambria Math" w:hAnsi="Cambria Math" w:cstheme="minorHAnsi"/>
+              <w:sz w:val="24"/>
+              <w:szCs w:val="24"/>
+              <w:lang w:val="en-US"/>
+            </w:rPr>
+            <m:t>=</m:t>
+          </m:r>
+          <m:d>
+            <m:dPr>
+              <m:ctrlPr>
+                <w:rPr>
+                  <w:rFonts w:ascii="Cambria Math" w:hAnsi="Cambria Math" w:cstheme="minorHAnsi"/>
+                  <w:iCs/>
+                  <w:sz w:val="24"/>
+                  <w:szCs w:val="24"/>
+                  <w:lang w:val="en-US"/>
+                </w:rPr>
+              </m:ctrlPr>
+            </m:dPr>
+            <m:e>
+              <m:r>
+                <m:rPr>
+                  <m:sty m:val="p"/>
+                </m:rPr>
+                <w:rPr>
+                  <w:rFonts w:ascii="Cambria Math" w:hAnsi="Cambria Math" w:cstheme="minorHAnsi"/>
+                  <w:sz w:val="24"/>
+                  <w:szCs w:val="24"/>
+                  <w:lang w:val="en-US"/>
+                </w:rPr>
+                <m:t>1+</m:t>
+              </m:r>
+              <m:f>
+                <m:fPr>
+                  <m:ctrlPr>
+                    <w:rPr>
+                      <w:rFonts w:ascii="Cambria Math" w:hAnsi="Cambria Math" w:cstheme="minorHAnsi"/>
+                      <w:iCs/>
+                      <w:sz w:val="24"/>
+                      <w:szCs w:val="24"/>
+                      <w:lang w:val="en-US"/>
+                    </w:rPr>
+                  </m:ctrlPr>
+                </m:fPr>
+                <m:num>
+                  <m:sSub>
+                    <m:sSubPr>
+                      <m:ctrlPr>
+                        <w:rPr>
+                          <w:rFonts w:ascii="Cambria Math" w:hAnsi="Cambria Math" w:cstheme="minorHAnsi"/>
+                          <w:iCs/>
+                          <w:sz w:val="24"/>
+                          <w:szCs w:val="24"/>
+                          <w:lang w:val="en-US"/>
+                        </w:rPr>
+                      </m:ctrlPr>
+                    </m:sSubPr>
+                    <m:e>
+                      <m:r>
+                        <m:rPr>
+                          <m:sty m:val="p"/>
+                        </m:rPr>
+                        <w:rPr>
+                          <w:rFonts w:ascii="Cambria Math" w:hAnsi="Cambria Math" w:cstheme="minorHAnsi"/>
+                          <w:sz w:val="24"/>
+                          <w:szCs w:val="24"/>
+                          <w:lang w:val="en-US"/>
+                        </w:rPr>
+                        <m:t>R</m:t>
+                      </m:r>
+                    </m:e>
+                    <m:sub>
+                      <m:r>
+                        <m:rPr>
+                          <m:sty m:val="p"/>
+                        </m:rPr>
+                        <w:rPr>
+                          <w:rFonts w:ascii="Cambria Math" w:hAnsi="Cambria Math" w:cstheme="minorHAnsi"/>
+                          <w:sz w:val="24"/>
+                          <w:szCs w:val="24"/>
+                          <w:lang w:val="en-US"/>
+                        </w:rPr>
+                        <m:t>3</m:t>
+                      </m:r>
+                    </m:sub>
+                  </m:sSub>
+                </m:num>
+                <m:den>
+                  <m:sSub>
+                    <m:sSubPr>
+                      <m:ctrlPr>
+                        <w:rPr>
+                          <w:rFonts w:ascii="Cambria Math" w:hAnsi="Cambria Math" w:cstheme="minorHAnsi"/>
+                          <w:iCs/>
+                          <w:sz w:val="24"/>
+                          <w:szCs w:val="24"/>
+                          <w:lang w:val="en-US"/>
+                        </w:rPr>
+                      </m:ctrlPr>
+                    </m:sSubPr>
+                    <m:e>
+                      <m:r>
+                        <m:rPr>
+                          <m:sty m:val="p"/>
+                        </m:rPr>
+                        <w:rPr>
+                          <w:rFonts w:ascii="Cambria Math" w:hAnsi="Cambria Math" w:cstheme="minorHAnsi"/>
+                          <w:sz w:val="24"/>
+                          <w:szCs w:val="24"/>
+                          <w:lang w:val="en-US"/>
+                        </w:rPr>
+                        <m:t>R</m:t>
+                      </m:r>
+                    </m:e>
+                    <m:sub>
+                      <m:r>
+                        <m:rPr>
+                          <m:sty m:val="p"/>
+                        </m:rPr>
+                        <w:rPr>
+                          <w:rFonts w:ascii="Cambria Math" w:hAnsi="Cambria Math" w:cstheme="minorHAnsi"/>
+                          <w:sz w:val="24"/>
+                          <w:szCs w:val="24"/>
+                          <w:lang w:val="en-US"/>
+                        </w:rPr>
+                        <m:t>2</m:t>
+                      </m:r>
+                    </m:sub>
+                  </m:sSub>
+                </m:den>
+              </m:f>
+            </m:e>
+          </m:d>
+          <m:r>
+            <m:rPr>
+              <m:sty m:val="p"/>
+            </m:rPr>
+            <w:rPr>
+              <w:rFonts w:ascii="Cambria Math" w:hAnsi="Cambria Math" w:cstheme="minorHAnsi"/>
+              <w:sz w:val="24"/>
+              <w:szCs w:val="24"/>
+              <w:lang w:val="en-US"/>
+            </w:rPr>
+            <m:t>×</m:t>
+          </m:r>
+          <m:sSub>
+            <m:sSubPr>
+              <m:ctrlPr>
+                <w:rPr>
+                  <w:rFonts w:ascii="Cambria Math" w:hAnsi="Cambria Math" w:cstheme="minorHAnsi"/>
+                  <w:iCs/>
+                  <w:sz w:val="24"/>
+                  <w:szCs w:val="24"/>
+                  <w:lang w:val="en-US"/>
+                </w:rPr>
+              </m:ctrlPr>
+            </m:sSubPr>
+            <m:e>
+              <m:r>
+                <m:rPr>
+                  <m:sty m:val="p"/>
+                </m:rPr>
+                <w:rPr>
+                  <w:rFonts w:ascii="Cambria Math" w:hAnsi="Cambria Math" w:cstheme="minorHAnsi"/>
+                  <w:sz w:val="24"/>
+                  <w:szCs w:val="24"/>
+                  <w:lang w:val="en-US"/>
+                </w:rPr>
+                <m:t>R</m:t>
+              </m:r>
+            </m:e>
+            <m:sub>
+              <m:r>
+                <m:rPr>
+                  <m:sty m:val="p"/>
+                </m:rPr>
+                <w:rPr>
+                  <w:rFonts w:ascii="Cambria Math" w:hAnsi="Cambria Math" w:cstheme="minorHAnsi"/>
+                  <w:sz w:val="24"/>
+                  <w:szCs w:val="24"/>
+                  <w:lang w:val="en-US"/>
+                </w:rPr>
+                <m:t>1</m:t>
+              </m:r>
+            </m:sub>
+          </m:sSub>
+          <m:r>
+            <m:rPr>
+              <m:sty m:val="p"/>
+            </m:rPr>
+            <w:rPr>
+              <w:rFonts w:ascii="Cambria Math" w:hAnsi="Cambria Math" w:cstheme="minorHAnsi"/>
+              <w:sz w:val="24"/>
+              <w:szCs w:val="24"/>
+              <w:lang w:val="en-US"/>
+            </w:rPr>
+            <m:t>×</m:t>
+          </m:r>
+          <m:f>
+            <m:fPr>
+              <m:ctrlPr>
+                <w:rPr>
+                  <w:rFonts w:ascii="Cambria Math" w:hAnsi="Cambria Math" w:cstheme="minorHAnsi"/>
+                  <w:iCs/>
+                  <w:sz w:val="24"/>
+                  <w:szCs w:val="24"/>
+                  <w:lang w:val="en-US"/>
+                </w:rPr>
+              </m:ctrlPr>
+            </m:fPr>
+            <m:num>
+              <m:sSub>
+                <m:sSubPr>
+                  <m:ctrlPr>
+                    <w:rPr>
+                      <w:rFonts w:ascii="Cambria Math" w:hAnsi="Cambria Math" w:cstheme="minorHAnsi"/>
+                      <w:iCs/>
+                      <w:sz w:val="24"/>
+                      <w:szCs w:val="24"/>
+                      <w:lang w:val="en-US"/>
+                    </w:rPr>
+                  </m:ctrlPr>
+                </m:sSubPr>
+                <m:e>
+                  <m:r>
+                    <m:rPr>
+                      <m:sty m:val="p"/>
+                    </m:rPr>
+                    <w:rPr>
+                      <w:rFonts w:ascii="Cambria Math" w:hAnsi="Cambria Math" w:cstheme="minorHAnsi"/>
+                      <w:sz w:val="24"/>
+                      <w:szCs w:val="24"/>
+                      <w:lang w:val="en-US"/>
+                    </w:rPr>
+                    <m:t>V</m:t>
+                  </m:r>
+                </m:e>
+                <m:sub>
+                  <m:r>
+                    <m:rPr>
+                      <m:sty m:val="p"/>
+                    </m:rPr>
+                    <w:rPr>
+                      <w:rFonts w:ascii="Cambria Math" w:hAnsi="Cambria Math" w:cstheme="minorHAnsi"/>
+                      <w:sz w:val="24"/>
+                      <w:szCs w:val="24"/>
+                      <w:lang w:val="en-US"/>
+                    </w:rPr>
+                    <m:t>CC</m:t>
+                  </m:r>
+                </m:sub>
+              </m:sSub>
+            </m:num>
+            <m:den>
+              <m:sSub>
+                <m:sSubPr>
+                  <m:ctrlPr>
+                    <w:rPr>
+                      <w:rFonts w:ascii="Cambria Math" w:hAnsi="Cambria Math" w:cstheme="minorHAnsi"/>
+                      <w:iCs/>
+                      <w:sz w:val="24"/>
+                      <w:szCs w:val="24"/>
+                      <w:lang w:val="en-US"/>
+                    </w:rPr>
+                  </m:ctrlPr>
+                </m:sSubPr>
+                <m:e>
+                  <m:r>
+                    <m:rPr>
+                      <m:sty m:val="p"/>
+                    </m:rPr>
+                    <w:rPr>
+                      <w:rFonts w:ascii="Cambria Math" w:hAnsi="Cambria Math" w:cstheme="minorHAnsi"/>
+                      <w:sz w:val="24"/>
+                      <w:szCs w:val="24"/>
+                      <w:lang w:val="en-US"/>
+                    </w:rPr>
+                    <m:t>V</m:t>
+                  </m:r>
+                </m:e>
+                <m:sub>
+                  <m:r>
+                    <m:rPr>
+                      <m:sty m:val="p"/>
+                    </m:rPr>
+                    <w:rPr>
+                      <w:rFonts w:ascii="Cambria Math" w:hAnsi="Cambria Math" w:cstheme="minorHAnsi"/>
+                      <w:sz w:val="24"/>
+                      <w:szCs w:val="24"/>
+                      <w:lang w:val="en-US"/>
+                    </w:rPr>
+                    <m:t>ADC</m:t>
+                  </m:r>
+                </m:sub>
+              </m:sSub>
+            </m:den>
+          </m:f>
+          <m:r>
+            <m:rPr>
+              <m:sty m:val="p"/>
+            </m:rPr>
+            <w:rPr>
+              <w:rFonts w:ascii="Cambria Math" w:hAnsi="Cambria Math" w:cstheme="minorHAnsi"/>
+              <w:sz w:val="24"/>
+              <w:szCs w:val="24"/>
+              <w:lang w:val="en-US"/>
+            </w:rPr>
+            <m:t>-</m:t>
+          </m:r>
+          <m:sSub>
+            <m:sSubPr>
+              <m:ctrlPr>
+                <w:rPr>
+                  <w:rFonts w:ascii="Cambria Math" w:hAnsi="Cambria Math" w:cstheme="minorHAnsi"/>
+                  <w:iCs/>
+                  <w:sz w:val="24"/>
+                  <w:szCs w:val="24"/>
+                  <w:lang w:val="en-US"/>
+                </w:rPr>
+              </m:ctrlPr>
+            </m:sSubPr>
+            <m:e>
+              <m:r>
+                <m:rPr>
+                  <m:sty m:val="p"/>
+                </m:rPr>
+                <w:rPr>
+                  <w:rFonts w:ascii="Cambria Math" w:hAnsi="Cambria Math" w:cstheme="minorHAnsi"/>
+                  <w:sz w:val="24"/>
+                  <w:szCs w:val="24"/>
+                  <w:lang w:val="en-US"/>
+                </w:rPr>
+                <m:t>R</m:t>
+              </m:r>
+            </m:e>
+            <m:sub>
+              <m:r>
+                <m:rPr>
+                  <m:sty m:val="p"/>
+                </m:rPr>
+                <w:rPr>
+                  <w:rFonts w:ascii="Cambria Math" w:hAnsi="Cambria Math" w:cstheme="minorHAnsi"/>
+                  <w:sz w:val="24"/>
+                  <w:szCs w:val="24"/>
+                  <w:lang w:val="en-US"/>
+                </w:rPr>
+                <m:t>1</m:t>
+              </m:r>
+            </m:sub>
+          </m:sSub>
+          <m:r>
+            <m:rPr>
+              <m:sty m:val="p"/>
+            </m:rPr>
+            <w:rPr>
+              <w:rFonts w:ascii="Cambria Math" w:hAnsi="Cambria Math" w:cstheme="minorHAnsi"/>
+              <w:sz w:val="24"/>
+              <w:szCs w:val="24"/>
+              <w:lang w:val="en-US"/>
+            </w:rPr>
+            <m:t>-</m:t>
+          </m:r>
+          <m:sSub>
+            <m:sSubPr>
+              <m:ctrlPr>
+                <w:rPr>
+                  <w:rFonts w:ascii="Cambria Math" w:hAnsi="Cambria Math" w:cstheme="minorHAnsi"/>
+                  <w:iCs/>
+                  <w:sz w:val="24"/>
+                  <w:szCs w:val="24"/>
+                  <w:lang w:val="en-US"/>
+                </w:rPr>
+              </m:ctrlPr>
+            </m:sSubPr>
+            <m:e>
+              <m:r>
+                <m:rPr>
+                  <m:sty m:val="p"/>
+                </m:rPr>
+                <w:rPr>
+                  <w:rFonts w:ascii="Cambria Math" w:hAnsi="Cambria Math" w:cstheme="minorHAnsi"/>
+                  <w:sz w:val="24"/>
+                  <w:szCs w:val="24"/>
+                  <w:lang w:val="en-US"/>
+                </w:rPr>
+                <m:t>R</m:t>
+              </m:r>
+            </m:e>
+            <m:sub>
+              <m:r>
+                <m:rPr>
+                  <m:sty m:val="p"/>
+                </m:rPr>
+                <w:rPr>
+                  <w:rFonts w:ascii="Cambria Math" w:hAnsi="Cambria Math" w:cstheme="minorHAnsi"/>
+                  <w:sz w:val="24"/>
+                  <w:szCs w:val="24"/>
+                  <w:lang w:val="en-US"/>
+                </w:rPr>
+                <m:t>5</m:t>
+              </m:r>
+            </m:sub>
+          </m:sSub>
+        </m:oMath>
+      </m:oMathPara>
+    </w:p>
+    <w:p>
+      <w:pPr>
+        <w:spacing w:line="276" w:lineRule="auto"/>
+        <w:jc w:val="both"/>
+        <w:rPr>
+          <w:rFonts w:cstheme="minorHAnsi"/>
+          <w:sz w:val="24"/>
+          <w:szCs w:val="24"/>
+          <w:lang w:val="en-US"/>
+        </w:rPr>
+      </w:pPr>
     </w:p>
     <w:sectPr>
-      <w:headerReference w:type="default" r:id="rId11"/>
-      <w:footerReference w:type="default" r:id="rId12"/>
+      <w:type w:val="continuous"/>
       <w:pgSz w:w="11906" w:h="16838"/>
       <w:pgMar w:top="1417" w:right="1417" w:bottom="1417" w:left="1417" w:header="708" w:footer="708" w:gutter="0"/>
       <w:cols w:space="708"/>
@@ -3003,7 +5208,7 @@
           <wp:extent cx="2127250" cy="461010"/>
           <wp:effectExtent l="0" t="0" r="6350" b="0"/>
           <wp:wrapSquare wrapText="bothSides"/>
-          <wp:docPr id="1974530109" name="Image 1974530109" descr="INSA Toulouse – Institut National des Sciences Appliquées in France ..."/>
+          <wp:docPr id="697009226" name="Image 697009226" descr="INSA Toulouse – Institut National des Sciences Appliquées in France ..."/>
           <wp:cNvGraphicFramePr>
             <a:graphicFrameLocks xmlns:a="http://schemas.openxmlformats.org/drawingml/2006/main" noChangeAspect="1"/>
           </wp:cNvGraphicFramePr>
@@ -3207,8 +5412,160 @@
       </w:rPr>
     </w:lvl>
   </w:abstractNum>
+  <w:abstractNum w:abstractNumId="1" w15:restartNumberingAfterBreak="0">
+    <w:nsid w:val="502851D8"/>
+    <w:multiLevelType w:val="multilevel"/>
+    <w:tmpl w:val="4A864632"/>
+    <w:lvl w:ilvl="0">
+      <w:start w:val="1"/>
+      <w:numFmt w:val="bullet"/>
+      <w:lvlText w:val=""/>
+      <w:lvlJc w:val="left"/>
+      <w:pPr>
+        <w:tabs>
+          <w:tab w:val="num" w:pos="720"/>
+        </w:tabs>
+        <w:ind w:left="720" w:hanging="360"/>
+      </w:pPr>
+      <w:rPr>
+        <w:rFonts w:ascii="Symbol" w:hAnsi="Symbol" w:hint="default"/>
+        <w:sz w:val="20"/>
+      </w:rPr>
+    </w:lvl>
+    <w:lvl w:ilvl="1" w:tentative="1">
+      <w:start w:val="1"/>
+      <w:numFmt w:val="bullet"/>
+      <w:lvlText w:val="o"/>
+      <w:lvlJc w:val="left"/>
+      <w:pPr>
+        <w:tabs>
+          <w:tab w:val="num" w:pos="1440"/>
+        </w:tabs>
+        <w:ind w:left="1440" w:hanging="360"/>
+      </w:pPr>
+      <w:rPr>
+        <w:rFonts w:ascii="Courier New" w:hAnsi="Courier New" w:hint="default"/>
+        <w:sz w:val="20"/>
+      </w:rPr>
+    </w:lvl>
+    <w:lvl w:ilvl="2" w:tentative="1">
+      <w:start w:val="1"/>
+      <w:numFmt w:val="bullet"/>
+      <w:lvlText w:val=""/>
+      <w:lvlJc w:val="left"/>
+      <w:pPr>
+        <w:tabs>
+          <w:tab w:val="num" w:pos="2160"/>
+        </w:tabs>
+        <w:ind w:left="2160" w:hanging="360"/>
+      </w:pPr>
+      <w:rPr>
+        <w:rFonts w:ascii="Wingdings" w:hAnsi="Wingdings" w:hint="default"/>
+        <w:sz w:val="20"/>
+      </w:rPr>
+    </w:lvl>
+    <w:lvl w:ilvl="3" w:tentative="1">
+      <w:start w:val="1"/>
+      <w:numFmt w:val="bullet"/>
+      <w:lvlText w:val=""/>
+      <w:lvlJc w:val="left"/>
+      <w:pPr>
+        <w:tabs>
+          <w:tab w:val="num" w:pos="2880"/>
+        </w:tabs>
+        <w:ind w:left="2880" w:hanging="360"/>
+      </w:pPr>
+      <w:rPr>
+        <w:rFonts w:ascii="Wingdings" w:hAnsi="Wingdings" w:hint="default"/>
+        <w:sz w:val="20"/>
+      </w:rPr>
+    </w:lvl>
+    <w:lvl w:ilvl="4" w:tentative="1">
+      <w:start w:val="1"/>
+      <w:numFmt w:val="bullet"/>
+      <w:lvlText w:val=""/>
+      <w:lvlJc w:val="left"/>
+      <w:pPr>
+        <w:tabs>
+          <w:tab w:val="num" w:pos="3600"/>
+        </w:tabs>
+        <w:ind w:left="3600" w:hanging="360"/>
+      </w:pPr>
+      <w:rPr>
+        <w:rFonts w:ascii="Wingdings" w:hAnsi="Wingdings" w:hint="default"/>
+        <w:sz w:val="20"/>
+      </w:rPr>
+    </w:lvl>
+    <w:lvl w:ilvl="5" w:tentative="1">
+      <w:start w:val="1"/>
+      <w:numFmt w:val="bullet"/>
+      <w:lvlText w:val=""/>
+      <w:lvlJc w:val="left"/>
+      <w:pPr>
+        <w:tabs>
+          <w:tab w:val="num" w:pos="4320"/>
+        </w:tabs>
+        <w:ind w:left="4320" w:hanging="360"/>
+      </w:pPr>
+      <w:rPr>
+        <w:rFonts w:ascii="Wingdings" w:hAnsi="Wingdings" w:hint="default"/>
+        <w:sz w:val="20"/>
+      </w:rPr>
+    </w:lvl>
+    <w:lvl w:ilvl="6" w:tentative="1">
+      <w:start w:val="1"/>
+      <w:numFmt w:val="bullet"/>
+      <w:lvlText w:val=""/>
+      <w:lvlJc w:val="left"/>
+      <w:pPr>
+        <w:tabs>
+          <w:tab w:val="num" w:pos="5040"/>
+        </w:tabs>
+        <w:ind w:left="5040" w:hanging="360"/>
+      </w:pPr>
+      <w:rPr>
+        <w:rFonts w:ascii="Wingdings" w:hAnsi="Wingdings" w:hint="default"/>
+        <w:sz w:val="20"/>
+      </w:rPr>
+    </w:lvl>
+    <w:lvl w:ilvl="7" w:tentative="1">
+      <w:start w:val="1"/>
+      <w:numFmt w:val="bullet"/>
+      <w:lvlText w:val=""/>
+      <w:lvlJc w:val="left"/>
+      <w:pPr>
+        <w:tabs>
+          <w:tab w:val="num" w:pos="5760"/>
+        </w:tabs>
+        <w:ind w:left="5760" w:hanging="360"/>
+      </w:pPr>
+      <w:rPr>
+        <w:rFonts w:ascii="Wingdings" w:hAnsi="Wingdings" w:hint="default"/>
+        <w:sz w:val="20"/>
+      </w:rPr>
+    </w:lvl>
+    <w:lvl w:ilvl="8" w:tentative="1">
+      <w:start w:val="1"/>
+      <w:numFmt w:val="bullet"/>
+      <w:lvlText w:val=""/>
+      <w:lvlJc w:val="left"/>
+      <w:pPr>
+        <w:tabs>
+          <w:tab w:val="num" w:pos="6480"/>
+        </w:tabs>
+        <w:ind w:left="6480" w:hanging="360"/>
+      </w:pPr>
+      <w:rPr>
+        <w:rFonts w:ascii="Wingdings" w:hAnsi="Wingdings" w:hint="default"/>
+        <w:sz w:val="20"/>
+      </w:rPr>
+    </w:lvl>
+  </w:abstractNum>
   <w:num w:numId="1" w16cid:durableId="1322153028">
     <w:abstractNumId w:val="0"/>
+  </w:num>
+  <w:num w:numId="2" w16cid:durableId="676349876">
+    <w:abstractNumId w:val="1"/>
   </w:num>
 </w:numbering>
 </file>
@@ -3720,6 +6077,16 @@
     <w:unhideWhenUsed/>
     <w:rsid w:val="00EC0412"/>
   </w:style>
+  <w:style w:type="character" w:styleId="Textedelespacerserv">
+    <w:name w:val="Placeholder Text"/>
+    <w:basedOn w:val="Policepardfaut"/>
+    <w:uiPriority w:val="99"/>
+    <w:semiHidden/>
+    <w:rsid w:val="00881E42"/>
+    <w:rPr>
+      <w:color w:val="666666"/>
+    </w:rPr>
+  </w:style>
 </w:styles>
 </file>
 

--- a/Datasheet/Datasheet_graphit_sensor.docx
+++ b/Datasheet/Datasheet_graphit_sensor.docx
@@ -4170,25 +4170,7 @@
           <w:szCs w:val="24"/>
           <w:lang w:val="en-US"/>
         </w:rPr>
-        <w:t>M</w:t>
-      </w:r>
-      <w:r>
-        <w:rPr>
-          <w:rFonts w:cstheme="minorHAnsi"/>
-          <w:sz w:val="24"/>
-          <w:szCs w:val="24"/>
-          <w:lang w:val="en-US"/>
-        </w:rPr>
-        <w:t xml:space="preserve">aterials </w:t>
-      </w:r>
-      <w:r>
-        <w:rPr>
-          <w:rFonts w:cstheme="minorHAnsi"/>
-          <w:sz w:val="24"/>
-          <w:szCs w:val="24"/>
-          <w:lang w:val="en-US"/>
-        </w:rPr>
-        <w:t xml:space="preserve">used: </w:t>
+        <w:t xml:space="preserve">Materials used: </w:t>
       </w:r>
     </w:p>
     <w:p>
@@ -4222,6 +4204,181 @@
           <w:szCs w:val="24"/>
           <w:lang w:val="en-US"/>
         </w:rPr>
+      </w:pPr>
+      <w:r>
+        <w:rPr>
+          <w:rFonts w:cstheme="minorHAnsi"/>
+          <w:sz w:val="24"/>
+          <w:szCs w:val="24"/>
+          <w:lang w:val="en-US"/>
+        </w:rPr>
+        <w:t>R</w:t>
+      </w:r>
+      <w:r>
+        <w:rPr>
+          <w:rFonts w:cstheme="minorHAnsi"/>
+          <w:sz w:val="24"/>
+          <w:szCs w:val="24"/>
+          <w:vertAlign w:val="subscript"/>
+          <w:lang w:val="en-US"/>
+        </w:rPr>
+        <w:t>1</w:t>
+      </w:r>
+      <w:r>
+        <w:rPr>
+          <w:rFonts w:cstheme="minorHAnsi"/>
+          <w:sz w:val="24"/>
+          <w:szCs w:val="24"/>
+          <w:lang w:val="en-US"/>
+        </w:rPr>
+        <w:t xml:space="preserve"> = R</w:t>
+      </w:r>
+      <w:r>
+        <w:rPr>
+          <w:rFonts w:cstheme="minorHAnsi"/>
+          <w:sz w:val="24"/>
+          <w:szCs w:val="24"/>
+          <w:vertAlign w:val="subscript"/>
+          <w:lang w:val="en-US"/>
+        </w:rPr>
+        <w:t>3</w:t>
+      </w:r>
+      <w:r>
+        <w:rPr>
+          <w:rFonts w:cstheme="minorHAnsi"/>
+          <w:sz w:val="24"/>
+          <w:szCs w:val="24"/>
+          <w:lang w:val="en-US"/>
+        </w:rPr>
+        <w:t xml:space="preserve"> = 100 kΩ, R</w:t>
+      </w:r>
+      <w:r>
+        <w:rPr>
+          <w:rFonts w:cstheme="minorHAnsi"/>
+          <w:sz w:val="24"/>
+          <w:szCs w:val="24"/>
+          <w:vertAlign w:val="subscript"/>
+          <w:lang w:val="en-US"/>
+        </w:rPr>
+        <w:t>5</w:t>
+      </w:r>
+      <w:r>
+        <w:rPr>
+          <w:rFonts w:cstheme="minorHAnsi"/>
+          <w:sz w:val="24"/>
+          <w:szCs w:val="24"/>
+          <w:lang w:val="en-US"/>
+        </w:rPr>
+        <w:t xml:space="preserve"> = 10 kΩ, R</w:t>
+      </w:r>
+      <w:r>
+        <w:rPr>
+          <w:rFonts w:cstheme="minorHAnsi"/>
+          <w:sz w:val="24"/>
+          <w:szCs w:val="24"/>
+          <w:vertAlign w:val="subscript"/>
+          <w:lang w:val="en-US"/>
+        </w:rPr>
+        <w:t>6</w:t>
+      </w:r>
+      <w:r>
+        <w:rPr>
+          <w:rFonts w:cstheme="minorHAnsi"/>
+          <w:sz w:val="24"/>
+          <w:szCs w:val="24"/>
+          <w:lang w:val="en-US"/>
+        </w:rPr>
+        <w:t xml:space="preserve"> = 1 kΩ, C</w:t>
+      </w:r>
+      <w:r>
+        <w:rPr>
+          <w:rFonts w:cstheme="minorHAnsi"/>
+          <w:sz w:val="24"/>
+          <w:szCs w:val="24"/>
+          <w:vertAlign w:val="subscript"/>
+          <w:lang w:val="en-US"/>
+        </w:rPr>
+        <w:t>1</w:t>
+      </w:r>
+      <w:r>
+        <w:rPr>
+          <w:rFonts w:cstheme="minorHAnsi"/>
+          <w:sz w:val="24"/>
+          <w:szCs w:val="24"/>
+          <w:lang w:val="en-US"/>
+        </w:rPr>
+        <w:t xml:space="preserve"> = C</w:t>
+      </w:r>
+      <w:r>
+        <w:rPr>
+          <w:rFonts w:cstheme="minorHAnsi"/>
+          <w:sz w:val="24"/>
+          <w:szCs w:val="24"/>
+          <w:vertAlign w:val="subscript"/>
+          <w:lang w:val="en-US"/>
+        </w:rPr>
+        <w:t>2</w:t>
+      </w:r>
+      <w:r>
+        <w:rPr>
+          <w:rFonts w:cstheme="minorHAnsi"/>
+          <w:sz w:val="24"/>
+          <w:szCs w:val="24"/>
+          <w:lang w:val="en-US"/>
+        </w:rPr>
+        <w:t xml:space="preserve"> = 100 nF, C</w:t>
+      </w:r>
+      <w:r>
+        <w:rPr>
+          <w:rFonts w:cstheme="minorHAnsi"/>
+          <w:sz w:val="24"/>
+          <w:szCs w:val="24"/>
+          <w:vertAlign w:val="subscript"/>
+          <w:lang w:val="en-US"/>
+        </w:rPr>
+        <w:t>4</w:t>
+      </w:r>
+      <w:r>
+        <w:rPr>
+          <w:rFonts w:cstheme="minorHAnsi"/>
+          <w:sz w:val="24"/>
+          <w:szCs w:val="24"/>
+          <w:lang w:val="en-US"/>
+        </w:rPr>
+        <w:t xml:space="preserve"> = 1 µF, LTC1050</w:t>
+      </w:r>
+    </w:p>
+    <w:p>
+      <w:pPr>
+        <w:spacing w:line="276" w:lineRule="auto"/>
+        <w:rPr>
+          <w:rFonts w:cstheme="minorHAnsi"/>
+          <w:sz w:val="24"/>
+          <w:szCs w:val="24"/>
+          <w:lang w:val="en-US"/>
+        </w:rPr>
+      </w:pPr>
+      <w:r>
+        <w:rPr>
+          <w:rFonts w:cstheme="minorHAnsi"/>
+          <w:sz w:val="24"/>
+          <w:szCs w:val="24"/>
+          <w:lang w:val="en-US"/>
+        </w:rPr>
+        <w:t xml:space="preserve">The resistance obtained from graphite sensor: </w:t>
+      </w:r>
+    </w:p>
+    <w:p>
+      <w:pPr>
+        <w:spacing w:line="276" w:lineRule="auto"/>
+        <w:jc w:val="both"/>
+        <w:rPr>
+          <w:rFonts w:cstheme="minorHAnsi"/>
+          <w:iCs/>
+          <w:sz w:val="24"/>
+          <w:szCs w:val="24"/>
+          <w:lang w:val="en-US"/>
+        </w:rPr>
         <w:sectPr>
           <w:type w:val="continuous"/>
           <w:pgSz w:w="11906" w:h="16838"/>
@@ -4229,389 +4386,6 @@
           <w:cols w:space="708"/>
           <w:docGrid w:linePitch="360"/>
         </w:sectPr>
-      </w:pPr>
-      <w:r>
-        <w:rPr>
-          <w:rFonts w:cstheme="minorHAnsi"/>
-          <w:sz w:val="24"/>
-          <w:szCs w:val="24"/>
-          <w:lang w:val="en-US"/>
-        </w:rPr>
-        <w:t>R</w:t>
-      </w:r>
-      <w:r>
-        <w:rPr>
-          <w:rFonts w:cstheme="minorHAnsi"/>
-          <w:sz w:val="24"/>
-          <w:szCs w:val="24"/>
-          <w:vertAlign w:val="subscript"/>
-          <w:lang w:val="en-US"/>
-        </w:rPr>
-        <w:t>1</w:t>
-      </w:r>
-      <w:r>
-        <w:rPr>
-          <w:rFonts w:cstheme="minorHAnsi"/>
-          <w:sz w:val="24"/>
-          <w:szCs w:val="24"/>
-          <w:lang w:val="en-US"/>
-        </w:rPr>
-        <w:t xml:space="preserve"> =</w:t>
-      </w:r>
-      <w:r>
-        <w:rPr>
-          <w:rFonts w:cstheme="minorHAnsi"/>
-          <w:sz w:val="24"/>
-          <w:szCs w:val="24"/>
-          <w:lang w:val="en-US"/>
-        </w:rPr>
-        <w:t xml:space="preserve"> </w:t>
-      </w:r>
-      <w:r>
-        <w:rPr>
-          <w:rFonts w:cstheme="minorHAnsi"/>
-          <w:sz w:val="24"/>
-          <w:szCs w:val="24"/>
-          <w:lang w:val="en-US"/>
-        </w:rPr>
-        <w:t>R</w:t>
-      </w:r>
-      <w:r>
-        <w:rPr>
-          <w:rFonts w:cstheme="minorHAnsi"/>
-          <w:sz w:val="24"/>
-          <w:szCs w:val="24"/>
-          <w:vertAlign w:val="subscript"/>
-          <w:lang w:val="en-US"/>
-        </w:rPr>
-        <w:t>3</w:t>
-      </w:r>
-      <w:r>
-        <w:rPr>
-          <w:rFonts w:cstheme="minorHAnsi"/>
-          <w:sz w:val="24"/>
-          <w:szCs w:val="24"/>
-          <w:lang w:val="en-US"/>
-        </w:rPr>
-        <w:t xml:space="preserve"> </w:t>
-      </w:r>
-      <w:r>
-        <w:rPr>
-          <w:rFonts w:cstheme="minorHAnsi"/>
-          <w:sz w:val="24"/>
-          <w:szCs w:val="24"/>
-          <w:lang w:val="en-US"/>
-        </w:rPr>
-        <w:t xml:space="preserve">= </w:t>
-      </w:r>
-      <w:r>
-        <w:rPr>
-          <w:rFonts w:cstheme="minorHAnsi"/>
-          <w:sz w:val="24"/>
-          <w:szCs w:val="24"/>
-          <w:lang w:val="en-US"/>
-        </w:rPr>
-        <w:t>100 k</w:t>
-      </w:r>
-      <w:r>
-        <w:rPr>
-          <w:rFonts w:cstheme="minorHAnsi"/>
-          <w:sz w:val="24"/>
-          <w:szCs w:val="24"/>
-          <w:lang w:val="en-US"/>
-        </w:rPr>
-        <w:t>Ω</w:t>
-      </w:r>
-      <w:r>
-        <w:rPr>
-          <w:rFonts w:cstheme="minorHAnsi"/>
-          <w:sz w:val="24"/>
-          <w:szCs w:val="24"/>
-          <w:lang w:val="en-US"/>
-        </w:rPr>
-        <w:t xml:space="preserve">, </w:t>
-      </w:r>
-      <w:r>
-        <w:rPr>
-          <w:rFonts w:cstheme="minorHAnsi"/>
-          <w:sz w:val="24"/>
-          <w:szCs w:val="24"/>
-          <w:lang w:val="en-US"/>
-        </w:rPr>
-        <w:t>R</w:t>
-      </w:r>
-      <w:r>
-        <w:rPr>
-          <w:rFonts w:cstheme="minorHAnsi"/>
-          <w:sz w:val="24"/>
-          <w:szCs w:val="24"/>
-          <w:vertAlign w:val="subscript"/>
-          <w:lang w:val="en-US"/>
-        </w:rPr>
-        <w:t>5</w:t>
-      </w:r>
-      <w:r>
-        <w:rPr>
-          <w:rFonts w:cstheme="minorHAnsi"/>
-          <w:sz w:val="24"/>
-          <w:szCs w:val="24"/>
-          <w:lang w:val="en-US"/>
-        </w:rPr>
-        <w:t xml:space="preserve"> = 10 kΩ</w:t>
-      </w:r>
-      <w:r>
-        <w:rPr>
-          <w:rFonts w:cstheme="minorHAnsi"/>
-          <w:sz w:val="24"/>
-          <w:szCs w:val="24"/>
-          <w:lang w:val="en-US"/>
-        </w:rPr>
-        <w:t xml:space="preserve">, </w:t>
-      </w:r>
-      <w:r>
-        <w:rPr>
-          <w:rFonts w:cstheme="minorHAnsi"/>
-          <w:sz w:val="24"/>
-          <w:szCs w:val="24"/>
-          <w:lang w:val="en-US"/>
-        </w:rPr>
-        <w:t>R</w:t>
-      </w:r>
-      <w:r>
-        <w:rPr>
-          <w:rFonts w:cstheme="minorHAnsi"/>
-          <w:sz w:val="24"/>
-          <w:szCs w:val="24"/>
-          <w:vertAlign w:val="subscript"/>
-          <w:lang w:val="en-US"/>
-        </w:rPr>
-        <w:t>6</w:t>
-      </w:r>
-      <w:r>
-        <w:rPr>
-          <w:rFonts w:cstheme="minorHAnsi"/>
-          <w:sz w:val="24"/>
-          <w:szCs w:val="24"/>
-          <w:lang w:val="en-US"/>
-        </w:rPr>
-        <w:t xml:space="preserve"> = 1 kΩ</w:t>
-      </w:r>
-      <w:r>
-        <w:rPr>
-          <w:rFonts w:cstheme="minorHAnsi"/>
-          <w:sz w:val="24"/>
-          <w:szCs w:val="24"/>
-          <w:lang w:val="en-US"/>
-        </w:rPr>
-        <w:t xml:space="preserve">, </w:t>
-      </w:r>
-      <w:r>
-        <w:rPr>
-          <w:rFonts w:cstheme="minorHAnsi"/>
-          <w:sz w:val="24"/>
-          <w:szCs w:val="24"/>
-          <w:lang w:val="en-US"/>
-        </w:rPr>
-        <w:t>C</w:t>
-      </w:r>
-      <w:r>
-        <w:rPr>
-          <w:rFonts w:cstheme="minorHAnsi"/>
-          <w:sz w:val="24"/>
-          <w:szCs w:val="24"/>
-          <w:vertAlign w:val="subscript"/>
-          <w:lang w:val="en-US"/>
-        </w:rPr>
-        <w:t>1</w:t>
-      </w:r>
-      <w:r>
-        <w:rPr>
-          <w:rFonts w:cstheme="minorHAnsi"/>
-          <w:sz w:val="24"/>
-          <w:szCs w:val="24"/>
-          <w:lang w:val="en-US"/>
-        </w:rPr>
-        <w:t xml:space="preserve"> = </w:t>
-      </w:r>
-      <w:r>
-        <w:rPr>
-          <w:rFonts w:cstheme="minorHAnsi"/>
-          <w:sz w:val="24"/>
-          <w:szCs w:val="24"/>
-          <w:lang w:val="en-US"/>
-        </w:rPr>
-        <w:t>C</w:t>
-      </w:r>
-      <w:r>
-        <w:rPr>
-          <w:rFonts w:cstheme="minorHAnsi"/>
-          <w:sz w:val="24"/>
-          <w:szCs w:val="24"/>
-          <w:vertAlign w:val="subscript"/>
-          <w:lang w:val="en-US"/>
-        </w:rPr>
-        <w:t>2</w:t>
-      </w:r>
-      <w:r>
-        <w:rPr>
-          <w:rFonts w:cstheme="minorHAnsi"/>
-          <w:sz w:val="24"/>
-          <w:szCs w:val="24"/>
-          <w:lang w:val="en-US"/>
-        </w:rPr>
-        <w:t xml:space="preserve"> = </w:t>
-      </w:r>
-      <w:r>
-        <w:rPr>
-          <w:rFonts w:cstheme="minorHAnsi"/>
-          <w:sz w:val="24"/>
-          <w:szCs w:val="24"/>
-          <w:lang w:val="en-US"/>
-        </w:rPr>
-        <w:t xml:space="preserve">100 </w:t>
-      </w:r>
-      <w:r>
-        <w:rPr>
-          <w:rFonts w:cstheme="minorHAnsi"/>
-          <w:sz w:val="24"/>
-          <w:szCs w:val="24"/>
-          <w:lang w:val="en-US"/>
-        </w:rPr>
-        <w:t>nF</w:t>
-      </w:r>
-      <w:r>
-        <w:rPr>
-          <w:rFonts w:cstheme="minorHAnsi"/>
-          <w:sz w:val="24"/>
-          <w:szCs w:val="24"/>
-          <w:lang w:val="en-US"/>
-        </w:rPr>
-        <w:t xml:space="preserve">, </w:t>
-      </w:r>
-      <w:r>
-        <w:rPr>
-          <w:rFonts w:cstheme="minorHAnsi"/>
-          <w:sz w:val="24"/>
-          <w:szCs w:val="24"/>
-          <w:lang w:val="en-US"/>
-        </w:rPr>
-        <w:t>C</w:t>
-      </w:r>
-      <w:r>
-        <w:rPr>
-          <w:rFonts w:cstheme="minorHAnsi"/>
-          <w:sz w:val="24"/>
-          <w:szCs w:val="24"/>
-          <w:vertAlign w:val="subscript"/>
-          <w:lang w:val="en-US"/>
-        </w:rPr>
-        <w:t>4</w:t>
-      </w:r>
-      <w:r>
-        <w:rPr>
-          <w:rFonts w:cstheme="minorHAnsi"/>
-          <w:sz w:val="24"/>
-          <w:szCs w:val="24"/>
-          <w:lang w:val="en-US"/>
-        </w:rPr>
-        <w:t xml:space="preserve"> = 1 </w:t>
-      </w:r>
-      <w:r>
-        <w:rPr>
-          <w:rFonts w:cstheme="minorHAnsi"/>
-          <w:sz w:val="24"/>
-          <w:szCs w:val="24"/>
-          <w:lang w:val="en-US"/>
-        </w:rPr>
-        <w:t>µ</w:t>
-      </w:r>
-      <w:r>
-        <w:rPr>
-          <w:rFonts w:cstheme="minorHAnsi"/>
-          <w:sz w:val="24"/>
-          <w:szCs w:val="24"/>
-          <w:lang w:val="en-US"/>
-        </w:rPr>
-        <w:t>F</w:t>
-      </w:r>
-      <w:r>
-        <w:rPr>
-          <w:rFonts w:cstheme="minorHAnsi"/>
-          <w:sz w:val="24"/>
-          <w:szCs w:val="24"/>
-          <w:lang w:val="en-US"/>
-        </w:rPr>
-        <w:t xml:space="preserve">, </w:t>
-      </w:r>
-      <w:r>
-        <w:rPr>
-          <w:rFonts w:cstheme="minorHAnsi"/>
-          <w:sz w:val="24"/>
-          <w:szCs w:val="24"/>
-          <w:lang w:val="en-US"/>
-        </w:rPr>
-        <w:t>LTC105</w:t>
-      </w:r>
-      <w:r>
-        <w:rPr>
-          <w:rFonts w:cstheme="minorHAnsi"/>
-          <w:sz w:val="24"/>
-          <w:szCs w:val="24"/>
-          <w:lang w:val="en-US"/>
-        </w:rPr>
-        <w:t>0</w:t>
-      </w:r>
-    </w:p>
-    <w:p>
-      <w:pPr>
-        <w:spacing w:line="276" w:lineRule="auto"/>
-        <w:jc w:val="both"/>
-        <w:rPr>
-          <w:rFonts w:cstheme="minorHAnsi"/>
-          <w:sz w:val="24"/>
-          <w:szCs w:val="24"/>
-          <w:lang w:val="en-US"/>
-        </w:rPr>
-        <w:sectPr>
-          <w:type w:val="continuous"/>
-          <w:pgSz w:w="11906" w:h="16838"/>
-          <w:pgMar w:top="1417" w:right="1417" w:bottom="1417" w:left="1417" w:header="708" w:footer="708" w:gutter="0"/>
-          <w:cols w:num="2" w:space="708"/>
-          <w:docGrid w:linePitch="360"/>
-        </w:sectPr>
-      </w:pPr>
-    </w:p>
-    <w:p>
-      <w:pPr>
-        <w:spacing w:line="276" w:lineRule="auto"/>
-        <w:rPr>
-          <w:rFonts w:cstheme="minorHAnsi"/>
-          <w:sz w:val="24"/>
-          <w:szCs w:val="24"/>
-          <w:lang w:val="en-US"/>
-        </w:rPr>
-      </w:pPr>
-      <w:r>
-        <w:rPr>
-          <w:rFonts w:cstheme="minorHAnsi"/>
-          <w:sz w:val="24"/>
-          <w:szCs w:val="24"/>
-          <w:lang w:val="en-US"/>
-        </w:rPr>
-        <w:t xml:space="preserve">The resistance obtained from graphite sensor: </w:t>
-      </w:r>
-    </w:p>
-    <w:p>
-      <w:pPr>
-        <w:spacing w:line="276" w:lineRule="auto"/>
-        <w:jc w:val="both"/>
-        <w:rPr>
-          <w:rFonts w:cstheme="minorHAnsi"/>
-          <w:iCs/>
-          <w:sz w:val="24"/>
-          <w:szCs w:val="24"/>
-          <w:lang w:val="en-US"/>
-        </w:rPr>
       </w:pPr>
       <m:oMathPara>
         <m:oMath>
@@ -5077,10 +4851,115 @@
           <w:szCs w:val="24"/>
           <w:lang w:val="en-US"/>
         </w:rPr>
-      </w:pPr>
+        <w:sectPr>
+          <w:headerReference w:type="default" r:id="rId14"/>
+          <w:footerReference w:type="default" r:id="rId15"/>
+          <w:type w:val="continuous"/>
+          <w:pgSz w:w="11906" w:h="16838"/>
+          <w:pgMar w:top="1417" w:right="1417" w:bottom="1417" w:left="1417" w:header="708" w:footer="708" w:gutter="0"/>
+          <w:cols w:num="2" w:space="708"/>
+          <w:docGrid w:linePitch="360"/>
+        </w:sectPr>
+      </w:pPr>
+    </w:p>
+    <w:p>
+      <w:pPr>
+        <w:spacing w:line="276" w:lineRule="auto"/>
+        <w:rPr>
+          <w:rFonts w:cstheme="minorHAnsi"/>
+          <w:sz w:val="24"/>
+          <w:szCs w:val="24"/>
+          <w:lang w:val="en-US"/>
+        </w:rPr>
+      </w:pPr>
+      <w:r>
+        <w:rPr>
+          <w:rFonts w:cstheme="minorHAnsi"/>
+          <w:sz w:val="24"/>
+          <w:szCs w:val="24"/>
+          <w:lang w:val="en-US"/>
+        </w:rPr>
+        <w:lastRenderedPageBreak/>
+        <w:tab/>
+      </w:r>
+    </w:p>
+    <w:p>
+      <w:pPr>
+        <w:spacing w:line="276" w:lineRule="auto"/>
+        <w:rPr>
+          <w:rFonts w:cstheme="minorHAnsi"/>
+          <w:sz w:val="24"/>
+          <w:szCs w:val="24"/>
+          <w:lang w:val="en-US"/>
+        </w:rPr>
+      </w:pPr>
+      <w:r>
+        <w:rPr>
+          <w:rFonts w:cstheme="minorHAnsi"/>
+          <w:sz w:val="24"/>
+          <w:szCs w:val="24"/>
+          <w:lang w:val="en-US"/>
+        </w:rPr>
+        <w:tab/>
+      </w:r>
+    </w:p>
+    <w:p>
+      <w:pPr>
+        <w:spacing w:line="276" w:lineRule="auto"/>
+        <w:rPr>
+          <w:rFonts w:cstheme="minorHAnsi"/>
+          <w:sz w:val="24"/>
+          <w:szCs w:val="24"/>
+          <w:lang w:val="en-US"/>
+        </w:rPr>
+      </w:pPr>
+      <w:r>
+        <w:rPr>
+          <w:rFonts w:cstheme="minorHAnsi"/>
+          <w:sz w:val="24"/>
+          <w:szCs w:val="24"/>
+          <w:lang w:val="en-US"/>
+        </w:rPr>
+        <w:tab/>
+      </w:r>
+      <w:r>
+        <w:rPr>
+          <w:rFonts w:cstheme="minorHAnsi"/>
+          <w:sz w:val="24"/>
+          <w:szCs w:val="24"/>
+          <w:lang w:val="en-US"/>
+        </w:rPr>
+        <w:br/>
+      </w:r>
+      <w:r>
+        <w:rPr>
+          <w:rFonts w:cstheme="minorHAnsi"/>
+          <w:sz w:val="24"/>
+          <w:szCs w:val="24"/>
+          <w:lang w:val="en-US"/>
+        </w:rPr>
+        <w:br/>
+      </w:r>
+      <w:r>
+        <w:rPr>
+          <w:rFonts w:cstheme="minorHAnsi"/>
+          <w:sz w:val="24"/>
+          <w:szCs w:val="24"/>
+          <w:lang w:val="en-US"/>
+        </w:rPr>
+        <w:br/>
+      </w:r>
+      <w:r>
+        <w:rPr>
+          <w:rFonts w:cstheme="minorHAnsi"/>
+          <w:sz w:val="24"/>
+          <w:szCs w:val="24"/>
+          <w:lang w:val="en-US"/>
+        </w:rPr>
+        <w:br/>
+      </w:r>
     </w:p>
     <w:sectPr>
-      <w:type w:val="continuous"/>
       <w:pgSz w:w="11906" w:h="16838"/>
       <w:pgMar w:top="1417" w:right="1417" w:bottom="1417" w:left="1417" w:header="708" w:footer="708" w:gutter="0"/>
       <w:cols w:space="708"/>
@@ -5116,6 +4995,48 @@
 </file>
 
 <file path=word/footer1.xml><?xml version="1.0" encoding="utf-8"?>
+<w:ftr xmlns:wpc="http://schemas.microsoft.com/office/word/2010/wordprocessingCanvas" xmlns:cx="http://schemas.microsoft.com/office/drawing/2014/chartex" xmlns:cx1="http://schemas.microsoft.com/office/drawing/2015/9/8/chartex" xmlns:cx2="http://schemas.microsoft.com/office/drawing/2015/10/21/chartex" xmlns:cx3="http://schemas.microsoft.com/office/drawing/2016/5/9/chartex" xmlns:cx4="http://schemas.microsoft.com/office/drawing/2016/5/10/chartex" xmlns:cx5="http://schemas.microsoft.com/office/drawing/2016/5/11/chartex" xmlns:cx6="http://schemas.microsoft.com/office/drawing/2016/5/12/chartex" xmlns:cx7="http://schemas.microsoft.com/office/drawing/2016/5/13/chartex" xmlns:cx8="http://schemas.microsoft.com/office/drawing/2016/5/14/chartex" xmlns:mc="http://schemas.openxmlformats.org/markup-compatibility/2006" xmlns:aink="http://schemas.microsoft.com/office/drawing/2016/ink" xmlns:am3d="http://schemas.microsoft.com/office/drawing/2017/model3d" xmlns:o="urn:schemas-microsoft-com:office:office" xmlns:oel="http://schemas.microsoft.com/office/2019/extlst" xmlns:r="http://schemas.openxmlformats.org/officeDocument/2006/relationships" xmlns:m="http://schemas.openxmlformats.org/officeDocument/2006/math" xmlns:v="urn:schemas-microsoft-com:vml" xmlns:wp14="http://schemas.microsoft.com/office/word/2010/wordprocessingDrawing" xmlns:wp="http://schemas.openxmlformats.org/drawingml/2006/wordprocessingDrawing" xmlns:w10="urn:schemas-microsoft-com:office:word" xmlns:w="http://schemas.openxmlformats.org/wordprocessingml/2006/main" xmlns:w14="http://schemas.microsoft.com/office/word/2010/wordml" xmlns:w15="http://schemas.microsoft.com/office/word/2012/wordml" xmlns:w16cex="http://schemas.microsoft.com/office/word/2018/wordml/cex" xmlns:w16cid="http://schemas.microsoft.com/office/word/2016/wordml/cid" xmlns:w16="http://schemas.microsoft.com/office/word/2018/wordml" xmlns:w16du="http://schemas.microsoft.com/office/word/2023/wordml/word16du" xmlns:w16sdtdh="http://schemas.microsoft.com/office/word/2020/wordml/sdtdatahash" xmlns:w16sdtfl="http://schemas.microsoft.com/office/word/2024/wordml/sdtformatlock" xmlns:w16se="http://schemas.microsoft.com/office/word/2015/wordml/symex" xmlns:wpg="http://schemas.microsoft.com/office/word/2010/wordprocessingGroup" xmlns:wpi="http://schemas.microsoft.com/office/word/2010/wordprocessingInk" xmlns:wne="http://schemas.microsoft.com/office/word/2006/wordml" xmlns:wps="http://schemas.microsoft.com/office/word/2010/wordprocessingShape" mc:Ignorable="w14 w15 w16se w16cid w16 w16cex w16sdtdh w16sdtfl w16du wp14">
+  <w:sdt>
+    <w:sdtPr>
+      <w:id w:val="-288831214"/>
+      <w:docPartObj>
+        <w:docPartGallery w:val="Page Numbers (Bottom of Page)"/>
+        <w:docPartUnique/>
+      </w:docPartObj>
+    </w:sdtPr>
+    <w:sdtContent>
+      <w:p>
+        <w:pPr>
+          <w:pStyle w:val="Pieddepage"/>
+          <w:jc w:val="right"/>
+        </w:pPr>
+        <w:r>
+          <w:fldChar w:fldCharType="begin"/>
+        </w:r>
+        <w:r>
+          <w:instrText>PAGE   \* MERGEFORMAT</w:instrText>
+        </w:r>
+        <w:r>
+          <w:fldChar w:fldCharType="separate"/>
+        </w:r>
+        <w:r>
+          <w:t>2</w:t>
+        </w:r>
+        <w:r>
+          <w:fldChar w:fldCharType="end"/>
+        </w:r>
+      </w:p>
+    </w:sdtContent>
+  </w:sdt>
+  <w:p>
+    <w:pPr>
+      <w:pStyle w:val="Pieddepage"/>
+    </w:pPr>
+  </w:p>
+</w:ftr>
+</file>
+
+<file path=word/footer2.xml><?xml version="1.0" encoding="utf-8"?>
 <w:ftr xmlns:wpc="http://schemas.microsoft.com/office/word/2010/wordprocessingCanvas" xmlns:cx="http://schemas.microsoft.com/office/drawing/2014/chartex" xmlns:cx1="http://schemas.microsoft.com/office/drawing/2015/9/8/chartex" xmlns:cx2="http://schemas.microsoft.com/office/drawing/2015/10/21/chartex" xmlns:cx3="http://schemas.microsoft.com/office/drawing/2016/5/9/chartex" xmlns:cx4="http://schemas.microsoft.com/office/drawing/2016/5/10/chartex" xmlns:cx5="http://schemas.microsoft.com/office/drawing/2016/5/11/chartex" xmlns:cx6="http://schemas.microsoft.com/office/drawing/2016/5/12/chartex" xmlns:cx7="http://schemas.microsoft.com/office/drawing/2016/5/13/chartex" xmlns:cx8="http://schemas.microsoft.com/office/drawing/2016/5/14/chartex" xmlns:mc="http://schemas.openxmlformats.org/markup-compatibility/2006" xmlns:aink="http://schemas.microsoft.com/office/drawing/2016/ink" xmlns:am3d="http://schemas.microsoft.com/office/drawing/2017/model3d" xmlns:o="urn:schemas-microsoft-com:office:office" xmlns:oel="http://schemas.microsoft.com/office/2019/extlst" xmlns:r="http://schemas.openxmlformats.org/officeDocument/2006/relationships" xmlns:m="http://schemas.openxmlformats.org/officeDocument/2006/math" xmlns:v="urn:schemas-microsoft-com:vml" xmlns:wp14="http://schemas.microsoft.com/office/word/2010/wordprocessingDrawing" xmlns:wp="http://schemas.openxmlformats.org/drawingml/2006/wordprocessingDrawing" xmlns:w10="urn:schemas-microsoft-com:office:word" xmlns:w="http://schemas.openxmlformats.org/wordprocessingml/2006/main" xmlns:w14="http://schemas.microsoft.com/office/word/2010/wordml" xmlns:w15="http://schemas.microsoft.com/office/word/2012/wordml" xmlns:w16cex="http://schemas.microsoft.com/office/word/2018/wordml/cex" xmlns:w16cid="http://schemas.microsoft.com/office/word/2016/wordml/cid" xmlns:w16="http://schemas.microsoft.com/office/word/2018/wordml" xmlns:w16du="http://schemas.microsoft.com/office/word/2023/wordml/word16du" xmlns:w16sdtdh="http://schemas.microsoft.com/office/word/2020/wordml/sdtdatahash" xmlns:w16sdtfl="http://schemas.microsoft.com/office/word/2024/wordml/sdtformatlock" xmlns:w16se="http://schemas.microsoft.com/office/word/2015/wordml/symex" xmlns:wpg="http://schemas.microsoft.com/office/word/2010/wordprocessingGroup" xmlns:wpi="http://schemas.microsoft.com/office/word/2010/wordprocessingInk" xmlns:wne="http://schemas.microsoft.com/office/word/2006/wordml" xmlns:wps="http://schemas.microsoft.com/office/word/2010/wordprocessingShape" mc:Ignorable="w14 w15 w16se w16cid w16 w16cex w16sdtdh w16sdtfl w16du wp14">
   <w:sdt>
     <w:sdtPr>
@@ -5197,7 +5118,7 @@
         <w:noProof/>
       </w:rPr>
       <w:drawing>
-        <wp:anchor distT="0" distB="0" distL="114300" distR="114300" simplePos="0" relativeHeight="251658240" behindDoc="0" locked="0" layoutInCell="1" allowOverlap="1" wp14:anchorId="1F98762E" wp14:editId="3A0B6410">
+        <wp:anchor distT="0" distB="0" distL="114300" distR="114300" simplePos="0" relativeHeight="251661312" behindDoc="0" locked="0" layoutInCell="1" allowOverlap="1" wp14:anchorId="14568FE2" wp14:editId="57DA93C9">
           <wp:simplePos x="0" y="0"/>
           <wp:positionH relativeFrom="margin">
             <wp:posOffset>-629978</wp:posOffset>
@@ -5208,7 +5129,123 @@
           <wp:extent cx="2127250" cy="461010"/>
           <wp:effectExtent l="0" t="0" r="6350" b="0"/>
           <wp:wrapSquare wrapText="bothSides"/>
-          <wp:docPr id="697009226" name="Image 697009226" descr="INSA Toulouse – Institut National des Sciences Appliquées in France ..."/>
+          <wp:docPr id="1838040068" name="Image 1838040068" descr="INSA Toulouse – Institut National des Sciences Appliquées in France ..."/>
+          <wp:cNvGraphicFramePr>
+            <a:graphicFrameLocks xmlns:a="http://schemas.openxmlformats.org/drawingml/2006/main" noChangeAspect="1"/>
+          </wp:cNvGraphicFramePr>
+          <a:graphic xmlns:a="http://schemas.openxmlformats.org/drawingml/2006/main">
+            <a:graphicData uri="http://schemas.openxmlformats.org/drawingml/2006/picture">
+              <pic:pic xmlns:pic="http://schemas.openxmlformats.org/drawingml/2006/picture">
+                <pic:nvPicPr>
+                  <pic:cNvPr id="0" name="Picture 5" descr="INSA Toulouse – Institut National des Sciences Appliquées in France ..."/>
+                  <pic:cNvPicPr>
+                    <a:picLocks noChangeAspect="1" noChangeArrowheads="1"/>
+                  </pic:cNvPicPr>
+                </pic:nvPicPr>
+                <pic:blipFill>
+                  <a:blip r:embed="rId1">
+                    <a:extLst>
+                      <a:ext uri="{28A0092B-C50C-407E-A947-70E740481C1C}">
+                        <a14:useLocalDpi xmlns:a14="http://schemas.microsoft.com/office/drawing/2010/main" val="0"/>
+                      </a:ext>
+                    </a:extLst>
+                  </a:blip>
+                  <a:srcRect/>
+                  <a:stretch>
+                    <a:fillRect/>
+                  </a:stretch>
+                </pic:blipFill>
+                <pic:spPr bwMode="auto">
+                  <a:xfrm>
+                    <a:off x="0" y="0"/>
+                    <a:ext cx="2127250" cy="461010"/>
+                  </a:xfrm>
+                  <a:prstGeom prst="rect">
+                    <a:avLst/>
+                  </a:prstGeom>
+                  <a:noFill/>
+                  <a:ln>
+                    <a:noFill/>
+                  </a:ln>
+                </pic:spPr>
+              </pic:pic>
+            </a:graphicData>
+          </a:graphic>
+          <wp14:sizeRelH relativeFrom="margin">
+            <wp14:pctWidth>0</wp14:pctWidth>
+          </wp14:sizeRelH>
+          <wp14:sizeRelV relativeFrom="margin">
+            <wp14:pctHeight>0</wp14:pctHeight>
+          </wp14:sizeRelV>
+        </wp:anchor>
+      </w:drawing>
+    </w:r>
+    <w:r>
+      <w:rPr>
+        <w:lang w:val="en-US"/>
+      </w:rPr>
+      <w:t>Yoann LAI KOUN SING</w:t>
+    </w:r>
+  </w:p>
+  <w:p>
+    <w:pPr>
+      <w:pStyle w:val="En-tte"/>
+      <w:jc w:val="right"/>
+      <w:rPr>
+        <w:lang w:val="en-US"/>
+      </w:rPr>
+    </w:pPr>
+    <w:r>
+      <w:rPr>
+        <w:lang w:val="en-US"/>
+      </w:rPr>
+      <w:t>Ly Hai HOANG</w:t>
+    </w:r>
+  </w:p>
+  <w:p>
+    <w:pPr>
+      <w:pStyle w:val="En-tte"/>
+      <w:jc w:val="right"/>
+    </w:pPr>
+    <w:r>
+      <w:t>Viet Hoang PHAM</w:t>
+    </w:r>
+  </w:p>
+  <w:p>
+    <w:pPr>
+      <w:pStyle w:val="En-tte"/>
+    </w:pPr>
+  </w:p>
+</w:hdr>
+</file>
+
+<file path=word/header2.xml><?xml version="1.0" encoding="utf-8"?>
+<w:hdr xmlns:wpc="http://schemas.microsoft.com/office/word/2010/wordprocessingCanvas" xmlns:cx="http://schemas.microsoft.com/office/drawing/2014/chartex" xmlns:cx1="http://schemas.microsoft.com/office/drawing/2015/9/8/chartex" xmlns:cx2="http://schemas.microsoft.com/office/drawing/2015/10/21/chartex" xmlns:cx3="http://schemas.microsoft.com/office/drawing/2016/5/9/chartex" xmlns:cx4="http://schemas.microsoft.com/office/drawing/2016/5/10/chartex" xmlns:cx5="http://schemas.microsoft.com/office/drawing/2016/5/11/chartex" xmlns:cx6="http://schemas.microsoft.com/office/drawing/2016/5/12/chartex" xmlns:cx7="http://schemas.microsoft.com/office/drawing/2016/5/13/chartex" xmlns:cx8="http://schemas.microsoft.com/office/drawing/2016/5/14/chartex" xmlns:mc="http://schemas.openxmlformats.org/markup-compatibility/2006" xmlns:aink="http://schemas.microsoft.com/office/drawing/2016/ink" xmlns:am3d="http://schemas.microsoft.com/office/drawing/2017/model3d" xmlns:o="urn:schemas-microsoft-com:office:office" xmlns:oel="http://schemas.microsoft.com/office/2019/extlst" xmlns:r="http://schemas.openxmlformats.org/officeDocument/2006/relationships" xmlns:m="http://schemas.openxmlformats.org/officeDocument/2006/math" xmlns:v="urn:schemas-microsoft-com:vml" xmlns:wp14="http://schemas.microsoft.com/office/word/2010/wordprocessingDrawing" xmlns:wp="http://schemas.openxmlformats.org/drawingml/2006/wordprocessingDrawing" xmlns:w10="urn:schemas-microsoft-com:office:word" xmlns:w="http://schemas.openxmlformats.org/wordprocessingml/2006/main" xmlns:w14="http://schemas.microsoft.com/office/word/2010/wordml" xmlns:w15="http://schemas.microsoft.com/office/word/2012/wordml" xmlns:w16cex="http://schemas.microsoft.com/office/word/2018/wordml/cex" xmlns:w16cid="http://schemas.microsoft.com/office/word/2016/wordml/cid" xmlns:w16="http://schemas.microsoft.com/office/word/2018/wordml" xmlns:w16du="http://schemas.microsoft.com/office/word/2023/wordml/word16du" xmlns:w16sdtdh="http://schemas.microsoft.com/office/word/2020/wordml/sdtdatahash" xmlns:w16sdtfl="http://schemas.microsoft.com/office/word/2024/wordml/sdtformatlock" xmlns:w16se="http://schemas.microsoft.com/office/word/2015/wordml/symex" xmlns:wpg="http://schemas.microsoft.com/office/word/2010/wordprocessingGroup" xmlns:wpi="http://schemas.microsoft.com/office/word/2010/wordprocessingInk" xmlns:wne="http://schemas.microsoft.com/office/word/2006/wordml" xmlns:wps="http://schemas.microsoft.com/office/word/2010/wordprocessingShape" mc:Ignorable="w14 w15 w16se w16cid w16 w16cex w16sdtdh w16sdtfl w16du wp14">
+  <w:p>
+    <w:pPr>
+      <w:pStyle w:val="En-tte"/>
+      <w:jc w:val="right"/>
+      <w:rPr>
+        <w:lang w:val="en-US"/>
+      </w:rPr>
+    </w:pPr>
+    <w:r>
+      <w:rPr>
+        <w:noProof/>
+      </w:rPr>
+      <w:drawing>
+        <wp:anchor distT="0" distB="0" distL="114300" distR="114300" simplePos="0" relativeHeight="251659264" behindDoc="0" locked="0" layoutInCell="1" allowOverlap="1" wp14:anchorId="476FE329" wp14:editId="2A6A7164">
+          <wp:simplePos x="0" y="0"/>
+          <wp:positionH relativeFrom="margin">
+            <wp:posOffset>-629978</wp:posOffset>
+          </wp:positionH>
+          <wp:positionV relativeFrom="paragraph">
+            <wp:posOffset>-164234</wp:posOffset>
+          </wp:positionV>
+          <wp:extent cx="2127250" cy="461010"/>
+          <wp:effectExtent l="0" t="0" r="6350" b="0"/>
+          <wp:wrapSquare wrapText="bothSides"/>
+          <wp:docPr id="1428626739" name="Image 1428626739" descr="INSA Toulouse – Institut National des Sciences Appliquées in France ..."/>
           <wp:cNvGraphicFramePr>
             <a:graphicFrameLocks xmlns:a="http://schemas.openxmlformats.org/drawingml/2006/main" noChangeAspect="1"/>
           </wp:cNvGraphicFramePr>
@@ -5968,6 +6005,7 @@
   <w:style w:type="paragraph" w:default="1" w:styleId="Normal">
     <w:name w:val="Normal"/>
     <w:qFormat/>
+    <w:rsid w:val="00F9126D"/>
   </w:style>
   <w:style w:type="character" w:default="1" w:styleId="Policepardfaut">
     <w:name w:val="Default Paragraph Font"/>

--- a/Datasheet/Datasheet_graphit_sensor.docx
+++ b/Datasheet/Datasheet_graphit_sensor.docx
@@ -118,7 +118,7 @@
     </w:p>
     <w:p>
       <w:pPr>
-        <w:pStyle w:val="Paragraphedeliste"/>
+        <w:pStyle w:val="ListParagraph"/>
         <w:numPr>
           <w:ilvl w:val="0"/>
           <w:numId w:val="1"/>
@@ -137,28 +137,29 @@
           <w:rFonts w:cstheme="minorHAnsi"/>
           <w:b/>
           <w:bCs/>
+          <w:noProof/>
           <w:color w:val="FF0000"/>
           <w:sz w:val="24"/>
           <w:szCs w:val="24"/>
           <w:lang w:val="en-US"/>
         </w:rPr>
         <w:drawing>
-          <wp:anchor distT="0" distB="0" distL="114300" distR="114300" simplePos="0" relativeHeight="251658240" behindDoc="1" locked="0" layoutInCell="1" allowOverlap="1" wp14:anchorId="640C564E" wp14:editId="0C3FDAA1">
+          <wp:anchor distT="0" distB="0" distL="114300" distR="114300" simplePos="0" relativeHeight="251658240" behindDoc="1" locked="0" layoutInCell="1" allowOverlap="1" wp14:anchorId="640C564E" wp14:editId="534E1F80">
             <wp:simplePos x="0" y="0"/>
             <wp:positionH relativeFrom="margin">
-              <wp:posOffset>3194050</wp:posOffset>
+              <wp:posOffset>3668395</wp:posOffset>
             </wp:positionH>
             <wp:positionV relativeFrom="paragraph">
-              <wp:posOffset>154305</wp:posOffset>
+              <wp:posOffset>154940</wp:posOffset>
             </wp:positionV>
-            <wp:extent cx="2569210" cy="909320"/>
-            <wp:effectExtent l="0" t="0" r="2540" b="5080"/>
+            <wp:extent cx="2089150" cy="909320"/>
+            <wp:effectExtent l="0" t="0" r="6350" b="5080"/>
             <wp:wrapTight wrapText="bothSides">
               <wp:wrapPolygon edited="0">
                 <wp:start x="0" y="0"/>
                 <wp:lineTo x="0" y="21268"/>
-                <wp:lineTo x="21461" y="21268"/>
-                <wp:lineTo x="21461" y="0"/>
+                <wp:lineTo x="21469" y="21268"/>
+                <wp:lineTo x="21469" y="0"/>
                 <wp:lineTo x="0" y="0"/>
               </wp:wrapPolygon>
             </wp:wrapTight>
@@ -181,13 +182,13 @@
                         </a:ext>
                       </a:extLst>
                     </a:blip>
-                    <a:srcRect l="2369"/>
+                    <a:srcRect l="20611"/>
                     <a:stretch/>
                   </pic:blipFill>
                   <pic:spPr bwMode="auto">
                     <a:xfrm>
                       <a:off x="0" y="0"/>
-                      <a:ext cx="2569210" cy="909320"/>
+                      <a:ext cx="2089150" cy="909320"/>
                     </a:xfrm>
                     <a:prstGeom prst="rect">
                       <a:avLst/>
@@ -225,7 +226,7 @@
     </w:p>
     <w:p>
       <w:pPr>
-        <w:pStyle w:val="Paragraphedeliste"/>
+        <w:pStyle w:val="ListParagraph"/>
         <w:numPr>
           <w:ilvl w:val="0"/>
           <w:numId w:val="1"/>
@@ -251,7 +252,7 @@
     </w:p>
     <w:p>
       <w:pPr>
-        <w:pStyle w:val="Paragraphedeliste"/>
+        <w:pStyle w:val="ListParagraph"/>
         <w:numPr>
           <w:ilvl w:val="0"/>
           <w:numId w:val="1"/>
@@ -277,7 +278,7 @@
     </w:p>
     <w:p>
       <w:pPr>
-        <w:pStyle w:val="Paragraphedeliste"/>
+        <w:pStyle w:val="ListParagraph"/>
         <w:numPr>
           <w:ilvl w:val="0"/>
           <w:numId w:val="1"/>
@@ -303,7 +304,7 @@
     </w:p>
     <w:p>
       <w:pPr>
-        <w:pStyle w:val="Paragraphedeliste"/>
+        <w:pStyle w:val="ListParagraph"/>
         <w:numPr>
           <w:ilvl w:val="0"/>
           <w:numId w:val="1"/>
@@ -329,7 +330,7 @@
     </w:p>
     <w:p>
       <w:pPr>
-        <w:pStyle w:val="Paragraphedeliste"/>
+        <w:pStyle w:val="ListParagraph"/>
         <w:numPr>
           <w:ilvl w:val="0"/>
           <w:numId w:val="1"/>
@@ -355,7 +356,7 @@
     </w:p>
     <w:p>
       <w:pPr>
-        <w:pStyle w:val="Paragraphedeliste"/>
+        <w:pStyle w:val="ListParagraph"/>
         <w:numPr>
           <w:ilvl w:val="0"/>
           <w:numId w:val="1"/>
@@ -463,12 +464,13 @@
           <w:rFonts w:cstheme="minorHAnsi"/>
           <w:b/>
           <w:bCs/>
+          <w:noProof/>
           <w:sz w:val="24"/>
           <w:szCs w:val="24"/>
           <w:lang w:val="en-US"/>
         </w:rPr>
         <w:drawing>
-          <wp:anchor distT="0" distB="0" distL="114300" distR="114300" simplePos="0" relativeHeight="251660288" behindDoc="1" locked="0" layoutInCell="1" allowOverlap="1" wp14:anchorId="4CE9B161" wp14:editId="40F97895">
+          <wp:anchor distT="0" distB="0" distL="114300" distR="114300" simplePos="0" relativeHeight="251660288" behindDoc="1" locked="0" layoutInCell="1" allowOverlap="1" wp14:anchorId="4CE9B161" wp14:editId="3F12E7A9">
             <wp:simplePos x="0" y="0"/>
             <wp:positionH relativeFrom="margin">
               <wp:align>right</wp:align>
@@ -556,7 +558,7 @@
     </w:p>
     <w:tbl>
       <w:tblPr>
-        <w:tblStyle w:val="Grilledutableau"/>
+        <w:tblStyle w:val="TableGrid"/>
         <w:tblW w:w="0" w:type="auto"/>
         <w:jc w:val="center"/>
         <w:tblLook w:val="04A0" w:firstRow="1" w:lastRow="0" w:firstColumn="1" w:lastColumn="0" w:noHBand="0" w:noVBand="1"/>
@@ -812,7 +814,7 @@
     </w:p>
     <w:tbl>
       <w:tblPr>
-        <w:tblStyle w:val="Grilledutableau"/>
+        <w:tblStyle w:val="TableGrid"/>
         <w:tblW w:w="0" w:type="auto"/>
         <w:tblLook w:val="04A0" w:firstRow="1" w:lastRow="0" w:firstColumn="1" w:lastColumn="0" w:noHBand="0" w:noVBand="1"/>
       </w:tblPr>
@@ -927,36 +929,8 @@
                 <w:sz w:val="24"/>
                 <w:szCs w:val="24"/>
               </w:rPr>
-              <w:t xml:space="preserve">Passive graphite </w:t>
-            </w:r>
-            <w:proofErr w:type="spellStart"/>
-            <w:r>
-              <w:rPr>
-                <w:rFonts w:cstheme="minorHAnsi"/>
-                <w:sz w:val="24"/>
-                <w:szCs w:val="24"/>
-              </w:rPr>
-              <w:t>strain</w:t>
-            </w:r>
-            <w:proofErr w:type="spellEnd"/>
-            <w:r>
-              <w:rPr>
-                <w:rFonts w:cstheme="minorHAnsi"/>
-                <w:sz w:val="24"/>
-                <w:szCs w:val="24"/>
-              </w:rPr>
-              <w:t xml:space="preserve"> gauge </w:t>
-            </w:r>
-            <w:proofErr w:type="spellStart"/>
-            <w:r>
-              <w:rPr>
-                <w:rFonts w:cstheme="minorHAnsi"/>
-                <w:sz w:val="24"/>
-                <w:szCs w:val="24"/>
-              </w:rPr>
-              <w:t>sensor</w:t>
-            </w:r>
-            <w:proofErr w:type="spellEnd"/>
+              <w:t>Passive graphite strain gauge sensor</w:t>
+            </w:r>
           </w:p>
         </w:tc>
       </w:tr>
@@ -975,7 +949,6 @@
                 <w:lang w:val="en-US"/>
               </w:rPr>
             </w:pPr>
-            <w:proofErr w:type="spellStart"/>
             <w:r>
               <w:rPr>
                 <w:rFonts w:cstheme="minorHAnsi"/>
@@ -984,7 +957,6 @@
               </w:rPr>
               <w:t>Measurand</w:t>
             </w:r>
-            <w:proofErr w:type="spellEnd"/>
           </w:p>
         </w:tc>
         <w:tc>
@@ -1054,7 +1026,6 @@
                 <w:lang w:val="en-US"/>
               </w:rPr>
             </w:pPr>
-            <w:proofErr w:type="spellStart"/>
             <w:r>
               <w:rPr>
                 <w:rFonts w:cstheme="minorHAnsi"/>
@@ -1063,7 +1034,6 @@
               </w:rPr>
               <w:t>Analog</w:t>
             </w:r>
-            <w:proofErr w:type="spellEnd"/>
           </w:p>
         </w:tc>
       </w:tr>
@@ -1088,18 +1058,8 @@
                 <w:sz w:val="24"/>
                 <w:szCs w:val="24"/>
               </w:rPr>
-              <w:t xml:space="preserve">Power </w:t>
-            </w:r>
-            <w:proofErr w:type="spellStart"/>
-            <w:r>
-              <w:rPr>
-                <w:rFonts w:cstheme="minorHAnsi"/>
-                <w:sz w:val="24"/>
-                <w:szCs w:val="24"/>
-              </w:rPr>
-              <w:t>Supply</w:t>
-            </w:r>
-            <w:proofErr w:type="spellEnd"/>
+              <w:t>Power Supply</w:t>
+            </w:r>
           </w:p>
         </w:tc>
         <w:tc>
@@ -1144,41 +1104,13 @@
                 <w:szCs w:val="24"/>
               </w:rPr>
             </w:pPr>
-            <w:proofErr w:type="spellStart"/>
-            <w:r>
-              <w:rPr>
-                <w:rFonts w:cstheme="minorHAnsi"/>
-                <w:sz w:val="24"/>
-                <w:szCs w:val="24"/>
-              </w:rPr>
-              <w:t>Typical</w:t>
-            </w:r>
-            <w:proofErr w:type="spellEnd"/>
-            <w:r>
-              <w:rPr>
-                <w:rFonts w:cstheme="minorHAnsi"/>
-                <w:sz w:val="24"/>
-                <w:szCs w:val="24"/>
-              </w:rPr>
-              <w:t xml:space="preserve"> </w:t>
-            </w:r>
-            <w:proofErr w:type="spellStart"/>
-            <w:r>
-              <w:rPr>
-                <w:rFonts w:cstheme="minorHAnsi"/>
-                <w:sz w:val="24"/>
-                <w:szCs w:val="24"/>
-              </w:rPr>
-              <w:t>Response</w:t>
-            </w:r>
-            <w:proofErr w:type="spellEnd"/>
-            <w:r>
-              <w:rPr>
-                <w:rFonts w:cstheme="minorHAnsi"/>
-                <w:sz w:val="24"/>
-                <w:szCs w:val="24"/>
-              </w:rPr>
-              <w:t xml:space="preserve"> Time</w:t>
+            <w:r>
+              <w:rPr>
+                <w:rFonts w:cstheme="minorHAnsi"/>
+                <w:sz w:val="24"/>
+                <w:szCs w:val="24"/>
+              </w:rPr>
+              <w:t>Typical Response Time</w:t>
             </w:r>
           </w:p>
         </w:tc>
@@ -1220,34 +1152,14 @@
                 <w:szCs w:val="24"/>
               </w:rPr>
             </w:pPr>
-            <w:proofErr w:type="spellStart"/>
-            <w:r>
-              <w:rPr>
-                <w:rFonts w:cstheme="minorHAnsi"/>
-                <w:sz w:val="24"/>
-                <w:szCs w:val="24"/>
-              </w:rPr>
-              <w:t>Substrate</w:t>
-            </w:r>
-            <w:proofErr w:type="spellEnd"/>
-            <w:r>
-              <w:rPr>
-                <w:rFonts w:cstheme="minorHAnsi"/>
-                <w:sz w:val="24"/>
-                <w:szCs w:val="24"/>
-              </w:rPr>
-              <w:t xml:space="preserve"> </w:t>
-            </w:r>
-            <w:proofErr w:type="spellStart"/>
-            <w:r>
-              <w:rPr>
-                <w:rFonts w:cstheme="minorHAnsi"/>
-                <w:sz w:val="24"/>
-                <w:szCs w:val="24"/>
-              </w:rPr>
-              <w:t>Material</w:t>
-            </w:r>
-            <w:proofErr w:type="spellEnd"/>
+            <w:r>
+              <w:rPr>
+                <w:rFonts w:cstheme="minorHAnsi"/>
+                <w:sz w:val="24"/>
+                <w:szCs w:val="24"/>
+              </w:rPr>
+              <w:t>Substrate Material</w:t>
+            </w:r>
           </w:p>
         </w:tc>
         <w:tc>
@@ -1263,59 +1175,13 @@
                 <w:szCs w:val="24"/>
               </w:rPr>
             </w:pPr>
-            <w:proofErr w:type="spellStart"/>
-            <w:r>
-              <w:rPr>
-                <w:rFonts w:cstheme="minorHAnsi"/>
-                <w:sz w:val="24"/>
-                <w:szCs w:val="24"/>
-              </w:rPr>
-              <w:t>Cellulosic</w:t>
-            </w:r>
-            <w:proofErr w:type="spellEnd"/>
-            <w:r>
-              <w:rPr>
-                <w:rFonts w:cstheme="minorHAnsi"/>
-                <w:sz w:val="24"/>
-                <w:szCs w:val="24"/>
-              </w:rPr>
-              <w:t xml:space="preserve"> plant </w:t>
-            </w:r>
-            <w:proofErr w:type="spellStart"/>
-            <w:r>
-              <w:rPr>
-                <w:rFonts w:cstheme="minorHAnsi"/>
-                <w:sz w:val="24"/>
-                <w:szCs w:val="24"/>
-              </w:rPr>
-              <w:t>fibers</w:t>
-            </w:r>
-            <w:proofErr w:type="spellEnd"/>
-            <w:r>
-              <w:rPr>
-                <w:rFonts w:cstheme="minorHAnsi"/>
-                <w:sz w:val="24"/>
-                <w:szCs w:val="24"/>
-              </w:rPr>
-              <w:t xml:space="preserve"> (</w:t>
-            </w:r>
-            <w:proofErr w:type="spellStart"/>
-            <w:r>
-              <w:rPr>
-                <w:rFonts w:cstheme="minorHAnsi"/>
-                <w:sz w:val="24"/>
-                <w:szCs w:val="24"/>
-              </w:rPr>
-              <w:t>paper</w:t>
-            </w:r>
-            <w:proofErr w:type="spellEnd"/>
-            <w:r>
-              <w:rPr>
-                <w:rFonts w:cstheme="minorHAnsi"/>
-                <w:sz w:val="24"/>
-                <w:szCs w:val="24"/>
-              </w:rPr>
-              <w:t>)</w:t>
+            <w:r>
+              <w:rPr>
+                <w:rFonts w:cstheme="minorHAnsi"/>
+                <w:sz w:val="24"/>
+                <w:szCs w:val="24"/>
+              </w:rPr>
+              <w:t>Cellulosic plant fibers (paper)</w:t>
             </w:r>
           </w:p>
         </w:tc>
@@ -1366,52 +1232,7 @@
                 <w:szCs w:val="24"/>
                 <w:lang w:val="en-US"/>
               </w:rPr>
-              <w:t>Graphite nanoparticles deposited using a graphite</w:t>
-            </w:r>
-            <w:r>
-              <w:rPr>
-                <w:rFonts w:cstheme="minorHAnsi"/>
-                <w:sz w:val="24"/>
-                <w:szCs w:val="24"/>
-                <w:lang w:val="en-US"/>
-              </w:rPr>
-              <w:t xml:space="preserve"> </w:t>
-            </w:r>
-            <w:r>
-              <w:rPr>
-                <w:rFonts w:cstheme="minorHAnsi"/>
-                <w:sz w:val="24"/>
-                <w:szCs w:val="24"/>
-                <w:lang w:val="en-US"/>
-              </w:rPr>
-              <w:t>pencil</w:t>
-            </w:r>
-            <w:r>
-              <w:rPr>
-                <w:rFonts w:cstheme="minorHAnsi"/>
-                <w:sz w:val="24"/>
-                <w:szCs w:val="24"/>
-                <w:lang w:val="en-US"/>
-              </w:rPr>
-              <w:t xml:space="preserve"> (</w:t>
-            </w:r>
-            <w:r>
-              <w:rPr>
-                <w:rFonts w:cstheme="minorHAnsi"/>
-                <w:sz w:val="24"/>
-                <w:szCs w:val="24"/>
-                <w:lang w:val="en-US"/>
-              </w:rPr>
-              <w:t>2H, H, HB, B, 2B</w:t>
-            </w:r>
-            <w:r>
-              <w:rPr>
-                <w:rFonts w:cstheme="minorHAnsi"/>
-                <w:sz w:val="24"/>
-                <w:szCs w:val="24"/>
-                <w:lang w:val="en-US"/>
-              </w:rPr>
-              <w:t>)</w:t>
+              <w:t>Graphite nanoparticles deposited using a graphite pencil (2H, H, HB, B, 2B)</w:t>
             </w:r>
           </w:p>
         </w:tc>
@@ -1436,18 +1257,8 @@
                 <w:sz w:val="24"/>
                 <w:szCs w:val="24"/>
               </w:rPr>
-              <w:t xml:space="preserve">Paper </w:t>
-            </w:r>
-            <w:proofErr w:type="spellStart"/>
-            <w:r>
-              <w:rPr>
-                <w:rFonts w:cstheme="minorHAnsi"/>
-                <w:sz w:val="24"/>
-                <w:szCs w:val="24"/>
-              </w:rPr>
-              <w:t>Thickness</w:t>
-            </w:r>
-            <w:proofErr w:type="spellEnd"/>
+              <w:t>Paper Thickness</w:t>
+            </w:r>
           </w:p>
         </w:tc>
         <w:tc>
@@ -1505,7 +1316,7 @@
     </w:p>
     <w:tbl>
       <w:tblPr>
-        <w:tblStyle w:val="Grilledutableau"/>
+        <w:tblStyle w:val="TableGrid"/>
         <w:tblW w:w="0" w:type="auto"/>
         <w:tblLook w:val="04A0" w:firstRow="1" w:lastRow="0" w:firstColumn="1" w:lastColumn="0" w:noHBand="0" w:noVBand="1"/>
       </w:tblPr>
@@ -1887,7 +1698,7 @@
     </w:p>
     <w:tbl>
       <w:tblPr>
-        <w:tblStyle w:val="Grilledutableau"/>
+        <w:tblStyle w:val="TableGrid"/>
         <w:tblW w:w="0" w:type="auto"/>
         <w:jc w:val="center"/>
         <w:tblLook w:val="04A0" w:firstRow="1" w:lastRow="0" w:firstColumn="1" w:lastColumn="0" w:noHBand="0" w:noVBand="1"/>
@@ -2413,6 +2224,7 @@
           <w:rFonts w:cstheme="minorHAnsi"/>
           <w:b/>
           <w:bCs/>
+          <w:noProof/>
           <w:sz w:val="24"/>
           <w:szCs w:val="24"/>
           <w:lang w:val="en-US"/>
@@ -2489,7 +2301,7 @@
     </w:p>
     <w:tbl>
       <w:tblPr>
-        <w:tblStyle w:val="Grilledutableau"/>
+        <w:tblStyle w:val="TableGrid"/>
         <w:tblW w:w="0" w:type="auto"/>
         <w:tblLook w:val="04A0" w:firstRow="1" w:lastRow="0" w:firstColumn="1" w:lastColumn="0" w:noHBand="0" w:noVBand="1"/>
       </w:tblPr>
@@ -3108,7 +2920,7 @@
     </w:p>
     <w:p>
       <w:pPr>
-        <w:pStyle w:val="Paragraphedeliste"/>
+        <w:pStyle w:val="ListParagraph"/>
         <w:numPr>
           <w:ilvl w:val="0"/>
           <w:numId w:val="1"/>
@@ -3413,7 +3225,7 @@
     </w:p>
     <w:p>
       <w:pPr>
-        <w:pStyle w:val="Paragraphedeliste"/>
+        <w:pStyle w:val="ListParagraph"/>
         <w:numPr>
           <w:ilvl w:val="0"/>
           <w:numId w:val="1"/>
@@ -3490,16 +3302,7 @@
           <w:szCs w:val="24"/>
           <w:lang w:val="en-US"/>
         </w:rPr>
-        <w:t xml:space="preserve"> </w:t>
-      </w:r>
-      <w:r>
-        <w:rPr>
-          <w:rFonts w:cstheme="minorHAnsi"/>
-          <w:sz w:val="24"/>
-          <w:szCs w:val="24"/>
-          <w:lang w:val="en-US"/>
-        </w:rPr>
-        <w:t>f</w:t>
+        <w:t xml:space="preserve"> f</w:t>
       </w:r>
       <w:r>
         <w:rPr>
@@ -3712,37 +3515,13 @@
             <w:szCs w:val="24"/>
             <w:lang w:val="en-US"/>
           </w:rPr>
-          <m:t>=1</m:t>
-        </m:r>
-        <m:r>
-          <m:rPr>
-            <m:sty m:val="p"/>
-          </m:rPr>
-          <w:rPr>
-            <w:rFonts w:ascii="Cambria Math" w:hAnsi="Cambria Math" w:cstheme="minorHAnsi"/>
-            <w:sz w:val="24"/>
-            <w:szCs w:val="24"/>
-            <w:lang w:val="en-US"/>
-          </w:rPr>
-          <m:t>.</m:t>
-        </m:r>
-        <m:r>
-          <m:rPr>
-            <m:sty m:val="p"/>
-          </m:rPr>
-          <w:rPr>
-            <w:rFonts w:ascii="Cambria Math" w:hAnsi="Cambria Math" w:cstheme="minorHAnsi"/>
-            <w:sz w:val="24"/>
-            <w:szCs w:val="24"/>
-            <w:lang w:val="en-US"/>
-          </w:rPr>
-          <m:t>6 Hz</m:t>
+          <m:t>=1.6 Hz</m:t>
         </m:r>
       </m:oMath>
     </w:p>
     <w:p>
       <w:pPr>
-        <w:pStyle w:val="Paragraphedeliste"/>
+        <w:pStyle w:val="ListParagraph"/>
         <w:numPr>
           <w:ilvl w:val="0"/>
           <w:numId w:val="1"/>
@@ -4175,7 +3954,7 @@
     </w:p>
     <w:p>
       <w:pPr>
-        <w:pStyle w:val="Paragraphedeliste"/>
+        <w:pStyle w:val="ListParagraph"/>
         <w:spacing w:line="276" w:lineRule="auto"/>
         <w:jc w:val="both"/>
         <w:rPr>
@@ -4872,92 +4651,6 @@
           <w:lang w:val="en-US"/>
         </w:rPr>
       </w:pPr>
-      <w:r>
-        <w:rPr>
-          <w:rFonts w:cstheme="minorHAnsi"/>
-          <w:sz w:val="24"/>
-          <w:szCs w:val="24"/>
-          <w:lang w:val="en-US"/>
-        </w:rPr>
-        <w:lastRenderedPageBreak/>
-        <w:tab/>
-      </w:r>
-    </w:p>
-    <w:p>
-      <w:pPr>
-        <w:spacing w:line="276" w:lineRule="auto"/>
-        <w:rPr>
-          <w:rFonts w:cstheme="minorHAnsi"/>
-          <w:sz w:val="24"/>
-          <w:szCs w:val="24"/>
-          <w:lang w:val="en-US"/>
-        </w:rPr>
-      </w:pPr>
-      <w:r>
-        <w:rPr>
-          <w:rFonts w:cstheme="minorHAnsi"/>
-          <w:sz w:val="24"/>
-          <w:szCs w:val="24"/>
-          <w:lang w:val="en-US"/>
-        </w:rPr>
-        <w:tab/>
-      </w:r>
-    </w:p>
-    <w:p>
-      <w:pPr>
-        <w:spacing w:line="276" w:lineRule="auto"/>
-        <w:rPr>
-          <w:rFonts w:cstheme="minorHAnsi"/>
-          <w:sz w:val="24"/>
-          <w:szCs w:val="24"/>
-          <w:lang w:val="en-US"/>
-        </w:rPr>
-      </w:pPr>
-      <w:r>
-        <w:rPr>
-          <w:rFonts w:cstheme="minorHAnsi"/>
-          <w:sz w:val="24"/>
-          <w:szCs w:val="24"/>
-          <w:lang w:val="en-US"/>
-        </w:rPr>
-        <w:tab/>
-      </w:r>
-      <w:r>
-        <w:rPr>
-          <w:rFonts w:cstheme="minorHAnsi"/>
-          <w:sz w:val="24"/>
-          <w:szCs w:val="24"/>
-          <w:lang w:val="en-US"/>
-        </w:rPr>
-        <w:br/>
-      </w:r>
-      <w:r>
-        <w:rPr>
-          <w:rFonts w:cstheme="minorHAnsi"/>
-          <w:sz w:val="24"/>
-          <w:szCs w:val="24"/>
-          <w:lang w:val="en-US"/>
-        </w:rPr>
-        <w:br/>
-      </w:r>
-      <w:r>
-        <w:rPr>
-          <w:rFonts w:cstheme="minorHAnsi"/>
-          <w:sz w:val="24"/>
-          <w:szCs w:val="24"/>
-          <w:lang w:val="en-US"/>
-        </w:rPr>
-        <w:br/>
-      </w:r>
-      <w:r>
-        <w:rPr>
-          <w:rFonts w:cstheme="minorHAnsi"/>
-          <w:sz w:val="24"/>
-          <w:szCs w:val="24"/>
-          <w:lang w:val="en-US"/>
-        </w:rPr>
-        <w:br/>
-      </w:r>
     </w:p>
     <w:sectPr>
       <w:pgSz w:w="11906" w:h="16838"/>
@@ -5007,7 +4700,7 @@
     <w:sdtContent>
       <w:p>
         <w:pPr>
-          <w:pStyle w:val="Pieddepage"/>
+          <w:pStyle w:val="Footer"/>
           <w:jc w:val="right"/>
         </w:pPr>
         <w:r>
@@ -5030,7 +4723,7 @@
   </w:sdt>
   <w:p>
     <w:pPr>
-      <w:pStyle w:val="Pieddepage"/>
+      <w:pStyle w:val="Footer"/>
     </w:pPr>
   </w:p>
 </w:ftr>
@@ -5049,7 +4742,7 @@
     <w:sdtContent>
       <w:p>
         <w:pPr>
-          <w:pStyle w:val="Pieddepage"/>
+          <w:pStyle w:val="Footer"/>
           <w:jc w:val="right"/>
         </w:pPr>
         <w:r>
@@ -5072,7 +4765,7 @@
   </w:sdt>
   <w:p>
     <w:pPr>
-      <w:pStyle w:val="Pieddepage"/>
+      <w:pStyle w:val="Footer"/>
     </w:pPr>
   </w:p>
 </w:ftr>
@@ -5107,7 +4800,7 @@
 <w:hdr xmlns:wpc="http://schemas.microsoft.com/office/word/2010/wordprocessingCanvas" xmlns:cx="http://schemas.microsoft.com/office/drawing/2014/chartex" xmlns:cx1="http://schemas.microsoft.com/office/drawing/2015/9/8/chartex" xmlns:cx2="http://schemas.microsoft.com/office/drawing/2015/10/21/chartex" xmlns:cx3="http://schemas.microsoft.com/office/drawing/2016/5/9/chartex" xmlns:cx4="http://schemas.microsoft.com/office/drawing/2016/5/10/chartex" xmlns:cx5="http://schemas.microsoft.com/office/drawing/2016/5/11/chartex" xmlns:cx6="http://schemas.microsoft.com/office/drawing/2016/5/12/chartex" xmlns:cx7="http://schemas.microsoft.com/office/drawing/2016/5/13/chartex" xmlns:cx8="http://schemas.microsoft.com/office/drawing/2016/5/14/chartex" xmlns:mc="http://schemas.openxmlformats.org/markup-compatibility/2006" xmlns:aink="http://schemas.microsoft.com/office/drawing/2016/ink" xmlns:am3d="http://schemas.microsoft.com/office/drawing/2017/model3d" xmlns:o="urn:schemas-microsoft-com:office:office" xmlns:oel="http://schemas.microsoft.com/office/2019/extlst" xmlns:r="http://schemas.openxmlformats.org/officeDocument/2006/relationships" xmlns:m="http://schemas.openxmlformats.org/officeDocument/2006/math" xmlns:v="urn:schemas-microsoft-com:vml" xmlns:wp14="http://schemas.microsoft.com/office/word/2010/wordprocessingDrawing" xmlns:wp="http://schemas.openxmlformats.org/drawingml/2006/wordprocessingDrawing" xmlns:w10="urn:schemas-microsoft-com:office:word" xmlns:w="http://schemas.openxmlformats.org/wordprocessingml/2006/main" xmlns:w14="http://schemas.microsoft.com/office/word/2010/wordml" xmlns:w15="http://schemas.microsoft.com/office/word/2012/wordml" xmlns:w16cex="http://schemas.microsoft.com/office/word/2018/wordml/cex" xmlns:w16cid="http://schemas.microsoft.com/office/word/2016/wordml/cid" xmlns:w16="http://schemas.microsoft.com/office/word/2018/wordml" xmlns:w16du="http://schemas.microsoft.com/office/word/2023/wordml/word16du" xmlns:w16sdtdh="http://schemas.microsoft.com/office/word/2020/wordml/sdtdatahash" xmlns:w16sdtfl="http://schemas.microsoft.com/office/word/2024/wordml/sdtformatlock" xmlns:w16se="http://schemas.microsoft.com/office/word/2015/wordml/symex" xmlns:wpg="http://schemas.microsoft.com/office/word/2010/wordprocessingGroup" xmlns:wpi="http://schemas.microsoft.com/office/word/2010/wordprocessingInk" xmlns:wne="http://schemas.microsoft.com/office/word/2006/wordml" xmlns:wps="http://schemas.microsoft.com/office/word/2010/wordprocessingShape" mc:Ignorable="w14 w15 w16se w16cid w16 w16cex w16sdtdh w16sdtfl w16du wp14">
   <w:p>
     <w:pPr>
-      <w:pStyle w:val="En-tte"/>
+      <w:pStyle w:val="Header"/>
       <w:jc w:val="right"/>
       <w:rPr>
         <w:lang w:val="en-US"/>
@@ -5189,7 +4882,7 @@
   </w:p>
   <w:p>
     <w:pPr>
-      <w:pStyle w:val="En-tte"/>
+      <w:pStyle w:val="Header"/>
       <w:jc w:val="right"/>
       <w:rPr>
         <w:lang w:val="en-US"/>
@@ -5204,7 +4897,7 @@
   </w:p>
   <w:p>
     <w:pPr>
-      <w:pStyle w:val="En-tte"/>
+      <w:pStyle w:val="Header"/>
       <w:jc w:val="right"/>
     </w:pPr>
     <w:r>
@@ -5213,7 +4906,7 @@
   </w:p>
   <w:p>
     <w:pPr>
-      <w:pStyle w:val="En-tte"/>
+      <w:pStyle w:val="Header"/>
     </w:pPr>
   </w:p>
 </w:hdr>
@@ -5223,7 +4916,7 @@
 <w:hdr xmlns:wpc="http://schemas.microsoft.com/office/word/2010/wordprocessingCanvas" xmlns:cx="http://schemas.microsoft.com/office/drawing/2014/chartex" xmlns:cx1="http://schemas.microsoft.com/office/drawing/2015/9/8/chartex" xmlns:cx2="http://schemas.microsoft.com/office/drawing/2015/10/21/chartex" xmlns:cx3="http://schemas.microsoft.com/office/drawing/2016/5/9/chartex" xmlns:cx4="http://schemas.microsoft.com/office/drawing/2016/5/10/chartex" xmlns:cx5="http://schemas.microsoft.com/office/drawing/2016/5/11/chartex" xmlns:cx6="http://schemas.microsoft.com/office/drawing/2016/5/12/chartex" xmlns:cx7="http://schemas.microsoft.com/office/drawing/2016/5/13/chartex" xmlns:cx8="http://schemas.microsoft.com/office/drawing/2016/5/14/chartex" xmlns:mc="http://schemas.openxmlformats.org/markup-compatibility/2006" xmlns:aink="http://schemas.microsoft.com/office/drawing/2016/ink" xmlns:am3d="http://schemas.microsoft.com/office/drawing/2017/model3d" xmlns:o="urn:schemas-microsoft-com:office:office" xmlns:oel="http://schemas.microsoft.com/office/2019/extlst" xmlns:r="http://schemas.openxmlformats.org/officeDocument/2006/relationships" xmlns:m="http://schemas.openxmlformats.org/officeDocument/2006/math" xmlns:v="urn:schemas-microsoft-com:vml" xmlns:wp14="http://schemas.microsoft.com/office/word/2010/wordprocessingDrawing" xmlns:wp="http://schemas.openxmlformats.org/drawingml/2006/wordprocessingDrawing" xmlns:w10="urn:schemas-microsoft-com:office:word" xmlns:w="http://schemas.openxmlformats.org/wordprocessingml/2006/main" xmlns:w14="http://schemas.microsoft.com/office/word/2010/wordml" xmlns:w15="http://schemas.microsoft.com/office/word/2012/wordml" xmlns:w16cex="http://schemas.microsoft.com/office/word/2018/wordml/cex" xmlns:w16cid="http://schemas.microsoft.com/office/word/2016/wordml/cid" xmlns:w16="http://schemas.microsoft.com/office/word/2018/wordml" xmlns:w16du="http://schemas.microsoft.com/office/word/2023/wordml/word16du" xmlns:w16sdtdh="http://schemas.microsoft.com/office/word/2020/wordml/sdtdatahash" xmlns:w16sdtfl="http://schemas.microsoft.com/office/word/2024/wordml/sdtformatlock" xmlns:w16se="http://schemas.microsoft.com/office/word/2015/wordml/symex" xmlns:wpg="http://schemas.microsoft.com/office/word/2010/wordprocessingGroup" xmlns:wpi="http://schemas.microsoft.com/office/word/2010/wordprocessingInk" xmlns:wne="http://schemas.microsoft.com/office/word/2006/wordml" xmlns:wps="http://schemas.microsoft.com/office/word/2010/wordprocessingShape" mc:Ignorable="w14 w15 w16se w16cid w16 w16cex w16sdtdh w16sdtfl w16du wp14">
   <w:p>
     <w:pPr>
-      <w:pStyle w:val="En-tte"/>
+      <w:pStyle w:val="Header"/>
       <w:jc w:val="right"/>
       <w:rPr>
         <w:lang w:val="en-US"/>
@@ -5305,7 +4998,7 @@
   </w:p>
   <w:p>
     <w:pPr>
-      <w:pStyle w:val="En-tte"/>
+      <w:pStyle w:val="Header"/>
       <w:jc w:val="right"/>
       <w:rPr>
         <w:lang w:val="en-US"/>
@@ -5320,7 +5013,7 @@
   </w:p>
   <w:p>
     <w:pPr>
-      <w:pStyle w:val="En-tte"/>
+      <w:pStyle w:val="Header"/>
       <w:jc w:val="right"/>
     </w:pPr>
     <w:r>
@@ -5329,7 +5022,7 @@
   </w:p>
   <w:p>
     <w:pPr>
-      <w:pStyle w:val="En-tte"/>
+      <w:pStyle w:val="Header"/>
     </w:pPr>
   </w:p>
 </w:hdr>
@@ -6007,12 +5700,13 @@
     <w:qFormat/>
     <w:rsid w:val="00F9126D"/>
   </w:style>
-  <w:style w:type="character" w:default="1" w:styleId="Policepardfaut">
+  <w:style w:type="character" w:default="1" w:styleId="DefaultParagraphFont">
     <w:name w:val="Default Paragraph Font"/>
     <w:uiPriority w:val="1"/>
+    <w:semiHidden/>
     <w:unhideWhenUsed/>
   </w:style>
-  <w:style w:type="table" w:default="1" w:styleId="TableauNormal">
+  <w:style w:type="table" w:default="1" w:styleId="TableNormal">
     <w:name w:val="Normal Table"/>
     <w:uiPriority w:val="99"/>
     <w:semiHidden/>
@@ -6027,16 +5721,16 @@
       </w:tblCellMar>
     </w:tblPr>
   </w:style>
-  <w:style w:type="numbering" w:default="1" w:styleId="Aucuneliste">
+  <w:style w:type="numbering" w:default="1" w:styleId="NoList">
     <w:name w:val="No List"/>
     <w:uiPriority w:val="99"/>
     <w:semiHidden/>
     <w:unhideWhenUsed/>
   </w:style>
-  <w:style w:type="paragraph" w:styleId="En-tte">
+  <w:style w:type="paragraph" w:styleId="Header">
     <w:name w:val="header"/>
     <w:basedOn w:val="Normal"/>
-    <w:link w:val="En-tteCar"/>
+    <w:link w:val="HeaderChar"/>
     <w:uiPriority w:val="99"/>
     <w:unhideWhenUsed/>
     <w:rsid w:val="00AB5DB2"/>
@@ -6048,17 +5742,17 @@
       <w:spacing w:after="0" w:line="240" w:lineRule="auto"/>
     </w:pPr>
   </w:style>
-  <w:style w:type="character" w:customStyle="1" w:styleId="En-tteCar">
-    <w:name w:val="En-tête Car"/>
-    <w:basedOn w:val="Policepardfaut"/>
-    <w:link w:val="En-tte"/>
+  <w:style w:type="character" w:customStyle="1" w:styleId="HeaderChar">
+    <w:name w:val="Header Char"/>
+    <w:basedOn w:val="DefaultParagraphFont"/>
+    <w:link w:val="Header"/>
     <w:uiPriority w:val="99"/>
     <w:rsid w:val="00AB5DB2"/>
   </w:style>
-  <w:style w:type="paragraph" w:styleId="Pieddepage">
+  <w:style w:type="paragraph" w:styleId="Footer">
     <w:name w:val="footer"/>
     <w:basedOn w:val="Normal"/>
-    <w:link w:val="PieddepageCar"/>
+    <w:link w:val="FooterChar"/>
     <w:uiPriority w:val="99"/>
     <w:unhideWhenUsed/>
     <w:rsid w:val="00AB5DB2"/>
@@ -6070,14 +5764,14 @@
       <w:spacing w:after="0" w:line="240" w:lineRule="auto"/>
     </w:pPr>
   </w:style>
-  <w:style w:type="character" w:customStyle="1" w:styleId="PieddepageCar">
-    <w:name w:val="Pied de page Car"/>
-    <w:basedOn w:val="Policepardfaut"/>
-    <w:link w:val="Pieddepage"/>
+  <w:style w:type="character" w:customStyle="1" w:styleId="FooterChar">
+    <w:name w:val="Footer Char"/>
+    <w:basedOn w:val="DefaultParagraphFont"/>
+    <w:link w:val="Footer"/>
     <w:uiPriority w:val="99"/>
     <w:rsid w:val="00AB5DB2"/>
   </w:style>
-  <w:style w:type="paragraph" w:styleId="Paragraphedeliste">
+  <w:style w:type="paragraph" w:styleId="ListParagraph">
     <w:name w:val="List Paragraph"/>
     <w:basedOn w:val="Normal"/>
     <w:uiPriority w:val="34"/>
@@ -6088,9 +5782,9 @@
       <w:contextualSpacing/>
     </w:pPr>
   </w:style>
-  <w:style w:type="table" w:styleId="Grilledutableau">
+  <w:style w:type="table" w:styleId="TableGrid">
     <w:name w:val="Table Grid"/>
-    <w:basedOn w:val="TableauNormal"/>
+    <w:basedOn w:val="TableNormal"/>
     <w:uiPriority w:val="39"/>
     <w:rsid w:val="006E1444"/>
     <w:pPr>
@@ -6107,17 +5801,17 @@
       </w:tblBorders>
     </w:tblPr>
   </w:style>
-  <w:style w:type="character" w:styleId="Numrodeligne">
+  <w:style w:type="character" w:styleId="LineNumber">
     <w:name w:val="line number"/>
-    <w:basedOn w:val="Policepardfaut"/>
+    <w:basedOn w:val="DefaultParagraphFont"/>
     <w:uiPriority w:val="99"/>
     <w:semiHidden/>
     <w:unhideWhenUsed/>
     <w:rsid w:val="00EC0412"/>
   </w:style>
-  <w:style w:type="character" w:styleId="Textedelespacerserv">
+  <w:style w:type="character" w:styleId="PlaceholderText">
     <w:name w:val="Placeholder Text"/>
-    <w:basedOn w:val="Policepardfaut"/>
+    <w:basedOn w:val="DefaultParagraphFont"/>
     <w:uiPriority w:val="99"/>
     <w:semiHidden/>
     <w:rsid w:val="00881E42"/>

--- a/Datasheet/Datasheet_graphit_sensor.docx
+++ b/Datasheet/Datasheet_graphit_sensor.docx
@@ -144,7 +144,7 @@
           <w:lang w:val="en-US"/>
         </w:rPr>
         <w:drawing>
-          <wp:anchor distT="0" distB="0" distL="114300" distR="114300" simplePos="0" relativeHeight="251658240" behindDoc="1" locked="0" layoutInCell="1" allowOverlap="1" wp14:anchorId="640C564E" wp14:editId="534E1F80">
+          <wp:anchor distT="0" distB="0" distL="114300" distR="114300" simplePos="0" relativeHeight="251658240" behindDoc="1" locked="0" layoutInCell="1" allowOverlap="1" wp14:anchorId="640C564E" wp14:editId="03C906A5">
             <wp:simplePos x="0" y="0"/>
             <wp:positionH relativeFrom="margin">
               <wp:posOffset>3668395</wp:posOffset>
@@ -470,7 +470,7 @@
           <w:lang w:val="en-US"/>
         </w:rPr>
         <w:drawing>
-          <wp:anchor distT="0" distB="0" distL="114300" distR="114300" simplePos="0" relativeHeight="251660288" behindDoc="1" locked="0" layoutInCell="1" allowOverlap="1" wp14:anchorId="4CE9B161" wp14:editId="3F12E7A9">
+          <wp:anchor distT="0" distB="0" distL="114300" distR="114300" simplePos="0" relativeHeight="251660288" behindDoc="1" locked="0" layoutInCell="1" allowOverlap="1" wp14:anchorId="4CE9B161" wp14:editId="00276E8F">
             <wp:simplePos x="0" y="0"/>
             <wp:positionH relativeFrom="margin">
               <wp:align>right</wp:align>
@@ -4144,7 +4144,34 @@
           <w:szCs w:val="24"/>
           <w:lang w:val="en-US"/>
         </w:rPr>
-        <w:t xml:space="preserve">The resistance obtained from graphite sensor: </w:t>
+        <w:t>The resistance obtained from graphite sensor</w:t>
+      </w:r>
+      <w:r>
+        <w:rPr>
+          <w:rFonts w:cstheme="minorHAnsi"/>
+          <w:sz w:val="24"/>
+          <w:szCs w:val="24"/>
+          <w:lang w:val="en-US"/>
+        </w:rPr>
+        <w:t xml:space="preserve"> </w:t>
+      </w:r>
+      <w:r>
+        <w:rPr>
+          <w:rFonts w:cstheme="minorHAnsi"/>
+          <w:sz w:val="24"/>
+          <w:szCs w:val="24"/>
+          <w:lang w:val="en-US"/>
+        </w:rPr>
+        <w:t>depends on the potentiometer's resistance</w:t>
+      </w:r>
+      <w:r>
+        <w:rPr>
+          <w:rFonts w:cstheme="minorHAnsi"/>
+          <w:sz w:val="24"/>
+          <w:szCs w:val="24"/>
+          <w:lang w:val="en-US"/>
+        </w:rPr>
+        <w:t xml:space="preserve">: </w:t>
       </w:r>
     </w:p>
     <w:p>
@@ -4339,7 +4366,7 @@
                           <w:szCs w:val="24"/>
                           <w:lang w:val="en-US"/>
                         </w:rPr>
-                        <m:t>2</m:t>
+                        <m:t>pot</m:t>
                       </m:r>
                     </m:sub>
                   </m:sSub>
@@ -4646,6 +4673,33 @@
         <w:spacing w:line="276" w:lineRule="auto"/>
         <w:rPr>
           <w:rFonts w:cstheme="minorHAnsi"/>
+          <w:b/>
+          <w:bCs/>
+          <w:sz w:val="24"/>
+          <w:szCs w:val="24"/>
+          <w:lang w:val="en-US"/>
+        </w:rPr>
+      </w:pPr>
+      <w:r>
+        <w:rPr>
+          <w:rFonts w:cstheme="minorHAnsi"/>
+          <w:b/>
+          <w:bCs/>
+          <w:sz w:val="24"/>
+          <w:szCs w:val="24"/>
+          <w:lang w:val="en-US"/>
+        </w:rPr>
+        <w:lastRenderedPageBreak/>
+        <w:t>Simulation électronique du capteur</w:t>
+      </w:r>
+    </w:p>
+    <w:p>
+      <w:pPr>
+        <w:spacing w:line="276" w:lineRule="auto"/>
+        <w:rPr>
+          <w:rFonts w:cstheme="minorHAnsi"/>
+          <w:b/>
+          <w:bCs/>
           <w:sz w:val="24"/>
           <w:szCs w:val="24"/>
           <w:lang w:val="en-US"/>
@@ -5703,7 +5757,6 @@
   <w:style w:type="character" w:default="1" w:styleId="DefaultParagraphFont">
     <w:name w:val="Default Paragraph Font"/>
     <w:uiPriority w:val="1"/>
-    <w:semiHidden/>
     <w:unhideWhenUsed/>
   </w:style>
   <w:style w:type="table" w:default="1" w:styleId="TableNormal">

--- a/Datasheet/Datasheet_graphit_sensor.docx
+++ b/Datasheet/Datasheet_graphit_sensor.docx
@@ -144,7 +144,7 @@
           <w:lang w:val="en-US"/>
         </w:rPr>
         <w:drawing>
-          <wp:anchor distT="0" distB="0" distL="114300" distR="114300" simplePos="0" relativeHeight="251658240" behindDoc="1" locked="0" layoutInCell="1" allowOverlap="1" wp14:anchorId="640C564E" wp14:editId="03C906A5">
+          <wp:anchor distT="0" distB="0" distL="114300" distR="114300" simplePos="0" relativeHeight="251658240" behindDoc="1" locked="0" layoutInCell="1" allowOverlap="1" wp14:anchorId="640C564E" wp14:editId="29E947B0">
             <wp:simplePos x="0" y="0"/>
             <wp:positionH relativeFrom="margin">
               <wp:posOffset>3668395</wp:posOffset>
@@ -470,7 +470,7 @@
           <w:lang w:val="en-US"/>
         </w:rPr>
         <w:drawing>
-          <wp:anchor distT="0" distB="0" distL="114300" distR="114300" simplePos="0" relativeHeight="251660288" behindDoc="1" locked="0" layoutInCell="1" allowOverlap="1" wp14:anchorId="4CE9B161" wp14:editId="00276E8F">
+          <wp:anchor distT="0" distB="0" distL="114300" distR="114300" simplePos="0" relativeHeight="251660288" behindDoc="1" locked="0" layoutInCell="1" allowOverlap="1" wp14:anchorId="4CE9B161" wp14:editId="5589FE2F">
             <wp:simplePos x="0" y="0"/>
             <wp:positionH relativeFrom="margin">
               <wp:align>right</wp:align>
@@ -4677,7 +4677,6 @@
           <w:bCs/>
           <w:sz w:val="24"/>
           <w:szCs w:val="24"/>
-          <w:lang w:val="en-US"/>
         </w:rPr>
       </w:pPr>
       <w:r>
@@ -4687,7 +4686,6 @@
           <w:bCs/>
           <w:sz w:val="24"/>
           <w:szCs w:val="24"/>
-          <w:lang w:val="en-US"/>
         </w:rPr>
         <w:lastRenderedPageBreak/>
         <w:t>Simulation électronique du capteur</w:t>
@@ -4696,15 +4694,1223 @@
     <w:p>
       <w:pPr>
         <w:spacing w:line="276" w:lineRule="auto"/>
+        <w:jc w:val="both"/>
         <w:rPr>
           <w:rFonts w:cstheme="minorHAnsi"/>
           <w:b/>
           <w:bCs/>
           <w:sz w:val="24"/>
           <w:szCs w:val="24"/>
-          <w:lang w:val="en-US"/>
-        </w:rPr>
-      </w:pPr>
+        </w:rPr>
+      </w:pPr>
+      <w:r>
+        <w:rPr>
+          <w:rFonts w:cstheme="minorHAnsi"/>
+          <w:b/>
+          <w:bCs/>
+          <w:sz w:val="24"/>
+          <w:szCs w:val="24"/>
+        </w:rPr>
+        <w:t xml:space="preserve">Fonctionnalité de condition nominale : </w:t>
+      </w:r>
+    </w:p>
+    <w:p>
+      <w:pPr>
+        <w:spacing w:line="276" w:lineRule="auto"/>
+        <w:jc w:val="both"/>
+        <w:rPr>
+          <w:rFonts w:cstheme="minorHAnsi"/>
+          <w:b/>
+          <w:bCs/>
+          <w:sz w:val="24"/>
+          <w:szCs w:val="24"/>
+        </w:rPr>
+      </w:pPr>
+      <w:r>
+        <w:rPr>
+          <w:rFonts w:ascii="Arial" w:hAnsi="Arial" w:cs="Arial"/>
+          <w:noProof/>
+          <w:color w:val="000000"/>
+          <w:bdr w:val="none" w:sz="0" w:space="0" w:color="auto" w:frame="1"/>
+        </w:rPr>
+        <w:drawing>
+          <wp:inline distT="0" distB="0" distL="0" distR="0" wp14:anchorId="59A8958E" wp14:editId="337E4EA4">
+            <wp:extent cx="5734050" cy="2009775"/>
+            <wp:effectExtent l="0" t="0" r="0" b="9525"/>
+            <wp:docPr id="590061366" name="Picture 1"/>
+            <wp:cNvGraphicFramePr>
+              <a:graphicFrameLocks xmlns:a="http://schemas.openxmlformats.org/drawingml/2006/main" noChangeAspect="1"/>
+            </wp:cNvGraphicFramePr>
+            <a:graphic xmlns:a="http://schemas.openxmlformats.org/drawingml/2006/main">
+              <a:graphicData uri="http://schemas.openxmlformats.org/drawingml/2006/picture">
+                <pic:pic xmlns:pic="http://schemas.openxmlformats.org/drawingml/2006/picture">
+                  <pic:nvPicPr>
+                    <pic:cNvPr id="0" name="Picture 1"/>
+                    <pic:cNvPicPr>
+                      <a:picLocks noChangeAspect="1" noChangeArrowheads="1"/>
+                    </pic:cNvPicPr>
+                  </pic:nvPicPr>
+                  <pic:blipFill>
+                    <a:blip r:embed="rId16">
+                      <a:extLst>
+                        <a:ext uri="{28A0092B-C50C-407E-A947-70E740481C1C}">
+                          <a14:useLocalDpi xmlns:a14="http://schemas.microsoft.com/office/drawing/2010/main" val="0"/>
+                        </a:ext>
+                      </a:extLst>
+                    </a:blip>
+                    <a:srcRect/>
+                    <a:stretch>
+                      <a:fillRect/>
+                    </a:stretch>
+                  </pic:blipFill>
+                  <pic:spPr bwMode="auto">
+                    <a:xfrm>
+                      <a:off x="0" y="0"/>
+                      <a:ext cx="5734050" cy="2009775"/>
+                    </a:xfrm>
+                    <a:prstGeom prst="rect">
+                      <a:avLst/>
+                    </a:prstGeom>
+                    <a:noFill/>
+                    <a:ln>
+                      <a:noFill/>
+                    </a:ln>
+                  </pic:spPr>
+                </pic:pic>
+              </a:graphicData>
+            </a:graphic>
+          </wp:inline>
+        </w:drawing>
+      </w:r>
+    </w:p>
+    <w:p>
+      <w:pPr>
+        <w:spacing w:line="276" w:lineRule="auto"/>
+        <w:jc w:val="both"/>
+        <w:rPr>
+          <w:rFonts w:cstheme="minorHAnsi"/>
+          <w:sz w:val="24"/>
+          <w:szCs w:val="24"/>
+        </w:rPr>
+      </w:pPr>
+      <w:r>
+        <w:rPr>
+          <w:rFonts w:cstheme="minorHAnsi"/>
+          <w:sz w:val="24"/>
+          <w:szCs w:val="24"/>
+        </w:rPr>
+        <w:t>Le courant d’entrée I</w:t>
+      </w:r>
+      <w:r>
+        <w:rPr>
+          <w:rFonts w:cstheme="minorHAnsi"/>
+          <w:sz w:val="24"/>
+          <w:szCs w:val="24"/>
+          <w:vertAlign w:val="subscript"/>
+        </w:rPr>
+        <w:t>sens</w:t>
+      </w:r>
+      <w:r>
+        <w:rPr>
+          <w:rFonts w:cstheme="minorHAnsi"/>
+          <w:sz w:val="24"/>
+          <w:szCs w:val="24"/>
+        </w:rPr>
+        <w:t xml:space="preserve"> varie e</w:t>
+      </w:r>
+      <w:r>
+        <w:rPr>
+          <w:rFonts w:cstheme="minorHAnsi"/>
+          <w:sz w:val="24"/>
+          <w:szCs w:val="24"/>
+        </w:rPr>
+        <w:t>ntre 50 nA et 100 nA, ce qui entraîne une variation de la tension V</w:t>
+      </w:r>
+      <w:r>
+        <w:rPr>
+          <w:rFonts w:cstheme="minorHAnsi"/>
+          <w:sz w:val="24"/>
+          <w:szCs w:val="24"/>
+          <w:vertAlign w:val="subscript"/>
+        </w:rPr>
+        <w:t>ep</w:t>
+      </w:r>
+      <w:r>
+        <w:rPr>
+          <w:rFonts w:cstheme="minorHAnsi"/>
+          <w:sz w:val="24"/>
+          <w:szCs w:val="24"/>
+        </w:rPr>
+        <w:t xml:space="preserve"> appliquée à l’entrée non-inverseur </w:t>
+      </w:r>
+      <w:r>
+        <w:rPr>
+          <w:rFonts w:cstheme="minorHAnsi"/>
+          <w:sz w:val="24"/>
+          <w:szCs w:val="24"/>
+        </w:rPr>
+        <w:t>V</w:t>
+      </w:r>
+      <w:r>
+        <w:rPr>
+          <w:rFonts w:cstheme="minorHAnsi"/>
+          <w:sz w:val="24"/>
+          <w:szCs w:val="24"/>
+          <w:vertAlign w:val="subscript"/>
+        </w:rPr>
+        <w:t>+</w:t>
+      </w:r>
+      <w:r>
+        <w:rPr>
+          <w:rFonts w:cstheme="minorHAnsi"/>
+          <w:sz w:val="24"/>
+          <w:szCs w:val="24"/>
+        </w:rPr>
+        <w:t xml:space="preserve"> du LTC1050, entre 5 mV et 10 mV.</w:t>
+      </w:r>
+    </w:p>
+    <w:p>
+      <w:pPr>
+        <w:spacing w:line="276" w:lineRule="auto"/>
+        <w:jc w:val="both"/>
+        <w:rPr>
+          <w:rFonts w:cstheme="minorHAnsi"/>
+          <w:sz w:val="24"/>
+          <w:szCs w:val="24"/>
+        </w:rPr>
+      </w:pPr>
+      <w:r>
+        <w:rPr>
+          <w:rFonts w:cstheme="minorHAnsi"/>
+          <w:sz w:val="24"/>
+          <w:szCs w:val="24"/>
+        </w:rPr>
+        <w:t>Le gain de l’amplificateur du LTC1050 est défini par : G = 1 + R</w:t>
+      </w:r>
+      <w:r>
+        <w:rPr>
+          <w:rFonts w:cstheme="minorHAnsi"/>
+          <w:sz w:val="24"/>
+          <w:szCs w:val="24"/>
+          <w:vertAlign w:val="subscript"/>
+        </w:rPr>
+        <w:t>3</w:t>
+      </w:r>
+      <w:r>
+        <w:rPr>
+          <w:rFonts w:cstheme="minorHAnsi"/>
+          <w:sz w:val="24"/>
+          <w:szCs w:val="24"/>
+        </w:rPr>
+        <w:t>/R</w:t>
+      </w:r>
+      <w:r>
+        <w:rPr>
+          <w:rFonts w:cstheme="minorHAnsi"/>
+          <w:sz w:val="24"/>
+          <w:szCs w:val="24"/>
+          <w:vertAlign w:val="subscript"/>
+        </w:rPr>
+        <w:t>2</w:t>
+      </w:r>
+      <w:r>
+        <w:rPr>
+          <w:rFonts w:cstheme="minorHAnsi"/>
+          <w:sz w:val="24"/>
+          <w:szCs w:val="24"/>
+        </w:rPr>
+        <w:t xml:space="preserve"> = 101.</w:t>
+      </w:r>
+    </w:p>
+    <w:p>
+      <w:pPr>
+        <w:spacing w:line="276" w:lineRule="auto"/>
+        <w:jc w:val="both"/>
+        <w:rPr>
+          <w:rFonts w:cstheme="minorHAnsi"/>
+          <w:sz w:val="24"/>
+          <w:szCs w:val="24"/>
+        </w:rPr>
+      </w:pPr>
+      <w:r>
+        <w:rPr>
+          <w:rFonts w:cstheme="minorHAnsi"/>
+          <w:sz w:val="24"/>
+          <w:szCs w:val="24"/>
+        </w:rPr>
+        <w:t xml:space="preserve">Par conséquent, la valeur de la tension de sortie </w:t>
+      </w:r>
+      <w:r>
+        <w:rPr>
+          <w:rFonts w:cstheme="minorHAnsi"/>
+          <w:sz w:val="24"/>
+          <w:szCs w:val="24"/>
+        </w:rPr>
+        <w:t>du LTC1050 est variée</w:t>
+      </w:r>
+      <w:r>
+        <w:rPr>
+          <w:rFonts w:cstheme="minorHAnsi"/>
+          <w:sz w:val="24"/>
+          <w:szCs w:val="24"/>
+        </w:rPr>
+        <w:t xml:space="preserve"> entre 0.5 V et 1 V.</w:t>
+      </w:r>
+    </w:p>
+    <w:p>
+      <w:pPr>
+        <w:spacing w:line="276" w:lineRule="auto"/>
+        <w:rPr>
+          <w:rFonts w:cstheme="minorHAnsi"/>
+          <w:sz w:val="24"/>
+          <w:szCs w:val="24"/>
+        </w:rPr>
+      </w:pPr>
+      <w:r>
+        <w:rPr>
+          <w:rFonts w:ascii="Arial" w:hAnsi="Arial" w:cs="Arial"/>
+          <w:noProof/>
+          <w:color w:val="000000"/>
+          <w:bdr w:val="none" w:sz="0" w:space="0" w:color="auto" w:frame="1"/>
+        </w:rPr>
+        <w:drawing>
+          <wp:inline distT="0" distB="0" distL="0" distR="0" wp14:anchorId="252BE40B" wp14:editId="5662789B">
+            <wp:extent cx="5734050" cy="1332865"/>
+            <wp:effectExtent l="0" t="0" r="0" b="635"/>
+            <wp:docPr id="1705066560" name="Picture 2"/>
+            <wp:cNvGraphicFramePr>
+              <a:graphicFrameLocks xmlns:a="http://schemas.openxmlformats.org/drawingml/2006/main" noChangeAspect="1"/>
+            </wp:cNvGraphicFramePr>
+            <a:graphic xmlns:a="http://schemas.openxmlformats.org/drawingml/2006/main">
+              <a:graphicData uri="http://schemas.openxmlformats.org/drawingml/2006/picture">
+                <pic:pic xmlns:pic="http://schemas.openxmlformats.org/drawingml/2006/picture">
+                  <pic:nvPicPr>
+                    <pic:cNvPr id="0" name="Picture 3"/>
+                    <pic:cNvPicPr>
+                      <a:picLocks noChangeAspect="1" noChangeArrowheads="1"/>
+                    </pic:cNvPicPr>
+                  </pic:nvPicPr>
+                  <pic:blipFill>
+                    <a:blip r:embed="rId17" cstate="print">
+                      <a:extLst>
+                        <a:ext uri="{28A0092B-C50C-407E-A947-70E740481C1C}">
+                          <a14:useLocalDpi xmlns:a14="http://schemas.microsoft.com/office/drawing/2010/main" val="0"/>
+                        </a:ext>
+                      </a:extLst>
+                    </a:blip>
+                    <a:srcRect/>
+                    <a:stretch>
+                      <a:fillRect/>
+                    </a:stretch>
+                  </pic:blipFill>
+                  <pic:spPr bwMode="auto">
+                    <a:xfrm>
+                      <a:off x="0" y="0"/>
+                      <a:ext cx="5734050" cy="1332865"/>
+                    </a:xfrm>
+                    <a:prstGeom prst="rect">
+                      <a:avLst/>
+                    </a:prstGeom>
+                    <a:noFill/>
+                    <a:ln>
+                      <a:noFill/>
+                    </a:ln>
+                  </pic:spPr>
+                </pic:pic>
+              </a:graphicData>
+            </a:graphic>
+          </wp:inline>
+        </w:drawing>
+      </w:r>
+    </w:p>
+    <w:p>
+      <w:pPr>
+        <w:spacing w:line="276" w:lineRule="auto"/>
+        <w:jc w:val="both"/>
+        <w:rPr>
+          <w:rFonts w:cstheme="minorHAnsi"/>
+          <w:sz w:val="24"/>
+          <w:szCs w:val="24"/>
+        </w:rPr>
+      </w:pPr>
+      <w:r>
+        <w:rPr>
+          <w:rFonts w:cstheme="minorHAnsi"/>
+          <w:sz w:val="24"/>
+          <w:szCs w:val="24"/>
+        </w:rPr>
+        <w:t>Au départ, le signal exprimé en décibels est de 140 dB, ce qui correspond à 20log(V</w:t>
+      </w:r>
+      <w:r>
+        <w:rPr>
+          <w:rFonts w:cstheme="minorHAnsi"/>
+          <w:sz w:val="24"/>
+          <w:szCs w:val="24"/>
+          <w:vertAlign w:val="subscript"/>
+        </w:rPr>
+        <w:t>ADC</w:t>
+      </w:r>
+      <w:r>
+        <w:rPr>
+          <w:rFonts w:cstheme="minorHAnsi"/>
+          <w:sz w:val="24"/>
+          <w:szCs w:val="24"/>
+        </w:rPr>
+        <w:t>/I</w:t>
+      </w:r>
+      <w:r>
+        <w:rPr>
+          <w:rFonts w:cstheme="minorHAnsi"/>
+          <w:sz w:val="24"/>
+          <w:szCs w:val="24"/>
+          <w:vertAlign w:val="subscript"/>
+        </w:rPr>
+        <w:t>sens</w:t>
+      </w:r>
+      <w:r>
+        <w:rPr>
+          <w:rFonts w:cstheme="minorHAnsi"/>
+          <w:sz w:val="24"/>
+          <w:szCs w:val="24"/>
+        </w:rPr>
+        <w:t>).</w:t>
+      </w:r>
+    </w:p>
+    <w:p>
+      <w:pPr>
+        <w:spacing w:line="276" w:lineRule="auto"/>
+        <w:jc w:val="both"/>
+        <w:rPr>
+          <w:rFonts w:cstheme="minorHAnsi"/>
+          <w:sz w:val="24"/>
+          <w:szCs w:val="24"/>
+        </w:rPr>
+      </w:pPr>
+      <w:r>
+        <w:rPr>
+          <w:rFonts w:cstheme="minorHAnsi"/>
+          <w:sz w:val="24"/>
+          <w:szCs w:val="24"/>
+        </w:rPr>
+        <w:t>Le microcontrôleur utilisé est un Arduino UNO, basé sur un microcontrôleur AVR avec une fréquence d’échantillonnage maximale​</w:t>
+      </w:r>
+      <w:r>
+        <w:rPr>
+          <w:rFonts w:cstheme="minorHAnsi"/>
+          <w:sz w:val="24"/>
+          <w:szCs w:val="24"/>
+        </w:rPr>
+        <w:t xml:space="preserve"> f</w:t>
+      </w:r>
+      <w:r>
+        <w:rPr>
+          <w:rFonts w:cstheme="minorHAnsi"/>
+          <w:sz w:val="24"/>
+          <w:szCs w:val="24"/>
+          <w:vertAlign w:val="subscript"/>
+        </w:rPr>
+        <w:t>ech</w:t>
+      </w:r>
+      <w:r>
+        <w:rPr>
+          <w:rFonts w:cstheme="minorHAnsi"/>
+          <w:sz w:val="24"/>
+          <w:szCs w:val="24"/>
+        </w:rPr>
+        <w:t xml:space="preserve"> </w:t>
+      </w:r>
+      <w:r>
+        <w:rPr>
+          <w:rFonts w:cstheme="minorHAnsi"/>
+          <w:sz w:val="24"/>
+          <w:szCs w:val="24"/>
+        </w:rPr>
+        <w:t>de 200 kHz. Comme la conversion analogique-numérique se fait sur</w:t>
+      </w:r>
+      <w:r>
+        <w:rPr>
+          <w:rFonts w:cstheme="minorHAnsi"/>
+          <w:sz w:val="24"/>
+          <w:szCs w:val="24"/>
+        </w:rPr>
+        <w:t xml:space="preserve"> 13 bits</w:t>
+      </w:r>
+      <w:r>
+        <w:rPr>
+          <w:rFonts w:cstheme="minorHAnsi"/>
+          <w:sz w:val="24"/>
+          <w:szCs w:val="24"/>
+        </w:rPr>
+        <w:t>, la fréquence d’échantillonnage réelle est limitée à</w:t>
+      </w:r>
+      <w:r>
+        <w:rPr>
+          <w:rFonts w:cstheme="minorHAnsi"/>
+          <w:sz w:val="24"/>
+          <w:szCs w:val="24"/>
+        </w:rPr>
+        <w:t xml:space="preserve"> 15.4 kHz.</w:t>
+      </w:r>
+    </w:p>
+    <w:p>
+      <w:pPr>
+        <w:spacing w:line="276" w:lineRule="auto"/>
+        <w:jc w:val="both"/>
+        <w:rPr>
+          <w:rFonts w:cstheme="minorHAnsi"/>
+          <w:sz w:val="24"/>
+          <w:szCs w:val="24"/>
+        </w:rPr>
+      </w:pPr>
+      <w:r>
+        <w:rPr>
+          <w:rFonts w:cstheme="minorHAnsi"/>
+          <w:sz w:val="24"/>
+          <w:szCs w:val="24"/>
+        </w:rPr>
+        <w:t>D'après le théorème de Nyquist, la fréquence maximale du signal que l'on peut correctement numériser doit donc être inférieure à la moitié de cette valeur :</w:t>
+      </w:r>
+      <w:r>
+        <w:rPr>
+          <w:rFonts w:cstheme="minorHAnsi"/>
+          <w:sz w:val="24"/>
+          <w:szCs w:val="24"/>
+        </w:rPr>
+        <w:t xml:space="preserve"> f</w:t>
+      </w:r>
+      <w:r>
+        <w:rPr>
+          <w:rFonts w:cstheme="minorHAnsi"/>
+          <w:sz w:val="24"/>
+          <w:szCs w:val="24"/>
+          <w:vertAlign w:val="subscript"/>
+        </w:rPr>
+        <w:t>signal</w:t>
+      </w:r>
+      <w:r>
+        <w:rPr>
+          <w:rFonts w:cstheme="minorHAnsi"/>
+          <w:sz w:val="24"/>
+          <w:szCs w:val="24"/>
+        </w:rPr>
+        <w:t xml:space="preserve"> &lt; </w:t>
+      </w:r>
+      <w:r>
+        <w:rPr>
+          <w:rFonts w:cstheme="minorHAnsi"/>
+          <w:sz w:val="24"/>
+          <w:szCs w:val="24"/>
+        </w:rPr>
+        <w:t>f</w:t>
+      </w:r>
+      <w:r>
+        <w:rPr>
+          <w:rFonts w:cstheme="minorHAnsi"/>
+          <w:sz w:val="24"/>
+          <w:szCs w:val="24"/>
+          <w:vertAlign w:val="subscript"/>
+        </w:rPr>
+        <w:t>ech</w:t>
+      </w:r>
+      <w:r>
+        <w:rPr>
+          <w:rFonts w:cstheme="minorHAnsi"/>
+          <w:sz w:val="24"/>
+          <w:szCs w:val="24"/>
+        </w:rPr>
+        <w:t>/2 = 7.7 kHz.</w:t>
+      </w:r>
+    </w:p>
+    <w:p>
+      <w:pPr>
+        <w:rPr>
+          <w:rFonts w:cstheme="minorHAnsi"/>
+          <w:b/>
+          <w:bCs/>
+          <w:sz w:val="24"/>
+          <w:szCs w:val="24"/>
+        </w:rPr>
+      </w:pPr>
+      <w:r>
+        <w:rPr>
+          <w:rFonts w:cstheme="minorHAnsi"/>
+          <w:b/>
+          <w:bCs/>
+          <w:sz w:val="24"/>
+          <w:szCs w:val="24"/>
+        </w:rPr>
+        <w:br w:type="page"/>
+      </w:r>
+    </w:p>
+    <w:p>
+      <w:pPr>
+        <w:spacing w:line="276" w:lineRule="auto"/>
+        <w:jc w:val="both"/>
+        <w:rPr>
+          <w:rFonts w:cstheme="minorHAnsi"/>
+          <w:b/>
+          <w:bCs/>
+          <w:sz w:val="24"/>
+          <w:szCs w:val="24"/>
+        </w:rPr>
+      </w:pPr>
+      <w:r>
+        <w:rPr>
+          <w:rFonts w:cstheme="minorHAnsi"/>
+          <w:b/>
+          <w:bCs/>
+          <w:sz w:val="24"/>
+          <w:szCs w:val="24"/>
+        </w:rPr>
+        <w:lastRenderedPageBreak/>
+        <w:t>Modélisation du capteur</w:t>
+      </w:r>
+    </w:p>
+    <w:p>
+      <w:pPr>
+        <w:spacing w:line="276" w:lineRule="auto"/>
+        <w:jc w:val="both"/>
+        <w:rPr>
+          <w:rFonts w:cstheme="minorHAnsi"/>
+          <w:sz w:val="24"/>
+          <w:szCs w:val="24"/>
+        </w:rPr>
+      </w:pPr>
+      <w:r>
+        <w:rPr>
+          <w:rFonts w:cstheme="minorHAnsi"/>
+          <w:sz w:val="24"/>
+          <w:szCs w:val="24"/>
+        </w:rPr>
+        <w:t>Le bruit à 50 Hz, généré notamment par l'écran TFT (bruit de type secteur), est clairement observé dans le spectre du signal.</w:t>
+      </w:r>
+      <w:r>
+        <w:rPr>
+          <w:rFonts w:cstheme="minorHAnsi"/>
+          <w:sz w:val="24"/>
+          <w:szCs w:val="24"/>
+        </w:rPr>
+        <w:t xml:space="preserve"> </w:t>
+      </w:r>
+      <w:r>
+        <w:rPr>
+          <w:rFonts w:cstheme="minorHAnsi"/>
+          <w:sz w:val="24"/>
+          <w:szCs w:val="24"/>
+        </w:rPr>
+        <w:t>Pour l’atténuer, on agit sur le condensateur C</w:t>
+      </w:r>
+      <w:r>
+        <w:rPr>
+          <w:rFonts w:cstheme="minorHAnsi"/>
+          <w:sz w:val="24"/>
+          <w:szCs w:val="24"/>
+          <w:vertAlign w:val="subscript"/>
+        </w:rPr>
+        <w:t>4</w:t>
+      </w:r>
+      <w:r>
+        <w:rPr>
+          <w:rFonts w:cstheme="minorHAnsi"/>
+          <w:sz w:val="24"/>
+          <w:szCs w:val="24"/>
+        </w:rPr>
+        <w:t>​ du filtre passe-bas.</w:t>
+      </w:r>
+    </w:p>
+    <w:p>
+      <w:pPr>
+        <w:spacing w:line="276" w:lineRule="auto"/>
+        <w:jc w:val="center"/>
+        <w:rPr>
+          <w:rFonts w:cstheme="minorHAnsi"/>
+          <w:sz w:val="24"/>
+          <w:szCs w:val="24"/>
+        </w:rPr>
+      </w:pPr>
+      <w:r>
+        <w:rPr>
+          <w:rFonts w:ascii="Arial" w:hAnsi="Arial" w:cs="Arial"/>
+          <w:noProof/>
+          <w:color w:val="000000"/>
+          <w:bdr w:val="none" w:sz="0" w:space="0" w:color="auto" w:frame="1"/>
+        </w:rPr>
+        <w:drawing>
+          <wp:inline distT="0" distB="0" distL="0" distR="0" wp14:anchorId="094ECC98" wp14:editId="02ABB0F6">
+            <wp:extent cx="5198533" cy="1977515"/>
+            <wp:effectExtent l="0" t="0" r="2540" b="3810"/>
+            <wp:docPr id="481460170" name="Picture 5"/>
+            <wp:cNvGraphicFramePr>
+              <a:graphicFrameLocks xmlns:a="http://schemas.openxmlformats.org/drawingml/2006/main" noChangeAspect="1"/>
+            </wp:cNvGraphicFramePr>
+            <a:graphic xmlns:a="http://schemas.openxmlformats.org/drawingml/2006/main">
+              <a:graphicData uri="http://schemas.openxmlformats.org/drawingml/2006/picture">
+                <pic:pic xmlns:pic="http://schemas.openxmlformats.org/drawingml/2006/picture">
+                  <pic:nvPicPr>
+                    <pic:cNvPr id="0" name="Picture 9"/>
+                    <pic:cNvPicPr>
+                      <a:picLocks noChangeAspect="1" noChangeArrowheads="1"/>
+                    </pic:cNvPicPr>
+                  </pic:nvPicPr>
+                  <pic:blipFill>
+                    <a:blip r:embed="rId18" cstate="print">
+                      <a:extLst>
+                        <a:ext uri="{28A0092B-C50C-407E-A947-70E740481C1C}">
+                          <a14:useLocalDpi xmlns:a14="http://schemas.microsoft.com/office/drawing/2010/main" val="0"/>
+                        </a:ext>
+                      </a:extLst>
+                    </a:blip>
+                    <a:srcRect/>
+                    <a:stretch>
+                      <a:fillRect/>
+                    </a:stretch>
+                  </pic:blipFill>
+                  <pic:spPr bwMode="auto">
+                    <a:xfrm>
+                      <a:off x="0" y="0"/>
+                      <a:ext cx="5201924" cy="1978805"/>
+                    </a:xfrm>
+                    <a:prstGeom prst="rect">
+                      <a:avLst/>
+                    </a:prstGeom>
+                    <a:noFill/>
+                    <a:ln>
+                      <a:noFill/>
+                    </a:ln>
+                  </pic:spPr>
+                </pic:pic>
+              </a:graphicData>
+            </a:graphic>
+          </wp:inline>
+        </w:drawing>
+      </w:r>
+    </w:p>
+    <w:p>
+      <w:pPr>
+        <w:numPr>
+          <w:ilvl w:val="0"/>
+          <w:numId w:val="3"/>
+        </w:numPr>
+        <w:spacing w:line="276" w:lineRule="auto"/>
+        <w:jc w:val="both"/>
+        <w:rPr>
+          <w:rFonts w:cstheme="minorHAnsi"/>
+          <w:sz w:val="24"/>
+          <w:szCs w:val="24"/>
+        </w:rPr>
+      </w:pPr>
+      <w:r>
+        <w:rPr>
+          <w:rFonts w:cstheme="minorHAnsi"/>
+          <w:sz w:val="24"/>
+          <w:szCs w:val="24"/>
+        </w:rPr>
+        <w:t>Lorsque la valeur de C</w:t>
+      </w:r>
+      <w:r>
+        <w:rPr>
+          <w:rFonts w:cstheme="minorHAnsi"/>
+          <w:sz w:val="24"/>
+          <w:szCs w:val="24"/>
+          <w:vertAlign w:val="subscript"/>
+        </w:rPr>
+        <w:t>4</w:t>
+      </w:r>
+      <w:r>
+        <w:rPr>
+          <w:rFonts w:cstheme="minorHAnsi"/>
+          <w:sz w:val="24"/>
+          <w:szCs w:val="24"/>
+        </w:rPr>
+        <w:t xml:space="preserve"> est augmentée à 10 µF, le pic de bruit à 50 Hz est fortement réduit, ce qui indique une amélioration de l’atténuation dans les basses fréquence.</w:t>
+      </w:r>
+    </w:p>
+    <w:p>
+      <w:pPr>
+        <w:spacing w:line="276" w:lineRule="auto"/>
+        <w:jc w:val="center"/>
+        <w:rPr>
+          <w:rFonts w:cstheme="minorHAnsi"/>
+          <w:sz w:val="24"/>
+          <w:szCs w:val="24"/>
+        </w:rPr>
+      </w:pPr>
+      <w:r>
+        <w:rPr>
+          <w:rFonts w:ascii="Arial" w:hAnsi="Arial" w:cs="Arial"/>
+          <w:noProof/>
+          <w:color w:val="000000"/>
+          <w:bdr w:val="none" w:sz="0" w:space="0" w:color="auto" w:frame="1"/>
+        </w:rPr>
+        <w:drawing>
+          <wp:inline distT="0" distB="0" distL="0" distR="0" wp14:anchorId="4917B2C8" wp14:editId="11D710C9">
+            <wp:extent cx="5342466" cy="2035902"/>
+            <wp:effectExtent l="0" t="0" r="0" b="2540"/>
+            <wp:docPr id="158556277" name="Picture 8"/>
+            <wp:cNvGraphicFramePr>
+              <a:graphicFrameLocks xmlns:a="http://schemas.openxmlformats.org/drawingml/2006/main" noChangeAspect="1"/>
+            </wp:cNvGraphicFramePr>
+            <a:graphic xmlns:a="http://schemas.openxmlformats.org/drawingml/2006/main">
+              <a:graphicData uri="http://schemas.openxmlformats.org/drawingml/2006/picture">
+                <pic:pic xmlns:pic="http://schemas.openxmlformats.org/drawingml/2006/picture">
+                  <pic:nvPicPr>
+                    <pic:cNvPr id="0" name="Picture 21"/>
+                    <pic:cNvPicPr>
+                      <a:picLocks noChangeAspect="1" noChangeArrowheads="1"/>
+                    </pic:cNvPicPr>
+                  </pic:nvPicPr>
+                  <pic:blipFill>
+                    <a:blip r:embed="rId19" cstate="print">
+                      <a:extLst>
+                        <a:ext uri="{28A0092B-C50C-407E-A947-70E740481C1C}">
+                          <a14:useLocalDpi xmlns:a14="http://schemas.microsoft.com/office/drawing/2010/main" val="0"/>
+                        </a:ext>
+                      </a:extLst>
+                    </a:blip>
+                    <a:srcRect/>
+                    <a:stretch>
+                      <a:fillRect/>
+                    </a:stretch>
+                  </pic:blipFill>
+                  <pic:spPr bwMode="auto">
+                    <a:xfrm>
+                      <a:off x="0" y="0"/>
+                      <a:ext cx="5350005" cy="2038775"/>
+                    </a:xfrm>
+                    <a:prstGeom prst="rect">
+                      <a:avLst/>
+                    </a:prstGeom>
+                    <a:noFill/>
+                    <a:ln>
+                      <a:noFill/>
+                    </a:ln>
+                  </pic:spPr>
+                </pic:pic>
+              </a:graphicData>
+            </a:graphic>
+          </wp:inline>
+        </w:drawing>
+      </w:r>
+    </w:p>
+    <w:p>
+      <w:pPr>
+        <w:numPr>
+          <w:ilvl w:val="0"/>
+          <w:numId w:val="3"/>
+        </w:numPr>
+        <w:spacing w:line="276" w:lineRule="auto"/>
+        <w:jc w:val="both"/>
+        <w:rPr>
+          <w:rFonts w:cstheme="minorHAnsi"/>
+          <w:sz w:val="24"/>
+          <w:szCs w:val="24"/>
+        </w:rPr>
+      </w:pPr>
+      <w:r>
+        <w:rPr>
+          <w:rFonts w:cstheme="minorHAnsi"/>
+          <w:sz w:val="24"/>
+          <w:szCs w:val="24"/>
+        </w:rPr>
+        <w:t>En revanche, si on diminue la valeur de C</w:t>
+      </w:r>
+      <w:r>
+        <w:rPr>
+          <w:rFonts w:cstheme="minorHAnsi"/>
+          <w:sz w:val="24"/>
+          <w:szCs w:val="24"/>
+          <w:vertAlign w:val="subscript"/>
+        </w:rPr>
+        <w:t>4</w:t>
+      </w:r>
+      <w:r>
+        <w:rPr>
+          <w:rFonts w:cstheme="minorHAnsi"/>
+          <w:sz w:val="24"/>
+          <w:szCs w:val="24"/>
+        </w:rPr>
+        <w:t>​, le bruit augmente, montrant que la fréquence de coupure du filtre remonte et que le bruit secteur passe plus facilement</w:t>
+      </w:r>
+      <w:r>
+        <w:rPr>
+          <w:rFonts w:cstheme="minorHAnsi"/>
+          <w:sz w:val="24"/>
+          <w:szCs w:val="24"/>
+        </w:rPr>
+        <w:t>.</w:t>
+      </w:r>
+    </w:p>
+    <w:p>
+      <w:pPr>
+        <w:spacing w:line="276" w:lineRule="auto"/>
+        <w:jc w:val="center"/>
+        <w:rPr>
+          <w:rFonts w:cstheme="minorHAnsi"/>
+          <w:sz w:val="24"/>
+          <w:szCs w:val="24"/>
+        </w:rPr>
+      </w:pPr>
+      <w:r>
+        <w:rPr>
+          <w:rFonts w:ascii="Arial" w:hAnsi="Arial" w:cs="Arial"/>
+          <w:noProof/>
+          <w:color w:val="000000"/>
+          <w:bdr w:val="none" w:sz="0" w:space="0" w:color="auto" w:frame="1"/>
+        </w:rPr>
+        <w:drawing>
+          <wp:inline distT="0" distB="0" distL="0" distR="0" wp14:anchorId="2D889999" wp14:editId="293FDB91">
+            <wp:extent cx="5393267" cy="2067120"/>
+            <wp:effectExtent l="0" t="0" r="0" b="9525"/>
+            <wp:docPr id="638530989" name="Picture 4"/>
+            <wp:cNvGraphicFramePr>
+              <a:graphicFrameLocks xmlns:a="http://schemas.openxmlformats.org/drawingml/2006/main" noChangeAspect="1"/>
+            </wp:cNvGraphicFramePr>
+            <a:graphic xmlns:a="http://schemas.openxmlformats.org/drawingml/2006/main">
+              <a:graphicData uri="http://schemas.openxmlformats.org/drawingml/2006/picture">
+                <pic:pic xmlns:pic="http://schemas.openxmlformats.org/drawingml/2006/picture">
+                  <pic:nvPicPr>
+                    <pic:cNvPr id="0" name="Picture 7"/>
+                    <pic:cNvPicPr>
+                      <a:picLocks noChangeAspect="1" noChangeArrowheads="1"/>
+                    </pic:cNvPicPr>
+                  </pic:nvPicPr>
+                  <pic:blipFill>
+                    <a:blip r:embed="rId20" cstate="print">
+                      <a:extLst>
+                        <a:ext uri="{28A0092B-C50C-407E-A947-70E740481C1C}">
+                          <a14:useLocalDpi xmlns:a14="http://schemas.microsoft.com/office/drawing/2010/main" val="0"/>
+                        </a:ext>
+                      </a:extLst>
+                    </a:blip>
+                    <a:srcRect/>
+                    <a:stretch>
+                      <a:fillRect/>
+                    </a:stretch>
+                  </pic:blipFill>
+                  <pic:spPr bwMode="auto">
+                    <a:xfrm>
+                      <a:off x="0" y="0"/>
+                      <a:ext cx="5397155" cy="2068610"/>
+                    </a:xfrm>
+                    <a:prstGeom prst="rect">
+                      <a:avLst/>
+                    </a:prstGeom>
+                    <a:noFill/>
+                    <a:ln>
+                      <a:noFill/>
+                    </a:ln>
+                  </pic:spPr>
+                </pic:pic>
+              </a:graphicData>
+            </a:graphic>
+          </wp:inline>
+        </w:drawing>
+      </w:r>
+    </w:p>
+    <w:p>
+      <w:pPr>
+        <w:spacing w:line="276" w:lineRule="auto"/>
+        <w:jc w:val="both"/>
+        <w:rPr>
+          <w:rFonts w:cstheme="minorHAnsi"/>
+          <w:sz w:val="24"/>
+          <w:szCs w:val="24"/>
+        </w:rPr>
+      </w:pPr>
+      <w:r>
+        <w:rPr>
+          <w:rFonts w:cstheme="minorHAnsi"/>
+          <w:sz w:val="24"/>
+          <w:szCs w:val="24"/>
+        </w:rPr>
+        <w:lastRenderedPageBreak/>
+        <w:t>Une photo démontrant que notre circuit permet une amplification efficace du signal délivré par le capteur</w:t>
+      </w:r>
+      <w:r>
+        <w:rPr>
+          <w:rFonts w:cstheme="minorHAnsi"/>
+          <w:sz w:val="24"/>
+          <w:szCs w:val="24"/>
+        </w:rPr>
+        <w:t xml:space="preserve"> : </w:t>
+      </w:r>
+    </w:p>
+    <w:p>
+      <w:pPr>
+        <w:spacing w:line="276" w:lineRule="auto"/>
+        <w:jc w:val="both"/>
+        <w:rPr>
+          <w:rFonts w:cstheme="minorHAnsi"/>
+          <w:sz w:val="24"/>
+          <w:szCs w:val="24"/>
+        </w:rPr>
+      </w:pPr>
+      <w:r>
+        <w:rPr>
+          <w:rFonts w:cstheme="minorHAnsi"/>
+          <w:sz w:val="24"/>
+          <w:szCs w:val="24"/>
+        </w:rPr>
+        <w:drawing>
+          <wp:inline distT="0" distB="0" distL="0" distR="0" wp14:anchorId="63489DEA" wp14:editId="70D07162">
+            <wp:extent cx="4766733" cy="2130633"/>
+            <wp:effectExtent l="0" t="0" r="0" b="3175"/>
+            <wp:docPr id="1410961383" name="Picture 1"/>
+            <wp:cNvGraphicFramePr>
+              <a:graphicFrameLocks xmlns:a="http://schemas.openxmlformats.org/drawingml/2006/main" noChangeAspect="1"/>
+            </wp:cNvGraphicFramePr>
+            <a:graphic xmlns:a="http://schemas.openxmlformats.org/drawingml/2006/main">
+              <a:graphicData uri="http://schemas.openxmlformats.org/drawingml/2006/picture">
+                <pic:pic xmlns:pic="http://schemas.openxmlformats.org/drawingml/2006/picture">
+                  <pic:nvPicPr>
+                    <pic:cNvPr id="1410961383" name=""/>
+                    <pic:cNvPicPr/>
+                  </pic:nvPicPr>
+                  <pic:blipFill>
+                    <a:blip r:embed="rId21"/>
+                    <a:stretch>
+                      <a:fillRect/>
+                    </a:stretch>
+                  </pic:blipFill>
+                  <pic:spPr>
+                    <a:xfrm>
+                      <a:off x="0" y="0"/>
+                      <a:ext cx="4780073" cy="2136596"/>
+                    </a:xfrm>
+                    <a:prstGeom prst="rect">
+                      <a:avLst/>
+                    </a:prstGeom>
+                  </pic:spPr>
+                </pic:pic>
+              </a:graphicData>
+            </a:graphic>
+          </wp:inline>
+        </w:drawing>
+      </w:r>
+    </w:p>
+    <w:p>
+      <w:pPr>
+        <w:spacing w:line="276" w:lineRule="auto"/>
+        <w:jc w:val="both"/>
+        <w:rPr>
+          <w:rFonts w:cstheme="minorHAnsi"/>
+          <w:sz w:val="24"/>
+          <w:szCs w:val="24"/>
+        </w:rPr>
+      </w:pPr>
+      <w:r>
+        <w:rPr>
+          <w:rFonts w:cstheme="minorHAnsi"/>
+          <w:sz w:val="24"/>
+          <w:szCs w:val="24"/>
+        </w:rPr>
+        <w:drawing>
+          <wp:inline distT="0" distB="0" distL="0" distR="0" wp14:anchorId="417B783B" wp14:editId="161B6C94">
+            <wp:extent cx="4766310" cy="2245504"/>
+            <wp:effectExtent l="0" t="0" r="0" b="2540"/>
+            <wp:docPr id="1229344439" name="Picture 1"/>
+            <wp:cNvGraphicFramePr>
+              <a:graphicFrameLocks xmlns:a="http://schemas.openxmlformats.org/drawingml/2006/main" noChangeAspect="1"/>
+            </wp:cNvGraphicFramePr>
+            <a:graphic xmlns:a="http://schemas.openxmlformats.org/drawingml/2006/main">
+              <a:graphicData uri="http://schemas.openxmlformats.org/drawingml/2006/picture">
+                <pic:pic xmlns:pic="http://schemas.openxmlformats.org/drawingml/2006/picture">
+                  <pic:nvPicPr>
+                    <pic:cNvPr id="1229344439" name=""/>
+                    <pic:cNvPicPr/>
+                  </pic:nvPicPr>
+                  <pic:blipFill>
+                    <a:blip r:embed="rId22"/>
+                    <a:stretch>
+                      <a:fillRect/>
+                    </a:stretch>
+                  </pic:blipFill>
+                  <pic:spPr>
+                    <a:xfrm>
+                      <a:off x="0" y="0"/>
+                      <a:ext cx="4777707" cy="2250873"/>
+                    </a:xfrm>
+                    <a:prstGeom prst="rect">
+                      <a:avLst/>
+                    </a:prstGeom>
+                  </pic:spPr>
+                </pic:pic>
+              </a:graphicData>
+            </a:graphic>
+          </wp:inline>
+        </w:drawing>
+      </w:r>
+    </w:p>
+    <w:p>
+      <w:pPr>
+        <w:spacing w:line="276" w:lineRule="auto"/>
+        <w:jc w:val="both"/>
+        <w:rPr>
+          <w:rFonts w:cstheme="minorHAnsi"/>
+          <w:sz w:val="24"/>
+          <w:szCs w:val="24"/>
+        </w:rPr>
+      </w:pPr>
+      <w:r>
+        <w:rPr>
+          <w:rFonts w:cstheme="minorHAnsi"/>
+          <w:sz w:val="24"/>
+          <w:szCs w:val="24"/>
+        </w:rPr>
+        <w:t xml:space="preserve">Ensuite, </w:t>
+      </w:r>
+      <w:r>
+        <w:rPr>
+          <w:rFonts w:cstheme="minorHAnsi"/>
+          <w:sz w:val="24"/>
+          <w:szCs w:val="24"/>
+        </w:rPr>
+        <w:t>on présente</w:t>
+      </w:r>
+      <w:r>
+        <w:rPr>
+          <w:rFonts w:cstheme="minorHAnsi"/>
+          <w:sz w:val="24"/>
+          <w:szCs w:val="24"/>
+        </w:rPr>
+        <w:t xml:space="preserve"> la réponse du circuit lorsque </w:t>
+      </w:r>
+      <w:r>
+        <w:rPr>
+          <w:rFonts w:cstheme="minorHAnsi"/>
+          <w:sz w:val="24"/>
+          <w:szCs w:val="24"/>
+        </w:rPr>
+        <w:t>on</w:t>
+      </w:r>
+      <w:r>
+        <w:rPr>
+          <w:rFonts w:cstheme="minorHAnsi"/>
+          <w:sz w:val="24"/>
+          <w:szCs w:val="24"/>
+        </w:rPr>
+        <w:t xml:space="preserve"> </w:t>
+      </w:r>
+      <w:r>
+        <w:rPr>
+          <w:rFonts w:cstheme="minorHAnsi"/>
+          <w:sz w:val="24"/>
+          <w:szCs w:val="24"/>
+        </w:rPr>
+        <w:t xml:space="preserve">fait la </w:t>
+      </w:r>
+      <w:r>
+        <w:rPr>
+          <w:rFonts w:cstheme="minorHAnsi"/>
+          <w:sz w:val="24"/>
+          <w:szCs w:val="24"/>
+        </w:rPr>
+        <w:t>simu</w:t>
+      </w:r>
+      <w:r>
+        <w:rPr>
+          <w:rFonts w:cstheme="minorHAnsi"/>
+          <w:sz w:val="24"/>
+          <w:szCs w:val="24"/>
+        </w:rPr>
+        <w:t>lation</w:t>
+      </w:r>
+      <w:r>
+        <w:rPr>
+          <w:rFonts w:cstheme="minorHAnsi"/>
+          <w:sz w:val="24"/>
+          <w:szCs w:val="24"/>
+        </w:rPr>
+        <w:t xml:space="preserve"> un courant alternatif, afin de vérifier que le bruit est correctement filtré</w:t>
+      </w:r>
+      <w:r>
+        <w:rPr>
+          <w:rFonts w:cstheme="minorHAnsi"/>
+          <w:sz w:val="24"/>
+          <w:szCs w:val="24"/>
+        </w:rPr>
+        <w:t xml:space="preserve"> : </w:t>
+      </w:r>
+    </w:p>
+    <w:p>
+      <w:pPr>
+        <w:spacing w:line="276" w:lineRule="auto"/>
+        <w:jc w:val="both"/>
+        <w:rPr>
+          <w:rFonts w:cstheme="minorHAnsi"/>
+          <w:sz w:val="24"/>
+          <w:szCs w:val="24"/>
+        </w:rPr>
+      </w:pPr>
+      <w:r>
+        <w:rPr>
+          <w:rFonts w:cstheme="minorHAnsi"/>
+          <w:sz w:val="24"/>
+          <w:szCs w:val="24"/>
+        </w:rPr>
+        <w:drawing>
+          <wp:inline distT="0" distB="0" distL="0" distR="0" wp14:anchorId="0188AE81" wp14:editId="42452CE4">
+            <wp:extent cx="5760720" cy="2568575"/>
+            <wp:effectExtent l="0" t="0" r="0" b="3175"/>
+            <wp:docPr id="2092534350" name="Picture 1"/>
+            <wp:cNvGraphicFramePr>
+              <a:graphicFrameLocks xmlns:a="http://schemas.openxmlformats.org/drawingml/2006/main" noChangeAspect="1"/>
+            </wp:cNvGraphicFramePr>
+            <a:graphic xmlns:a="http://schemas.openxmlformats.org/drawingml/2006/main">
+              <a:graphicData uri="http://schemas.openxmlformats.org/drawingml/2006/picture">
+                <pic:pic xmlns:pic="http://schemas.openxmlformats.org/drawingml/2006/picture">
+                  <pic:nvPicPr>
+                    <pic:cNvPr id="2092534350" name=""/>
+                    <pic:cNvPicPr/>
+                  </pic:nvPicPr>
+                  <pic:blipFill>
+                    <a:blip r:embed="rId23"/>
+                    <a:stretch>
+                      <a:fillRect/>
+                    </a:stretch>
+                  </pic:blipFill>
+                  <pic:spPr>
+                    <a:xfrm>
+                      <a:off x="0" y="0"/>
+                      <a:ext cx="5760720" cy="2568575"/>
+                    </a:xfrm>
+                    <a:prstGeom prst="rect">
+                      <a:avLst/>
+                    </a:prstGeom>
+                  </pic:spPr>
+                </pic:pic>
+              </a:graphicData>
+            </a:graphic>
+          </wp:inline>
+        </w:drawing>
+      </w:r>
+    </w:p>
+    <w:p>
+      <w:pPr>
+        <w:spacing w:line="276" w:lineRule="auto"/>
+        <w:jc w:val="both"/>
+        <w:rPr>
+          <w:rFonts w:cstheme="minorHAnsi"/>
+          <w:sz w:val="24"/>
+          <w:szCs w:val="24"/>
+        </w:rPr>
+      </w:pPr>
+      <w:r>
+        <w:rPr>
+          <w:rFonts w:cstheme="minorHAnsi"/>
+          <w:sz w:val="24"/>
+          <w:szCs w:val="24"/>
+        </w:rPr>
+        <w:t>Le bruit du réseau est atténué d'environ 72dB</w:t>
+      </w:r>
+      <w:r>
+        <w:rPr>
+          <w:rFonts w:cstheme="minorHAnsi"/>
+          <w:sz w:val="24"/>
+          <w:szCs w:val="24"/>
+        </w:rPr>
+        <w:t xml:space="preserve"> à 50 Hz.</w:t>
+      </w:r>
     </w:p>
     <w:sectPr>
       <w:pgSz w:w="11906" w:h="16838"/>
@@ -5085,121 +6291,9 @@
 <file path=word/numbering.xml><?xml version="1.0" encoding="utf-8"?>
 <w:numbering xmlns:wpc="http://schemas.microsoft.com/office/word/2010/wordprocessingCanvas" xmlns:cx="http://schemas.microsoft.com/office/drawing/2014/chartex" xmlns:cx1="http://schemas.microsoft.com/office/drawing/2015/9/8/chartex" xmlns:cx2="http://schemas.microsoft.com/office/drawing/2015/10/21/chartex" xmlns:cx3="http://schemas.microsoft.com/office/drawing/2016/5/9/chartex" xmlns:cx4="http://schemas.microsoft.com/office/drawing/2016/5/10/chartex" xmlns:cx5="http://schemas.microsoft.com/office/drawing/2016/5/11/chartex" xmlns:cx6="http://schemas.microsoft.com/office/drawing/2016/5/12/chartex" xmlns:cx7="http://schemas.microsoft.com/office/drawing/2016/5/13/chartex" xmlns:cx8="http://schemas.microsoft.com/office/drawing/2016/5/14/chartex" xmlns:mc="http://schemas.openxmlformats.org/markup-compatibility/2006" xmlns:aink="http://schemas.microsoft.com/office/drawing/2016/ink" xmlns:am3d="http://schemas.microsoft.com/office/drawing/2017/model3d" xmlns:o="urn:schemas-microsoft-com:office:office" xmlns:oel="http://schemas.microsoft.com/office/2019/extlst" xmlns:r="http://schemas.openxmlformats.org/officeDocument/2006/relationships" xmlns:m="http://schemas.openxmlformats.org/officeDocument/2006/math" xmlns:v="urn:schemas-microsoft-com:vml" xmlns:wp14="http://schemas.microsoft.com/office/word/2010/wordprocessingDrawing" xmlns:wp="http://schemas.openxmlformats.org/drawingml/2006/wordprocessingDrawing" xmlns:w10="urn:schemas-microsoft-com:office:word" xmlns:w="http://schemas.openxmlformats.org/wordprocessingml/2006/main" xmlns:w14="http://schemas.microsoft.com/office/word/2010/wordml" xmlns:w15="http://schemas.microsoft.com/office/word/2012/wordml" xmlns:w16cex="http://schemas.microsoft.com/office/word/2018/wordml/cex" xmlns:w16cid="http://schemas.microsoft.com/office/word/2016/wordml/cid" xmlns:w16="http://schemas.microsoft.com/office/word/2018/wordml" xmlns:w16du="http://schemas.microsoft.com/office/word/2023/wordml/word16du" xmlns:w16sdtdh="http://schemas.microsoft.com/office/word/2020/wordml/sdtdatahash" xmlns:w16sdtfl="http://schemas.microsoft.com/office/word/2024/wordml/sdtformatlock" xmlns:w16se="http://schemas.microsoft.com/office/word/2015/wordml/symex" xmlns:wpg="http://schemas.microsoft.com/office/word/2010/wordprocessingGroup" xmlns:wpi="http://schemas.microsoft.com/office/word/2010/wordprocessingInk" xmlns:wne="http://schemas.microsoft.com/office/word/2006/wordml" xmlns:wps="http://schemas.microsoft.com/office/word/2010/wordprocessingShape" mc:Ignorable="w14 w15 w16se w16cid w16 w16cex w16sdtdh w16sdtfl w16du wp14">
   <w:abstractNum w:abstractNumId="0" w15:restartNumberingAfterBreak="0">
-    <w:nsid w:val="258E6EBA"/>
-    <w:multiLevelType w:val="hybridMultilevel"/>
-    <w:tmpl w:val="CAFA86F8"/>
-    <w:lvl w:ilvl="0" w:tplc="74045B66">
-      <w:numFmt w:val="bullet"/>
-      <w:lvlText w:val="-"/>
-      <w:lvlJc w:val="left"/>
-      <w:pPr>
-        <w:ind w:left="720" w:hanging="360"/>
-      </w:pPr>
-      <w:rPr>
-        <w:rFonts w:ascii="Calibri" w:eastAsiaTheme="minorHAnsi" w:hAnsi="Calibri" w:cs="Calibri" w:hint="default"/>
-      </w:rPr>
-    </w:lvl>
-    <w:lvl w:ilvl="1" w:tplc="040C0003" w:tentative="1">
-      <w:start w:val="1"/>
-      <w:numFmt w:val="bullet"/>
-      <w:lvlText w:val="o"/>
-      <w:lvlJc w:val="left"/>
-      <w:pPr>
-        <w:ind w:left="1440" w:hanging="360"/>
-      </w:pPr>
-      <w:rPr>
-        <w:rFonts w:ascii="Courier New" w:hAnsi="Courier New" w:cs="Courier New" w:hint="default"/>
-      </w:rPr>
-    </w:lvl>
-    <w:lvl w:ilvl="2" w:tplc="040C0005" w:tentative="1">
-      <w:start w:val="1"/>
-      <w:numFmt w:val="bullet"/>
-      <w:lvlText w:val=""/>
-      <w:lvlJc w:val="left"/>
-      <w:pPr>
-        <w:ind w:left="2160" w:hanging="360"/>
-      </w:pPr>
-      <w:rPr>
-        <w:rFonts w:ascii="Wingdings" w:hAnsi="Wingdings" w:hint="default"/>
-      </w:rPr>
-    </w:lvl>
-    <w:lvl w:ilvl="3" w:tplc="040C0001" w:tentative="1">
-      <w:start w:val="1"/>
-      <w:numFmt w:val="bullet"/>
-      <w:lvlText w:val=""/>
-      <w:lvlJc w:val="left"/>
-      <w:pPr>
-        <w:ind w:left="2880" w:hanging="360"/>
-      </w:pPr>
-      <w:rPr>
-        <w:rFonts w:ascii="Symbol" w:hAnsi="Symbol" w:hint="default"/>
-      </w:rPr>
-    </w:lvl>
-    <w:lvl w:ilvl="4" w:tplc="040C0003" w:tentative="1">
-      <w:start w:val="1"/>
-      <w:numFmt w:val="bullet"/>
-      <w:lvlText w:val="o"/>
-      <w:lvlJc w:val="left"/>
-      <w:pPr>
-        <w:ind w:left="3600" w:hanging="360"/>
-      </w:pPr>
-      <w:rPr>
-        <w:rFonts w:ascii="Courier New" w:hAnsi="Courier New" w:cs="Courier New" w:hint="default"/>
-      </w:rPr>
-    </w:lvl>
-    <w:lvl w:ilvl="5" w:tplc="040C0005" w:tentative="1">
-      <w:start w:val="1"/>
-      <w:numFmt w:val="bullet"/>
-      <w:lvlText w:val=""/>
-      <w:lvlJc w:val="left"/>
-      <w:pPr>
-        <w:ind w:left="4320" w:hanging="360"/>
-      </w:pPr>
-      <w:rPr>
-        <w:rFonts w:ascii="Wingdings" w:hAnsi="Wingdings" w:hint="default"/>
-      </w:rPr>
-    </w:lvl>
-    <w:lvl w:ilvl="6" w:tplc="040C0001" w:tentative="1">
-      <w:start w:val="1"/>
-      <w:numFmt w:val="bullet"/>
-      <w:lvlText w:val=""/>
-      <w:lvlJc w:val="left"/>
-      <w:pPr>
-        <w:ind w:left="5040" w:hanging="360"/>
-      </w:pPr>
-      <w:rPr>
-        <w:rFonts w:ascii="Symbol" w:hAnsi="Symbol" w:hint="default"/>
-      </w:rPr>
-    </w:lvl>
-    <w:lvl w:ilvl="7" w:tplc="040C0003" w:tentative="1">
-      <w:start w:val="1"/>
-      <w:numFmt w:val="bullet"/>
-      <w:lvlText w:val="o"/>
-      <w:lvlJc w:val="left"/>
-      <w:pPr>
-        <w:ind w:left="5760" w:hanging="360"/>
-      </w:pPr>
-      <w:rPr>
-        <w:rFonts w:ascii="Courier New" w:hAnsi="Courier New" w:cs="Courier New" w:hint="default"/>
-      </w:rPr>
-    </w:lvl>
-    <w:lvl w:ilvl="8" w:tplc="040C0005" w:tentative="1">
-      <w:start w:val="1"/>
-      <w:numFmt w:val="bullet"/>
-      <w:lvlText w:val=""/>
-      <w:lvlJc w:val="left"/>
-      <w:pPr>
-        <w:ind w:left="6480" w:hanging="360"/>
-      </w:pPr>
-      <w:rPr>
-        <w:rFonts w:ascii="Wingdings" w:hAnsi="Wingdings" w:hint="default"/>
-      </w:rPr>
-    </w:lvl>
-  </w:abstractNum>
-  <w:abstractNum w:abstractNumId="1" w15:restartNumberingAfterBreak="0">
-    <w:nsid w:val="502851D8"/>
+    <w:nsid w:val="03A33EC4"/>
     <w:multiLevelType w:val="multilevel"/>
-    <w:tmpl w:val="4A864632"/>
+    <w:tmpl w:val="621C44B4"/>
     <w:lvl w:ilvl="0">
       <w:start w:val="1"/>
       <w:numFmt w:val="bullet"/>
@@ -5345,11 +6439,275 @@
       </w:rPr>
     </w:lvl>
   </w:abstractNum>
+  <w:abstractNum w:abstractNumId="1" w15:restartNumberingAfterBreak="0">
+    <w:nsid w:val="258E6EBA"/>
+    <w:multiLevelType w:val="hybridMultilevel"/>
+    <w:tmpl w:val="CAFA86F8"/>
+    <w:lvl w:ilvl="0" w:tplc="74045B66">
+      <w:numFmt w:val="bullet"/>
+      <w:lvlText w:val="-"/>
+      <w:lvlJc w:val="left"/>
+      <w:pPr>
+        <w:ind w:left="720" w:hanging="360"/>
+      </w:pPr>
+      <w:rPr>
+        <w:rFonts w:ascii="Calibri" w:eastAsiaTheme="minorHAnsi" w:hAnsi="Calibri" w:cs="Calibri" w:hint="default"/>
+      </w:rPr>
+    </w:lvl>
+    <w:lvl w:ilvl="1" w:tplc="040C0003" w:tentative="1">
+      <w:start w:val="1"/>
+      <w:numFmt w:val="bullet"/>
+      <w:lvlText w:val="o"/>
+      <w:lvlJc w:val="left"/>
+      <w:pPr>
+        <w:ind w:left="1440" w:hanging="360"/>
+      </w:pPr>
+      <w:rPr>
+        <w:rFonts w:ascii="Courier New" w:hAnsi="Courier New" w:cs="Courier New" w:hint="default"/>
+      </w:rPr>
+    </w:lvl>
+    <w:lvl w:ilvl="2" w:tplc="040C0005" w:tentative="1">
+      <w:start w:val="1"/>
+      <w:numFmt w:val="bullet"/>
+      <w:lvlText w:val=""/>
+      <w:lvlJc w:val="left"/>
+      <w:pPr>
+        <w:ind w:left="2160" w:hanging="360"/>
+      </w:pPr>
+      <w:rPr>
+        <w:rFonts w:ascii="Wingdings" w:hAnsi="Wingdings" w:hint="default"/>
+      </w:rPr>
+    </w:lvl>
+    <w:lvl w:ilvl="3" w:tplc="040C0001" w:tentative="1">
+      <w:start w:val="1"/>
+      <w:numFmt w:val="bullet"/>
+      <w:lvlText w:val=""/>
+      <w:lvlJc w:val="left"/>
+      <w:pPr>
+        <w:ind w:left="2880" w:hanging="360"/>
+      </w:pPr>
+      <w:rPr>
+        <w:rFonts w:ascii="Symbol" w:hAnsi="Symbol" w:hint="default"/>
+      </w:rPr>
+    </w:lvl>
+    <w:lvl w:ilvl="4" w:tplc="040C0003" w:tentative="1">
+      <w:start w:val="1"/>
+      <w:numFmt w:val="bullet"/>
+      <w:lvlText w:val="o"/>
+      <w:lvlJc w:val="left"/>
+      <w:pPr>
+        <w:ind w:left="3600" w:hanging="360"/>
+      </w:pPr>
+      <w:rPr>
+        <w:rFonts w:ascii="Courier New" w:hAnsi="Courier New" w:cs="Courier New" w:hint="default"/>
+      </w:rPr>
+    </w:lvl>
+    <w:lvl w:ilvl="5" w:tplc="040C0005" w:tentative="1">
+      <w:start w:val="1"/>
+      <w:numFmt w:val="bullet"/>
+      <w:lvlText w:val=""/>
+      <w:lvlJc w:val="left"/>
+      <w:pPr>
+        <w:ind w:left="4320" w:hanging="360"/>
+      </w:pPr>
+      <w:rPr>
+        <w:rFonts w:ascii="Wingdings" w:hAnsi="Wingdings" w:hint="default"/>
+      </w:rPr>
+    </w:lvl>
+    <w:lvl w:ilvl="6" w:tplc="040C0001" w:tentative="1">
+      <w:start w:val="1"/>
+      <w:numFmt w:val="bullet"/>
+      <w:lvlText w:val=""/>
+      <w:lvlJc w:val="left"/>
+      <w:pPr>
+        <w:ind w:left="5040" w:hanging="360"/>
+      </w:pPr>
+      <w:rPr>
+        <w:rFonts w:ascii="Symbol" w:hAnsi="Symbol" w:hint="default"/>
+      </w:rPr>
+    </w:lvl>
+    <w:lvl w:ilvl="7" w:tplc="040C0003" w:tentative="1">
+      <w:start w:val="1"/>
+      <w:numFmt w:val="bullet"/>
+      <w:lvlText w:val="o"/>
+      <w:lvlJc w:val="left"/>
+      <w:pPr>
+        <w:ind w:left="5760" w:hanging="360"/>
+      </w:pPr>
+      <w:rPr>
+        <w:rFonts w:ascii="Courier New" w:hAnsi="Courier New" w:cs="Courier New" w:hint="default"/>
+      </w:rPr>
+    </w:lvl>
+    <w:lvl w:ilvl="8" w:tplc="040C0005" w:tentative="1">
+      <w:start w:val="1"/>
+      <w:numFmt w:val="bullet"/>
+      <w:lvlText w:val=""/>
+      <w:lvlJc w:val="left"/>
+      <w:pPr>
+        <w:ind w:left="6480" w:hanging="360"/>
+      </w:pPr>
+      <w:rPr>
+        <w:rFonts w:ascii="Wingdings" w:hAnsi="Wingdings" w:hint="default"/>
+      </w:rPr>
+    </w:lvl>
+  </w:abstractNum>
+  <w:abstractNum w:abstractNumId="2" w15:restartNumberingAfterBreak="0">
+    <w:nsid w:val="502851D8"/>
+    <w:multiLevelType w:val="multilevel"/>
+    <w:tmpl w:val="4A864632"/>
+    <w:lvl w:ilvl="0">
+      <w:start w:val="1"/>
+      <w:numFmt w:val="bullet"/>
+      <w:lvlText w:val=""/>
+      <w:lvlJc w:val="left"/>
+      <w:pPr>
+        <w:tabs>
+          <w:tab w:val="num" w:pos="720"/>
+        </w:tabs>
+        <w:ind w:left="720" w:hanging="360"/>
+      </w:pPr>
+      <w:rPr>
+        <w:rFonts w:ascii="Symbol" w:hAnsi="Symbol" w:hint="default"/>
+        <w:sz w:val="20"/>
+      </w:rPr>
+    </w:lvl>
+    <w:lvl w:ilvl="1" w:tentative="1">
+      <w:start w:val="1"/>
+      <w:numFmt w:val="bullet"/>
+      <w:lvlText w:val="o"/>
+      <w:lvlJc w:val="left"/>
+      <w:pPr>
+        <w:tabs>
+          <w:tab w:val="num" w:pos="1440"/>
+        </w:tabs>
+        <w:ind w:left="1440" w:hanging="360"/>
+      </w:pPr>
+      <w:rPr>
+        <w:rFonts w:ascii="Courier New" w:hAnsi="Courier New" w:hint="default"/>
+        <w:sz w:val="20"/>
+      </w:rPr>
+    </w:lvl>
+    <w:lvl w:ilvl="2" w:tentative="1">
+      <w:start w:val="1"/>
+      <w:numFmt w:val="bullet"/>
+      <w:lvlText w:val=""/>
+      <w:lvlJc w:val="left"/>
+      <w:pPr>
+        <w:tabs>
+          <w:tab w:val="num" w:pos="2160"/>
+        </w:tabs>
+        <w:ind w:left="2160" w:hanging="360"/>
+      </w:pPr>
+      <w:rPr>
+        <w:rFonts w:ascii="Wingdings" w:hAnsi="Wingdings" w:hint="default"/>
+        <w:sz w:val="20"/>
+      </w:rPr>
+    </w:lvl>
+    <w:lvl w:ilvl="3" w:tentative="1">
+      <w:start w:val="1"/>
+      <w:numFmt w:val="bullet"/>
+      <w:lvlText w:val=""/>
+      <w:lvlJc w:val="left"/>
+      <w:pPr>
+        <w:tabs>
+          <w:tab w:val="num" w:pos="2880"/>
+        </w:tabs>
+        <w:ind w:left="2880" w:hanging="360"/>
+      </w:pPr>
+      <w:rPr>
+        <w:rFonts w:ascii="Wingdings" w:hAnsi="Wingdings" w:hint="default"/>
+        <w:sz w:val="20"/>
+      </w:rPr>
+    </w:lvl>
+    <w:lvl w:ilvl="4" w:tentative="1">
+      <w:start w:val="1"/>
+      <w:numFmt w:val="bullet"/>
+      <w:lvlText w:val=""/>
+      <w:lvlJc w:val="left"/>
+      <w:pPr>
+        <w:tabs>
+          <w:tab w:val="num" w:pos="3600"/>
+        </w:tabs>
+        <w:ind w:left="3600" w:hanging="360"/>
+      </w:pPr>
+      <w:rPr>
+        <w:rFonts w:ascii="Wingdings" w:hAnsi="Wingdings" w:hint="default"/>
+        <w:sz w:val="20"/>
+      </w:rPr>
+    </w:lvl>
+    <w:lvl w:ilvl="5" w:tentative="1">
+      <w:start w:val="1"/>
+      <w:numFmt w:val="bullet"/>
+      <w:lvlText w:val=""/>
+      <w:lvlJc w:val="left"/>
+      <w:pPr>
+        <w:tabs>
+          <w:tab w:val="num" w:pos="4320"/>
+        </w:tabs>
+        <w:ind w:left="4320" w:hanging="360"/>
+      </w:pPr>
+      <w:rPr>
+        <w:rFonts w:ascii="Wingdings" w:hAnsi="Wingdings" w:hint="default"/>
+        <w:sz w:val="20"/>
+      </w:rPr>
+    </w:lvl>
+    <w:lvl w:ilvl="6" w:tentative="1">
+      <w:start w:val="1"/>
+      <w:numFmt w:val="bullet"/>
+      <w:lvlText w:val=""/>
+      <w:lvlJc w:val="left"/>
+      <w:pPr>
+        <w:tabs>
+          <w:tab w:val="num" w:pos="5040"/>
+        </w:tabs>
+        <w:ind w:left="5040" w:hanging="360"/>
+      </w:pPr>
+      <w:rPr>
+        <w:rFonts w:ascii="Wingdings" w:hAnsi="Wingdings" w:hint="default"/>
+        <w:sz w:val="20"/>
+      </w:rPr>
+    </w:lvl>
+    <w:lvl w:ilvl="7" w:tentative="1">
+      <w:start w:val="1"/>
+      <w:numFmt w:val="bullet"/>
+      <w:lvlText w:val=""/>
+      <w:lvlJc w:val="left"/>
+      <w:pPr>
+        <w:tabs>
+          <w:tab w:val="num" w:pos="5760"/>
+        </w:tabs>
+        <w:ind w:left="5760" w:hanging="360"/>
+      </w:pPr>
+      <w:rPr>
+        <w:rFonts w:ascii="Wingdings" w:hAnsi="Wingdings" w:hint="default"/>
+        <w:sz w:val="20"/>
+      </w:rPr>
+    </w:lvl>
+    <w:lvl w:ilvl="8" w:tentative="1">
+      <w:start w:val="1"/>
+      <w:numFmt w:val="bullet"/>
+      <w:lvlText w:val=""/>
+      <w:lvlJc w:val="left"/>
+      <w:pPr>
+        <w:tabs>
+          <w:tab w:val="num" w:pos="6480"/>
+        </w:tabs>
+        <w:ind w:left="6480" w:hanging="360"/>
+      </w:pPr>
+      <w:rPr>
+        <w:rFonts w:ascii="Wingdings" w:hAnsi="Wingdings" w:hint="default"/>
+        <w:sz w:val="20"/>
+      </w:rPr>
+    </w:lvl>
+  </w:abstractNum>
   <w:num w:numId="1" w16cid:durableId="1322153028">
-    <w:abstractNumId w:val="0"/>
+    <w:abstractNumId w:val="1"/>
   </w:num>
   <w:num w:numId="2" w16cid:durableId="676349876">
-    <w:abstractNumId w:val="1"/>
+    <w:abstractNumId w:val="2"/>
+  </w:num>
+  <w:num w:numId="3" w16cid:durableId="571044321">
+    <w:abstractNumId w:val="0"/>
   </w:num>
 </w:numbering>
 </file>

--- a/Datasheet/Datasheet_graphit_sensor.docx
+++ b/Datasheet/Datasheet_graphit_sensor.docx
@@ -118,7 +118,7 @@
     </w:p>
     <w:p>
       <w:pPr>
-        <w:pStyle w:val="ListParagraph"/>
+        <w:pStyle w:val="Paragraphedeliste"/>
         <w:numPr>
           <w:ilvl w:val="0"/>
           <w:numId w:val="1"/>
@@ -144,7 +144,7 @@
           <w:lang w:val="en-US"/>
         </w:rPr>
         <w:drawing>
-          <wp:anchor distT="0" distB="0" distL="114300" distR="114300" simplePos="0" relativeHeight="251658240" behindDoc="1" locked="0" layoutInCell="1" allowOverlap="1" wp14:anchorId="640C564E" wp14:editId="29E947B0">
+          <wp:anchor distT="0" distB="0" distL="114300" distR="114300" simplePos="0" relativeHeight="251658240" behindDoc="1" locked="0" layoutInCell="1" allowOverlap="1" wp14:anchorId="640C564E" wp14:editId="474A8BDC">
             <wp:simplePos x="0" y="0"/>
             <wp:positionH relativeFrom="margin">
               <wp:posOffset>3668395</wp:posOffset>
@@ -226,7 +226,7 @@
     </w:p>
     <w:p>
       <w:pPr>
-        <w:pStyle w:val="ListParagraph"/>
+        <w:pStyle w:val="Paragraphedeliste"/>
         <w:numPr>
           <w:ilvl w:val="0"/>
           <w:numId w:val="1"/>
@@ -252,7 +252,7 @@
     </w:p>
     <w:p>
       <w:pPr>
-        <w:pStyle w:val="ListParagraph"/>
+        <w:pStyle w:val="Paragraphedeliste"/>
         <w:numPr>
           <w:ilvl w:val="0"/>
           <w:numId w:val="1"/>
@@ -278,7 +278,7 @@
     </w:p>
     <w:p>
       <w:pPr>
-        <w:pStyle w:val="ListParagraph"/>
+        <w:pStyle w:val="Paragraphedeliste"/>
         <w:numPr>
           <w:ilvl w:val="0"/>
           <w:numId w:val="1"/>
@@ -304,7 +304,7 @@
     </w:p>
     <w:p>
       <w:pPr>
-        <w:pStyle w:val="ListParagraph"/>
+        <w:pStyle w:val="Paragraphedeliste"/>
         <w:numPr>
           <w:ilvl w:val="0"/>
           <w:numId w:val="1"/>
@@ -330,7 +330,7 @@
     </w:p>
     <w:p>
       <w:pPr>
-        <w:pStyle w:val="ListParagraph"/>
+        <w:pStyle w:val="Paragraphedeliste"/>
         <w:numPr>
           <w:ilvl w:val="0"/>
           <w:numId w:val="1"/>
@@ -356,7 +356,7 @@
     </w:p>
     <w:p>
       <w:pPr>
-        <w:pStyle w:val="ListParagraph"/>
+        <w:pStyle w:val="Paragraphedeliste"/>
         <w:numPr>
           <w:ilvl w:val="0"/>
           <w:numId w:val="1"/>
@@ -470,7 +470,7 @@
           <w:lang w:val="en-US"/>
         </w:rPr>
         <w:drawing>
-          <wp:anchor distT="0" distB="0" distL="114300" distR="114300" simplePos="0" relativeHeight="251660288" behindDoc="1" locked="0" layoutInCell="1" allowOverlap="1" wp14:anchorId="4CE9B161" wp14:editId="5589FE2F">
+          <wp:anchor distT="0" distB="0" distL="114300" distR="114300" simplePos="0" relativeHeight="251660288" behindDoc="1" locked="0" layoutInCell="1" allowOverlap="1" wp14:anchorId="4CE9B161" wp14:editId="1445729C">
             <wp:simplePos x="0" y="0"/>
             <wp:positionH relativeFrom="margin">
               <wp:align>right</wp:align>
@@ -558,7 +558,7 @@
     </w:p>
     <w:tbl>
       <w:tblPr>
-        <w:tblStyle w:val="TableGrid"/>
+        <w:tblStyle w:val="Grilledutableau"/>
         <w:tblW w:w="0" w:type="auto"/>
         <w:jc w:val="center"/>
         <w:tblLook w:val="04A0" w:firstRow="1" w:lastRow="0" w:firstColumn="1" w:lastColumn="0" w:noHBand="0" w:noVBand="1"/>
@@ -814,7 +814,7 @@
     </w:p>
     <w:tbl>
       <w:tblPr>
-        <w:tblStyle w:val="TableGrid"/>
+        <w:tblStyle w:val="Grilledutableau"/>
         <w:tblW w:w="0" w:type="auto"/>
         <w:tblLook w:val="04A0" w:firstRow="1" w:lastRow="0" w:firstColumn="1" w:lastColumn="0" w:noHBand="0" w:noVBand="1"/>
       </w:tblPr>
@@ -929,8 +929,36 @@
                 <w:sz w:val="24"/>
                 <w:szCs w:val="24"/>
               </w:rPr>
-              <w:t>Passive graphite strain gauge sensor</w:t>
+              <w:t xml:space="preserve">Passive graphite </w:t>
             </w:r>
+            <w:proofErr w:type="spellStart"/>
+            <w:r>
+              <w:rPr>
+                <w:rFonts w:cstheme="minorHAnsi"/>
+                <w:sz w:val="24"/>
+                <w:szCs w:val="24"/>
+              </w:rPr>
+              <w:t>strain</w:t>
+            </w:r>
+            <w:proofErr w:type="spellEnd"/>
+            <w:r>
+              <w:rPr>
+                <w:rFonts w:cstheme="minorHAnsi"/>
+                <w:sz w:val="24"/>
+                <w:szCs w:val="24"/>
+              </w:rPr>
+              <w:t xml:space="preserve"> gauge </w:t>
+            </w:r>
+            <w:proofErr w:type="spellStart"/>
+            <w:r>
+              <w:rPr>
+                <w:rFonts w:cstheme="minorHAnsi"/>
+                <w:sz w:val="24"/>
+                <w:szCs w:val="24"/>
+              </w:rPr>
+              <w:t>sensor</w:t>
+            </w:r>
+            <w:proofErr w:type="spellEnd"/>
           </w:p>
         </w:tc>
       </w:tr>
@@ -949,6 +977,7 @@
                 <w:lang w:val="en-US"/>
               </w:rPr>
             </w:pPr>
+            <w:proofErr w:type="spellStart"/>
             <w:r>
               <w:rPr>
                 <w:rFonts w:cstheme="minorHAnsi"/>
@@ -957,6 +986,7 @@
               </w:rPr>
               <w:t>Measurand</w:t>
             </w:r>
+            <w:proofErr w:type="spellEnd"/>
           </w:p>
         </w:tc>
         <w:tc>
@@ -1026,6 +1056,7 @@
                 <w:lang w:val="en-US"/>
               </w:rPr>
             </w:pPr>
+            <w:proofErr w:type="spellStart"/>
             <w:r>
               <w:rPr>
                 <w:rFonts w:cstheme="minorHAnsi"/>
@@ -1034,6 +1065,7 @@
               </w:rPr>
               <w:t>Analog</w:t>
             </w:r>
+            <w:proofErr w:type="spellEnd"/>
           </w:p>
         </w:tc>
       </w:tr>
@@ -1058,8 +1090,18 @@
                 <w:sz w:val="24"/>
                 <w:szCs w:val="24"/>
               </w:rPr>
-              <w:t>Power Supply</w:t>
+              <w:t xml:space="preserve">Power </w:t>
             </w:r>
+            <w:proofErr w:type="spellStart"/>
+            <w:r>
+              <w:rPr>
+                <w:rFonts w:cstheme="minorHAnsi"/>
+                <w:sz w:val="24"/>
+                <w:szCs w:val="24"/>
+              </w:rPr>
+              <w:t>Supply</w:t>
+            </w:r>
+            <w:proofErr w:type="spellEnd"/>
           </w:p>
         </w:tc>
         <w:tc>
@@ -1104,13 +1146,41 @@
                 <w:szCs w:val="24"/>
               </w:rPr>
             </w:pPr>
+            <w:proofErr w:type="spellStart"/>
             <w:r>
               <w:rPr>
                 <w:rFonts w:cstheme="minorHAnsi"/>
                 <w:sz w:val="24"/>
                 <w:szCs w:val="24"/>
               </w:rPr>
-              <w:t>Typical Response Time</w:t>
+              <w:t>Typical</w:t>
+            </w:r>
+            <w:proofErr w:type="spellEnd"/>
+            <w:r>
+              <w:rPr>
+                <w:rFonts w:cstheme="minorHAnsi"/>
+                <w:sz w:val="24"/>
+                <w:szCs w:val="24"/>
+              </w:rPr>
+              <w:t xml:space="preserve"> </w:t>
+            </w:r>
+            <w:proofErr w:type="spellStart"/>
+            <w:r>
+              <w:rPr>
+                <w:rFonts w:cstheme="minorHAnsi"/>
+                <w:sz w:val="24"/>
+                <w:szCs w:val="24"/>
+              </w:rPr>
+              <w:t>Response</w:t>
+            </w:r>
+            <w:proofErr w:type="spellEnd"/>
+            <w:r>
+              <w:rPr>
+                <w:rFonts w:cstheme="minorHAnsi"/>
+                <w:sz w:val="24"/>
+                <w:szCs w:val="24"/>
+              </w:rPr>
+              <w:t xml:space="preserve"> Time</w:t>
             </w:r>
           </w:p>
         </w:tc>
@@ -1152,14 +1222,34 @@
                 <w:szCs w:val="24"/>
               </w:rPr>
             </w:pPr>
+            <w:proofErr w:type="spellStart"/>
             <w:r>
               <w:rPr>
                 <w:rFonts w:cstheme="minorHAnsi"/>
                 <w:sz w:val="24"/>
                 <w:szCs w:val="24"/>
               </w:rPr>
-              <w:t>Substrate Material</w:t>
+              <w:t>Substrate</w:t>
             </w:r>
+            <w:proofErr w:type="spellEnd"/>
+            <w:r>
+              <w:rPr>
+                <w:rFonts w:cstheme="minorHAnsi"/>
+                <w:sz w:val="24"/>
+                <w:szCs w:val="24"/>
+              </w:rPr>
+              <w:t xml:space="preserve"> </w:t>
+            </w:r>
+            <w:proofErr w:type="spellStart"/>
+            <w:r>
+              <w:rPr>
+                <w:rFonts w:cstheme="minorHAnsi"/>
+                <w:sz w:val="24"/>
+                <w:szCs w:val="24"/>
+              </w:rPr>
+              <w:t>Material</w:t>
+            </w:r>
+            <w:proofErr w:type="spellEnd"/>
           </w:p>
         </w:tc>
         <w:tc>
@@ -1175,13 +1265,59 @@
                 <w:szCs w:val="24"/>
               </w:rPr>
             </w:pPr>
+            <w:proofErr w:type="spellStart"/>
             <w:r>
               <w:rPr>
                 <w:rFonts w:cstheme="minorHAnsi"/>
                 <w:sz w:val="24"/>
                 <w:szCs w:val="24"/>
               </w:rPr>
-              <w:t>Cellulosic plant fibers (paper)</w:t>
+              <w:t>Cellulosic</w:t>
+            </w:r>
+            <w:proofErr w:type="spellEnd"/>
+            <w:r>
+              <w:rPr>
+                <w:rFonts w:cstheme="minorHAnsi"/>
+                <w:sz w:val="24"/>
+                <w:szCs w:val="24"/>
+              </w:rPr>
+              <w:t xml:space="preserve"> plant </w:t>
+            </w:r>
+            <w:proofErr w:type="spellStart"/>
+            <w:r>
+              <w:rPr>
+                <w:rFonts w:cstheme="minorHAnsi"/>
+                <w:sz w:val="24"/>
+                <w:szCs w:val="24"/>
+              </w:rPr>
+              <w:t>fibers</w:t>
+            </w:r>
+            <w:proofErr w:type="spellEnd"/>
+            <w:r>
+              <w:rPr>
+                <w:rFonts w:cstheme="minorHAnsi"/>
+                <w:sz w:val="24"/>
+                <w:szCs w:val="24"/>
+              </w:rPr>
+              <w:t xml:space="preserve"> (</w:t>
+            </w:r>
+            <w:proofErr w:type="spellStart"/>
+            <w:r>
+              <w:rPr>
+                <w:rFonts w:cstheme="minorHAnsi"/>
+                <w:sz w:val="24"/>
+                <w:szCs w:val="24"/>
+              </w:rPr>
+              <w:t>paper</w:t>
+            </w:r>
+            <w:proofErr w:type="spellEnd"/>
+            <w:r>
+              <w:rPr>
+                <w:rFonts w:cstheme="minorHAnsi"/>
+                <w:sz w:val="24"/>
+                <w:szCs w:val="24"/>
+              </w:rPr>
+              <w:t>)</w:t>
             </w:r>
           </w:p>
         </w:tc>
@@ -1257,8 +1393,18 @@
                 <w:sz w:val="24"/>
                 <w:szCs w:val="24"/>
               </w:rPr>
-              <w:t>Paper Thickness</w:t>
+              <w:t xml:space="preserve">Paper </w:t>
             </w:r>
+            <w:proofErr w:type="spellStart"/>
+            <w:r>
+              <w:rPr>
+                <w:rFonts w:cstheme="minorHAnsi"/>
+                <w:sz w:val="24"/>
+                <w:szCs w:val="24"/>
+              </w:rPr>
+              <w:t>Thickness</w:t>
+            </w:r>
+            <w:proofErr w:type="spellEnd"/>
           </w:p>
         </w:tc>
         <w:tc>
@@ -1316,7 +1462,7 @@
     </w:p>
     <w:tbl>
       <w:tblPr>
-        <w:tblStyle w:val="TableGrid"/>
+        <w:tblStyle w:val="Grilledutableau"/>
         <w:tblW w:w="0" w:type="auto"/>
         <w:tblLook w:val="04A0" w:firstRow="1" w:lastRow="0" w:firstColumn="1" w:lastColumn="0" w:noHBand="0" w:noVBand="1"/>
       </w:tblPr>
@@ -1698,7 +1844,7 @@
     </w:p>
     <w:tbl>
       <w:tblPr>
-        <w:tblStyle w:val="TableGrid"/>
+        <w:tblStyle w:val="Grilledutableau"/>
         <w:tblW w:w="0" w:type="auto"/>
         <w:jc w:val="center"/>
         <w:tblLook w:val="04A0" w:firstRow="1" w:lastRow="0" w:firstColumn="1" w:lastColumn="0" w:noHBand="0" w:noVBand="1"/>
@@ -1945,8 +2091,9 @@
                 <w:rFonts w:cstheme="minorHAnsi"/>
                 <w:sz w:val="24"/>
                 <w:szCs w:val="24"/>
-              </w:rPr>
-              <w:t xml:space="preserve">2.00 – 3.00 </w:t>
+                <w:lang w:val="en-US"/>
+              </w:rPr>
+              <w:t>11.4 – 29.4</w:t>
             </w:r>
           </w:p>
         </w:tc>
@@ -1971,8 +2118,9 @@
                 <w:rFonts w:cstheme="minorHAnsi"/>
                 <w:sz w:val="24"/>
                 <w:szCs w:val="24"/>
-              </w:rPr>
-              <w:t>2.30 – 2.70</w:t>
+                <w:lang w:val="en-US"/>
+              </w:rPr>
+              <w:t>12.4 – 16.4</w:t>
             </w:r>
           </w:p>
         </w:tc>
@@ -2004,7 +2152,7 @@
                 <w:szCs w:val="24"/>
                 <w:lang w:val="en-US"/>
               </w:rPr>
-              <w:t>B</w:t>
+              <w:t>4B</w:t>
             </w:r>
           </w:p>
         </w:tc>
@@ -2049,7 +2197,31 @@
                 <w:sz w:val="24"/>
                 <w:szCs w:val="24"/>
               </w:rPr>
-              <w:t xml:space="preserve">1.85 – 3.20 </w:t>
+              <w:t>45.0</w:t>
+            </w:r>
+            <w:r>
+              <w:rPr>
+                <w:rFonts w:cstheme="minorHAnsi"/>
+                <w:sz w:val="24"/>
+                <w:szCs w:val="24"/>
+              </w:rPr>
+              <w:t xml:space="preserve"> – </w:t>
+            </w:r>
+            <w:r>
+              <w:rPr>
+                <w:rFonts w:cstheme="minorHAnsi"/>
+                <w:sz w:val="24"/>
+                <w:szCs w:val="24"/>
+              </w:rPr>
+              <w:t>55.6</w:t>
+            </w:r>
+            <w:r>
+              <w:rPr>
+                <w:rFonts w:cstheme="minorHAnsi"/>
+                <w:sz w:val="24"/>
+                <w:szCs w:val="24"/>
+              </w:rPr>
+              <w:t xml:space="preserve"> </w:t>
             </w:r>
           </w:p>
         </w:tc>
@@ -2075,110 +2247,7 @@
                 <w:sz w:val="24"/>
                 <w:szCs w:val="24"/>
               </w:rPr>
-              <w:t>2.00 – 2.60</w:t>
-            </w:r>
-          </w:p>
-        </w:tc>
-      </w:tr>
-      <w:tr>
-        <w:trPr>
-          <w:jc w:val="center"/>
-        </w:trPr>
-        <w:tc>
-          <w:tcPr>
-            <w:tcW w:w="2265" w:type="dxa"/>
-            <w:vAlign w:val="center"/>
-          </w:tcPr>
-          <w:p>
-            <w:pPr>
-              <w:spacing w:line="276" w:lineRule="auto"/>
-              <w:jc w:val="both"/>
-              <w:rPr>
-                <w:rFonts w:cstheme="minorHAnsi"/>
-                <w:sz w:val="24"/>
-                <w:szCs w:val="24"/>
-                <w:lang w:val="en-US"/>
-              </w:rPr>
-            </w:pPr>
-            <w:r>
-              <w:rPr>
-                <w:rFonts w:cstheme="minorHAnsi"/>
-                <w:sz w:val="24"/>
-                <w:szCs w:val="24"/>
-                <w:lang w:val="en-US"/>
-              </w:rPr>
-              <w:t>2B</w:t>
-            </w:r>
-          </w:p>
-        </w:tc>
-        <w:tc>
-          <w:tcPr>
-            <w:tcW w:w="2265" w:type="dxa"/>
-            <w:vMerge/>
-            <w:vAlign w:val="center"/>
-          </w:tcPr>
-          <w:p>
-            <w:pPr>
-              <w:spacing w:line="276" w:lineRule="auto"/>
-              <w:jc w:val="both"/>
-              <w:rPr>
-                <w:rFonts w:cstheme="minorHAnsi"/>
-                <w:sz w:val="24"/>
-                <w:szCs w:val="24"/>
-                <w:lang w:val="en-US"/>
-              </w:rPr>
-            </w:pPr>
-          </w:p>
-        </w:tc>
-        <w:tc>
-          <w:tcPr>
-            <w:tcW w:w="2266" w:type="dxa"/>
-            <w:vAlign w:val="center"/>
-          </w:tcPr>
-          <w:p>
-            <w:pPr>
-              <w:spacing w:line="276" w:lineRule="auto"/>
-              <w:jc w:val="both"/>
-              <w:rPr>
-                <w:rFonts w:cstheme="minorHAnsi"/>
-                <w:sz w:val="24"/>
-                <w:szCs w:val="24"/>
-                <w:lang w:val="en-US"/>
-              </w:rPr>
-            </w:pPr>
-            <w:r>
-              <w:rPr>
-                <w:rFonts w:cstheme="minorHAnsi"/>
-                <w:sz w:val="24"/>
-                <w:szCs w:val="24"/>
-              </w:rPr>
-              <w:t xml:space="preserve">3.90 – 5.40 </w:t>
-            </w:r>
-          </w:p>
-        </w:tc>
-        <w:tc>
-          <w:tcPr>
-            <w:tcW w:w="2266" w:type="dxa"/>
-            <w:vAlign w:val="center"/>
-          </w:tcPr>
-          <w:p>
-            <w:pPr>
-              <w:spacing w:line="276" w:lineRule="auto"/>
-              <w:jc w:val="both"/>
-              <w:rPr>
-                <w:rFonts w:cstheme="minorHAnsi"/>
-                <w:sz w:val="24"/>
-                <w:szCs w:val="24"/>
-                <w:lang w:val="en-US"/>
-              </w:rPr>
-            </w:pPr>
-            <w:r>
-              <w:rPr>
-                <w:rFonts w:cstheme="minorHAnsi"/>
-                <w:sz w:val="24"/>
-                <w:szCs w:val="24"/>
-              </w:rPr>
-              <w:t>4</w:t>
+              <w:t>50.4</w:t>
             </w:r>
             <w:r>
               <w:rPr>
@@ -2186,7 +2255,15 @@
                 <w:sz w:val="24"/>
                 <w:szCs w:val="24"/>
               </w:rPr>
-              <w:t>.00 – 5.00</w:t>
+              <w:t xml:space="preserve"> – </w:t>
+            </w:r>
+            <w:r>
+              <w:rPr>
+                <w:rFonts w:cstheme="minorHAnsi"/>
+                <w:sz w:val="24"/>
+                <w:szCs w:val="24"/>
+              </w:rPr>
+              <w:t>51.1</w:t>
             </w:r>
           </w:p>
         </w:tc>
@@ -2301,7 +2378,7 @@
     </w:p>
     <w:tbl>
       <w:tblPr>
-        <w:tblStyle w:val="TableGrid"/>
+        <w:tblStyle w:val="Grilledutableau"/>
         <w:tblW w:w="0" w:type="auto"/>
         <w:tblLook w:val="04A0" w:firstRow="1" w:lastRow="0" w:firstColumn="1" w:lastColumn="0" w:noHBand="0" w:noVBand="1"/>
       </w:tblPr>
@@ -2662,10 +2739,303 @@
     </w:tbl>
     <w:p>
       <w:pPr>
+        <w:rPr>
+          <w:rFonts w:cstheme="minorHAnsi"/>
+          <w:b/>
+          <w:bCs/>
+          <w:sz w:val="24"/>
+          <w:szCs w:val="24"/>
+          <w:lang w:val="en-US"/>
+        </w:rPr>
+      </w:pPr>
+      <w:r>
+        <w:rPr>
+          <w:noProof/>
+        </w:rPr>
+        <w:drawing>
+          <wp:anchor distT="0" distB="0" distL="114300" distR="114300" simplePos="0" relativeHeight="251662336" behindDoc="1" locked="0" layoutInCell="1" allowOverlap="1" wp14:anchorId="1B104621" wp14:editId="70432660">
+            <wp:simplePos x="0" y="0"/>
+            <wp:positionH relativeFrom="column">
+              <wp:posOffset>3500755</wp:posOffset>
+            </wp:positionH>
+            <wp:positionV relativeFrom="paragraph">
+              <wp:posOffset>166370</wp:posOffset>
+            </wp:positionV>
+            <wp:extent cx="2038350" cy="2717800"/>
+            <wp:effectExtent l="3175" t="0" r="3175" b="3175"/>
+            <wp:wrapSquare wrapText="bothSides"/>
+            <wp:docPr id="1364630605" name="Image 1" descr="Une image contenant plastique, vert, intérieur, poterie&#10;&#10;Le contenu généré par l’IA peut être incorrect."/>
+            <wp:cNvGraphicFramePr>
+              <a:graphicFrameLocks xmlns:a="http://schemas.openxmlformats.org/drawingml/2006/main" noChangeAspect="1"/>
+            </wp:cNvGraphicFramePr>
+            <a:graphic xmlns:a="http://schemas.openxmlformats.org/drawingml/2006/main">
+              <a:graphicData uri="http://schemas.openxmlformats.org/drawingml/2006/picture">
+                <pic:pic xmlns:pic="http://schemas.openxmlformats.org/drawingml/2006/picture">
+                  <pic:nvPicPr>
+                    <pic:cNvPr id="1364630605" name="Image 1" descr="Une image contenant plastique, vert, intérieur, poterie&#10;&#10;Le contenu généré par l’IA peut être incorrect."/>
+                    <pic:cNvPicPr>
+                      <a:picLocks noChangeAspect="1" noChangeArrowheads="1"/>
+                    </pic:cNvPicPr>
+                  </pic:nvPicPr>
+                  <pic:blipFill>
+                    <a:blip r:embed="rId11" cstate="print">
+                      <a:extLst>
+                        <a:ext uri="{28A0092B-C50C-407E-A947-70E740481C1C}">
+                          <a14:useLocalDpi xmlns:a14="http://schemas.microsoft.com/office/drawing/2010/main" val="0"/>
+                        </a:ext>
+                      </a:extLst>
+                    </a:blip>
+                    <a:srcRect/>
+                    <a:stretch>
+                      <a:fillRect/>
+                    </a:stretch>
+                  </pic:blipFill>
+                  <pic:spPr bwMode="auto">
+                    <a:xfrm rot="5400000">
+                      <a:off x="0" y="0"/>
+                      <a:ext cx="2038350" cy="2717800"/>
+                    </a:xfrm>
+                    <a:prstGeom prst="rect">
+                      <a:avLst/>
+                    </a:prstGeom>
+                    <a:noFill/>
+                    <a:ln>
+                      <a:noFill/>
+                    </a:ln>
+                  </pic:spPr>
+                </pic:pic>
+              </a:graphicData>
+            </a:graphic>
+          </wp:anchor>
+        </w:drawing>
+      </w:r>
+    </w:p>
+    <w:p>
+      <w:pPr>
+        <w:rPr>
+          <w:rFonts w:cstheme="minorHAnsi"/>
+          <w:b/>
+          <w:bCs/>
+          <w:sz w:val="24"/>
+          <w:szCs w:val="24"/>
+          <w:lang w:val="en-US"/>
+        </w:rPr>
+      </w:pPr>
+      <w:r>
+        <w:rPr>
+          <w:rFonts w:cstheme="minorHAnsi"/>
+          <w:b/>
+          <w:bCs/>
+          <w:sz w:val="24"/>
+          <w:szCs w:val="24"/>
+          <w:lang w:val="en-US"/>
+        </w:rPr>
+        <w:t xml:space="preserve">Test bench </w:t>
+      </w:r>
+    </w:p>
+    <w:p>
+      <w:pPr>
         <w:spacing w:line="276" w:lineRule="auto"/>
         <w:jc w:val="both"/>
         <w:rPr>
           <w:rFonts w:cstheme="minorHAnsi"/>
+          <w:sz w:val="24"/>
+          <w:szCs w:val="24"/>
+          <w:lang w:val="en-US"/>
+        </w:rPr>
+      </w:pPr>
+      <w:r>
+        <w:rPr>
+          <w:rFonts w:cstheme="minorHAnsi"/>
+          <w:sz w:val="24"/>
+          <w:szCs w:val="24"/>
+          <w:lang w:val="en-US"/>
+        </w:rPr>
+        <w:t>We use a 3D model consisting of circular slots with different radii. By inserting the sensor into the slots, deformation is created depending on the orientation of the sensor (tension or compression). The deformation is inversely proportional to the radius of the circular slots, as follows:</w:t>
+      </w:r>
+    </w:p>
+    <w:p>
+      <w:pPr>
+        <w:spacing w:line="276" w:lineRule="auto"/>
+        <w:jc w:val="both"/>
+        <w:rPr>
+          <w:rFonts w:cstheme="minorHAnsi"/>
+          <w:iCs/>
+          <w:sz w:val="24"/>
+          <w:szCs w:val="24"/>
+          <w:lang w:val="en-US"/>
+        </w:rPr>
+      </w:pPr>
+      <m:oMathPara>
+        <m:oMath>
+          <m:r>
+            <m:rPr>
+              <m:sty m:val="p"/>
+            </m:rPr>
+            <w:rPr>
+              <w:rFonts w:ascii="Cambria Math" w:hAnsi="Cambria Math" w:cstheme="minorHAnsi"/>
+              <w:sz w:val="24"/>
+              <w:szCs w:val="24"/>
+              <w:lang w:val="en-US"/>
+            </w:rPr>
+            <m:t>ε=</m:t>
+          </m:r>
+          <m:f>
+            <m:fPr>
+              <m:ctrlPr>
+                <w:rPr>
+                  <w:rFonts w:ascii="Cambria Math" w:hAnsi="Cambria Math" w:cstheme="minorHAnsi"/>
+                  <w:iCs/>
+                  <w:sz w:val="24"/>
+                  <w:szCs w:val="24"/>
+                  <w:lang w:val="en-US"/>
+                </w:rPr>
+              </m:ctrlPr>
+            </m:fPr>
+            <m:num>
+              <m:r>
+                <m:rPr>
+                  <m:sty m:val="p"/>
+                </m:rPr>
+                <w:rPr>
+                  <w:rFonts w:ascii="Cambria Math" w:hAnsi="Cambria Math" w:cstheme="minorHAnsi"/>
+                  <w:sz w:val="24"/>
+                  <w:szCs w:val="24"/>
+                  <w:lang w:val="en-US"/>
+                </w:rPr>
+                <m:t>σ</m:t>
+              </m:r>
+            </m:num>
+            <m:den>
+              <m:r>
+                <m:rPr>
+                  <m:sty m:val="p"/>
+                </m:rPr>
+                <w:rPr>
+                  <w:rFonts w:ascii="Cambria Math" w:hAnsi="Cambria Math" w:cstheme="minorHAnsi"/>
+                  <w:sz w:val="24"/>
+                  <w:szCs w:val="24"/>
+                  <w:lang w:val="en-US"/>
+                </w:rPr>
+                <m:t>E</m:t>
+              </m:r>
+            </m:den>
+          </m:f>
+          <m:r>
+            <m:rPr>
+              <m:sty m:val="p"/>
+            </m:rPr>
+            <w:rPr>
+              <w:rFonts w:ascii="Cambria Math" w:hAnsi="Cambria Math" w:cstheme="minorHAnsi"/>
+              <w:sz w:val="24"/>
+              <w:szCs w:val="24"/>
+              <w:lang w:val="en-US"/>
+            </w:rPr>
+            <m:t>=</m:t>
+          </m:r>
+          <m:f>
+            <m:fPr>
+              <m:ctrlPr>
+                <w:rPr>
+                  <w:rFonts w:ascii="Cambria Math" w:hAnsi="Cambria Math" w:cstheme="minorHAnsi"/>
+                  <w:iCs/>
+                  <w:sz w:val="24"/>
+                  <w:szCs w:val="24"/>
+                  <w:lang w:val="en-US"/>
+                </w:rPr>
+              </m:ctrlPr>
+            </m:fPr>
+            <m:num>
+              <m:r>
+                <m:rPr>
+                  <m:sty m:val="p"/>
+                </m:rPr>
+                <w:rPr>
+                  <w:rFonts w:ascii="Cambria Math" w:hAnsi="Cambria Math" w:cstheme="minorHAnsi"/>
+                  <w:sz w:val="24"/>
+                  <w:szCs w:val="24"/>
+                  <w:lang w:val="en-US"/>
+                </w:rPr>
+                <m:t>e</m:t>
+              </m:r>
+            </m:num>
+            <m:den>
+              <m:r>
+                <m:rPr>
+                  <m:sty m:val="p"/>
+                </m:rPr>
+                <w:rPr>
+                  <w:rFonts w:ascii="Cambria Math" w:hAnsi="Cambria Math" w:cstheme="minorHAnsi"/>
+                  <w:sz w:val="24"/>
+                  <w:szCs w:val="24"/>
+                  <w:lang w:val="en-US"/>
+                </w:rPr>
+                <m:t>R</m:t>
+              </m:r>
+            </m:den>
+          </m:f>
+          <m:r>
+            <m:rPr>
+              <m:sty m:val="p"/>
+            </m:rPr>
+            <w:rPr>
+              <w:rFonts w:ascii="Cambria Math" w:hAnsi="Cambria Math" w:cstheme="minorHAnsi"/>
+              <w:sz w:val="24"/>
+              <w:szCs w:val="24"/>
+              <w:lang w:val="en-US"/>
+            </w:rPr>
+            <m:t>=</m:t>
+          </m:r>
+          <m:f>
+            <m:fPr>
+              <m:ctrlPr>
+                <w:rPr>
+                  <w:rFonts w:ascii="Cambria Math" w:hAnsi="Cambria Math" w:cstheme="minorHAnsi"/>
+                  <w:iCs/>
+                  <w:sz w:val="24"/>
+                  <w:szCs w:val="24"/>
+                  <w:lang w:val="en-US"/>
+                </w:rPr>
+              </m:ctrlPr>
+            </m:fPr>
+            <m:num>
+              <m:r>
+                <m:rPr>
+                  <m:sty m:val="p"/>
+                </m:rPr>
+                <w:rPr>
+                  <w:rFonts w:ascii="Cambria Math" w:hAnsi="Cambria Math" w:cstheme="minorHAnsi"/>
+                  <w:sz w:val="24"/>
+                  <w:szCs w:val="24"/>
+                  <w:lang w:val="en-US"/>
+                </w:rPr>
+                <m:t>0.2 mm</m:t>
+              </m:r>
+            </m:num>
+            <m:den>
+              <m:r>
+                <m:rPr>
+                  <m:sty m:val="p"/>
+                </m:rPr>
+                <w:rPr>
+                  <w:rFonts w:ascii="Cambria Math" w:hAnsi="Cambria Math" w:cstheme="minorHAnsi"/>
+                  <w:sz w:val="24"/>
+                  <w:szCs w:val="24"/>
+                  <w:lang w:val="en-US"/>
+                </w:rPr>
+                <m:t>R</m:t>
+              </m:r>
+            </m:den>
+          </m:f>
+        </m:oMath>
+      </m:oMathPara>
+    </w:p>
+    <w:p>
+      <w:pPr>
+        <w:spacing w:line="276" w:lineRule="auto"/>
+        <w:jc w:val="center"/>
+        <w:rPr>
+          <w:rFonts w:cstheme="minorHAnsi"/>
           <w:b/>
           <w:bCs/>
           <w:sz w:val="24"/>
@@ -2677,7 +3047,6 @@
     <w:p>
       <w:pPr>
         <w:spacing w:line="276" w:lineRule="auto"/>
-        <w:jc w:val="both"/>
         <w:rPr>
           <w:rFonts w:cstheme="minorHAnsi"/>
           <w:b/>
@@ -2687,7 +3056,9 @@
           <w:lang w:val="en-US"/>
         </w:rPr>
       </w:pPr>
-      <w:r>
+    </w:p>
+    <w:p>
+      <w:pPr>
         <w:rPr>
           <w:rFonts w:cstheme="minorHAnsi"/>
           <w:b/>
@@ -2696,7 +3067,17 @@
           <w:szCs w:val="24"/>
           <w:lang w:val="en-US"/>
         </w:rPr>
-        <w:t>Characteristic graphs</w:t>
+      </w:pPr>
+      <w:r>
+        <w:rPr>
+          <w:rFonts w:cstheme="minorHAnsi"/>
+          <w:b/>
+          <w:bCs/>
+          <w:sz w:val="24"/>
+          <w:szCs w:val="24"/>
+          <w:lang w:val="en-US"/>
+        </w:rPr>
+        <w:br w:type="page"/>
       </w:r>
     </w:p>
     <w:p>
@@ -2721,13 +3102,14 @@
           <w:szCs w:val="24"/>
           <w:lang w:val="en-US"/>
         </w:rPr>
-        <w:t xml:space="preserve">Test bench </w:t>
+        <w:lastRenderedPageBreak/>
+        <w:t>Characteristic graphs</w:t>
       </w:r>
     </w:p>
     <w:p>
       <w:pPr>
         <w:spacing w:line="276" w:lineRule="auto"/>
-        <w:jc w:val="both"/>
+        <w:jc w:val="center"/>
         <w:rPr>
           <w:rFonts w:cstheme="minorHAnsi"/>
           <w:b/>
@@ -2737,10 +3119,64 @@
           <w:lang w:val="en-US"/>
         </w:rPr>
       </w:pPr>
+      <w:r>
+        <w:rPr>
+          <w:noProof/>
+        </w:rPr>
+        <w:drawing>
+          <wp:inline distT="0" distB="0" distL="0" distR="0" wp14:anchorId="4014A803" wp14:editId="59BAD9D2">
+            <wp:extent cx="4176979" cy="3474369"/>
+            <wp:effectExtent l="0" t="0" r="0" b="0"/>
+            <wp:docPr id="277832696" name="Image 2" descr="Une image contenant texte, ligne, Tracé, diagramme&#10;&#10;Le contenu généré par l’IA peut être incorrect."/>
+            <wp:cNvGraphicFramePr>
+              <a:graphicFrameLocks xmlns:a="http://schemas.openxmlformats.org/drawingml/2006/main" noChangeAspect="1"/>
+            </wp:cNvGraphicFramePr>
+            <a:graphic xmlns:a="http://schemas.openxmlformats.org/drawingml/2006/main">
+              <a:graphicData uri="http://schemas.openxmlformats.org/drawingml/2006/picture">
+                <pic:pic xmlns:pic="http://schemas.openxmlformats.org/drawingml/2006/picture">
+                  <pic:nvPicPr>
+                    <pic:cNvPr id="277832696" name="Image 2" descr="Une image contenant texte, ligne, Tracé, diagramme&#10;&#10;Le contenu généré par l’IA peut être incorrect."/>
+                    <pic:cNvPicPr>
+                      <a:picLocks noChangeAspect="1" noChangeArrowheads="1"/>
+                    </pic:cNvPicPr>
+                  </pic:nvPicPr>
+                  <pic:blipFill>
+                    <a:blip r:embed="rId12">
+                      <a:extLst>
+                        <a:ext uri="{28A0092B-C50C-407E-A947-70E740481C1C}">
+                          <a14:useLocalDpi xmlns:a14="http://schemas.microsoft.com/office/drawing/2010/main" val="0"/>
+                        </a:ext>
+                      </a:extLst>
+                    </a:blip>
+                    <a:srcRect/>
+                    <a:stretch>
+                      <a:fillRect/>
+                    </a:stretch>
+                  </pic:blipFill>
+                  <pic:spPr bwMode="auto">
+                    <a:xfrm>
+                      <a:off x="0" y="0"/>
+                      <a:ext cx="4189062" cy="3484419"/>
+                    </a:xfrm>
+                    <a:prstGeom prst="rect">
+                      <a:avLst/>
+                    </a:prstGeom>
+                    <a:noFill/>
+                    <a:ln>
+                      <a:noFill/>
+                    </a:ln>
+                  </pic:spPr>
+                </pic:pic>
+              </a:graphicData>
+            </a:graphic>
+          </wp:inline>
+        </w:drawing>
+      </w:r>
     </w:p>
     <w:p>
       <w:pPr>
         <w:spacing w:line="276" w:lineRule="auto"/>
+        <w:jc w:val="center"/>
         <w:rPr>
           <w:rFonts w:cstheme="minorHAnsi"/>
           <w:b/>
@@ -2752,9 +3188,98 @@
       </w:pPr>
       <w:r>
         <w:rPr>
-          <w:rFonts w:cstheme="minorHAnsi"/>
-          <w:b/>
-          <w:bCs/>
+          <w:noProof/>
+        </w:rPr>
+        <w:drawing>
+          <wp:inline distT="0" distB="0" distL="0" distR="0" wp14:anchorId="3888F430" wp14:editId="649C3319">
+            <wp:extent cx="4184295" cy="3499829"/>
+            <wp:effectExtent l="0" t="0" r="6985" b="5715"/>
+            <wp:docPr id="535774189" name="Image 3" descr="Une image contenant texte, ligne, Tracé, diagramme&#10;&#10;Le contenu généré par l’IA peut être incorrect."/>
+            <wp:cNvGraphicFramePr>
+              <a:graphicFrameLocks xmlns:a="http://schemas.openxmlformats.org/drawingml/2006/main" noChangeAspect="1"/>
+            </wp:cNvGraphicFramePr>
+            <a:graphic xmlns:a="http://schemas.openxmlformats.org/drawingml/2006/main">
+              <a:graphicData uri="http://schemas.openxmlformats.org/drawingml/2006/picture">
+                <pic:pic xmlns:pic="http://schemas.openxmlformats.org/drawingml/2006/picture">
+                  <pic:nvPicPr>
+                    <pic:cNvPr id="535774189" name="Image 3" descr="Une image contenant texte, ligne, Tracé, diagramme&#10;&#10;Le contenu généré par l’IA peut être incorrect."/>
+                    <pic:cNvPicPr>
+                      <a:picLocks noChangeAspect="1" noChangeArrowheads="1"/>
+                    </pic:cNvPicPr>
+                  </pic:nvPicPr>
+                  <pic:blipFill>
+                    <a:blip r:embed="rId13">
+                      <a:extLst>
+                        <a:ext uri="{28A0092B-C50C-407E-A947-70E740481C1C}">
+                          <a14:useLocalDpi xmlns:a14="http://schemas.microsoft.com/office/drawing/2010/main" val="0"/>
+                        </a:ext>
+                      </a:extLst>
+                    </a:blip>
+                    <a:srcRect/>
+                    <a:stretch>
+                      <a:fillRect/>
+                    </a:stretch>
+                  </pic:blipFill>
+                  <pic:spPr bwMode="auto">
+                    <a:xfrm>
+                      <a:off x="0" y="0"/>
+                      <a:ext cx="4200249" cy="3513174"/>
+                    </a:xfrm>
+                    <a:prstGeom prst="rect">
+                      <a:avLst/>
+                    </a:prstGeom>
+                    <a:noFill/>
+                    <a:ln>
+                      <a:noFill/>
+                    </a:ln>
+                  </pic:spPr>
+                </pic:pic>
+              </a:graphicData>
+            </a:graphic>
+          </wp:inline>
+        </w:drawing>
+      </w:r>
+    </w:p>
+    <w:p>
+      <w:pPr>
+        <w:spacing w:line="276" w:lineRule="auto"/>
+        <w:jc w:val="both"/>
+        <w:rPr>
+          <w:rFonts w:cstheme="minorHAnsi"/>
+          <w:sz w:val="24"/>
+          <w:szCs w:val="24"/>
+          <w:lang w:val="en-US"/>
+        </w:rPr>
+      </w:pPr>
+      <w:r>
+        <w:rPr>
+          <w:rFonts w:cstheme="minorHAnsi"/>
+          <w:sz w:val="24"/>
+          <w:szCs w:val="24"/>
+          <w:lang w:val="en-US"/>
+        </w:rPr>
+        <w:t xml:space="preserve">The graphs above show the relative change in the sensor's value corresponding to deformation in two modes: tension and compression. Linear regression lines passing through the origin have been drawn. These theoretical lines demonstrate that the </w:t>
+      </w:r>
+      <w:r>
+        <w:rPr>
+          <w:rFonts w:cstheme="minorHAnsi"/>
+          <w:sz w:val="24"/>
+          <w:szCs w:val="24"/>
+        </w:rPr>
+        <w:t>Δ</w:t>
+      </w:r>
+      <w:r>
+        <w:rPr>
+          <w:rFonts w:cstheme="minorHAnsi"/>
+          <w:sz w:val="24"/>
+          <w:szCs w:val="24"/>
+          <w:lang w:val="en-US"/>
+        </w:rPr>
+        <w:t>R/R₀ value changes linearly with deformation.</w:t>
+      </w:r>
+      <w:r>
+        <w:rPr>
+          <w:rFonts w:cstheme="minorHAnsi"/>
           <w:sz w:val="24"/>
           <w:szCs w:val="24"/>
           <w:lang w:val="en-US"/>
@@ -2865,7 +3390,7 @@
                     </pic:cNvPicPr>
                   </pic:nvPicPr>
                   <pic:blipFill>
-                    <a:blip r:embed="rId11">
+                    <a:blip r:embed="rId14">
                       <a:extLst>
                         <a:ext uri="{28A0092B-C50C-407E-A947-70E740481C1C}">
                           <a14:useLocalDpi xmlns:a14="http://schemas.microsoft.com/office/drawing/2010/main" val="0"/>
@@ -2920,7 +3445,7 @@
     </w:p>
     <w:p>
       <w:pPr>
-        <w:pStyle w:val="ListParagraph"/>
+        <w:pStyle w:val="Paragraphedeliste"/>
         <w:numPr>
           <w:ilvl w:val="0"/>
           <w:numId w:val="1"/>
@@ -3225,7 +3750,7 @@
     </w:p>
     <w:p>
       <w:pPr>
-        <w:pStyle w:val="ListParagraph"/>
+        <w:pStyle w:val="Paragraphedeliste"/>
         <w:numPr>
           <w:ilvl w:val="0"/>
           <w:numId w:val="1"/>
@@ -3521,7 +4046,7 @@
     </w:p>
     <w:p>
       <w:pPr>
-        <w:pStyle w:val="ListParagraph"/>
+        <w:pStyle w:val="Paragraphedeliste"/>
         <w:numPr>
           <w:ilvl w:val="0"/>
           <w:numId w:val="1"/>
@@ -3954,7 +4479,7 @@
     </w:p>
     <w:p>
       <w:pPr>
-        <w:pStyle w:val="ListParagraph"/>
+        <w:pStyle w:val="Paragraphedeliste"/>
         <w:spacing w:line="276" w:lineRule="auto"/>
         <w:jc w:val="both"/>
         <w:rPr>
@@ -3964,8 +4489,8 @@
           <w:lang w:val="en-US"/>
         </w:rPr>
         <w:sectPr>
-          <w:headerReference w:type="default" r:id="rId12"/>
-          <w:footerReference w:type="default" r:id="rId13"/>
+          <w:headerReference w:type="default" r:id="rId15"/>
+          <w:footerReference w:type="default" r:id="rId16"/>
           <w:pgSz w:w="11906" w:h="16838"/>
           <w:pgMar w:top="1417" w:right="1417" w:bottom="1417" w:left="1417" w:header="708" w:footer="708" w:gutter="0"/>
           <w:cols w:space="708"/>
@@ -4105,7 +4630,27 @@
           <w:szCs w:val="24"/>
           <w:lang w:val="en-US"/>
         </w:rPr>
-        <w:t xml:space="preserve"> = 100 nF, C</w:t>
+        <w:t xml:space="preserve"> = 100 </w:t>
+      </w:r>
+      <w:proofErr w:type="spellStart"/>
+      <w:r>
+        <w:rPr>
+          <w:rFonts w:cstheme="minorHAnsi"/>
+          <w:sz w:val="24"/>
+          <w:szCs w:val="24"/>
+          <w:lang w:val="en-US"/>
+        </w:rPr>
+        <w:t>nF</w:t>
+      </w:r>
+      <w:proofErr w:type="spellEnd"/>
+      <w:r>
+        <w:rPr>
+          <w:rFonts w:cstheme="minorHAnsi"/>
+          <w:sz w:val="24"/>
+          <w:szCs w:val="24"/>
+          <w:lang w:val="en-US"/>
+        </w:rPr>
+        <w:t>, C</w:t>
       </w:r>
       <w:r>
         <w:rPr>
@@ -4658,8 +5203,8 @@
           <w:lang w:val="en-US"/>
         </w:rPr>
         <w:sectPr>
-          <w:headerReference w:type="default" r:id="rId14"/>
-          <w:footerReference w:type="default" r:id="rId15"/>
+          <w:headerReference w:type="default" r:id="rId17"/>
+          <w:footerReference w:type="default" r:id="rId18"/>
           <w:type w:val="continuous"/>
           <w:pgSz w:w="11906" w:h="16838"/>
           <w:pgMar w:top="1417" w:right="1417" w:bottom="1417" w:left="1417" w:header="708" w:footer="708" w:gutter="0"/>
@@ -4751,7 +5296,7 @@
                     </pic:cNvPicPr>
                   </pic:nvPicPr>
                   <pic:blipFill>
-                    <a:blip r:embed="rId16">
+                    <a:blip r:embed="rId19">
                       <a:extLst>
                         <a:ext uri="{28A0092B-C50C-407E-A947-70E740481C1C}">
                           <a14:useLocalDpi xmlns:a14="http://schemas.microsoft.com/office/drawing/2010/main" val="0"/>
@@ -4799,7 +5344,16 @@
           <w:sz w:val="24"/>
           <w:szCs w:val="24"/>
         </w:rPr>
-        <w:t>Le courant d’entrée I</w:t>
+        <w:t xml:space="preserve">Le courant d’entrée </w:t>
+      </w:r>
+      <w:proofErr w:type="spellStart"/>
+      <w:r>
+        <w:rPr>
+          <w:rFonts w:cstheme="minorHAnsi"/>
+          <w:sz w:val="24"/>
+          <w:szCs w:val="24"/>
+        </w:rPr>
+        <w:t>I</w:t>
       </w:r>
       <w:r>
         <w:rPr>
@@ -4810,6 +5364,7 @@
         </w:rPr>
         <w:t>sens</w:t>
       </w:r>
+      <w:proofErr w:type="spellEnd"/>
       <w:r>
         <w:rPr>
           <w:rFonts w:cstheme="minorHAnsi"/>
@@ -4824,7 +5379,52 @@
           <w:sz w:val="24"/>
           <w:szCs w:val="24"/>
         </w:rPr>
-        <w:t>ntre 50 nA et 100 nA, ce qui entraîne une variation de la tension V</w:t>
+        <w:t xml:space="preserve">ntre 50 </w:t>
+      </w:r>
+      <w:proofErr w:type="spellStart"/>
+      <w:r>
+        <w:rPr>
+          <w:rFonts w:cstheme="minorHAnsi"/>
+          <w:sz w:val="24"/>
+          <w:szCs w:val="24"/>
+        </w:rPr>
+        <w:t>nA</w:t>
+      </w:r>
+      <w:proofErr w:type="spellEnd"/>
+      <w:r>
+        <w:rPr>
+          <w:rFonts w:cstheme="minorHAnsi"/>
+          <w:sz w:val="24"/>
+          <w:szCs w:val="24"/>
+        </w:rPr>
+        <w:t xml:space="preserve"> et 100 </w:t>
+      </w:r>
+      <w:proofErr w:type="spellStart"/>
+      <w:r>
+        <w:rPr>
+          <w:rFonts w:cstheme="minorHAnsi"/>
+          <w:sz w:val="24"/>
+          <w:szCs w:val="24"/>
+        </w:rPr>
+        <w:t>nA</w:t>
+      </w:r>
+      <w:proofErr w:type="spellEnd"/>
+      <w:r>
+        <w:rPr>
+          <w:rFonts w:cstheme="minorHAnsi"/>
+          <w:sz w:val="24"/>
+          <w:szCs w:val="24"/>
+        </w:rPr>
+        <w:t xml:space="preserve">, ce qui entraîne une variation de la tension </w:t>
+      </w:r>
+      <w:proofErr w:type="spellStart"/>
+      <w:r>
+        <w:rPr>
+          <w:rFonts w:cstheme="minorHAnsi"/>
+          <w:sz w:val="24"/>
+          <w:szCs w:val="24"/>
+        </w:rPr>
+        <w:t>V</w:t>
       </w:r>
       <w:r>
         <w:rPr>
@@ -4835,21 +5435,14 @@
         </w:rPr>
         <w:t>ep</w:t>
       </w:r>
-      <w:r>
-        <w:rPr>
-          <w:rFonts w:cstheme="minorHAnsi"/>
-          <w:sz w:val="24"/>
-          <w:szCs w:val="24"/>
-        </w:rPr>
-        <w:t xml:space="preserve"> appliquée à l’entrée non-inverseur </w:t>
-      </w:r>
-      <w:r>
-        <w:rPr>
-          <w:rFonts w:cstheme="minorHAnsi"/>
-          <w:sz w:val="24"/>
-          <w:szCs w:val="24"/>
-        </w:rPr>
-        <w:t>V</w:t>
+      <w:proofErr w:type="spellEnd"/>
+      <w:r>
+        <w:rPr>
+          <w:rFonts w:cstheme="minorHAnsi"/>
+          <w:sz w:val="24"/>
+          <w:szCs w:val="24"/>
+        </w:rPr>
+        <w:t xml:space="preserve"> appliquée à l’entrée non-inverseur V</w:t>
       </w:r>
       <w:r>
         <w:rPr>
@@ -4974,7 +5567,7 @@
           <w:bdr w:val="none" w:sz="0" w:space="0" w:color="auto" w:frame="1"/>
         </w:rPr>
         <w:drawing>
-          <wp:inline distT="0" distB="0" distL="0" distR="0" wp14:anchorId="252BE40B" wp14:editId="5662789B">
+          <wp:inline distT="0" distB="0" distL="0" distR="0" wp14:anchorId="252BE40B" wp14:editId="7C93BF7E">
             <wp:extent cx="5734050" cy="1332865"/>
             <wp:effectExtent l="0" t="0" r="0" b="635"/>
             <wp:docPr id="1705066560" name="Picture 2"/>
@@ -4991,7 +5584,7 @@
                     </pic:cNvPicPr>
                   </pic:nvPicPr>
                   <pic:blipFill>
-                    <a:blip r:embed="rId17" cstate="print">
+                    <a:blip r:embed="rId20" cstate="print">
                       <a:extLst>
                         <a:ext uri="{28A0092B-C50C-407E-A947-70E740481C1C}">
                           <a14:useLocalDpi xmlns:a14="http://schemas.microsoft.com/office/drawing/2010/main" val="0"/>
@@ -5039,7 +5632,25 @@
           <w:sz w:val="24"/>
           <w:szCs w:val="24"/>
         </w:rPr>
-        <w:t>Au départ, le signal exprimé en décibels est de 140 dB, ce qui correspond à 20log(V</w:t>
+        <w:t>Au départ, le signal exprimé en décibels est de 140 dB, ce qui correspond à 20</w:t>
+      </w:r>
+      <w:proofErr w:type="gramStart"/>
+      <w:r>
+        <w:rPr>
+          <w:rFonts w:cstheme="minorHAnsi"/>
+          <w:sz w:val="24"/>
+          <w:szCs w:val="24"/>
+        </w:rPr>
+        <w:t>log(</w:t>
+      </w:r>
+      <w:proofErr w:type="gramEnd"/>
+      <w:r>
+        <w:rPr>
+          <w:rFonts w:cstheme="minorHAnsi"/>
+          <w:sz w:val="24"/>
+          <w:szCs w:val="24"/>
+        </w:rPr>
+        <w:t>V</w:t>
       </w:r>
       <w:r>
         <w:rPr>
@@ -5056,7 +5667,16 @@
           <w:sz w:val="24"/>
           <w:szCs w:val="24"/>
         </w:rPr>
-        <w:t>/I</w:t>
+        <w:t>/</w:t>
+      </w:r>
+      <w:proofErr w:type="spellStart"/>
+      <w:r>
+        <w:rPr>
+          <w:rFonts w:cstheme="minorHAnsi"/>
+          <w:sz w:val="24"/>
+          <w:szCs w:val="24"/>
+        </w:rPr>
+        <w:t>I</w:t>
       </w:r>
       <w:r>
         <w:rPr>
@@ -5067,6 +5687,7 @@
         </w:rPr>
         <w:t>sens</w:t>
       </w:r>
+      <w:proofErr w:type="spellEnd"/>
       <w:r>
         <w:rPr>
           <w:rFonts w:cstheme="minorHAnsi"/>
@@ -5100,7 +5721,16 @@
           <w:sz w:val="24"/>
           <w:szCs w:val="24"/>
         </w:rPr>
-        <w:t xml:space="preserve"> f</w:t>
+        <w:t xml:space="preserve"> </w:t>
+      </w:r>
+      <w:proofErr w:type="spellStart"/>
+      <w:r>
+        <w:rPr>
+          <w:rFonts w:cstheme="minorHAnsi"/>
+          <w:sz w:val="24"/>
+          <w:szCs w:val="24"/>
+        </w:rPr>
+        <w:t>f</w:t>
       </w:r>
       <w:r>
         <w:rPr>
@@ -5111,6 +5741,7 @@
         </w:rPr>
         <w:t>ech</w:t>
       </w:r>
+      <w:proofErr w:type="spellEnd"/>
       <w:r>
         <w:rPr>
           <w:rFonts w:cstheme="minorHAnsi"/>
@@ -5168,15 +5799,42 @@
           <w:sz w:val="24"/>
           <w:szCs w:val="24"/>
         </w:rPr>
-        <w:t>D'après le théorème de Nyquist, la fréquence maximale du signal que l'on peut correctement numériser doit donc être inférieure à la moitié de cette valeur :</w:t>
-      </w:r>
-      <w:r>
-        <w:rPr>
-          <w:rFonts w:cstheme="minorHAnsi"/>
-          <w:sz w:val="24"/>
-          <w:szCs w:val="24"/>
-        </w:rPr>
-        <w:t xml:space="preserve"> f</w:t>
+        <w:t xml:space="preserve">D'après le théorème de </w:t>
+      </w:r>
+      <w:proofErr w:type="spellStart"/>
+      <w:r>
+        <w:rPr>
+          <w:rFonts w:cstheme="minorHAnsi"/>
+          <w:sz w:val="24"/>
+          <w:szCs w:val="24"/>
+        </w:rPr>
+        <w:t>Nyquist</w:t>
+      </w:r>
+      <w:proofErr w:type="spellEnd"/>
+      <w:r>
+        <w:rPr>
+          <w:rFonts w:cstheme="minorHAnsi"/>
+          <w:sz w:val="24"/>
+          <w:szCs w:val="24"/>
+        </w:rPr>
+        <w:t>, la fréquence maximale du signal que l'on peut correctement numériser doit donc être inférieure à la moitié de cette valeur :</w:t>
+      </w:r>
+      <w:r>
+        <w:rPr>
+          <w:rFonts w:cstheme="minorHAnsi"/>
+          <w:sz w:val="24"/>
+          <w:szCs w:val="24"/>
+        </w:rPr>
+        <w:t xml:space="preserve"> </w:t>
+      </w:r>
+      <w:proofErr w:type="spellStart"/>
+      <w:r>
+        <w:rPr>
+          <w:rFonts w:cstheme="minorHAnsi"/>
+          <w:sz w:val="24"/>
+          <w:szCs w:val="24"/>
+        </w:rPr>
+        <w:t>f</w:t>
       </w:r>
       <w:r>
         <w:rPr>
@@ -5187,6 +5845,7 @@
         </w:rPr>
         <w:t>signal</w:t>
       </w:r>
+      <w:proofErr w:type="spellEnd"/>
       <w:r>
         <w:rPr>
           <w:rFonts w:cstheme="minorHAnsi"/>
@@ -5195,6 +5854,7 @@
         </w:rPr>
         <w:t xml:space="preserve"> &lt; </w:t>
       </w:r>
+      <w:proofErr w:type="spellStart"/>
       <w:r>
         <w:rPr>
           <w:rFonts w:cstheme="minorHAnsi"/>
@@ -5212,6 +5872,7 @@
         </w:rPr>
         <w:t>ech</w:t>
       </w:r>
+      <w:proofErr w:type="spellEnd"/>
       <w:r>
         <w:rPr>
           <w:rFonts w:cstheme="minorHAnsi"/>
@@ -5282,23 +5943,7 @@
           <w:sz w:val="24"/>
           <w:szCs w:val="24"/>
         </w:rPr>
-        <w:t>Le bruit à 50 Hz, généré notamment par l'écran TFT (bruit de type secteur), est clairement observé dans le spectre du signal.</w:t>
-      </w:r>
-      <w:r>
-        <w:rPr>
-          <w:rFonts w:cstheme="minorHAnsi"/>
-          <w:sz w:val="24"/>
-          <w:szCs w:val="24"/>
-        </w:rPr>
-        <w:t xml:space="preserve"> </w:t>
-      </w:r>
-      <w:r>
-        <w:rPr>
-          <w:rFonts w:cstheme="minorHAnsi"/>
-          <w:sz w:val="24"/>
-          <w:szCs w:val="24"/>
-        </w:rPr>
-        <w:t>Pour l’atténuer, on agit sur le condensateur C</w:t>
+        <w:t>Le bruit à 50 Hz, généré notamment par l'écran TFT (bruit de type secteur), est clairement observé dans le spectre du signal. Pour l’atténuer, on agit sur le condensateur C</w:t>
       </w:r>
       <w:r>
         <w:rPr>
@@ -5353,7 +5998,7 @@
                     </pic:cNvPicPr>
                   </pic:nvPicPr>
                   <pic:blipFill>
-                    <a:blip r:embed="rId18" cstate="print">
+                    <a:blip r:embed="rId21" cstate="print">
                       <a:extLst>
                         <a:ext uri="{28A0092B-C50C-407E-A947-70E740481C1C}">
                           <a14:useLocalDpi xmlns:a14="http://schemas.microsoft.com/office/drawing/2010/main" val="0"/>
@@ -5422,7 +6067,25 @@
           <w:sz w:val="24"/>
           <w:szCs w:val="24"/>
         </w:rPr>
-        <w:t xml:space="preserve"> est augmentée à 10 µF, le pic de bruit à 50 Hz est fortement réduit, ce qui indique une amélioration de l’atténuation dans les basses fréquence.</w:t>
+        <w:t xml:space="preserve"> est augmentée à 10 µF, le pic de bruit à 50 Hz est fortement réduit, ce qui indique une amélioration de l’atténuation dans </w:t>
+      </w:r>
+      <w:proofErr w:type="gramStart"/>
+      <w:r>
+        <w:rPr>
+          <w:rFonts w:cstheme="minorHAnsi"/>
+          <w:sz w:val="24"/>
+          <w:szCs w:val="24"/>
+        </w:rPr>
+        <w:t>les basses fréquence</w:t>
+      </w:r>
+      <w:proofErr w:type="gramEnd"/>
+      <w:r>
+        <w:rPr>
+          <w:rFonts w:cstheme="minorHAnsi"/>
+          <w:sz w:val="24"/>
+          <w:szCs w:val="24"/>
+        </w:rPr>
+        <w:t>.</w:t>
       </w:r>
     </w:p>
     <w:p>
@@ -5443,7 +6106,7 @@
           <w:bdr w:val="none" w:sz="0" w:space="0" w:color="auto" w:frame="1"/>
         </w:rPr>
         <w:drawing>
-          <wp:inline distT="0" distB="0" distL="0" distR="0" wp14:anchorId="4917B2C8" wp14:editId="11D710C9">
+          <wp:inline distT="0" distB="0" distL="0" distR="0" wp14:anchorId="4917B2C8" wp14:editId="16DB77E8">
             <wp:extent cx="5342466" cy="2035902"/>
             <wp:effectExtent l="0" t="0" r="0" b="2540"/>
             <wp:docPr id="158556277" name="Picture 8"/>
@@ -5460,7 +6123,7 @@
                     </pic:cNvPicPr>
                   </pic:nvPicPr>
                   <pic:blipFill>
-                    <a:blip r:embed="rId19" cstate="print">
+                    <a:blip r:embed="rId22" cstate="print">
                       <a:extLst>
                         <a:ext uri="{28A0092B-C50C-407E-A947-70E740481C1C}">
                           <a14:useLocalDpi xmlns:a14="http://schemas.microsoft.com/office/drawing/2010/main" val="0"/>
@@ -5575,7 +6238,7 @@
                     </pic:cNvPicPr>
                   </pic:nvPicPr>
                   <pic:blipFill>
-                    <a:blip r:embed="rId20" cstate="print">
+                    <a:blip r:embed="rId23" cstate="print">
                       <a:extLst>
                         <a:ext uri="{28A0092B-C50C-407E-A947-70E740481C1C}">
                           <a14:useLocalDpi xmlns:a14="http://schemas.microsoft.com/office/drawing/2010/main" val="0"/>
@@ -5648,6 +6311,7 @@
       <w:r>
         <w:rPr>
           <w:rFonts w:cstheme="minorHAnsi"/>
+          <w:noProof/>
           <w:sz w:val="24"/>
           <w:szCs w:val="24"/>
         </w:rPr>
@@ -5667,7 +6331,7 @@
                     <pic:cNvPicPr/>
                   </pic:nvPicPr>
                   <pic:blipFill>
-                    <a:blip r:embed="rId21"/>
+                    <a:blip r:embed="rId24"/>
                     <a:stretch>
                       <a:fillRect/>
                     </a:stretch>
@@ -5701,6 +6365,7 @@
       <w:r>
         <w:rPr>
           <w:rFonts w:cstheme="minorHAnsi"/>
+          <w:noProof/>
           <w:sz w:val="24"/>
           <w:szCs w:val="24"/>
         </w:rPr>
@@ -5720,7 +6385,7 @@
                     <pic:cNvPicPr/>
                   </pic:nvPicPr>
                   <pic:blipFill>
-                    <a:blip r:embed="rId22"/>
+                    <a:blip r:embed="rId25"/>
                     <a:stretch>
                       <a:fillRect/>
                     </a:stretch>
@@ -5845,6 +6510,7 @@
       <w:r>
         <w:rPr>
           <w:rFonts w:cstheme="minorHAnsi"/>
+          <w:noProof/>
           <w:sz w:val="24"/>
           <w:szCs w:val="24"/>
         </w:rPr>
@@ -5864,7 +6530,7 @@
                     <pic:cNvPicPr/>
                   </pic:nvPicPr>
                   <pic:blipFill>
-                    <a:blip r:embed="rId23"/>
+                    <a:blip r:embed="rId26"/>
                     <a:stretch>
                       <a:fillRect/>
                     </a:stretch>
@@ -5960,7 +6626,7 @@
     <w:sdtContent>
       <w:p>
         <w:pPr>
-          <w:pStyle w:val="Footer"/>
+          <w:pStyle w:val="Pieddepage"/>
           <w:jc w:val="right"/>
         </w:pPr>
         <w:r>
@@ -5983,7 +6649,7 @@
   </w:sdt>
   <w:p>
     <w:pPr>
-      <w:pStyle w:val="Footer"/>
+      <w:pStyle w:val="Pieddepage"/>
     </w:pPr>
   </w:p>
 </w:ftr>
@@ -6002,7 +6668,7 @@
     <w:sdtContent>
       <w:p>
         <w:pPr>
-          <w:pStyle w:val="Footer"/>
+          <w:pStyle w:val="Pieddepage"/>
           <w:jc w:val="right"/>
         </w:pPr>
         <w:r>
@@ -6025,7 +6691,7 @@
   </w:sdt>
   <w:p>
     <w:pPr>
-      <w:pStyle w:val="Footer"/>
+      <w:pStyle w:val="Pieddepage"/>
     </w:pPr>
   </w:p>
 </w:ftr>
@@ -6060,7 +6726,7 @@
 <w:hdr xmlns:wpc="http://schemas.microsoft.com/office/word/2010/wordprocessingCanvas" xmlns:cx="http://schemas.microsoft.com/office/drawing/2014/chartex" xmlns:cx1="http://schemas.microsoft.com/office/drawing/2015/9/8/chartex" xmlns:cx2="http://schemas.microsoft.com/office/drawing/2015/10/21/chartex" xmlns:cx3="http://schemas.microsoft.com/office/drawing/2016/5/9/chartex" xmlns:cx4="http://schemas.microsoft.com/office/drawing/2016/5/10/chartex" xmlns:cx5="http://schemas.microsoft.com/office/drawing/2016/5/11/chartex" xmlns:cx6="http://schemas.microsoft.com/office/drawing/2016/5/12/chartex" xmlns:cx7="http://schemas.microsoft.com/office/drawing/2016/5/13/chartex" xmlns:cx8="http://schemas.microsoft.com/office/drawing/2016/5/14/chartex" xmlns:mc="http://schemas.openxmlformats.org/markup-compatibility/2006" xmlns:aink="http://schemas.microsoft.com/office/drawing/2016/ink" xmlns:am3d="http://schemas.microsoft.com/office/drawing/2017/model3d" xmlns:o="urn:schemas-microsoft-com:office:office" xmlns:oel="http://schemas.microsoft.com/office/2019/extlst" xmlns:r="http://schemas.openxmlformats.org/officeDocument/2006/relationships" xmlns:m="http://schemas.openxmlformats.org/officeDocument/2006/math" xmlns:v="urn:schemas-microsoft-com:vml" xmlns:wp14="http://schemas.microsoft.com/office/word/2010/wordprocessingDrawing" xmlns:wp="http://schemas.openxmlformats.org/drawingml/2006/wordprocessingDrawing" xmlns:w10="urn:schemas-microsoft-com:office:word" xmlns:w="http://schemas.openxmlformats.org/wordprocessingml/2006/main" xmlns:w14="http://schemas.microsoft.com/office/word/2010/wordml" xmlns:w15="http://schemas.microsoft.com/office/word/2012/wordml" xmlns:w16cex="http://schemas.microsoft.com/office/word/2018/wordml/cex" xmlns:w16cid="http://schemas.microsoft.com/office/word/2016/wordml/cid" xmlns:w16="http://schemas.microsoft.com/office/word/2018/wordml" xmlns:w16du="http://schemas.microsoft.com/office/word/2023/wordml/word16du" xmlns:w16sdtdh="http://schemas.microsoft.com/office/word/2020/wordml/sdtdatahash" xmlns:w16sdtfl="http://schemas.microsoft.com/office/word/2024/wordml/sdtformatlock" xmlns:w16se="http://schemas.microsoft.com/office/word/2015/wordml/symex" xmlns:wpg="http://schemas.microsoft.com/office/word/2010/wordprocessingGroup" xmlns:wpi="http://schemas.microsoft.com/office/word/2010/wordprocessingInk" xmlns:wne="http://schemas.microsoft.com/office/word/2006/wordml" xmlns:wps="http://schemas.microsoft.com/office/word/2010/wordprocessingShape" mc:Ignorable="w14 w15 w16se w16cid w16 w16cex w16sdtdh w16sdtfl w16du wp14">
   <w:p>
     <w:pPr>
-      <w:pStyle w:val="Header"/>
+      <w:pStyle w:val="En-tte"/>
       <w:jc w:val="right"/>
       <w:rPr>
         <w:lang w:val="en-US"/>
@@ -6142,7 +6808,7 @@
   </w:p>
   <w:p>
     <w:pPr>
-      <w:pStyle w:val="Header"/>
+      <w:pStyle w:val="En-tte"/>
       <w:jc w:val="right"/>
       <w:rPr>
         <w:lang w:val="en-US"/>
@@ -6157,7 +6823,7 @@
   </w:p>
   <w:p>
     <w:pPr>
-      <w:pStyle w:val="Header"/>
+      <w:pStyle w:val="En-tte"/>
       <w:jc w:val="right"/>
     </w:pPr>
     <w:r>
@@ -6166,7 +6832,7 @@
   </w:p>
   <w:p>
     <w:pPr>
-      <w:pStyle w:val="Header"/>
+      <w:pStyle w:val="En-tte"/>
     </w:pPr>
   </w:p>
 </w:hdr>
@@ -6176,7 +6842,7 @@
 <w:hdr xmlns:wpc="http://schemas.microsoft.com/office/word/2010/wordprocessingCanvas" xmlns:cx="http://schemas.microsoft.com/office/drawing/2014/chartex" xmlns:cx1="http://schemas.microsoft.com/office/drawing/2015/9/8/chartex" xmlns:cx2="http://schemas.microsoft.com/office/drawing/2015/10/21/chartex" xmlns:cx3="http://schemas.microsoft.com/office/drawing/2016/5/9/chartex" xmlns:cx4="http://schemas.microsoft.com/office/drawing/2016/5/10/chartex" xmlns:cx5="http://schemas.microsoft.com/office/drawing/2016/5/11/chartex" xmlns:cx6="http://schemas.microsoft.com/office/drawing/2016/5/12/chartex" xmlns:cx7="http://schemas.microsoft.com/office/drawing/2016/5/13/chartex" xmlns:cx8="http://schemas.microsoft.com/office/drawing/2016/5/14/chartex" xmlns:mc="http://schemas.openxmlformats.org/markup-compatibility/2006" xmlns:aink="http://schemas.microsoft.com/office/drawing/2016/ink" xmlns:am3d="http://schemas.microsoft.com/office/drawing/2017/model3d" xmlns:o="urn:schemas-microsoft-com:office:office" xmlns:oel="http://schemas.microsoft.com/office/2019/extlst" xmlns:r="http://schemas.openxmlformats.org/officeDocument/2006/relationships" xmlns:m="http://schemas.openxmlformats.org/officeDocument/2006/math" xmlns:v="urn:schemas-microsoft-com:vml" xmlns:wp14="http://schemas.microsoft.com/office/word/2010/wordprocessingDrawing" xmlns:wp="http://schemas.openxmlformats.org/drawingml/2006/wordprocessingDrawing" xmlns:w10="urn:schemas-microsoft-com:office:word" xmlns:w="http://schemas.openxmlformats.org/wordprocessingml/2006/main" xmlns:w14="http://schemas.microsoft.com/office/word/2010/wordml" xmlns:w15="http://schemas.microsoft.com/office/word/2012/wordml" xmlns:w16cex="http://schemas.microsoft.com/office/word/2018/wordml/cex" xmlns:w16cid="http://schemas.microsoft.com/office/word/2016/wordml/cid" xmlns:w16="http://schemas.microsoft.com/office/word/2018/wordml" xmlns:w16du="http://schemas.microsoft.com/office/word/2023/wordml/word16du" xmlns:w16sdtdh="http://schemas.microsoft.com/office/word/2020/wordml/sdtdatahash" xmlns:w16sdtfl="http://schemas.microsoft.com/office/word/2024/wordml/sdtformatlock" xmlns:w16se="http://schemas.microsoft.com/office/word/2015/wordml/symex" xmlns:wpg="http://schemas.microsoft.com/office/word/2010/wordprocessingGroup" xmlns:wpi="http://schemas.microsoft.com/office/word/2010/wordprocessingInk" xmlns:wne="http://schemas.microsoft.com/office/word/2006/wordml" xmlns:wps="http://schemas.microsoft.com/office/word/2010/wordprocessingShape" mc:Ignorable="w14 w15 w16se w16cid w16 w16cex w16sdtdh w16sdtfl w16du wp14">
   <w:p>
     <w:pPr>
-      <w:pStyle w:val="Header"/>
+      <w:pStyle w:val="En-tte"/>
       <w:jc w:val="right"/>
       <w:rPr>
         <w:lang w:val="en-US"/>
@@ -6258,7 +6924,7 @@
   </w:p>
   <w:p>
     <w:pPr>
-      <w:pStyle w:val="Header"/>
+      <w:pStyle w:val="En-tte"/>
       <w:jc w:val="right"/>
       <w:rPr>
         <w:lang w:val="en-US"/>
@@ -6273,7 +6939,7 @@
   </w:p>
   <w:p>
     <w:pPr>
-      <w:pStyle w:val="Header"/>
+      <w:pStyle w:val="En-tte"/>
       <w:jc w:val="right"/>
     </w:pPr>
     <w:r>
@@ -6282,7 +6948,7 @@
   </w:p>
   <w:p>
     <w:pPr>
-      <w:pStyle w:val="Header"/>
+      <w:pStyle w:val="En-tte"/>
     </w:pPr>
   </w:p>
 </w:hdr>
@@ -7110,14 +7776,14 @@
   <w:style w:type="paragraph" w:default="1" w:styleId="Normal">
     <w:name w:val="Normal"/>
     <w:qFormat/>
-    <w:rsid w:val="00F9126D"/>
+    <w:rsid w:val="001E3678"/>
   </w:style>
-  <w:style w:type="character" w:default="1" w:styleId="DefaultParagraphFont">
+  <w:style w:type="character" w:default="1" w:styleId="Policepardfaut">
     <w:name w:val="Default Paragraph Font"/>
     <w:uiPriority w:val="1"/>
     <w:unhideWhenUsed/>
   </w:style>
-  <w:style w:type="table" w:default="1" w:styleId="TableNormal">
+  <w:style w:type="table" w:default="1" w:styleId="TableauNormal">
     <w:name w:val="Normal Table"/>
     <w:uiPriority w:val="99"/>
     <w:semiHidden/>
@@ -7132,16 +7798,16 @@
       </w:tblCellMar>
     </w:tblPr>
   </w:style>
-  <w:style w:type="numbering" w:default="1" w:styleId="NoList">
+  <w:style w:type="numbering" w:default="1" w:styleId="Aucuneliste">
     <w:name w:val="No List"/>
     <w:uiPriority w:val="99"/>
     <w:semiHidden/>
     <w:unhideWhenUsed/>
   </w:style>
-  <w:style w:type="paragraph" w:styleId="Header">
+  <w:style w:type="paragraph" w:styleId="En-tte">
     <w:name w:val="header"/>
     <w:basedOn w:val="Normal"/>
-    <w:link w:val="HeaderChar"/>
+    <w:link w:val="En-tteCar"/>
     <w:uiPriority w:val="99"/>
     <w:unhideWhenUsed/>
     <w:rsid w:val="00AB5DB2"/>
@@ -7153,17 +7819,17 @@
       <w:spacing w:after="0" w:line="240" w:lineRule="auto"/>
     </w:pPr>
   </w:style>
-  <w:style w:type="character" w:customStyle="1" w:styleId="HeaderChar">
-    <w:name w:val="Header Char"/>
-    <w:basedOn w:val="DefaultParagraphFont"/>
-    <w:link w:val="Header"/>
+  <w:style w:type="character" w:customStyle="1" w:styleId="En-tteCar">
+    <w:name w:val="En-tête Car"/>
+    <w:basedOn w:val="Policepardfaut"/>
+    <w:link w:val="En-tte"/>
     <w:uiPriority w:val="99"/>
     <w:rsid w:val="00AB5DB2"/>
   </w:style>
-  <w:style w:type="paragraph" w:styleId="Footer">
+  <w:style w:type="paragraph" w:styleId="Pieddepage">
     <w:name w:val="footer"/>
     <w:basedOn w:val="Normal"/>
-    <w:link w:val="FooterChar"/>
+    <w:link w:val="PieddepageCar"/>
     <w:uiPriority w:val="99"/>
     <w:unhideWhenUsed/>
     <w:rsid w:val="00AB5DB2"/>
@@ -7175,14 +7841,14 @@
       <w:spacing w:after="0" w:line="240" w:lineRule="auto"/>
     </w:pPr>
   </w:style>
-  <w:style w:type="character" w:customStyle="1" w:styleId="FooterChar">
-    <w:name w:val="Footer Char"/>
-    <w:basedOn w:val="DefaultParagraphFont"/>
-    <w:link w:val="Footer"/>
+  <w:style w:type="character" w:customStyle="1" w:styleId="PieddepageCar">
+    <w:name w:val="Pied de page Car"/>
+    <w:basedOn w:val="Policepardfaut"/>
+    <w:link w:val="Pieddepage"/>
     <w:uiPriority w:val="99"/>
     <w:rsid w:val="00AB5DB2"/>
   </w:style>
-  <w:style w:type="paragraph" w:styleId="ListParagraph">
+  <w:style w:type="paragraph" w:styleId="Paragraphedeliste">
     <w:name w:val="List Paragraph"/>
     <w:basedOn w:val="Normal"/>
     <w:uiPriority w:val="34"/>
@@ -7193,9 +7859,9 @@
       <w:contextualSpacing/>
     </w:pPr>
   </w:style>
-  <w:style w:type="table" w:styleId="TableGrid">
+  <w:style w:type="table" w:styleId="Grilledutableau">
     <w:name w:val="Table Grid"/>
-    <w:basedOn w:val="TableNormal"/>
+    <w:basedOn w:val="TableauNormal"/>
     <w:uiPriority w:val="39"/>
     <w:rsid w:val="006E1444"/>
     <w:pPr>
@@ -7212,17 +7878,17 @@
       </w:tblBorders>
     </w:tblPr>
   </w:style>
-  <w:style w:type="character" w:styleId="LineNumber">
+  <w:style w:type="character" w:styleId="Numrodeligne">
     <w:name w:val="line number"/>
-    <w:basedOn w:val="DefaultParagraphFont"/>
+    <w:basedOn w:val="Policepardfaut"/>
     <w:uiPriority w:val="99"/>
     <w:semiHidden/>
     <w:unhideWhenUsed/>
     <w:rsid w:val="00EC0412"/>
   </w:style>
-  <w:style w:type="character" w:styleId="PlaceholderText">
+  <w:style w:type="character" w:styleId="Textedelespacerserv">
     <w:name w:val="Placeholder Text"/>
-    <w:basedOn w:val="DefaultParagraphFont"/>
+    <w:basedOn w:val="Policepardfaut"/>
     <w:uiPriority w:val="99"/>
     <w:semiHidden/>
     <w:rsid w:val="00881E42"/>

--- a/Datasheet/Datasheet_graphit_sensor.docx
+++ b/Datasheet/Datasheet_graphit_sensor.docx
@@ -929,36 +929,8 @@
                 <w:sz w:val="24"/>
                 <w:szCs w:val="24"/>
               </w:rPr>
-              <w:t xml:space="preserve">Passive graphite </w:t>
+              <w:t>Passive graphite strain gauge sensor</w:t>
             </w:r>
-            <w:proofErr w:type="spellStart"/>
-            <w:r>
-              <w:rPr>
-                <w:rFonts w:cstheme="minorHAnsi"/>
-                <w:sz w:val="24"/>
-                <w:szCs w:val="24"/>
-              </w:rPr>
-              <w:t>strain</w:t>
-            </w:r>
-            <w:proofErr w:type="spellEnd"/>
-            <w:r>
-              <w:rPr>
-                <w:rFonts w:cstheme="minorHAnsi"/>
-                <w:sz w:val="24"/>
-                <w:szCs w:val="24"/>
-              </w:rPr>
-              <w:t xml:space="preserve"> gauge </w:t>
-            </w:r>
-            <w:proofErr w:type="spellStart"/>
-            <w:r>
-              <w:rPr>
-                <w:rFonts w:cstheme="minorHAnsi"/>
-                <w:sz w:val="24"/>
-                <w:szCs w:val="24"/>
-              </w:rPr>
-              <w:t>sensor</w:t>
-            </w:r>
-            <w:proofErr w:type="spellEnd"/>
           </w:p>
         </w:tc>
       </w:tr>
@@ -977,7 +949,6 @@
                 <w:lang w:val="en-US"/>
               </w:rPr>
             </w:pPr>
-            <w:proofErr w:type="spellStart"/>
             <w:r>
               <w:rPr>
                 <w:rFonts w:cstheme="minorHAnsi"/>
@@ -986,7 +957,6 @@
               </w:rPr>
               <w:t>Measurand</w:t>
             </w:r>
-            <w:proofErr w:type="spellEnd"/>
           </w:p>
         </w:tc>
         <w:tc>
@@ -1056,7 +1026,6 @@
                 <w:lang w:val="en-US"/>
               </w:rPr>
             </w:pPr>
-            <w:proofErr w:type="spellStart"/>
             <w:r>
               <w:rPr>
                 <w:rFonts w:cstheme="minorHAnsi"/>
@@ -1065,7 +1034,6 @@
               </w:rPr>
               <w:t>Analog</w:t>
             </w:r>
-            <w:proofErr w:type="spellEnd"/>
           </w:p>
         </w:tc>
       </w:tr>
@@ -1090,18 +1058,8 @@
                 <w:sz w:val="24"/>
                 <w:szCs w:val="24"/>
               </w:rPr>
-              <w:t xml:space="preserve">Power </w:t>
+              <w:t>Power Supply</w:t>
             </w:r>
-            <w:proofErr w:type="spellStart"/>
-            <w:r>
-              <w:rPr>
-                <w:rFonts w:cstheme="minorHAnsi"/>
-                <w:sz w:val="24"/>
-                <w:szCs w:val="24"/>
-              </w:rPr>
-              <w:t>Supply</w:t>
-            </w:r>
-            <w:proofErr w:type="spellEnd"/>
           </w:p>
         </w:tc>
         <w:tc>
@@ -1146,41 +1104,13 @@
                 <w:szCs w:val="24"/>
               </w:rPr>
             </w:pPr>
-            <w:proofErr w:type="spellStart"/>
             <w:r>
               <w:rPr>
                 <w:rFonts w:cstheme="minorHAnsi"/>
                 <w:sz w:val="24"/>
                 <w:szCs w:val="24"/>
               </w:rPr>
-              <w:t>Typical</w:t>
-            </w:r>
-            <w:proofErr w:type="spellEnd"/>
-            <w:r>
-              <w:rPr>
-                <w:rFonts w:cstheme="minorHAnsi"/>
-                <w:sz w:val="24"/>
-                <w:szCs w:val="24"/>
-              </w:rPr>
-              <w:t xml:space="preserve"> </w:t>
-            </w:r>
-            <w:proofErr w:type="spellStart"/>
-            <w:r>
-              <w:rPr>
-                <w:rFonts w:cstheme="minorHAnsi"/>
-                <w:sz w:val="24"/>
-                <w:szCs w:val="24"/>
-              </w:rPr>
-              <w:t>Response</w:t>
-            </w:r>
-            <w:proofErr w:type="spellEnd"/>
-            <w:r>
-              <w:rPr>
-                <w:rFonts w:cstheme="minorHAnsi"/>
-                <w:sz w:val="24"/>
-                <w:szCs w:val="24"/>
-              </w:rPr>
-              <w:t xml:space="preserve"> Time</w:t>
+              <w:t>Typical Response Time</w:t>
             </w:r>
           </w:p>
         </w:tc>
@@ -1222,34 +1152,14 @@
                 <w:szCs w:val="24"/>
               </w:rPr>
             </w:pPr>
-            <w:proofErr w:type="spellStart"/>
             <w:r>
               <w:rPr>
                 <w:rFonts w:cstheme="minorHAnsi"/>
                 <w:sz w:val="24"/>
                 <w:szCs w:val="24"/>
               </w:rPr>
-              <w:t>Substrate</w:t>
+              <w:t>Substrate Material</w:t>
             </w:r>
-            <w:proofErr w:type="spellEnd"/>
-            <w:r>
-              <w:rPr>
-                <w:rFonts w:cstheme="minorHAnsi"/>
-                <w:sz w:val="24"/>
-                <w:szCs w:val="24"/>
-              </w:rPr>
-              <w:t xml:space="preserve"> </w:t>
-            </w:r>
-            <w:proofErr w:type="spellStart"/>
-            <w:r>
-              <w:rPr>
-                <w:rFonts w:cstheme="minorHAnsi"/>
-                <w:sz w:val="24"/>
-                <w:szCs w:val="24"/>
-              </w:rPr>
-              <w:t>Material</w:t>
-            </w:r>
-            <w:proofErr w:type="spellEnd"/>
           </w:p>
         </w:tc>
         <w:tc>
@@ -1265,59 +1175,13 @@
                 <w:szCs w:val="24"/>
               </w:rPr>
             </w:pPr>
-            <w:proofErr w:type="spellStart"/>
             <w:r>
               <w:rPr>
                 <w:rFonts w:cstheme="minorHAnsi"/>
                 <w:sz w:val="24"/>
                 <w:szCs w:val="24"/>
               </w:rPr>
-              <w:t>Cellulosic</w:t>
-            </w:r>
-            <w:proofErr w:type="spellEnd"/>
-            <w:r>
-              <w:rPr>
-                <w:rFonts w:cstheme="minorHAnsi"/>
-                <w:sz w:val="24"/>
-                <w:szCs w:val="24"/>
-              </w:rPr>
-              <w:t xml:space="preserve"> plant </w:t>
-            </w:r>
-            <w:proofErr w:type="spellStart"/>
-            <w:r>
-              <w:rPr>
-                <w:rFonts w:cstheme="minorHAnsi"/>
-                <w:sz w:val="24"/>
-                <w:szCs w:val="24"/>
-              </w:rPr>
-              <w:t>fibers</w:t>
-            </w:r>
-            <w:proofErr w:type="spellEnd"/>
-            <w:r>
-              <w:rPr>
-                <w:rFonts w:cstheme="minorHAnsi"/>
-                <w:sz w:val="24"/>
-                <w:szCs w:val="24"/>
-              </w:rPr>
-              <w:t xml:space="preserve"> (</w:t>
-            </w:r>
-            <w:proofErr w:type="spellStart"/>
-            <w:r>
-              <w:rPr>
-                <w:rFonts w:cstheme="minorHAnsi"/>
-                <w:sz w:val="24"/>
-                <w:szCs w:val="24"/>
-              </w:rPr>
-              <w:t>paper</w:t>
-            </w:r>
-            <w:proofErr w:type="spellEnd"/>
-            <w:r>
-              <w:rPr>
-                <w:rFonts w:cstheme="minorHAnsi"/>
-                <w:sz w:val="24"/>
-                <w:szCs w:val="24"/>
-              </w:rPr>
-              <w:t>)</w:t>
+              <w:t>Cellulosic plant fibers (paper)</w:t>
             </w:r>
           </w:p>
         </w:tc>
@@ -1393,18 +1257,8 @@
                 <w:sz w:val="24"/>
                 <w:szCs w:val="24"/>
               </w:rPr>
-              <w:t xml:space="preserve">Paper </w:t>
+              <w:t>Paper Thickness</w:t>
             </w:r>
-            <w:proofErr w:type="spellStart"/>
-            <w:r>
-              <w:rPr>
-                <w:rFonts w:cstheme="minorHAnsi"/>
-                <w:sz w:val="24"/>
-                <w:szCs w:val="24"/>
-              </w:rPr>
-              <w:t>Thickness</w:t>
-            </w:r>
-            <w:proofErr w:type="spellEnd"/>
           </w:p>
         </w:tc>
         <w:tc>
@@ -1435,6 +1289,20 @@
         </w:tc>
       </w:tr>
     </w:tbl>
+    <w:p>
+      <w:pPr>
+        <w:spacing w:line="276" w:lineRule="auto"/>
+        <w:jc w:val="both"/>
+        <w:rPr>
+          <w:rFonts w:cstheme="minorHAnsi"/>
+          <w:b/>
+          <w:bCs/>
+          <w:sz w:val="24"/>
+          <w:szCs w:val="24"/>
+          <w:lang w:val="en-US"/>
+        </w:rPr>
+      </w:pPr>
+    </w:p>
     <w:p>
       <w:pPr>
         <w:spacing w:line="276" w:lineRule="auto"/>
@@ -3059,29 +2927,6 @@
     </w:p>
     <w:p>
       <w:pPr>
-        <w:rPr>
-          <w:rFonts w:cstheme="minorHAnsi"/>
-          <w:b/>
-          <w:bCs/>
-          <w:sz w:val="24"/>
-          <w:szCs w:val="24"/>
-          <w:lang w:val="en-US"/>
-        </w:rPr>
-      </w:pPr>
-      <w:r>
-        <w:rPr>
-          <w:rFonts w:cstheme="minorHAnsi"/>
-          <w:b/>
-          <w:bCs/>
-          <w:sz w:val="24"/>
-          <w:szCs w:val="24"/>
-          <w:lang w:val="en-US"/>
-        </w:rPr>
-        <w:br w:type="page"/>
-      </w:r>
-    </w:p>
-    <w:p>
-      <w:pPr>
         <w:spacing w:line="276" w:lineRule="auto"/>
         <w:jc w:val="both"/>
         <w:rPr>
@@ -4630,27 +4475,7 @@
           <w:szCs w:val="24"/>
           <w:lang w:val="en-US"/>
         </w:rPr>
-        <w:t xml:space="preserve"> = 100 </w:t>
-      </w:r>
-      <w:proofErr w:type="spellStart"/>
-      <w:r>
-        <w:rPr>
-          <w:rFonts w:cstheme="minorHAnsi"/>
-          <w:sz w:val="24"/>
-          <w:szCs w:val="24"/>
-          <w:lang w:val="en-US"/>
-        </w:rPr>
-        <w:t>nF</w:t>
-      </w:r>
-      <w:proofErr w:type="spellEnd"/>
-      <w:r>
-        <w:rPr>
-          <w:rFonts w:cstheme="minorHAnsi"/>
-          <w:sz w:val="24"/>
-          <w:szCs w:val="24"/>
-          <w:lang w:val="en-US"/>
-        </w:rPr>
-        <w:t>, C</w:t>
+        <w:t xml:space="preserve"> = 100 nF, C</w:t>
       </w:r>
       <w:r>
         <w:rPr>
@@ -5344,16 +5169,7 @@
           <w:sz w:val="24"/>
           <w:szCs w:val="24"/>
         </w:rPr>
-        <w:t xml:space="preserve">Le courant d’entrée </w:t>
-      </w:r>
-      <w:proofErr w:type="spellStart"/>
-      <w:r>
-        <w:rPr>
-          <w:rFonts w:cstheme="minorHAnsi"/>
-          <w:sz w:val="24"/>
-          <w:szCs w:val="24"/>
-        </w:rPr>
-        <w:t>I</w:t>
+        <w:t>Le courant d’entrée I</w:t>
       </w:r>
       <w:r>
         <w:rPr>
@@ -5364,7 +5180,6 @@
         </w:rPr>
         <w:t>sens</w:t>
       </w:r>
-      <w:proofErr w:type="spellEnd"/>
       <w:r>
         <w:rPr>
           <w:rFonts w:cstheme="minorHAnsi"/>
@@ -5379,52 +5194,7 @@
           <w:sz w:val="24"/>
           <w:szCs w:val="24"/>
         </w:rPr>
-        <w:t xml:space="preserve">ntre 50 </w:t>
-      </w:r>
-      <w:proofErr w:type="spellStart"/>
-      <w:r>
-        <w:rPr>
-          <w:rFonts w:cstheme="minorHAnsi"/>
-          <w:sz w:val="24"/>
-          <w:szCs w:val="24"/>
-        </w:rPr>
-        <w:t>nA</w:t>
-      </w:r>
-      <w:proofErr w:type="spellEnd"/>
-      <w:r>
-        <w:rPr>
-          <w:rFonts w:cstheme="minorHAnsi"/>
-          <w:sz w:val="24"/>
-          <w:szCs w:val="24"/>
-        </w:rPr>
-        <w:t xml:space="preserve"> et 100 </w:t>
-      </w:r>
-      <w:proofErr w:type="spellStart"/>
-      <w:r>
-        <w:rPr>
-          <w:rFonts w:cstheme="minorHAnsi"/>
-          <w:sz w:val="24"/>
-          <w:szCs w:val="24"/>
-        </w:rPr>
-        <w:t>nA</w:t>
-      </w:r>
-      <w:proofErr w:type="spellEnd"/>
-      <w:r>
-        <w:rPr>
-          <w:rFonts w:cstheme="minorHAnsi"/>
-          <w:sz w:val="24"/>
-          <w:szCs w:val="24"/>
-        </w:rPr>
-        <w:t xml:space="preserve">, ce qui entraîne une variation de la tension </w:t>
-      </w:r>
-      <w:proofErr w:type="spellStart"/>
-      <w:r>
-        <w:rPr>
-          <w:rFonts w:cstheme="minorHAnsi"/>
-          <w:sz w:val="24"/>
-          <w:szCs w:val="24"/>
-        </w:rPr>
-        <w:t>V</w:t>
+        <w:t>ntre 50 nA et 100 nA, ce qui entraîne une variation de la tension V</w:t>
       </w:r>
       <w:r>
         <w:rPr>
@@ -5435,7 +5205,6 @@
         </w:rPr>
         <w:t>ep</w:t>
       </w:r>
-      <w:proofErr w:type="spellEnd"/>
       <w:r>
         <w:rPr>
           <w:rFonts w:cstheme="minorHAnsi"/>
@@ -5632,25 +5401,7 @@
           <w:sz w:val="24"/>
           <w:szCs w:val="24"/>
         </w:rPr>
-        <w:t>Au départ, le signal exprimé en décibels est de 140 dB, ce qui correspond à 20</w:t>
-      </w:r>
-      <w:proofErr w:type="gramStart"/>
-      <w:r>
-        <w:rPr>
-          <w:rFonts w:cstheme="minorHAnsi"/>
-          <w:sz w:val="24"/>
-          <w:szCs w:val="24"/>
-        </w:rPr>
-        <w:t>log(</w:t>
-      </w:r>
-      <w:proofErr w:type="gramEnd"/>
-      <w:r>
-        <w:rPr>
-          <w:rFonts w:cstheme="minorHAnsi"/>
-          <w:sz w:val="24"/>
-          <w:szCs w:val="24"/>
-        </w:rPr>
-        <w:t>V</w:t>
+        <w:t>Au départ, le signal exprimé en décibels est de 140 dB, ce qui correspond à 20log(V</w:t>
       </w:r>
       <w:r>
         <w:rPr>
@@ -5667,16 +5418,7 @@
           <w:sz w:val="24"/>
           <w:szCs w:val="24"/>
         </w:rPr>
-        <w:t>/</w:t>
-      </w:r>
-      <w:proofErr w:type="spellStart"/>
-      <w:r>
-        <w:rPr>
-          <w:rFonts w:cstheme="minorHAnsi"/>
-          <w:sz w:val="24"/>
-          <w:szCs w:val="24"/>
-        </w:rPr>
-        <w:t>I</w:t>
+        <w:t>/I</w:t>
       </w:r>
       <w:r>
         <w:rPr>
@@ -5687,7 +5429,6 @@
         </w:rPr>
         <w:t>sens</w:t>
       </w:r>
-      <w:proofErr w:type="spellEnd"/>
       <w:r>
         <w:rPr>
           <w:rFonts w:cstheme="minorHAnsi"/>
@@ -5721,16 +5462,7 @@
           <w:sz w:val="24"/>
           <w:szCs w:val="24"/>
         </w:rPr>
-        <w:t xml:space="preserve"> </w:t>
-      </w:r>
-      <w:proofErr w:type="spellStart"/>
-      <w:r>
-        <w:rPr>
-          <w:rFonts w:cstheme="minorHAnsi"/>
-          <w:sz w:val="24"/>
-          <w:szCs w:val="24"/>
-        </w:rPr>
-        <w:t>f</w:t>
+        <w:t xml:space="preserve"> f</w:t>
       </w:r>
       <w:r>
         <w:rPr>
@@ -5741,7 +5473,6 @@
         </w:rPr>
         <w:t>ech</w:t>
       </w:r>
-      <w:proofErr w:type="spellEnd"/>
       <w:r>
         <w:rPr>
           <w:rFonts w:cstheme="minorHAnsi"/>
@@ -5799,42 +5530,15 @@
           <w:sz w:val="24"/>
           <w:szCs w:val="24"/>
         </w:rPr>
-        <w:t xml:space="preserve">D'après le théorème de </w:t>
-      </w:r>
-      <w:proofErr w:type="spellStart"/>
-      <w:r>
-        <w:rPr>
-          <w:rFonts w:cstheme="minorHAnsi"/>
-          <w:sz w:val="24"/>
-          <w:szCs w:val="24"/>
-        </w:rPr>
-        <w:t>Nyquist</w:t>
-      </w:r>
-      <w:proofErr w:type="spellEnd"/>
-      <w:r>
-        <w:rPr>
-          <w:rFonts w:cstheme="minorHAnsi"/>
-          <w:sz w:val="24"/>
-          <w:szCs w:val="24"/>
-        </w:rPr>
-        <w:t>, la fréquence maximale du signal que l'on peut correctement numériser doit donc être inférieure à la moitié de cette valeur :</w:t>
-      </w:r>
-      <w:r>
-        <w:rPr>
-          <w:rFonts w:cstheme="minorHAnsi"/>
-          <w:sz w:val="24"/>
-          <w:szCs w:val="24"/>
-        </w:rPr>
-        <w:t xml:space="preserve"> </w:t>
-      </w:r>
-      <w:proofErr w:type="spellStart"/>
-      <w:r>
-        <w:rPr>
-          <w:rFonts w:cstheme="minorHAnsi"/>
-          <w:sz w:val="24"/>
-          <w:szCs w:val="24"/>
-        </w:rPr>
-        <w:t>f</w:t>
+        <w:t>D'après le théorème de Nyquist, la fréquence maximale du signal que l'on peut correctement numériser doit donc être inférieure à la moitié de cette valeur :</w:t>
+      </w:r>
+      <w:r>
+        <w:rPr>
+          <w:rFonts w:cstheme="minorHAnsi"/>
+          <w:sz w:val="24"/>
+          <w:szCs w:val="24"/>
+        </w:rPr>
+        <w:t xml:space="preserve"> f</w:t>
       </w:r>
       <w:r>
         <w:rPr>
@@ -5845,23 +5549,13 @@
         </w:rPr>
         <w:t>signal</w:t>
       </w:r>
-      <w:proofErr w:type="spellEnd"/>
-      <w:r>
-        <w:rPr>
-          <w:rFonts w:cstheme="minorHAnsi"/>
-          <w:sz w:val="24"/>
-          <w:szCs w:val="24"/>
-        </w:rPr>
-        <w:t xml:space="preserve"> &lt; </w:t>
-      </w:r>
-      <w:proofErr w:type="spellStart"/>
-      <w:r>
-        <w:rPr>
-          <w:rFonts w:cstheme="minorHAnsi"/>
-          <w:sz w:val="24"/>
-          <w:szCs w:val="24"/>
-        </w:rPr>
-        <w:t>f</w:t>
+      <w:r>
+        <w:rPr>
+          <w:rFonts w:cstheme="minorHAnsi"/>
+          <w:sz w:val="24"/>
+          <w:szCs w:val="24"/>
+        </w:rPr>
+        <w:t xml:space="preserve"> &lt; f</w:t>
       </w:r>
       <w:r>
         <w:rPr>
@@ -5872,7 +5566,6 @@
         </w:rPr>
         <w:t>ech</w:t>
       </w:r>
-      <w:proofErr w:type="spellEnd"/>
       <w:r>
         <w:rPr>
           <w:rFonts w:cstheme="minorHAnsi"/>
@@ -6067,25 +5760,7 @@
           <w:sz w:val="24"/>
           <w:szCs w:val="24"/>
         </w:rPr>
-        <w:t xml:space="preserve"> est augmentée à 10 µF, le pic de bruit à 50 Hz est fortement réduit, ce qui indique une amélioration de l’atténuation dans </w:t>
-      </w:r>
-      <w:proofErr w:type="gramStart"/>
-      <w:r>
-        <w:rPr>
-          <w:rFonts w:cstheme="minorHAnsi"/>
-          <w:sz w:val="24"/>
-          <w:szCs w:val="24"/>
-        </w:rPr>
-        <w:t>les basses fréquence</w:t>
-      </w:r>
-      <w:proofErr w:type="gramEnd"/>
-      <w:r>
-        <w:rPr>
-          <w:rFonts w:cstheme="minorHAnsi"/>
-          <w:sz w:val="24"/>
-          <w:szCs w:val="24"/>
-        </w:rPr>
-        <w:t>.</w:t>
+        <w:t xml:space="preserve"> est augmentée à 10 µF, le pic de bruit à 50 Hz est fortement réduit, ce qui indique une amélioration de l’atténuation dans les basses fréquence.</w:t>
       </w:r>
     </w:p>
     <w:p>
